--- a/images/bai1_cnsttnt.docx
+++ b/images/bai1_cnsttnt.docx
@@ -1,6 +1,6 @@
 
 <file path=word/document.xml><?xml version="1.0" encoding="utf-8"?>
-<w:document xmlns:wpc="http://schemas.microsoft.com/office/word/2010/wordprocessingCanvas" xmlns:cx="http://schemas.microsoft.com/office/drawing/2014/chartex" xmlns:mc="http://schemas.openxmlformats.org/markup-compatibility/2006" xmlns:o="urn:schemas-microsoft-com:office:office" xmlns:r="http://schemas.openxmlformats.org/officeDocument/2006/relationships" xmlns:m="http://schemas.openxmlformats.org/officeDocument/2006/math" xmlns:v="urn:schemas-microsoft-com:vml" xmlns:wp14="http://schemas.microsoft.com/office/word/2010/wordprocessingDrawing" xmlns:wp="http://schemas.openxmlformats.org/drawingml/2006/wordprocessingDrawing" xmlns:w10="urn:schemas-microsoft-com:office:word" xmlns:w="http://schemas.openxmlformats.org/wordprocessingml/2006/main" xmlns:w14="http://schemas.microsoft.com/office/word/2010/wordml" xmlns:w15="http://schemas.microsoft.com/office/word/2012/wordml" xmlns:w16se="http://schemas.microsoft.com/office/word/2015/wordml/symex" xmlns:wpg="http://schemas.microsoft.com/office/word/2010/wordprocessingGroup" xmlns:wpi="http://schemas.microsoft.com/office/word/2010/wordprocessingInk" xmlns:wne="http://schemas.microsoft.com/office/word/2006/wordml" xmlns:wps="http://schemas.microsoft.com/office/word/2010/wordprocessingShape" mc:Ignorable="w14 w15 w16se wp14">
+<w:document xmlns:wpc="http://schemas.microsoft.com/office/word/2010/wordprocessingCanvas" xmlns:mc="http://schemas.openxmlformats.org/markup-compatibility/2006" xmlns:o="urn:schemas-microsoft-com:office:office" xmlns:r="http://schemas.openxmlformats.org/officeDocument/2006/relationships" xmlns:m="http://schemas.openxmlformats.org/officeDocument/2006/math" xmlns:v="urn:schemas-microsoft-com:vml" xmlns:wp14="http://schemas.microsoft.com/office/word/2010/wordprocessingDrawing" xmlns:wp="http://schemas.openxmlformats.org/drawingml/2006/wordprocessingDrawing" xmlns:w="http://schemas.openxmlformats.org/wordprocessingml/2006/main" xmlns:w14="http://schemas.microsoft.com/office/word/2010/wordml" xmlns:w10="urn:schemas-microsoft-com:office:word" xmlns:w15="http://schemas.microsoft.com/office/word/2012/wordml" xmlns:wpg="http://schemas.microsoft.com/office/word/2010/wordprocessingGroup" xmlns:wpi="http://schemas.microsoft.com/office/word/2010/wordprocessingInk" xmlns:wne="http://schemas.microsoft.com/office/word/2006/wordml" xmlns:wps="http://schemas.microsoft.com/office/word/2010/wordprocessingShape" xmlns:wpsCustomData="http://www.wps.cn/officeDocument/2013/wpsCustomData" mc:Ignorable="w14 w15 wp14">
   <w:body>
     <w:p>
       <w:pPr>
@@ -8,16 +8,18 @@
         <w:jc w:val="center"/>
         <w:outlineLvl w:val="1"/>
         <w:rPr>
-          <w:rFonts w:ascii="Times New Roman" w:eastAsia="Times New Roman" w:hAnsi="Times New Roman" w:cs="Times New Roman"/>
+          <w:rFonts w:ascii="Times New Roman" w:hAnsi="Times New Roman" w:eastAsia="Times New Roman" w:cs="Times New Roman"/>
           <w:b/>
           <w:bCs/>
           <w:sz w:val="32"/>
           <w:szCs w:val="36"/>
         </w:rPr>
       </w:pPr>
-      <w:r>
-        <w:rPr>
-          <w:rFonts w:ascii="Times New Roman" w:eastAsia="Times New Roman" w:hAnsi="Times New Roman" w:cs="Times New Roman"/>
+      <w:bookmarkStart w:id="0" w:name="_GoBack"/>
+      <w:bookmarkEnd w:id="0"/>
+      <w:r>
+        <w:rPr>
+          <w:rFonts w:ascii="Times New Roman" w:hAnsi="Times New Roman" w:eastAsia="Times New Roman" w:cs="Times New Roman"/>
           <w:b/>
           <w:bCs/>
           <w:sz w:val="32"/>
@@ -30,14 +32,14 @@
       <w:pPr>
         <w:spacing w:before="120" w:after="0" w:line="276" w:lineRule="auto"/>
         <w:rPr>
-          <w:rFonts w:ascii="Times New Roman" w:eastAsia="Times New Roman" w:hAnsi="Times New Roman" w:cs="Times New Roman"/>
-          <w:sz w:val="24"/>
-          <w:szCs w:val="24"/>
-        </w:rPr>
-      </w:pPr>
-      <w:r>
-        <w:rPr>
-          <w:rFonts w:ascii="Times New Roman" w:eastAsia="Times New Roman" w:hAnsi="Times New Roman" w:cs="Times New Roman"/>
+          <w:rFonts w:ascii="Times New Roman" w:hAnsi="Times New Roman" w:eastAsia="Times New Roman" w:cs="Times New Roman"/>
+          <w:sz w:val="24"/>
+          <w:szCs w:val="24"/>
+        </w:rPr>
+      </w:pPr>
+      <w:r>
+        <w:rPr>
+          <w:rFonts w:ascii="Times New Roman" w:hAnsi="Times New Roman" w:eastAsia="Times New Roman" w:cs="Times New Roman"/>
           <w:b/>
           <w:bCs/>
           <w:sz w:val="24"/>
@@ -47,33 +49,25 @@
       </w:r>
       <w:r>
         <w:rPr>
-          <w:rFonts w:ascii="Times New Roman" w:eastAsia="Times New Roman" w:hAnsi="Times New Roman" w:cs="Times New Roman"/>
-          <w:sz w:val="24"/>
-          <w:szCs w:val="24"/>
-        </w:rPr>
-        <w:t xml:space="preserve"> Lê Thị Quỳnh Như</w:t>
-      </w:r>
-      <w:r>
-        <w:rPr>
-          <w:rFonts w:ascii="Times New Roman" w:eastAsia="Times New Roman" w:hAnsi="Times New Roman" w:cs="Times New Roman"/>
-          <w:sz w:val="24"/>
-          <w:szCs w:val="24"/>
-        </w:rPr>
-        <w:t xml:space="preserve"> </w:t>
+          <w:rFonts w:ascii="Times New Roman" w:hAnsi="Times New Roman" w:eastAsia="Times New Roman" w:cs="Times New Roman"/>
+          <w:sz w:val="24"/>
+          <w:szCs w:val="24"/>
+        </w:rPr>
+        <w:t xml:space="preserve"> Lê Thị Quỳnh Như </w:t>
       </w:r>
     </w:p>
     <w:p>
       <w:pPr>
         <w:spacing w:before="120" w:after="0" w:line="276" w:lineRule="auto"/>
         <w:rPr>
-          <w:rFonts w:ascii="Times New Roman" w:eastAsia="Times New Roman" w:hAnsi="Times New Roman" w:cs="Times New Roman"/>
-          <w:sz w:val="24"/>
-          <w:szCs w:val="24"/>
-        </w:rPr>
-      </w:pPr>
-      <w:r>
-        <w:rPr>
-          <w:rFonts w:ascii="Times New Roman" w:eastAsia="Times New Roman" w:hAnsi="Times New Roman" w:cs="Times New Roman"/>
+          <w:rFonts w:ascii="Times New Roman" w:hAnsi="Times New Roman" w:eastAsia="Times New Roman" w:cs="Times New Roman"/>
+          <w:sz w:val="24"/>
+          <w:szCs w:val="24"/>
+        </w:rPr>
+      </w:pPr>
+      <w:r>
+        <w:rPr>
+          <w:rFonts w:ascii="Times New Roman" w:hAnsi="Times New Roman" w:eastAsia="Times New Roman" w:cs="Times New Roman"/>
           <w:b/>
           <w:bCs/>
           <w:sz w:val="24"/>
@@ -83,26 +77,18 @@
       </w:r>
       <w:r>
         <w:rPr>
-          <w:rFonts w:ascii="Times New Roman" w:eastAsia="Times New Roman" w:hAnsi="Times New Roman" w:cs="Times New Roman"/>
-          <w:sz w:val="24"/>
-          <w:szCs w:val="24"/>
-        </w:rPr>
-        <w:t xml:space="preserve"> </w:t>
-      </w:r>
-      <w:r>
-        <w:rPr>
-          <w:rFonts w:ascii="Times New Roman" w:eastAsia="Times New Roman" w:hAnsi="Times New Roman" w:cs="Times New Roman"/>
-          <w:sz w:val="24"/>
-          <w:szCs w:val="24"/>
-        </w:rPr>
-        <w:t>K70I-IS3</w:t>
+          <w:rFonts w:ascii="Times New Roman" w:hAnsi="Times New Roman" w:eastAsia="Times New Roman" w:cs="Times New Roman"/>
+          <w:sz w:val="24"/>
+          <w:szCs w:val="24"/>
+        </w:rPr>
+        <w:t xml:space="preserve"> K70I-IS3</w:t>
       </w:r>
     </w:p>
     <w:p>
       <w:pPr>
         <w:spacing w:before="100" w:beforeAutospacing="1" w:after="100" w:afterAutospacing="1" w:line="240" w:lineRule="auto"/>
         <w:rPr>
-          <w:rFonts w:ascii="Times New Roman" w:eastAsia="Times New Roman" w:hAnsi="Times New Roman" w:cs="Times New Roman"/>
+          <w:rFonts w:ascii="Times New Roman" w:hAnsi="Times New Roman" w:eastAsia="Times New Roman" w:cs="Times New Roman"/>
           <w:sz w:val="24"/>
           <w:szCs w:val="24"/>
         </w:rPr>
@@ -112,7 +98,7 @@
       <w:pPr>
         <w:spacing w:before="100" w:beforeAutospacing="1" w:after="100" w:afterAutospacing="1" w:line="240" w:lineRule="auto"/>
         <w:rPr>
-          <w:rFonts w:ascii="Times New Roman" w:eastAsia="Times New Roman" w:hAnsi="Times New Roman" w:cs="Times New Roman"/>
+          <w:rFonts w:ascii="Times New Roman" w:hAnsi="Times New Roman" w:eastAsia="Times New Roman" w:cs="Times New Roman"/>
           <w:b/>
           <w:sz w:val="24"/>
           <w:szCs w:val="24"/>
@@ -121,7 +107,7 @@
       </w:pPr>
       <w:r>
         <w:rPr>
-          <w:rFonts w:ascii="Times New Roman" w:eastAsia="Times New Roman" w:hAnsi="Times New Roman" w:cs="Times New Roman"/>
+          <w:rFonts w:ascii="Times New Roman" w:hAnsi="Times New Roman" w:eastAsia="Times New Roman" w:cs="Times New Roman"/>
           <w:b/>
           <w:sz w:val="24"/>
           <w:szCs w:val="24"/>
@@ -132,7 +118,7 @@
       </w:r>
       <w:r>
         <w:rPr>
-          <w:rFonts w:ascii="Times New Roman" w:eastAsia="Times New Roman" w:hAnsi="Times New Roman" w:cs="Times New Roman"/>
+          <w:rFonts w:ascii="Times New Roman" w:hAnsi="Times New Roman" w:eastAsia="Times New Roman" w:cs="Times New Roman"/>
           <w:b/>
           <w:sz w:val="24"/>
           <w:szCs w:val="24"/>
@@ -152,24 +138,23 @@
       <w:r>
         <w:rPr>
           <w:rFonts w:ascii="Times New Roman" w:hAnsi="Times New Roman" w:cs="Times New Roman"/>
-          <w:noProof/>
           <w:sz w:val="24"/>
           <w:szCs w:val="24"/>
           <w:u w:val="single"/>
         </w:rPr>
         <w:drawing>
-          <wp:anchor distT="0" distB="0" distL="114300" distR="114300" simplePos="0" relativeHeight="251658240" behindDoc="1" locked="0" layoutInCell="1" allowOverlap="1" wp14:anchorId="4E3C3221" wp14:editId="765C0B8E">
+          <wp:anchor distT="0" distB="0" distL="114300" distR="114300" simplePos="0" relativeHeight="251659264" behindDoc="1" locked="0" layoutInCell="1" allowOverlap="1">
             <wp:simplePos x="0" y="0"/>
             <wp:positionH relativeFrom="column">
-              <wp:posOffset>593970</wp:posOffset>
+              <wp:posOffset>593725</wp:posOffset>
             </wp:positionH>
             <wp:positionV relativeFrom="paragraph">
-              <wp:posOffset>402737</wp:posOffset>
+              <wp:posOffset>402590</wp:posOffset>
             </wp:positionV>
-            <wp:extent cx="5020376" cy="628738"/>
+            <wp:extent cx="5020310" cy="628650"/>
             <wp:effectExtent l="0" t="0" r="0" b="0"/>
             <wp:wrapTight wrapText="bothSides">
-              <wp:wrapPolygon edited="0">
+              <wp:wrapPolygon>
                 <wp:start x="0" y="0"/>
                 <wp:lineTo x="0" y="20945"/>
                 <wp:lineTo x="21474" y="20945"/>
@@ -185,11 +170,13 @@
               <a:graphicData uri="http://schemas.openxmlformats.org/drawingml/2006/picture">
                 <pic:pic xmlns:pic="http://schemas.openxmlformats.org/drawingml/2006/picture">
                   <pic:nvPicPr>
-                    <pic:cNvPr id="1" name=""/>
-                    <pic:cNvPicPr/>
+                    <pic:cNvPr id="1" name="Picture 1"/>
+                    <pic:cNvPicPr>
+                      <a:picLocks noChangeAspect="1"/>
+                    </pic:cNvPicPr>
                   </pic:nvPicPr>
                   <pic:blipFill>
-                    <a:blip r:embed="rId8">
+                    <a:blip r:embed="rId6">
                       <a:extLst>
                         <a:ext uri="{28A0092B-C50C-407E-A947-70E740481C1C}">
                           <a14:useLocalDpi xmlns:a14="http://schemas.microsoft.com/office/drawing/2010/main" val="0"/>
@@ -242,15 +229,7 @@
           <w:sz w:val="24"/>
           <w:szCs w:val="24"/>
         </w:rPr>
-        <w:t xml:space="preserve"> </w:t>
-      </w:r>
-      <w:r>
-        <w:rPr>
-          <w:rFonts w:ascii="Times New Roman" w:hAnsi="Times New Roman" w:cs="Times New Roman"/>
-          <w:sz w:val="24"/>
-          <w:szCs w:val="24"/>
-        </w:rPr>
-        <w:t xml:space="preserve">Mở </w:t>
+        <w:t xml:space="preserve"> Mở </w:t>
       </w:r>
       <w:r>
         <w:rPr>
@@ -272,8 +251,8 @@
       </w:r>
       <w:r>
         <w:rPr>
-          <w:rStyle w:val="HTMLCode"/>
-          <w:rFonts w:ascii="Times New Roman" w:eastAsiaTheme="minorHAnsi" w:hAnsi="Times New Roman" w:cs="Times New Roman"/>
+          <w:rStyle w:val="8"/>
+          <w:rFonts w:ascii="Times New Roman" w:hAnsi="Times New Roman" w:cs="Times New Roman" w:eastAsiaTheme="minorHAnsi"/>
           <w:b/>
           <w:color w:val="FF0000"/>
           <w:sz w:val="24"/>
@@ -296,45 +275,35 @@
           <w:sz w:val="24"/>
           <w:szCs w:val="24"/>
         </w:rPr>
-        <w:t>hoặc nhấp vào biểu tượng thư mục màu vàng trên thanh tác vụ.</w:t>
-      </w:r>
-      <w:r>
+        <w:t xml:space="preserve">hoặc nhấp vào biểu tượng thư mục màu vàng trên thanh tác vụ. </w:t>
+      </w:r>
+    </w:p>
+    <w:p>
+      <w:pPr>
         <w:rPr>
           <w:rFonts w:ascii="Times New Roman" w:hAnsi="Times New Roman" w:cs="Times New Roman"/>
-          <w:noProof/>
-          <w:sz w:val="24"/>
-          <w:szCs w:val="24"/>
-        </w:rPr>
-        <w:t xml:space="preserve"> </w:t>
-      </w:r>
-    </w:p>
-    <w:p>
-      <w:pPr>
+          <w:sz w:val="24"/>
+          <w:szCs w:val="24"/>
+        </w:rPr>
+      </w:pPr>
+      <w:r>
         <w:rPr>
           <w:rFonts w:ascii="Times New Roman" w:hAnsi="Times New Roman" w:cs="Times New Roman"/>
-          <w:sz w:val="24"/>
-          <w:szCs w:val="24"/>
-        </w:rPr>
-      </w:pPr>
-      <w:r>
-        <w:rPr>
-          <w:rFonts w:ascii="Times New Roman" w:hAnsi="Times New Roman" w:cs="Times New Roman"/>
-          <w:noProof/>
           <w:sz w:val="24"/>
           <w:szCs w:val="24"/>
         </w:rPr>
         <mc:AlternateContent>
           <mc:Choice Requires="wps">
             <w:drawing>
-              <wp:anchor distT="0" distB="0" distL="114300" distR="114300" simplePos="0" relativeHeight="251661312" behindDoc="0" locked="0" layoutInCell="1" allowOverlap="1" wp14:anchorId="080D3534" wp14:editId="7DBEB5D9">
+              <wp:anchor distT="0" distB="0" distL="114300" distR="114300" simplePos="0" relativeHeight="251661312" behindDoc="0" locked="0" layoutInCell="1" allowOverlap="1">
                 <wp:simplePos x="0" y="0"/>
                 <wp:positionH relativeFrom="column">
-                  <wp:posOffset>2697965</wp:posOffset>
+                  <wp:posOffset>2697480</wp:posOffset>
                 </wp:positionH>
                 <wp:positionV relativeFrom="paragraph">
-                  <wp:posOffset>30405</wp:posOffset>
+                  <wp:posOffset>29845</wp:posOffset>
                 </wp:positionV>
-                <wp:extent cx="600635" cy="474905"/>
+                <wp:extent cx="600710" cy="474980"/>
                 <wp:effectExtent l="19050" t="19050" r="28575" b="20955"/>
                 <wp:wrapNone/>
                 <wp:docPr id="5" name="Oval 5"/>
@@ -375,28 +344,22 @@
                         </a:fontRef>
                       </wps:style>
                       <wps:bodyPr rot="0" spcFirstLastPara="0" vertOverflow="overflow" horzOverflow="overflow" vert="horz" wrap="square" lIns="91440" tIns="45720" rIns="91440" bIns="45720" numCol="1" spcCol="0" rtlCol="0" fromWordArt="0" anchor="ctr" anchorCtr="0" forceAA="0" compatLnSpc="1">
-                        <a:prstTxWarp prst="textNoShape">
-                          <a:avLst/>
-                        </a:prstTxWarp>
                         <a:noAutofit/>
                       </wps:bodyPr>
                     </wps:wsp>
                   </a:graphicData>
                 </a:graphic>
-                <wp14:sizeRelH relativeFrom="margin">
-                  <wp14:pctWidth>0</wp14:pctWidth>
-                </wp14:sizeRelH>
-                <wp14:sizeRelV relativeFrom="margin">
-                  <wp14:pctHeight>0</wp14:pctHeight>
-                </wp14:sizeRelV>
               </wp:anchor>
             </w:drawing>
           </mc:Choice>
           <mc:Fallback>
             <w:pict>
-              <v:oval w14:anchorId="48AF80DE" id="Oval 5" o:spid="_x0000_s1026" style="position:absolute;margin-left:212.45pt;margin-top:2.4pt;width:47.3pt;height:37.4pt;z-index:251661312;visibility:visible;mso-wrap-style:square;mso-width-percent:0;mso-height-percent:0;mso-wrap-distance-left:9pt;mso-wrap-distance-top:0;mso-wrap-distance-right:9pt;mso-wrap-distance-bottom:0;mso-position-horizontal:absolute;mso-position-horizontal-relative:text;mso-position-vertical:absolute;mso-position-vertical-relative:text;mso-width-percent:0;mso-height-percent:0;mso-width-relative:margin;mso-height-relative:margin;v-text-anchor:middle" o:gfxdata="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" filled="f" strokecolor="red" strokeweight="3pt">
-                <v:stroke joinstyle="miter"/>
-              </v:oval>
+              <v:shape id="_x0000_s1026" o:spid="_x0000_s1026" o:spt="3" type="#_x0000_t3" style="position:absolute;left:0pt;margin-left:212.4pt;margin-top:2.35pt;height:37.4pt;width:47.3pt;z-index:251661312;v-text-anchor:middle;mso-width-relative:page;mso-height-relative:page;" filled="f" stroked="t" coordsize="21600,21600" o:gfxdata="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">
+                <v:fill on="f" focussize="0,0"/>
+                <v:stroke weight="3pt" color="#FF0000 [3204]" miterlimit="8" joinstyle="miter"/>
+                <v:imagedata o:title=""/>
+                <o:lock v:ext="edit" aspectratio="f"/>
+              </v:shape>
             </w:pict>
           </mc:Fallback>
         </mc:AlternateContent>
@@ -425,9 +388,6 @@
     <w:p>
       <w:pPr>
         <w:spacing w:before="100" w:beforeAutospacing="1" w:after="100" w:afterAutospacing="1" w:line="240" w:lineRule="auto"/>
-        <w:rPr>
-          <w:noProof/>
-        </w:rPr>
       </w:pPr>
       <w:r>
         <w:rPr>
@@ -463,87 +423,7 @@
           <w:sz w:val="24"/>
           <w:szCs w:val="24"/>
         </w:rPr>
-        <w:t xml:space="preserve"> Ở cột bên trái, nhấ</w:t>
-      </w:r>
-      <w:r>
-        <w:rPr>
-          <w:rFonts w:ascii="Times New Roman" w:hAnsi="Times New Roman" w:cs="Times New Roman"/>
-          <w:sz w:val="24"/>
-          <w:szCs w:val="24"/>
-        </w:rPr>
-        <w:t>p vào T</w:t>
-      </w:r>
-      <w:r>
-        <w:rPr>
-          <w:rFonts w:ascii="Times New Roman" w:hAnsi="Times New Roman" w:cs="Times New Roman"/>
-          <w:sz w:val="24"/>
-          <w:szCs w:val="24"/>
-        </w:rPr>
-        <w:t>his P</w:t>
-      </w:r>
-      <w:r>
-        <w:rPr>
-          <w:rFonts w:ascii="Times New Roman" w:hAnsi="Times New Roman" w:cs="Times New Roman"/>
-          <w:sz w:val="24"/>
-          <w:szCs w:val="24"/>
-        </w:rPr>
-        <w:t>C</w:t>
-      </w:r>
-      <w:r>
-        <w:rPr>
-          <w:rFonts w:ascii="Times New Roman" w:hAnsi="Times New Roman" w:cs="Times New Roman"/>
-          <w:sz w:val="24"/>
-          <w:szCs w:val="24"/>
-        </w:rPr>
-        <w:t>, sau đó nhấn đúp vào một ổ đĩa không phải ổ hệ</w:t>
-      </w:r>
-      <w:r>
-        <w:rPr>
-          <w:rFonts w:ascii="Times New Roman" w:hAnsi="Times New Roman" w:cs="Times New Roman"/>
-          <w:sz w:val="24"/>
-          <w:szCs w:val="24"/>
-        </w:rPr>
-        <w:t xml:space="preserve"> thống</w:t>
-      </w:r>
-      <w:r>
-        <w:rPr>
-          <w:rFonts w:ascii="Times New Roman" w:hAnsi="Times New Roman" w:cs="Times New Roman"/>
-          <w:sz w:val="24"/>
-          <w:szCs w:val="24"/>
-        </w:rPr>
-        <w:t xml:space="preserve"> (ổ D: hoặ</w:t>
-      </w:r>
-      <w:r>
-        <w:rPr>
-          <w:rFonts w:ascii="Times New Roman" w:hAnsi="Times New Roman" w:cs="Times New Roman"/>
-          <w:sz w:val="24"/>
-          <w:szCs w:val="24"/>
-        </w:rPr>
-        <w:t>c E:). Nếu chỉ có ổ C</w:t>
-      </w:r>
-      <w:r>
-        <w:rPr>
-          <w:rFonts w:ascii="Times New Roman" w:hAnsi="Times New Roman" w:cs="Times New Roman"/>
-          <w:sz w:val="24"/>
-          <w:szCs w:val="24"/>
-        </w:rPr>
-        <w:t>:</w:t>
-      </w:r>
-      <w:r>
-        <w:rPr>
-          <w:rFonts w:ascii="Times New Roman" w:hAnsi="Times New Roman" w:cs="Times New Roman"/>
-          <w:sz w:val="24"/>
-          <w:szCs w:val="24"/>
-        </w:rPr>
-        <w:t xml:space="preserve">, </w:t>
-      </w:r>
-      <w:r>
-        <w:rPr>
-          <w:rFonts w:ascii="Times New Roman" w:hAnsi="Times New Roman" w:cs="Times New Roman"/>
-          <w:sz w:val="24"/>
-          <w:szCs w:val="24"/>
-        </w:rPr>
-        <w:t xml:space="preserve">thì vào thư mục </w:t>
+        <w:t xml:space="preserve"> Ở cột bên trái, nhấp vào This PC, sau đó nhấn đúp vào một ổ đĩa không phải ổ hệ thống (ổ D: hoặc E:). Nếu chỉ có ổ C:, thì vào thư mục </w:t>
       </w:r>
       <w:r>
         <w:rPr>
@@ -564,9 +444,6 @@
         <w:t>.</w:t>
       </w:r>
       <w:r>
-        <w:rPr>
-          <w:noProof/>
-        </w:rPr>
         <w:t xml:space="preserve"> </w:t>
       </w:r>
     </w:p>
@@ -576,7 +453,6 @@
         <w:jc w:val="center"/>
         <w:rPr>
           <w:rFonts w:ascii="Times New Roman" w:hAnsi="Times New Roman" w:cs="Times New Roman"/>
-          <w:noProof/>
           <w:sz w:val="24"/>
           <w:szCs w:val="24"/>
         </w:rPr>
@@ -595,22 +471,21 @@
       <w:r>
         <w:rPr>
           <w:rFonts w:ascii="Times New Roman" w:hAnsi="Times New Roman" w:cs="Times New Roman"/>
-          <w:noProof/>
           <w:sz w:val="24"/>
           <w:szCs w:val="24"/>
         </w:rPr>
         <mc:AlternateContent>
           <mc:Choice Requires="wps">
             <w:drawing>
-              <wp:anchor distT="0" distB="0" distL="114300" distR="114300" simplePos="0" relativeHeight="251659264" behindDoc="0" locked="0" layoutInCell="1" allowOverlap="1" wp14:anchorId="6E23B9E4" wp14:editId="6B9F44FB">
+              <wp:anchor distT="0" distB="0" distL="114300" distR="114300" simplePos="0" relativeHeight="251660288" behindDoc="0" locked="0" layoutInCell="1" allowOverlap="1">
                 <wp:simplePos x="0" y="0"/>
                 <wp:positionH relativeFrom="column">
-                  <wp:posOffset>2163932</wp:posOffset>
+                  <wp:posOffset>2163445</wp:posOffset>
                 </wp:positionH>
                 <wp:positionV relativeFrom="paragraph">
-                  <wp:posOffset>940007</wp:posOffset>
+                  <wp:posOffset>939800</wp:posOffset>
                 </wp:positionV>
-                <wp:extent cx="1505734" cy="402851"/>
+                <wp:extent cx="1505585" cy="402590"/>
                 <wp:effectExtent l="19050" t="19050" r="18415" b="16510"/>
                 <wp:wrapNone/>
                 <wp:docPr id="3" name="Oval 3"/>
@@ -651,28 +526,22 @@
                         </a:fontRef>
                       </wps:style>
                       <wps:bodyPr rot="0" spcFirstLastPara="0" vertOverflow="overflow" horzOverflow="overflow" vert="horz" wrap="square" lIns="91440" tIns="45720" rIns="91440" bIns="45720" numCol="1" spcCol="0" rtlCol="0" fromWordArt="0" anchor="ctr" anchorCtr="0" forceAA="0" compatLnSpc="1">
-                        <a:prstTxWarp prst="textNoShape">
-                          <a:avLst/>
-                        </a:prstTxWarp>
                         <a:noAutofit/>
                       </wps:bodyPr>
                     </wps:wsp>
                   </a:graphicData>
                 </a:graphic>
-                <wp14:sizeRelH relativeFrom="margin">
-                  <wp14:pctWidth>0</wp14:pctWidth>
-                </wp14:sizeRelH>
-                <wp14:sizeRelV relativeFrom="margin">
-                  <wp14:pctHeight>0</wp14:pctHeight>
-                </wp14:sizeRelV>
               </wp:anchor>
             </w:drawing>
           </mc:Choice>
           <mc:Fallback>
             <w:pict>
-              <v:oval w14:anchorId="784C993A" id="Oval 3" o:spid="_x0000_s1026" style="position:absolute;margin-left:170.4pt;margin-top:74pt;width:118.55pt;height:31.7pt;z-index:251659264;visibility:visible;mso-wrap-style:square;mso-width-percent:0;mso-height-percent:0;mso-wrap-distance-left:9pt;mso-wrap-distance-top:0;mso-wrap-distance-right:9pt;mso-wrap-distance-bottom:0;mso-position-horizontal:absolute;mso-position-horizontal-relative:text;mso-position-vertical:absolute;mso-position-vertical-relative:text;mso-width-percent:0;mso-height-percent:0;mso-width-relative:margin;mso-height-relative:margin;v-text-anchor:middle" o:gfxdata="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" filled="f" strokecolor="red" strokeweight="3pt">
-                <v:stroke joinstyle="miter"/>
-              </v:oval>
+              <v:shape id="_x0000_s1026" o:spid="_x0000_s1026" o:spt="3" type="#_x0000_t3" style="position:absolute;left:0pt;margin-left:170.35pt;margin-top:74pt;height:31.7pt;width:118.55pt;z-index:251660288;v-text-anchor:middle;mso-width-relative:page;mso-height-relative:page;" filled="f" stroked="t" coordsize="21600,21600" o:gfxdata="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">
+                <v:fill on="f" focussize="0,0"/>
+                <v:stroke weight="3pt" color="#FF0000 [3204]" miterlimit="8" joinstyle="miter"/>
+                <v:imagedata o:title=""/>
+                <o:lock v:ext="edit" aspectratio="f"/>
+              </v:shape>
             </w:pict>
           </mc:Fallback>
         </mc:AlternateContent>
@@ -680,13 +549,12 @@
       <w:r>
         <w:rPr>
           <w:rFonts w:ascii="Times New Roman" w:hAnsi="Times New Roman" w:cs="Times New Roman"/>
-          <w:noProof/>
           <w:sz w:val="24"/>
           <w:szCs w:val="24"/>
         </w:rPr>
         <w:drawing>
-          <wp:inline distT="0" distB="0" distL="0" distR="0" wp14:anchorId="4996F23C" wp14:editId="3ED7B187">
-            <wp:extent cx="2057400" cy="3115340"/>
+          <wp:inline distT="0" distB="0" distL="0" distR="0">
+            <wp:extent cx="2057400" cy="3115310"/>
             <wp:effectExtent l="0" t="0" r="0" b="8890"/>
             <wp:docPr id="4" name="Picture 4"/>
             <wp:cNvGraphicFramePr>
@@ -696,15 +564,19 @@
               <a:graphicData uri="http://schemas.openxmlformats.org/drawingml/2006/picture">
                 <pic:pic xmlns:pic="http://schemas.openxmlformats.org/drawingml/2006/picture">
                   <pic:nvPicPr>
-                    <pic:cNvPr id="1" name=""/>
-                    <pic:cNvPicPr/>
+                    <pic:cNvPr id="4" name="Picture 4"/>
+                    <pic:cNvPicPr>
+                      <a:picLocks noChangeAspect="1"/>
+                    </pic:cNvPicPr>
                   </pic:nvPicPr>
-                  <pic:blipFill rotWithShape="1">
-                    <a:blip r:embed="rId9"/>
+                  <pic:blipFill>
+                    <a:blip r:embed="rId7"/>
                     <a:srcRect b="9649"/>
-                    <a:stretch/>
+                    <a:stretch>
+                      <a:fillRect/>
+                    </a:stretch>
                   </pic:blipFill>
-                  <pic:spPr bwMode="auto">
+                  <pic:spPr>
                     <a:xfrm>
                       <a:off x="0" y="0"/>
                       <a:ext cx="2057687" cy="3115775"/>
@@ -715,11 +587,6 @@
                     <a:ln>
                       <a:noFill/>
                     </a:ln>
-                    <a:extLst>
-                      <a:ext uri="{53640926-AAD7-44D8-BBD7-CCE9431645EC}">
-                        <a14:shadowObscured xmlns:a14="http://schemas.microsoft.com/office/drawing/2010/main"/>
-                      </a:ext>
-                    </a:extLst>
                   </pic:spPr>
                 </pic:pic>
               </a:graphicData>
@@ -727,8 +594,6 @@
           </wp:inline>
         </w:drawing>
       </w:r>
-      <w:bookmarkStart w:id="0" w:name="_GoBack"/>
-      <w:bookmarkEnd w:id="0"/>
     </w:p>
     <w:p>
       <w:pPr>
@@ -767,7 +632,6 @@
           <w:szCs w:val="24"/>
           <w:u w:val="single"/>
         </w:rPr>
-        <w:lastRenderedPageBreak/>
         <w:t>Bước 3:</w:t>
       </w:r>
       <w:r>
@@ -882,14 +746,13 @@
       <w:r>
         <w:rPr>
           <w:rFonts w:ascii="Roboto" w:hAnsi="Roboto"/>
-          <w:noProof/>
           <w:sz w:val="20"/>
           <w:szCs w:val="20"/>
           <w:shd w:val="clear" w:color="auto" w:fill="FFFFFF"/>
         </w:rPr>
         <w:drawing>
-          <wp:inline distT="0" distB="0" distL="0" distR="0" wp14:anchorId="178BBEDD" wp14:editId="6725F2CF">
-            <wp:extent cx="3296110" cy="1505160"/>
+          <wp:inline distT="0" distB="0" distL="0" distR="0">
+            <wp:extent cx="3295650" cy="1504950"/>
             <wp:effectExtent l="0" t="0" r="0" b="0"/>
             <wp:docPr id="6" name="Picture 6"/>
             <wp:cNvGraphicFramePr>
@@ -899,11 +762,13 @@
               <a:graphicData uri="http://schemas.openxmlformats.org/drawingml/2006/picture">
                 <pic:pic xmlns:pic="http://schemas.openxmlformats.org/drawingml/2006/picture">
                   <pic:nvPicPr>
-                    <pic:cNvPr id="1" name=""/>
-                    <pic:cNvPicPr/>
+                    <pic:cNvPr id="6" name="Picture 6"/>
+                    <pic:cNvPicPr>
+                      <a:picLocks noChangeAspect="1"/>
+                    </pic:cNvPicPr>
                   </pic:nvPicPr>
                   <pic:blipFill>
-                    <a:blip r:embed="rId10"/>
+                    <a:blip r:embed="rId8"/>
                     <a:stretch>
                       <a:fillRect/>
                     </a:stretch>
@@ -1013,13 +878,12 @@
       <w:r>
         <w:rPr>
           <w:rFonts w:ascii="Roboto" w:hAnsi="Roboto"/>
-          <w:noProof/>
           <w:sz w:val="20"/>
           <w:szCs w:val="20"/>
           <w:shd w:val="clear" w:color="auto" w:fill="FFFFFF"/>
         </w:rPr>
         <w:drawing>
-          <wp:inline distT="0" distB="0" distL="0" distR="0" wp14:anchorId="60FFF16F" wp14:editId="55DE2689">
+          <wp:inline distT="0" distB="0" distL="0" distR="0">
             <wp:extent cx="5943600" cy="885190"/>
             <wp:effectExtent l="0" t="0" r="0" b="0"/>
             <wp:docPr id="7" name="Picture 7"/>
@@ -1030,11 +894,13 @@
               <a:graphicData uri="http://schemas.openxmlformats.org/drawingml/2006/picture">
                 <pic:pic xmlns:pic="http://schemas.openxmlformats.org/drawingml/2006/picture">
                   <pic:nvPicPr>
-                    <pic:cNvPr id="1" name=""/>
-                    <pic:cNvPicPr/>
+                    <pic:cNvPr id="7" name="Picture 7"/>
+                    <pic:cNvPicPr>
+                      <a:picLocks noChangeAspect="1"/>
+                    </pic:cNvPicPr>
                   </pic:nvPicPr>
                   <pic:blipFill>
-                    <a:blip r:embed="rId11"/>
+                    <a:blip r:embed="rId9"/>
                     <a:stretch>
                       <a:fillRect/>
                     </a:stretch>
@@ -1060,14 +926,14 @@
         <w:shd w:val="clear" w:color="auto" w:fill="FFFFFF"/>
         <w:spacing w:after="100" w:afterAutospacing="1" w:line="240" w:lineRule="auto"/>
         <w:rPr>
-          <w:rFonts w:ascii="Times New Roman" w:eastAsia="Times New Roman" w:hAnsi="Times New Roman" w:cs="Times New Roman"/>
-          <w:sz w:val="24"/>
-          <w:szCs w:val="24"/>
-        </w:rPr>
-      </w:pPr>
-      <w:r>
-        <w:rPr>
-          <w:rFonts w:ascii="Times New Roman" w:eastAsia="Times New Roman" w:hAnsi="Times New Roman" w:cs="Times New Roman"/>
+          <w:rFonts w:ascii="Times New Roman" w:hAnsi="Times New Roman" w:eastAsia="Times New Roman" w:cs="Times New Roman"/>
+          <w:sz w:val="24"/>
+          <w:szCs w:val="24"/>
+        </w:rPr>
+      </w:pPr>
+      <w:r>
+        <w:rPr>
+          <w:rFonts w:ascii="Times New Roman" w:hAnsi="Times New Roman" w:eastAsia="Times New Roman" w:cs="Times New Roman"/>
           <w:b/>
           <w:bCs/>
           <w:sz w:val="24"/>
@@ -1079,7 +945,7 @@
       </w:r>
       <w:r>
         <w:rPr>
-          <w:rFonts w:ascii="Times New Roman" w:eastAsia="Times New Roman" w:hAnsi="Times New Roman" w:cs="Times New Roman"/>
+          <w:rFonts w:ascii="Times New Roman" w:hAnsi="Times New Roman" w:eastAsia="Times New Roman" w:cs="Times New Roman"/>
           <w:b/>
           <w:bCs/>
           <w:sz w:val="24"/>
@@ -1090,7 +956,7 @@
       </w:r>
       <w:r>
         <w:rPr>
-          <w:rFonts w:ascii="Times New Roman" w:eastAsia="Times New Roman" w:hAnsi="Times New Roman" w:cs="Times New Roman"/>
+          <w:rFonts w:ascii="Times New Roman" w:hAnsi="Times New Roman" w:eastAsia="Times New Roman" w:cs="Times New Roman"/>
           <w:b/>
           <w:bCs/>
           <w:sz w:val="24"/>
@@ -1100,7 +966,7 @@
       </w:r>
       <w:r>
         <w:rPr>
-          <w:rFonts w:ascii="Times New Roman" w:eastAsia="Times New Roman" w:hAnsi="Times New Roman" w:cs="Times New Roman"/>
+          <w:rFonts w:ascii="Times New Roman" w:hAnsi="Times New Roman" w:eastAsia="Times New Roman" w:cs="Times New Roman"/>
           <w:sz w:val="24"/>
           <w:szCs w:val="24"/>
         </w:rPr>
@@ -1108,7 +974,7 @@
       </w:r>
       <w:r>
         <w:rPr>
-          <w:rFonts w:ascii="Times New Roman" w:eastAsia="Times New Roman" w:hAnsi="Times New Roman" w:cs="Times New Roman"/>
+          <w:rFonts w:ascii="Times New Roman" w:hAnsi="Times New Roman" w:eastAsia="Times New Roman" w:cs="Times New Roman"/>
           <w:b/>
           <w:color w:val="FF0000"/>
           <w:sz w:val="24"/>
@@ -1118,7 +984,7 @@
       </w:r>
       <w:r>
         <w:rPr>
-          <w:rFonts w:ascii="Times New Roman" w:eastAsia="Times New Roman" w:hAnsi="Times New Roman" w:cs="Times New Roman"/>
+          <w:rFonts w:ascii="Times New Roman" w:hAnsi="Times New Roman" w:eastAsia="Times New Roman" w:cs="Times New Roman"/>
           <w:color w:val="FF0000"/>
           <w:sz w:val="24"/>
           <w:szCs w:val="24"/>
@@ -1127,7 +993,7 @@
       </w:r>
       <w:r>
         <w:rPr>
-          <w:rFonts w:ascii="Times New Roman" w:eastAsia="Times New Roman" w:hAnsi="Times New Roman" w:cs="Times New Roman"/>
+          <w:rFonts w:ascii="Times New Roman" w:hAnsi="Times New Roman" w:eastAsia="Times New Roman" w:cs="Times New Roman"/>
           <w:sz w:val="24"/>
           <w:szCs w:val="24"/>
         </w:rPr>
@@ -1135,7 +1001,7 @@
       </w:r>
       <w:r>
         <w:rPr>
-          <w:rFonts w:ascii="Times New Roman" w:eastAsia="Times New Roman" w:hAnsi="Times New Roman" w:cs="Times New Roman"/>
+          <w:rFonts w:ascii="Times New Roman" w:hAnsi="Times New Roman" w:eastAsia="Times New Roman" w:cs="Times New Roman"/>
           <w:b/>
           <w:color w:val="FF0000"/>
           <w:sz w:val="24"/>
@@ -1145,7 +1011,7 @@
       </w:r>
       <w:r>
         <w:rPr>
-          <w:rFonts w:ascii="Times New Roman" w:eastAsia="Times New Roman" w:hAnsi="Times New Roman" w:cs="Times New Roman"/>
+          <w:rFonts w:ascii="Times New Roman" w:hAnsi="Times New Roman" w:eastAsia="Times New Roman" w:cs="Times New Roman"/>
           <w:sz w:val="24"/>
           <w:szCs w:val="24"/>
         </w:rPr>
@@ -1153,7 +1019,7 @@
       </w:r>
       <w:r>
         <w:rPr>
-          <w:rFonts w:ascii="Times New Roman" w:eastAsia="Times New Roman" w:hAnsi="Times New Roman" w:cs="Times New Roman"/>
+          <w:rFonts w:ascii="Times New Roman" w:hAnsi="Times New Roman" w:eastAsia="Times New Roman" w:cs="Times New Roman"/>
           <w:b/>
           <w:sz w:val="24"/>
           <w:szCs w:val="24"/>
@@ -1162,7 +1028,7 @@
       </w:r>
       <w:r>
         <w:rPr>
-          <w:rFonts w:ascii="Times New Roman" w:eastAsia="Times New Roman" w:hAnsi="Times New Roman" w:cs="Times New Roman"/>
+          <w:rFonts w:ascii="Times New Roman" w:hAnsi="Times New Roman" w:eastAsia="Times New Roman" w:cs="Times New Roman"/>
           <w:sz w:val="24"/>
           <w:szCs w:val="24"/>
         </w:rPr>
@@ -1170,7 +1036,7 @@
       </w:r>
       <w:r>
         <w:rPr>
-          <w:rFonts w:ascii="Times New Roman" w:eastAsia="Times New Roman" w:hAnsi="Times New Roman" w:cs="Times New Roman"/>
+          <w:rFonts w:ascii="Times New Roman" w:hAnsi="Times New Roman" w:eastAsia="Times New Roman" w:cs="Times New Roman"/>
           <w:b/>
           <w:color w:val="FF0000"/>
           <w:sz w:val="24"/>
@@ -1180,19 +1046,11 @@
       </w:r>
       <w:r>
         <w:rPr>
-          <w:rFonts w:ascii="Times New Roman" w:eastAsia="Times New Roman" w:hAnsi="Times New Roman" w:cs="Times New Roman"/>
-          <w:sz w:val="24"/>
-          <w:szCs w:val="24"/>
-        </w:rPr>
-        <w:t>.</w:t>
-      </w:r>
-      <w:r>
-        <w:rPr>
-          <w:rFonts w:ascii="Times New Roman" w:eastAsia="Times New Roman" w:hAnsi="Times New Roman" w:cs="Times New Roman"/>
-          <w:sz w:val="24"/>
-          <w:szCs w:val="24"/>
-        </w:rPr>
-        <w:t xml:space="preserve"> </w:t>
+          <w:rFonts w:ascii="Times New Roman" w:hAnsi="Times New Roman" w:eastAsia="Times New Roman" w:cs="Times New Roman"/>
+          <w:sz w:val="24"/>
+          <w:szCs w:val="24"/>
+        </w:rPr>
+        <w:t xml:space="preserve">. </w:t>
       </w:r>
     </w:p>
     <w:p>
@@ -1200,36 +1058,33 @@
         <w:shd w:val="clear" w:color="auto" w:fill="FFFFFF"/>
         <w:spacing w:after="100" w:afterAutospacing="1" w:line="240" w:lineRule="auto"/>
         <w:rPr>
-          <w:rFonts w:ascii="Roboto" w:eastAsia="Times New Roman" w:hAnsi="Roboto" w:cs="Times New Roman"/>
+          <w:rFonts w:ascii="Roboto" w:hAnsi="Roboto" w:eastAsia="Times New Roman" w:cs="Times New Roman"/>
           <w:sz w:val="20"/>
           <w:szCs w:val="20"/>
         </w:rPr>
       </w:pPr>
       <w:r>
         <w:rPr>
-          <w:rFonts w:ascii="Roboto" w:eastAsia="Times New Roman" w:hAnsi="Roboto" w:cs="Times New Roman"/>
-          <w:noProof/>
+          <w:rFonts w:ascii="Roboto" w:hAnsi="Roboto" w:eastAsia="Times New Roman" w:cs="Times New Roman"/>
           <w:sz w:val="20"/>
           <w:szCs w:val="20"/>
         </w:rPr>
         <mc:AlternateContent>
           <mc:Choice Requires="wps">
             <w:drawing>
-              <wp:anchor distT="45720" distB="45720" distL="114300" distR="114300" simplePos="0" relativeHeight="251670528" behindDoc="0" locked="0" layoutInCell="1" allowOverlap="1" wp14:anchorId="05DDFFB8" wp14:editId="30A7DFCE">
+              <wp:anchor distT="45720" distB="45720" distL="114300" distR="114300" simplePos="0" relativeHeight="251665408" behindDoc="0" locked="0" layoutInCell="1" allowOverlap="1">
                 <wp:simplePos x="0" y="0"/>
                 <wp:positionH relativeFrom="column">
-                  <wp:posOffset>689722</wp:posOffset>
+                  <wp:posOffset>689610</wp:posOffset>
                 </wp:positionH>
                 <wp:positionV relativeFrom="paragraph">
-                  <wp:posOffset>3166148</wp:posOffset>
+                  <wp:posOffset>3166110</wp:posOffset>
                 </wp:positionV>
-                <wp:extent cx="527610" cy="519953"/>
+                <wp:extent cx="527685" cy="520065"/>
                 <wp:effectExtent l="0" t="0" r="0" b="0"/>
                 <wp:wrapNone/>
                 <wp:docPr id="12" name="Text Box 2"/>
-                <wp:cNvGraphicFramePr>
-                  <a:graphicFrameLocks xmlns:a="http://schemas.openxmlformats.org/drawingml/2006/main"/>
-                </wp:cNvGraphicFramePr>
+                <wp:cNvGraphicFramePr/>
                 <a:graphic xmlns:a="http://schemas.openxmlformats.org/drawingml/2006/main">
                   <a:graphicData uri="http://schemas.microsoft.com/office/word/2010/wordprocessingShape">
                     <wps:wsp>
@@ -1248,8 +1103,6 @@
                         <a:ln w="9525">
                           <a:noFill/>
                           <a:miter lim="800000"/>
-                          <a:headEnd/>
-                          <a:tailEnd/>
                         </a:ln>
                       </wps:spPr>
                       <wps:txbx>
@@ -1282,22 +1135,16 @@
                     </wps:wsp>
                   </a:graphicData>
                 </a:graphic>
-                <wp14:sizeRelH relativeFrom="margin">
-                  <wp14:pctWidth>0</wp14:pctWidth>
-                </wp14:sizeRelH>
-                <wp14:sizeRelV relativeFrom="margin">
-                  <wp14:pctHeight>0</wp14:pctHeight>
-                </wp14:sizeRelV>
               </wp:anchor>
             </w:drawing>
           </mc:Choice>
           <mc:Fallback>
             <w:pict>
-              <v:shapetype w14:anchorId="05DDFFB8" id="_x0000_t202" coordsize="21600,21600" o:spt="202" path="m,l,21600r21600,l21600,xe">
-                <v:stroke joinstyle="miter"/>
-                <v:path gradientshapeok="t" o:connecttype="rect"/>
-              </v:shapetype>
-              <v:shape id="Text Box 2" o:spid="_x0000_s1026" type="#_x0000_t202" style="position:absolute;margin-left:54.3pt;margin-top:249.3pt;width:41.55pt;height:40.95pt;z-index:251670528;visibility:visible;mso-wrap-style:square;mso-width-percent:0;mso-height-percent:0;mso-wrap-distance-left:9pt;mso-wrap-distance-top:3.6pt;mso-wrap-distance-right:9pt;mso-wrap-distance-bottom:3.6pt;mso-position-horizontal:absolute;mso-position-horizontal-relative:text;mso-position-vertical:absolute;mso-position-vertical-relative:text;mso-width-percent:0;mso-height-percent:0;mso-width-relative:margin;mso-height-relative:margin;v-text-anchor:top" o:gfxdata="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" filled="f" stroked="f">
+              <v:shape id="Text Box 2" o:spid="_x0000_s1026" o:spt="202" type="#_x0000_t202" style="position:absolute;left:0pt;margin-left:54.3pt;margin-top:249.3pt;height:40.95pt;width:41.55pt;z-index:251665408;mso-width-relative:page;mso-height-relative:page;" filled="f" stroked="f" coordsize="21600,21600" o:gfxdata="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">
+                <v:fill on="f" focussize="0,0"/>
+                <v:stroke on="f" miterlimit="8" joinstyle="miter"/>
+                <v:imagedata o:title=""/>
+                <o:lock v:ext="edit" aspectratio="f"/>
                 <v:textbox>
                   <w:txbxContent>
                     <w:p>
@@ -1329,29 +1176,26 @@
       </w:r>
       <w:r>
         <w:rPr>
-          <w:rFonts w:ascii="Roboto" w:eastAsia="Times New Roman" w:hAnsi="Roboto" w:cs="Times New Roman"/>
-          <w:noProof/>
+          <w:rFonts w:ascii="Roboto" w:hAnsi="Roboto" w:eastAsia="Times New Roman" w:cs="Times New Roman"/>
           <w:sz w:val="20"/>
           <w:szCs w:val="20"/>
         </w:rPr>
         <mc:AlternateContent>
           <mc:Choice Requires="wps">
             <w:drawing>
-              <wp:anchor distT="45720" distB="45720" distL="114300" distR="114300" simplePos="0" relativeHeight="251668480" behindDoc="0" locked="0" layoutInCell="1" allowOverlap="1" wp14:anchorId="3341B0E3" wp14:editId="7A2BC024">
+              <wp:anchor distT="45720" distB="45720" distL="114300" distR="114300" simplePos="0" relativeHeight="251664384" behindDoc="0" locked="0" layoutInCell="1" allowOverlap="1">
                 <wp:simplePos x="0" y="0"/>
                 <wp:positionH relativeFrom="column">
-                  <wp:posOffset>3505087</wp:posOffset>
+                  <wp:posOffset>3504565</wp:posOffset>
                 </wp:positionH>
                 <wp:positionV relativeFrom="paragraph">
-                  <wp:posOffset>1257225</wp:posOffset>
+                  <wp:posOffset>1256665</wp:posOffset>
                 </wp:positionV>
-                <wp:extent cx="411779" cy="501650"/>
+                <wp:extent cx="411480" cy="501650"/>
                 <wp:effectExtent l="0" t="0" r="0" b="0"/>
                 <wp:wrapNone/>
                 <wp:docPr id="217" name="Text Box 2"/>
-                <wp:cNvGraphicFramePr>
-                  <a:graphicFrameLocks xmlns:a="http://schemas.openxmlformats.org/drawingml/2006/main"/>
-                </wp:cNvGraphicFramePr>
+                <wp:cNvGraphicFramePr/>
                 <a:graphic xmlns:a="http://schemas.openxmlformats.org/drawingml/2006/main">
                   <a:graphicData uri="http://schemas.microsoft.com/office/word/2010/wordprocessingShape">
                     <wps:wsp>
@@ -1370,8 +1214,6 @@
                         <a:ln w="9525">
                           <a:noFill/>
                           <a:miter lim="800000"/>
-                          <a:headEnd/>
-                          <a:tailEnd/>
                         </a:ln>
                       </wps:spPr>
                       <wps:txbx>
@@ -1404,18 +1246,16 @@
                     </wps:wsp>
                   </a:graphicData>
                 </a:graphic>
-                <wp14:sizeRelH relativeFrom="margin">
-                  <wp14:pctWidth>0</wp14:pctWidth>
-                </wp14:sizeRelH>
-                <wp14:sizeRelV relativeFrom="margin">
-                  <wp14:pctHeight>0</wp14:pctHeight>
-                </wp14:sizeRelV>
               </wp:anchor>
             </w:drawing>
           </mc:Choice>
           <mc:Fallback>
             <w:pict>
-              <v:shape w14:anchorId="3341B0E3" id="_x0000_s1027" type="#_x0000_t202" style="position:absolute;margin-left:276pt;margin-top:99pt;width:32.4pt;height:39.5pt;z-index:251668480;visibility:visible;mso-wrap-style:square;mso-width-percent:0;mso-height-percent:0;mso-wrap-distance-left:9pt;mso-wrap-distance-top:3.6pt;mso-wrap-distance-right:9pt;mso-wrap-distance-bottom:3.6pt;mso-position-horizontal:absolute;mso-position-horizontal-relative:text;mso-position-vertical:absolute;mso-position-vertical-relative:text;mso-width-percent:0;mso-height-percent:0;mso-width-relative:margin;mso-height-relative:margin;v-text-anchor:top" o:gfxdata="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" filled="f" stroked="f">
+              <v:shape id="Text Box 2" o:spid="_x0000_s1026" o:spt="202" type="#_x0000_t202" style="position:absolute;left:0pt;margin-left:275.95pt;margin-top:98.95pt;height:39.5pt;width:32.4pt;z-index:251664384;mso-width-relative:page;mso-height-relative:page;" filled="f" stroked="f" coordsize="21600,21600" o:gfxdata="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">
+                <v:fill on="f" focussize="0,0"/>
+                <v:stroke on="f" miterlimit="8" joinstyle="miter"/>
+                <v:imagedata o:title=""/>
+                <o:lock v:ext="edit" aspectratio="f"/>
                 <v:textbox>
                   <w:txbxContent>
                     <w:p>
@@ -1448,22 +1288,21 @@
       <w:r>
         <w:rPr>
           <w:rFonts w:ascii="Times New Roman" w:hAnsi="Times New Roman" w:cs="Times New Roman"/>
-          <w:noProof/>
           <w:sz w:val="24"/>
           <w:szCs w:val="24"/>
         </w:rPr>
         <mc:AlternateContent>
           <mc:Choice Requires="wps">
             <w:drawing>
-              <wp:anchor distT="0" distB="0" distL="114300" distR="114300" simplePos="0" relativeHeight="251665408" behindDoc="0" locked="0" layoutInCell="1" allowOverlap="1" wp14:anchorId="7B771072" wp14:editId="21BEF0DC">
+              <wp:anchor distT="0" distB="0" distL="114300" distR="114300" simplePos="0" relativeHeight="251663360" behindDoc="0" locked="0" layoutInCell="1" allowOverlap="1">
                 <wp:simplePos x="0" y="0"/>
                 <wp:positionH relativeFrom="column">
                   <wp:posOffset>3890010</wp:posOffset>
                 </wp:positionH>
                 <wp:positionV relativeFrom="paragraph">
-                  <wp:posOffset>1358303</wp:posOffset>
+                  <wp:posOffset>1358265</wp:posOffset>
                 </wp:positionV>
-                <wp:extent cx="519953" cy="206076"/>
+                <wp:extent cx="520065" cy="206375"/>
                 <wp:effectExtent l="19050" t="19050" r="13970" b="22860"/>
                 <wp:wrapNone/>
                 <wp:docPr id="10" name="Oval 10"/>
@@ -1504,28 +1343,22 @@
                         </a:fontRef>
                       </wps:style>
                       <wps:bodyPr rot="0" spcFirstLastPara="0" vertOverflow="overflow" horzOverflow="overflow" vert="horz" wrap="square" lIns="91440" tIns="45720" rIns="91440" bIns="45720" numCol="1" spcCol="0" rtlCol="0" fromWordArt="0" anchor="ctr" anchorCtr="0" forceAA="0" compatLnSpc="1">
-                        <a:prstTxWarp prst="textNoShape">
-                          <a:avLst/>
-                        </a:prstTxWarp>
                         <a:noAutofit/>
                       </wps:bodyPr>
                     </wps:wsp>
                   </a:graphicData>
                 </a:graphic>
-                <wp14:sizeRelH relativeFrom="margin">
-                  <wp14:pctWidth>0</wp14:pctWidth>
-                </wp14:sizeRelH>
-                <wp14:sizeRelV relativeFrom="margin">
-                  <wp14:pctHeight>0</wp14:pctHeight>
-                </wp14:sizeRelV>
               </wp:anchor>
             </w:drawing>
           </mc:Choice>
           <mc:Fallback>
             <w:pict>
-              <v:oval w14:anchorId="06932772" id="Oval 10" o:spid="_x0000_s1026" style="position:absolute;margin-left:306.3pt;margin-top:106.95pt;width:40.95pt;height:16.25pt;z-index:251665408;visibility:visible;mso-wrap-style:square;mso-width-percent:0;mso-height-percent:0;mso-wrap-distance-left:9pt;mso-wrap-distance-top:0;mso-wrap-distance-right:9pt;mso-wrap-distance-bottom:0;mso-position-horizontal:absolute;mso-position-horizontal-relative:text;mso-position-vertical:absolute;mso-position-vertical-relative:text;mso-width-percent:0;mso-height-percent:0;mso-width-relative:margin;mso-height-relative:margin;v-text-anchor:middle" o:gfxdata="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" filled="f" strokecolor="red" strokeweight="3pt">
-                <v:stroke joinstyle="miter"/>
-              </v:oval>
+              <v:shape id="_x0000_s1026" o:spid="_x0000_s1026" o:spt="3" type="#_x0000_t3" style="position:absolute;left:0pt;margin-left:306.3pt;margin-top:106.95pt;height:16.25pt;width:40.95pt;z-index:251663360;v-text-anchor:middle;mso-width-relative:page;mso-height-relative:page;" filled="f" stroked="t" coordsize="21600,21600" o:gfxdata="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">
+                <v:fill on="f" focussize="0,0"/>
+                <v:stroke weight="3pt" color="#FF0000 [3204]" miterlimit="8" joinstyle="miter"/>
+                <v:imagedata o:title=""/>
+                <o:lock v:ext="edit" aspectratio="f"/>
+              </v:shape>
             </w:pict>
           </mc:Fallback>
         </mc:AlternateContent>
@@ -1533,22 +1366,21 @@
       <w:r>
         <w:rPr>
           <w:rFonts w:ascii="Times New Roman" w:hAnsi="Times New Roman" w:cs="Times New Roman"/>
-          <w:noProof/>
           <w:sz w:val="24"/>
           <w:szCs w:val="24"/>
         </w:rPr>
         <mc:AlternateContent>
           <mc:Choice Requires="wps">
             <w:drawing>
-              <wp:anchor distT="0" distB="0" distL="114300" distR="114300" simplePos="0" relativeHeight="251663360" behindDoc="0" locked="0" layoutInCell="1" allowOverlap="1" wp14:anchorId="352ADCBF" wp14:editId="48636766">
+              <wp:anchor distT="0" distB="0" distL="114300" distR="114300" simplePos="0" relativeHeight="251662336" behindDoc="0" locked="0" layoutInCell="1" allowOverlap="1">
                 <wp:simplePos x="0" y="0"/>
                 <wp:positionH relativeFrom="column">
-                  <wp:posOffset>1021977</wp:posOffset>
+                  <wp:posOffset>1021715</wp:posOffset>
                 </wp:positionH>
                 <wp:positionV relativeFrom="paragraph">
-                  <wp:posOffset>3265880</wp:posOffset>
+                  <wp:posOffset>3265805</wp:posOffset>
                 </wp:positionV>
-                <wp:extent cx="1156448" cy="250601"/>
+                <wp:extent cx="1156335" cy="250825"/>
                 <wp:effectExtent l="19050" t="19050" r="24765" b="16510"/>
                 <wp:wrapNone/>
                 <wp:docPr id="9" name="Oval 9"/>
@@ -1589,41 +1421,34 @@
                         </a:fontRef>
                       </wps:style>
                       <wps:bodyPr rot="0" spcFirstLastPara="0" vertOverflow="overflow" horzOverflow="overflow" vert="horz" wrap="square" lIns="91440" tIns="45720" rIns="91440" bIns="45720" numCol="1" spcCol="0" rtlCol="0" fromWordArt="0" anchor="ctr" anchorCtr="0" forceAA="0" compatLnSpc="1">
-                        <a:prstTxWarp prst="textNoShape">
-                          <a:avLst/>
-                        </a:prstTxWarp>
                         <a:noAutofit/>
                       </wps:bodyPr>
                     </wps:wsp>
                   </a:graphicData>
                 </a:graphic>
-                <wp14:sizeRelH relativeFrom="margin">
-                  <wp14:pctWidth>0</wp14:pctWidth>
-                </wp14:sizeRelH>
-                <wp14:sizeRelV relativeFrom="margin">
-                  <wp14:pctHeight>0</wp14:pctHeight>
-                </wp14:sizeRelV>
               </wp:anchor>
             </w:drawing>
           </mc:Choice>
           <mc:Fallback>
             <w:pict>
-              <v:oval w14:anchorId="6CBF0557" id="Oval 9" o:spid="_x0000_s1026" style="position:absolute;margin-left:80.45pt;margin-top:257.15pt;width:91.05pt;height:19.75pt;z-index:251663360;visibility:visible;mso-wrap-style:square;mso-width-percent:0;mso-height-percent:0;mso-wrap-distance-left:9pt;mso-wrap-distance-top:0;mso-wrap-distance-right:9pt;mso-wrap-distance-bottom:0;mso-position-horizontal:absolute;mso-position-horizontal-relative:text;mso-position-vertical:absolute;mso-position-vertical-relative:text;mso-width-percent:0;mso-height-percent:0;mso-width-relative:margin;mso-height-relative:margin;v-text-anchor:middle" o:gfxdata="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" filled="f" strokecolor="red" strokeweight="3pt">
-                <v:stroke joinstyle="miter"/>
-              </v:oval>
+              <v:shape id="_x0000_s1026" o:spid="_x0000_s1026" o:spt="3" type="#_x0000_t3" style="position:absolute;left:0pt;margin-left:80.45pt;margin-top:257.15pt;height:19.75pt;width:91.05pt;z-index:251662336;v-text-anchor:middle;mso-width-relative:page;mso-height-relative:page;" filled="f" stroked="t" coordsize="21600,21600" o:gfxdata="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">
+                <v:fill on="f" focussize="0,0"/>
+                <v:stroke weight="3pt" color="#FF0000 [3204]" miterlimit="8" joinstyle="miter"/>
+                <v:imagedata o:title=""/>
+                <o:lock v:ext="edit" aspectratio="f"/>
+              </v:shape>
             </w:pict>
           </mc:Fallback>
         </mc:AlternateContent>
       </w:r>
       <w:r>
         <w:rPr>
-          <w:rFonts w:ascii="Roboto" w:eastAsia="Times New Roman" w:hAnsi="Roboto" w:cs="Times New Roman"/>
-          <w:noProof/>
+          <w:rFonts w:ascii="Roboto" w:hAnsi="Roboto" w:eastAsia="Times New Roman" w:cs="Times New Roman"/>
           <w:sz w:val="20"/>
           <w:szCs w:val="20"/>
         </w:rPr>
         <w:drawing>
-          <wp:inline distT="0" distB="0" distL="0" distR="0" wp14:anchorId="28828FFE" wp14:editId="33DAD83E">
+          <wp:inline distT="0" distB="0" distL="0" distR="0">
             <wp:extent cx="5943600" cy="3958590"/>
             <wp:effectExtent l="0" t="0" r="0" b="3810"/>
             <wp:docPr id="8" name="Picture 8"/>
@@ -1634,11 +1459,13 @@
               <a:graphicData uri="http://schemas.openxmlformats.org/drawingml/2006/picture">
                 <pic:pic xmlns:pic="http://schemas.openxmlformats.org/drawingml/2006/picture">
                   <pic:nvPicPr>
-                    <pic:cNvPr id="1" name=""/>
-                    <pic:cNvPicPr/>
+                    <pic:cNvPr id="8" name="Picture 8"/>
+                    <pic:cNvPicPr>
+                      <a:picLocks noChangeAspect="1"/>
+                    </pic:cNvPicPr>
                   </pic:nvPicPr>
                   <pic:blipFill>
-                    <a:blip r:embed="rId12"/>
+                    <a:blip r:embed="rId10"/>
                     <a:stretch>
                       <a:fillRect/>
                     </a:stretch>
@@ -1665,7 +1492,7 @@
         <w:spacing w:after="100" w:afterAutospacing="1" w:line="240" w:lineRule="auto"/>
         <w:jc w:val="center"/>
         <w:rPr>
-          <w:rFonts w:ascii="Roboto" w:eastAsia="Times New Roman" w:hAnsi="Roboto" w:cs="Times New Roman"/>
+          <w:rFonts w:ascii="Roboto" w:hAnsi="Roboto" w:eastAsia="Times New Roman" w:cs="Times New Roman"/>
           <w:sz w:val="20"/>
           <w:szCs w:val="20"/>
           <w:lang w:val="vi-VN"/>
@@ -1674,23 +1501,21 @@
       <w:r>
         <w:rPr>
           <w:rFonts w:ascii="Times New Roman" w:hAnsi="Times New Roman" w:cs="Times New Roman"/>
-          <w:noProof/>
-          <w:sz w:val="24"/>
-          <w:szCs w:val="24"/>
-        </w:rPr>
-        <w:lastRenderedPageBreak/>
+          <w:sz w:val="24"/>
+          <w:szCs w:val="24"/>
+        </w:rPr>
         <mc:AlternateContent>
           <mc:Choice Requires="wps">
             <w:drawing>
-              <wp:anchor distT="0" distB="0" distL="114300" distR="114300" simplePos="0" relativeHeight="251682816" behindDoc="0" locked="0" layoutInCell="1" allowOverlap="1" wp14:anchorId="3A126698" wp14:editId="6EF6A012">
+              <wp:anchor distT="0" distB="0" distL="114300" distR="114300" simplePos="0" relativeHeight="251670528" behindDoc="0" locked="0" layoutInCell="1" allowOverlap="1">
                 <wp:simplePos x="0" y="0"/>
                 <wp:positionH relativeFrom="column">
-                  <wp:posOffset>1443056</wp:posOffset>
+                  <wp:posOffset>1442720</wp:posOffset>
                 </wp:positionH>
                 <wp:positionV relativeFrom="paragraph">
-                  <wp:posOffset>842496</wp:posOffset>
+                  <wp:posOffset>842010</wp:posOffset>
                 </wp:positionV>
-                <wp:extent cx="1362635" cy="456378"/>
+                <wp:extent cx="1362710" cy="456565"/>
                 <wp:effectExtent l="19050" t="19050" r="28575" b="20320"/>
                 <wp:wrapNone/>
                 <wp:docPr id="20" name="Oval 20"/>
@@ -1731,57 +1556,48 @@
                         </a:fontRef>
                       </wps:style>
                       <wps:bodyPr rot="0" spcFirstLastPara="0" vertOverflow="overflow" horzOverflow="overflow" vert="horz" wrap="square" lIns="91440" tIns="45720" rIns="91440" bIns="45720" numCol="1" spcCol="0" rtlCol="0" fromWordArt="0" anchor="ctr" anchorCtr="0" forceAA="0" compatLnSpc="1">
-                        <a:prstTxWarp prst="textNoShape">
-                          <a:avLst/>
-                        </a:prstTxWarp>
                         <a:noAutofit/>
                       </wps:bodyPr>
                     </wps:wsp>
                   </a:graphicData>
                 </a:graphic>
-                <wp14:sizeRelH relativeFrom="margin">
-                  <wp14:pctWidth>0</wp14:pctWidth>
-                </wp14:sizeRelH>
-                <wp14:sizeRelV relativeFrom="margin">
-                  <wp14:pctHeight>0</wp14:pctHeight>
-                </wp14:sizeRelV>
               </wp:anchor>
             </w:drawing>
           </mc:Choice>
           <mc:Fallback>
             <w:pict>
-              <v:oval w14:anchorId="37CC037A" id="Oval 20" o:spid="_x0000_s1026" style="position:absolute;margin-left:113.65pt;margin-top:66.35pt;width:107.3pt;height:35.95pt;z-index:251682816;visibility:visible;mso-wrap-style:square;mso-width-percent:0;mso-height-percent:0;mso-wrap-distance-left:9pt;mso-wrap-distance-top:0;mso-wrap-distance-right:9pt;mso-wrap-distance-bottom:0;mso-position-horizontal:absolute;mso-position-horizontal-relative:text;mso-position-vertical:absolute;mso-position-vertical-relative:text;mso-width-percent:0;mso-height-percent:0;mso-width-relative:margin;mso-height-relative:margin;v-text-anchor:middle" o:gfxdata="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" filled="f" strokecolor="red" strokeweight="3pt">
-                <v:stroke joinstyle="miter"/>
-              </v:oval>
+              <v:shape id="_x0000_s1026" o:spid="_x0000_s1026" o:spt="3" type="#_x0000_t3" style="position:absolute;left:0pt;margin-left:113.6pt;margin-top:66.3pt;height:35.95pt;width:107.3pt;z-index:251670528;v-text-anchor:middle;mso-width-relative:page;mso-height-relative:page;" filled="f" stroked="t" coordsize="21600,21600" o:gfxdata="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">
+                <v:fill on="f" focussize="0,0"/>
+                <v:stroke weight="3pt" color="#FF0000 [3204]" miterlimit="8" joinstyle="miter"/>
+                <v:imagedata o:title=""/>
+                <o:lock v:ext="edit" aspectratio="f"/>
+              </v:shape>
             </w:pict>
           </mc:Fallback>
         </mc:AlternateContent>
       </w:r>
       <w:r>
         <w:rPr>
-          <w:rFonts w:ascii="Roboto" w:eastAsia="Times New Roman" w:hAnsi="Roboto" w:cs="Times New Roman"/>
-          <w:noProof/>
+          <w:rFonts w:ascii="Roboto" w:hAnsi="Roboto" w:eastAsia="Times New Roman" w:cs="Times New Roman"/>
           <w:sz w:val="20"/>
           <w:szCs w:val="20"/>
         </w:rPr>
         <mc:AlternateContent>
           <mc:Choice Requires="wps">
             <w:drawing>
-              <wp:anchor distT="45720" distB="45720" distL="114300" distR="114300" simplePos="0" relativeHeight="251674624" behindDoc="0" locked="0" layoutInCell="1" allowOverlap="1" wp14:anchorId="0667BDFD" wp14:editId="54F058AB">
+              <wp:anchor distT="45720" distB="45720" distL="114300" distR="114300" simplePos="0" relativeHeight="251666432" behindDoc="0" locked="0" layoutInCell="1" allowOverlap="1">
                 <wp:simplePos x="0" y="0"/>
                 <wp:positionH relativeFrom="margin">
                   <wp:align>center</wp:align>
                 </wp:positionH>
                 <wp:positionV relativeFrom="paragraph">
-                  <wp:posOffset>555288</wp:posOffset>
+                  <wp:posOffset>554990</wp:posOffset>
                 </wp:positionV>
-                <wp:extent cx="527610" cy="519953"/>
+                <wp:extent cx="527685" cy="520065"/>
                 <wp:effectExtent l="0" t="0" r="0" b="0"/>
                 <wp:wrapNone/>
                 <wp:docPr id="15" name="Text Box 2"/>
-                <wp:cNvGraphicFramePr>
-                  <a:graphicFrameLocks xmlns:a="http://schemas.openxmlformats.org/drawingml/2006/main"/>
-                </wp:cNvGraphicFramePr>
+                <wp:cNvGraphicFramePr/>
                 <a:graphic xmlns:a="http://schemas.openxmlformats.org/drawingml/2006/main">
                   <a:graphicData uri="http://schemas.microsoft.com/office/word/2010/wordprocessingShape">
                     <wps:wsp>
@@ -1800,8 +1616,6 @@
                         <a:ln w="9525">
                           <a:noFill/>
                           <a:miter lim="800000"/>
-                          <a:headEnd/>
-                          <a:tailEnd/>
                         </a:ln>
                       </wps:spPr>
                       <wps:txbx>
@@ -1834,18 +1648,16 @@
                     </wps:wsp>
                   </a:graphicData>
                 </a:graphic>
-                <wp14:sizeRelH relativeFrom="margin">
-                  <wp14:pctWidth>0</wp14:pctWidth>
-                </wp14:sizeRelH>
-                <wp14:sizeRelV relativeFrom="margin">
-                  <wp14:pctHeight>0</wp14:pctHeight>
-                </wp14:sizeRelV>
               </wp:anchor>
             </w:drawing>
           </mc:Choice>
           <mc:Fallback>
             <w:pict>
-              <v:shape w14:anchorId="0667BDFD" id="_x0000_s1028" type="#_x0000_t202" style="position:absolute;left:0;text-align:left;margin-left:0;margin-top:43.7pt;width:41.55pt;height:40.95pt;z-index:251674624;visibility:visible;mso-wrap-style:square;mso-width-percent:0;mso-height-percent:0;mso-wrap-distance-left:9pt;mso-wrap-distance-top:3.6pt;mso-wrap-distance-right:9pt;mso-wrap-distance-bottom:3.6pt;mso-position-horizontal:center;mso-position-horizontal-relative:margin;mso-position-vertical:absolute;mso-position-vertical-relative:text;mso-width-percent:0;mso-height-percent:0;mso-width-relative:margin;mso-height-relative:margin;v-text-anchor:top" o:gfxdata="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" filled="f" stroked="f">
+              <v:shape id="Text Box 2" o:spid="_x0000_s1026" o:spt="202" type="#_x0000_t202" style="position:absolute;left:0pt;margin-top:43.7pt;height:40.95pt;width:41.55pt;mso-position-horizontal:center;mso-position-horizontal-relative:margin;z-index:251666432;mso-width-relative:page;mso-height-relative:page;" filled="f" stroked="f" coordsize="21600,21600" o:gfxdata="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">
+                <v:fill on="f" focussize="0,0"/>
+                <v:stroke on="f" miterlimit="8" joinstyle="miter"/>
+                <v:imagedata o:title=""/>
+                <o:lock v:ext="edit" aspectratio="f"/>
                 <v:textbox>
                   <w:txbxContent>
                     <w:p>
@@ -1870,7 +1682,6 @@
                     </w:p>
                   </w:txbxContent>
                 </v:textbox>
-                <w10:wrap anchorx="margin"/>
               </v:shape>
             </w:pict>
           </mc:Fallback>
@@ -1878,14 +1689,13 @@
       </w:r>
       <w:r>
         <w:rPr>
-          <w:rFonts w:ascii="Roboto" w:eastAsia="Times New Roman" w:hAnsi="Roboto" w:cs="Times New Roman"/>
-          <w:noProof/>
+          <w:rFonts w:ascii="Roboto" w:hAnsi="Roboto" w:eastAsia="Times New Roman" w:cs="Times New Roman"/>
           <w:sz w:val="20"/>
           <w:szCs w:val="20"/>
         </w:rPr>
         <w:drawing>
-          <wp:inline distT="0" distB="0" distL="0" distR="0" wp14:anchorId="23867615" wp14:editId="786CD4EC">
-            <wp:extent cx="3305175" cy="1360967"/>
+          <wp:inline distT="0" distB="0" distL="0" distR="0">
+            <wp:extent cx="3305175" cy="1360805"/>
             <wp:effectExtent l="0" t="0" r="0" b="0"/>
             <wp:docPr id="13" name="Picture 13"/>
             <wp:cNvGraphicFramePr>
@@ -1895,11 +1705,13 @@
               <a:graphicData uri="http://schemas.openxmlformats.org/drawingml/2006/picture">
                 <pic:pic xmlns:pic="http://schemas.openxmlformats.org/drawingml/2006/picture">
                   <pic:nvPicPr>
-                    <pic:cNvPr id="1" name=""/>
-                    <pic:cNvPicPr/>
+                    <pic:cNvPr id="13" name="Picture 13"/>
+                    <pic:cNvPicPr>
+                      <a:picLocks noChangeAspect="1"/>
+                    </pic:cNvPicPr>
                   </pic:nvPicPr>
                   <pic:blipFill>
-                    <a:blip r:embed="rId13"/>
+                    <a:blip r:embed="rId11"/>
                     <a:stretch>
                       <a:fillRect/>
                     </a:stretch>
@@ -1926,7 +1738,7 @@
         <w:spacing w:after="100" w:afterAutospacing="1" w:line="240" w:lineRule="auto"/>
         <w:jc w:val="center"/>
         <w:rPr>
-          <w:rFonts w:ascii="Roboto" w:eastAsia="Times New Roman" w:hAnsi="Roboto" w:cs="Times New Roman"/>
+          <w:rFonts w:ascii="Roboto" w:hAnsi="Roboto" w:eastAsia="Times New Roman" w:cs="Times New Roman"/>
           <w:sz w:val="20"/>
           <w:szCs w:val="20"/>
           <w:lang w:val="vi-VN"/>
@@ -1938,14 +1750,14 @@
         <w:shd w:val="clear" w:color="auto" w:fill="FFFFFF"/>
         <w:spacing w:after="100" w:afterAutospacing="1" w:line="240" w:lineRule="auto"/>
         <w:rPr>
-          <w:rFonts w:ascii="Times New Roman" w:eastAsia="Times New Roman" w:hAnsi="Times New Roman" w:cs="Times New Roman"/>
-          <w:sz w:val="24"/>
-          <w:szCs w:val="24"/>
-        </w:rPr>
-      </w:pPr>
-      <w:r>
-        <w:rPr>
-          <w:rFonts w:ascii="Roboto" w:eastAsia="Times New Roman" w:hAnsi="Roboto" w:cs="Times New Roman"/>
+          <w:rFonts w:ascii="Times New Roman" w:hAnsi="Times New Roman" w:eastAsia="Times New Roman" w:cs="Times New Roman"/>
+          <w:sz w:val="24"/>
+          <w:szCs w:val="24"/>
+        </w:rPr>
+      </w:pPr>
+      <w:r>
+        <w:rPr>
+          <w:rFonts w:ascii="Roboto" w:hAnsi="Roboto" w:eastAsia="Times New Roman" w:cs="Times New Roman"/>
           <w:b/>
           <w:sz w:val="20"/>
           <w:szCs w:val="20"/>
@@ -1956,7 +1768,7 @@
       </w:r>
       <w:r>
         <w:rPr>
-          <w:rFonts w:ascii="Times New Roman" w:eastAsia="Times New Roman" w:hAnsi="Times New Roman" w:cs="Times New Roman"/>
+          <w:rFonts w:ascii="Times New Roman" w:hAnsi="Times New Roman" w:eastAsia="Times New Roman" w:cs="Times New Roman"/>
           <w:b/>
           <w:sz w:val="24"/>
           <w:szCs w:val="24"/>
@@ -1967,7 +1779,7 @@
       </w:r>
       <w:r>
         <w:rPr>
-          <w:rFonts w:ascii="Times New Roman" w:eastAsia="Times New Roman" w:hAnsi="Times New Roman" w:cs="Times New Roman"/>
+          <w:rFonts w:ascii="Times New Roman" w:hAnsi="Times New Roman" w:eastAsia="Times New Roman" w:cs="Times New Roman"/>
           <w:sz w:val="24"/>
           <w:szCs w:val="24"/>
         </w:rPr>
@@ -1975,7 +1787,7 @@
       </w:r>
       <w:r>
         <w:rPr>
-          <w:rFonts w:ascii="Times New Roman" w:eastAsia="Times New Roman" w:hAnsi="Times New Roman" w:cs="Times New Roman"/>
+          <w:rFonts w:ascii="Times New Roman" w:hAnsi="Times New Roman" w:eastAsia="Times New Roman" w:cs="Times New Roman"/>
           <w:b/>
           <w:bCs/>
           <w:sz w:val="24"/>
@@ -1985,7 +1797,7 @@
       </w:r>
       <w:r>
         <w:rPr>
-          <w:rFonts w:ascii="Times New Roman" w:eastAsia="Times New Roman" w:hAnsi="Times New Roman" w:cs="Times New Roman"/>
+          <w:rFonts w:ascii="Times New Roman" w:hAnsi="Times New Roman" w:eastAsia="Times New Roman" w:cs="Times New Roman"/>
           <w:sz w:val="24"/>
           <w:szCs w:val="24"/>
         </w:rPr>
@@ -1993,7 +1805,7 @@
       </w:r>
       <w:r>
         <w:rPr>
-          <w:rFonts w:ascii="Times New Roman" w:eastAsia="Times New Roman" w:hAnsi="Times New Roman" w:cs="Times New Roman"/>
+          <w:rFonts w:ascii="Times New Roman" w:hAnsi="Times New Roman" w:eastAsia="Times New Roman" w:cs="Times New Roman"/>
           <w:b/>
           <w:sz w:val="24"/>
           <w:szCs w:val="24"/>
@@ -2002,7 +1814,7 @@
       </w:r>
       <w:r>
         <w:rPr>
-          <w:rFonts w:ascii="Times New Roman" w:eastAsia="Times New Roman" w:hAnsi="Times New Roman" w:cs="Times New Roman"/>
+          <w:rFonts w:ascii="Times New Roman" w:hAnsi="Times New Roman" w:eastAsia="Times New Roman" w:cs="Times New Roman"/>
           <w:sz w:val="24"/>
           <w:szCs w:val="24"/>
         </w:rPr>
@@ -2010,7 +1822,7 @@
       </w:r>
       <w:r>
         <w:rPr>
-          <w:rFonts w:ascii="Times New Roman" w:eastAsia="Times New Roman" w:hAnsi="Times New Roman" w:cs="Times New Roman"/>
+          <w:rFonts w:ascii="Times New Roman" w:hAnsi="Times New Roman" w:eastAsia="Times New Roman" w:cs="Times New Roman"/>
           <w:b/>
           <w:color w:val="FF0000"/>
           <w:sz w:val="24"/>
@@ -2020,7 +1832,7 @@
       </w:r>
       <w:r>
         <w:rPr>
-          <w:rFonts w:ascii="Times New Roman" w:eastAsia="Times New Roman" w:hAnsi="Times New Roman" w:cs="Times New Roman"/>
+          <w:rFonts w:ascii="Times New Roman" w:hAnsi="Times New Roman" w:eastAsia="Times New Roman" w:cs="Times New Roman"/>
           <w:sz w:val="24"/>
           <w:szCs w:val="24"/>
         </w:rPr>
@@ -2028,7 +1840,7 @@
       </w:r>
       <w:r>
         <w:rPr>
-          <w:rFonts w:ascii="Times New Roman" w:eastAsia="Times New Roman" w:hAnsi="Times New Roman" w:cs="Times New Roman"/>
+          <w:rFonts w:ascii="Times New Roman" w:hAnsi="Times New Roman" w:eastAsia="Times New Roman" w:cs="Times New Roman"/>
           <w:b/>
           <w:sz w:val="24"/>
           <w:szCs w:val="24"/>
@@ -2037,7 +1849,7 @@
       </w:r>
       <w:r>
         <w:rPr>
-          <w:rFonts w:ascii="Times New Roman" w:eastAsia="Times New Roman" w:hAnsi="Times New Roman" w:cs="Times New Roman"/>
+          <w:rFonts w:ascii="Times New Roman" w:hAnsi="Times New Roman" w:eastAsia="Times New Roman" w:cs="Times New Roman"/>
           <w:sz w:val="24"/>
           <w:szCs w:val="24"/>
         </w:rPr>
@@ -2045,7 +1857,7 @@
       </w:r>
       <w:r>
         <w:rPr>
-          <w:rFonts w:ascii="Times New Roman" w:eastAsia="Times New Roman" w:hAnsi="Times New Roman" w:cs="Times New Roman"/>
+          <w:rFonts w:ascii="Times New Roman" w:hAnsi="Times New Roman" w:eastAsia="Times New Roman" w:cs="Times New Roman"/>
           <w:b/>
           <w:color w:val="FF0000"/>
           <w:sz w:val="24"/>
@@ -2055,7 +1867,7 @@
       </w:r>
       <w:r>
         <w:rPr>
-          <w:rFonts w:ascii="Times New Roman" w:eastAsia="Times New Roman" w:hAnsi="Times New Roman" w:cs="Times New Roman"/>
+          <w:rFonts w:ascii="Times New Roman" w:hAnsi="Times New Roman" w:eastAsia="Times New Roman" w:cs="Times New Roman"/>
           <w:sz w:val="24"/>
           <w:szCs w:val="24"/>
         </w:rPr>
@@ -2067,36 +1879,33 @@
         <w:shd w:val="clear" w:color="auto" w:fill="FFFFFF"/>
         <w:spacing w:after="100" w:afterAutospacing="1" w:line="240" w:lineRule="auto"/>
         <w:rPr>
-          <w:rFonts w:ascii="Times New Roman" w:eastAsia="Times New Roman" w:hAnsi="Times New Roman" w:cs="Times New Roman"/>
-          <w:sz w:val="24"/>
-          <w:szCs w:val="24"/>
-        </w:rPr>
-      </w:pPr>
-      <w:r>
-        <w:rPr>
-          <w:rFonts w:ascii="Roboto" w:eastAsia="Times New Roman" w:hAnsi="Roboto" w:cs="Times New Roman"/>
-          <w:noProof/>
+          <w:rFonts w:ascii="Times New Roman" w:hAnsi="Times New Roman" w:eastAsia="Times New Roman" w:cs="Times New Roman"/>
+          <w:sz w:val="24"/>
+          <w:szCs w:val="24"/>
+        </w:rPr>
+      </w:pPr>
+      <w:r>
+        <w:rPr>
+          <w:rFonts w:ascii="Roboto" w:hAnsi="Roboto" w:eastAsia="Times New Roman" w:cs="Times New Roman"/>
           <w:sz w:val="20"/>
           <w:szCs w:val="20"/>
         </w:rPr>
         <mc:AlternateContent>
           <mc:Choice Requires="wps">
             <w:drawing>
-              <wp:anchor distT="45720" distB="45720" distL="114300" distR="114300" simplePos="0" relativeHeight="251688960" behindDoc="0" locked="0" layoutInCell="1" allowOverlap="1" wp14:anchorId="725CEB10" wp14:editId="71B2C2EA">
+              <wp:anchor distT="45720" distB="45720" distL="114300" distR="114300" simplePos="0" relativeHeight="251673600" behindDoc="0" locked="0" layoutInCell="1" allowOverlap="1">
                 <wp:simplePos x="0" y="0"/>
                 <wp:positionH relativeFrom="margin">
-                  <wp:posOffset>4937642</wp:posOffset>
+                  <wp:posOffset>4937125</wp:posOffset>
                 </wp:positionH>
                 <wp:positionV relativeFrom="paragraph">
-                  <wp:posOffset>547754</wp:posOffset>
+                  <wp:posOffset>547370</wp:posOffset>
                 </wp:positionV>
-                <wp:extent cx="527610" cy="519953"/>
+                <wp:extent cx="527685" cy="520065"/>
                 <wp:effectExtent l="0" t="0" r="0" b="0"/>
                 <wp:wrapNone/>
                 <wp:docPr id="23" name="Text Box 2"/>
-                <wp:cNvGraphicFramePr>
-                  <a:graphicFrameLocks xmlns:a="http://schemas.openxmlformats.org/drawingml/2006/main"/>
-                </wp:cNvGraphicFramePr>
+                <wp:cNvGraphicFramePr/>
                 <a:graphic xmlns:a="http://schemas.openxmlformats.org/drawingml/2006/main">
                   <a:graphicData uri="http://schemas.microsoft.com/office/word/2010/wordprocessingShape">
                     <wps:wsp>
@@ -2115,8 +1924,6 @@
                         <a:ln w="9525">
                           <a:noFill/>
                           <a:miter lim="800000"/>
-                          <a:headEnd/>
-                          <a:tailEnd/>
                         </a:ln>
                       </wps:spPr>
                       <wps:txbx>
@@ -2149,18 +1956,16 @@
                     </wps:wsp>
                   </a:graphicData>
                 </a:graphic>
-                <wp14:sizeRelH relativeFrom="margin">
-                  <wp14:pctWidth>0</wp14:pctWidth>
-                </wp14:sizeRelH>
-                <wp14:sizeRelV relativeFrom="margin">
-                  <wp14:pctHeight>0</wp14:pctHeight>
-                </wp14:sizeRelV>
               </wp:anchor>
             </w:drawing>
           </mc:Choice>
           <mc:Fallback>
             <w:pict>
-              <v:shape w14:anchorId="725CEB10" id="_x0000_s1029" type="#_x0000_t202" style="position:absolute;margin-left:388.8pt;margin-top:43.15pt;width:41.55pt;height:40.95pt;z-index:251688960;visibility:visible;mso-wrap-style:square;mso-width-percent:0;mso-height-percent:0;mso-wrap-distance-left:9pt;mso-wrap-distance-top:3.6pt;mso-wrap-distance-right:9pt;mso-wrap-distance-bottom:3.6pt;mso-position-horizontal:absolute;mso-position-horizontal-relative:margin;mso-position-vertical:absolute;mso-position-vertical-relative:text;mso-width-percent:0;mso-height-percent:0;mso-width-relative:margin;mso-height-relative:margin;v-text-anchor:top" o:gfxdata="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" filled="f" stroked="f">
+              <v:shape id="Text Box 2" o:spid="_x0000_s1026" o:spt="202" type="#_x0000_t202" style="position:absolute;left:0pt;margin-left:388.75pt;margin-top:43.1pt;height:40.95pt;width:41.55pt;mso-position-horizontal-relative:margin;z-index:251673600;mso-width-relative:page;mso-height-relative:page;" filled="f" stroked="f" coordsize="21600,21600" o:gfxdata="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">
+                <v:fill on="f" focussize="0,0"/>
+                <v:stroke on="f" miterlimit="8" joinstyle="miter"/>
+                <v:imagedata o:title=""/>
+                <o:lock v:ext="edit" aspectratio="f"/>
                 <v:textbox>
                   <w:txbxContent>
                     <w:p>
@@ -2185,7 +1990,6 @@
                     </w:p>
                   </w:txbxContent>
                 </v:textbox>
-                <w10:wrap anchorx="margin"/>
               </v:shape>
             </w:pict>
           </mc:Fallback>
@@ -2194,22 +1998,21 @@
       <w:r>
         <w:rPr>
           <w:rFonts w:ascii="Times New Roman" w:hAnsi="Times New Roman" w:cs="Times New Roman"/>
-          <w:noProof/>
           <w:sz w:val="24"/>
           <w:szCs w:val="24"/>
         </w:rPr>
         <mc:AlternateContent>
           <mc:Choice Requires="wps">
             <w:drawing>
-              <wp:anchor distT="0" distB="0" distL="114300" distR="114300" simplePos="0" relativeHeight="251684864" behindDoc="0" locked="0" layoutInCell="1" allowOverlap="1" wp14:anchorId="71EC7FD1" wp14:editId="18F07C06">
+              <wp:anchor distT="0" distB="0" distL="114300" distR="114300" simplePos="0" relativeHeight="251671552" behindDoc="0" locked="0" layoutInCell="1" allowOverlap="1">
                 <wp:simplePos x="0" y="0"/>
                 <wp:positionH relativeFrom="column">
-                  <wp:posOffset>3524900</wp:posOffset>
+                  <wp:posOffset>3524885</wp:posOffset>
                 </wp:positionH>
                 <wp:positionV relativeFrom="paragraph">
-                  <wp:posOffset>882709</wp:posOffset>
+                  <wp:posOffset>882650</wp:posOffset>
                 </wp:positionV>
-                <wp:extent cx="1613423" cy="366283"/>
+                <wp:extent cx="1613535" cy="366395"/>
                 <wp:effectExtent l="19050" t="19050" r="25400" b="15240"/>
                 <wp:wrapNone/>
                 <wp:docPr id="21" name="Oval 21"/>
@@ -2250,52 +2053,45 @@
                         </a:fontRef>
                       </wps:style>
                       <wps:bodyPr rot="0" spcFirstLastPara="0" vertOverflow="overflow" horzOverflow="overflow" vert="horz" wrap="square" lIns="91440" tIns="45720" rIns="91440" bIns="45720" numCol="1" spcCol="0" rtlCol="0" fromWordArt="0" anchor="ctr" anchorCtr="0" forceAA="0" compatLnSpc="1">
-                        <a:prstTxWarp prst="textNoShape">
-                          <a:avLst/>
-                        </a:prstTxWarp>
                         <a:noAutofit/>
                       </wps:bodyPr>
                     </wps:wsp>
                   </a:graphicData>
                 </a:graphic>
-                <wp14:sizeRelH relativeFrom="margin">
-                  <wp14:pctWidth>0</wp14:pctWidth>
-                </wp14:sizeRelH>
-                <wp14:sizeRelV relativeFrom="margin">
-                  <wp14:pctHeight>0</wp14:pctHeight>
-                </wp14:sizeRelV>
               </wp:anchor>
             </w:drawing>
           </mc:Choice>
           <mc:Fallback>
             <w:pict>
-              <v:oval w14:anchorId="58CB0A07" id="Oval 21" o:spid="_x0000_s1026" style="position:absolute;margin-left:277.55pt;margin-top:69.5pt;width:127.05pt;height:28.85pt;z-index:251684864;visibility:visible;mso-wrap-style:square;mso-width-percent:0;mso-height-percent:0;mso-wrap-distance-left:9pt;mso-wrap-distance-top:0;mso-wrap-distance-right:9pt;mso-wrap-distance-bottom:0;mso-position-horizontal:absolute;mso-position-horizontal-relative:text;mso-position-vertical:absolute;mso-position-vertical-relative:text;mso-width-percent:0;mso-height-percent:0;mso-width-relative:margin;mso-height-relative:margin;v-text-anchor:middle" o:gfxdata="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" filled="f" strokecolor="red" strokeweight="3pt">
-                <v:stroke joinstyle="miter"/>
-              </v:oval>
+              <v:shape id="_x0000_s1026" o:spid="_x0000_s1026" o:spt="3" type="#_x0000_t3" style="position:absolute;left:0pt;margin-left:277.55pt;margin-top:69.5pt;height:28.85pt;width:127.05pt;z-index:251671552;v-text-anchor:middle;mso-width-relative:page;mso-height-relative:page;" filled="f" stroked="t" coordsize="21600,21600" o:gfxdata="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">
+                <v:fill on="f" focussize="0,0"/>
+                <v:stroke weight="3pt" color="#FF0000 [3204]" miterlimit="8" joinstyle="miter"/>
+                <v:imagedata o:title=""/>
+                <o:lock v:ext="edit" aspectratio="f"/>
+              </v:shape>
             </w:pict>
           </mc:Fallback>
         </mc:AlternateContent>
       </w:r>
       <w:r>
         <w:rPr>
-          <w:rFonts w:ascii="Roboto" w:eastAsia="Times New Roman" w:hAnsi="Roboto" w:cs="Times New Roman"/>
-          <w:noProof/>
+          <w:rFonts w:ascii="Roboto" w:hAnsi="Roboto" w:eastAsia="Times New Roman" w:cs="Times New Roman"/>
           <w:sz w:val="20"/>
           <w:szCs w:val="20"/>
         </w:rPr>
         <w:drawing>
-          <wp:anchor distT="0" distB="0" distL="114300" distR="114300" simplePos="0" relativeHeight="251678720" behindDoc="1" locked="0" layoutInCell="1" allowOverlap="1" wp14:anchorId="5B31EF3A" wp14:editId="25B36D0C">
+          <wp:anchor distT="0" distB="0" distL="114300" distR="114300" simplePos="0" relativeHeight="251668480" behindDoc="1" locked="0" layoutInCell="1" allowOverlap="1">
             <wp:simplePos x="0" y="0"/>
             <wp:positionH relativeFrom="page">
-              <wp:posOffset>4369406</wp:posOffset>
+              <wp:posOffset>4368800</wp:posOffset>
             </wp:positionH>
             <wp:positionV relativeFrom="paragraph">
-              <wp:posOffset>218661</wp:posOffset>
+              <wp:posOffset>218440</wp:posOffset>
             </wp:positionV>
             <wp:extent cx="3072130" cy="1209675"/>
             <wp:effectExtent l="0" t="0" r="0" b="9525"/>
             <wp:wrapTight wrapText="bothSides">
-              <wp:wrapPolygon edited="0">
+              <wp:wrapPolygon>
                 <wp:start x="0" y="0"/>
                 <wp:lineTo x="0" y="21430"/>
                 <wp:lineTo x="21430" y="21430"/>
@@ -2311,11 +2107,13 @@
               <a:graphicData uri="http://schemas.openxmlformats.org/drawingml/2006/picture">
                 <pic:pic xmlns:pic="http://schemas.openxmlformats.org/drawingml/2006/picture">
                   <pic:nvPicPr>
-                    <pic:cNvPr id="1" name=""/>
-                    <pic:cNvPicPr/>
+                    <pic:cNvPr id="18" name="Picture 18"/>
+                    <pic:cNvPicPr>
+                      <a:picLocks noChangeAspect="1"/>
+                    </pic:cNvPicPr>
                   </pic:nvPicPr>
                   <pic:blipFill>
-                    <a:blip r:embed="rId14">
+                    <a:blip r:embed="rId12">
                       <a:extLst>
                         <a:ext uri="{28A0092B-C50C-407E-A947-70E740481C1C}">
                           <a14:useLocalDpi xmlns:a14="http://schemas.microsoft.com/office/drawing/2010/main" val="0"/>
@@ -2338,35 +2136,28 @@
                 </pic:pic>
               </a:graphicData>
             </a:graphic>
-            <wp14:sizeRelH relativeFrom="margin">
-              <wp14:pctWidth>0</wp14:pctWidth>
-            </wp14:sizeRelH>
-            <wp14:sizeRelV relativeFrom="margin">
-              <wp14:pctHeight>0</wp14:pctHeight>
-            </wp14:sizeRelV>
           </wp:anchor>
         </w:drawing>
       </w:r>
       <w:r>
         <w:rPr>
-          <w:rFonts w:ascii="Roboto" w:eastAsia="Times New Roman" w:hAnsi="Roboto" w:cs="Times New Roman"/>
-          <w:noProof/>
+          <w:rFonts w:ascii="Roboto" w:hAnsi="Roboto" w:eastAsia="Times New Roman" w:cs="Times New Roman"/>
           <w:sz w:val="20"/>
           <w:szCs w:val="20"/>
         </w:rPr>
         <w:drawing>
-          <wp:anchor distT="0" distB="0" distL="114300" distR="114300" simplePos="0" relativeHeight="251677696" behindDoc="1" locked="0" layoutInCell="1" allowOverlap="1" wp14:anchorId="6FE29C0C" wp14:editId="63897E8E">
+          <wp:anchor distT="0" distB="0" distL="114300" distR="114300" simplePos="0" relativeHeight="251667456" behindDoc="1" locked="0" layoutInCell="1" allowOverlap="1">
             <wp:simplePos x="0" y="0"/>
             <wp:positionH relativeFrom="margin">
               <wp:align>left</wp:align>
             </wp:positionH>
             <wp:positionV relativeFrom="paragraph">
-              <wp:posOffset>197396</wp:posOffset>
+              <wp:posOffset>196850</wp:posOffset>
             </wp:positionV>
             <wp:extent cx="3261995" cy="4043045"/>
             <wp:effectExtent l="0" t="0" r="0" b="0"/>
             <wp:wrapThrough wrapText="bothSides">
-              <wp:wrapPolygon edited="0">
+              <wp:wrapPolygon>
                 <wp:start x="0" y="0"/>
                 <wp:lineTo x="0" y="21474"/>
                 <wp:lineTo x="21444" y="21474"/>
@@ -2382,11 +2173,13 @@
               <a:graphicData uri="http://schemas.openxmlformats.org/drawingml/2006/picture">
                 <pic:pic xmlns:pic="http://schemas.openxmlformats.org/drawingml/2006/picture">
                   <pic:nvPicPr>
-                    <pic:cNvPr id="1" name=""/>
-                    <pic:cNvPicPr/>
+                    <pic:cNvPr id="16" name="Picture 16"/>
+                    <pic:cNvPicPr>
+                      <a:picLocks noChangeAspect="1"/>
+                    </pic:cNvPicPr>
                   </pic:nvPicPr>
                   <pic:blipFill>
-                    <a:blip r:embed="rId15">
+                    <a:blip r:embed="rId13">
                       <a:extLst>
                         <a:ext uri="{28A0092B-C50C-407E-A947-70E740481C1C}">
                           <a14:useLocalDpi xmlns:a14="http://schemas.microsoft.com/office/drawing/2010/main" val="0"/>
@@ -2409,9 +2202,6 @@
                 </pic:pic>
               </a:graphicData>
             </a:graphic>
-            <wp14:sizeRelV relativeFrom="margin">
-              <wp14:pctHeight>0</wp14:pctHeight>
-            </wp14:sizeRelV>
           </wp:anchor>
         </w:drawing>
       </w:r>
@@ -2421,7 +2211,7 @@
         <w:shd w:val="clear" w:color="auto" w:fill="FFFFFF"/>
         <w:spacing w:after="100" w:afterAutospacing="1" w:line="240" w:lineRule="auto"/>
         <w:rPr>
-          <w:rFonts w:ascii="Times New Roman" w:eastAsia="Times New Roman" w:hAnsi="Times New Roman" w:cs="Times New Roman"/>
+          <w:rFonts w:ascii="Times New Roman" w:hAnsi="Times New Roman" w:eastAsia="Times New Roman" w:cs="Times New Roman"/>
           <w:sz w:val="24"/>
           <w:szCs w:val="24"/>
         </w:rPr>
@@ -2432,7 +2222,7 @@
         <w:shd w:val="clear" w:color="auto" w:fill="FFFFFF"/>
         <w:spacing w:after="100" w:afterAutospacing="1" w:line="240" w:lineRule="auto"/>
         <w:rPr>
-          <w:rFonts w:ascii="Times New Roman" w:eastAsia="Times New Roman" w:hAnsi="Times New Roman" w:cs="Times New Roman"/>
+          <w:rFonts w:ascii="Times New Roman" w:hAnsi="Times New Roman" w:eastAsia="Times New Roman" w:cs="Times New Roman"/>
           <w:sz w:val="24"/>
           <w:szCs w:val="24"/>
         </w:rPr>
@@ -2443,7 +2233,7 @@
         <w:shd w:val="clear" w:color="auto" w:fill="FFFFFF"/>
         <w:spacing w:after="100" w:afterAutospacing="1" w:line="240" w:lineRule="auto"/>
         <w:rPr>
-          <w:rFonts w:ascii="Roboto" w:eastAsia="Times New Roman" w:hAnsi="Roboto" w:cs="Times New Roman"/>
+          <w:rFonts w:ascii="Roboto" w:hAnsi="Roboto" w:eastAsia="Times New Roman" w:cs="Times New Roman"/>
           <w:sz w:val="20"/>
           <w:szCs w:val="20"/>
         </w:rPr>
@@ -2454,7 +2244,7 @@
         <w:shd w:val="clear" w:color="auto" w:fill="FFFFFF"/>
         <w:spacing w:after="100" w:afterAutospacing="1" w:line="240" w:lineRule="auto"/>
         <w:rPr>
-          <w:rFonts w:ascii="Roboto" w:eastAsia="Times New Roman" w:hAnsi="Roboto" w:cs="Times New Roman"/>
+          <w:rFonts w:ascii="Roboto" w:hAnsi="Roboto" w:eastAsia="Times New Roman" w:cs="Times New Roman"/>
           <w:sz w:val="20"/>
           <w:szCs w:val="20"/>
         </w:rPr>
@@ -2465,7 +2255,7 @@
         <w:shd w:val="clear" w:color="auto" w:fill="FFFFFF"/>
         <w:spacing w:after="100" w:afterAutospacing="1" w:line="240" w:lineRule="auto"/>
         <w:rPr>
-          <w:rFonts w:ascii="Roboto" w:eastAsia="Times New Roman" w:hAnsi="Roboto" w:cs="Times New Roman"/>
+          <w:rFonts w:ascii="Roboto" w:hAnsi="Roboto" w:eastAsia="Times New Roman" w:cs="Times New Roman"/>
           <w:sz w:val="20"/>
           <w:szCs w:val="20"/>
         </w:rPr>
@@ -2476,36 +2266,33 @@
         <w:shd w:val="clear" w:color="auto" w:fill="FFFFFF"/>
         <w:spacing w:after="100" w:afterAutospacing="1" w:line="240" w:lineRule="auto"/>
         <w:rPr>
-          <w:rFonts w:ascii="Roboto" w:eastAsia="Times New Roman" w:hAnsi="Roboto" w:cs="Times New Roman"/>
+          <w:rFonts w:ascii="Roboto" w:hAnsi="Roboto" w:eastAsia="Times New Roman" w:cs="Times New Roman"/>
           <w:sz w:val="20"/>
           <w:szCs w:val="20"/>
         </w:rPr>
       </w:pPr>
       <w:r>
         <w:rPr>
-          <w:rFonts w:ascii="Roboto" w:eastAsia="Times New Roman" w:hAnsi="Roboto" w:cs="Times New Roman"/>
-          <w:noProof/>
+          <w:rFonts w:ascii="Roboto" w:hAnsi="Roboto" w:eastAsia="Times New Roman" w:cs="Times New Roman"/>
           <w:sz w:val="20"/>
           <w:szCs w:val="20"/>
         </w:rPr>
         <mc:AlternateContent>
           <mc:Choice Requires="wps">
             <w:drawing>
-              <wp:anchor distT="45720" distB="45720" distL="114300" distR="114300" simplePos="0" relativeHeight="251686912" behindDoc="0" locked="0" layoutInCell="1" allowOverlap="1" wp14:anchorId="0832694D" wp14:editId="10FE6A05">
+              <wp:anchor distT="45720" distB="45720" distL="114300" distR="114300" simplePos="0" relativeHeight="251672576" behindDoc="0" locked="0" layoutInCell="1" allowOverlap="1">
                 <wp:simplePos x="0" y="0"/>
                 <wp:positionH relativeFrom="margin">
                   <wp:posOffset>1218565</wp:posOffset>
                 </wp:positionH>
                 <wp:positionV relativeFrom="paragraph">
-                  <wp:posOffset>204116</wp:posOffset>
+                  <wp:posOffset>203835</wp:posOffset>
                 </wp:positionV>
-                <wp:extent cx="527610" cy="519953"/>
+                <wp:extent cx="527685" cy="520065"/>
                 <wp:effectExtent l="0" t="0" r="0" b="0"/>
                 <wp:wrapNone/>
                 <wp:docPr id="22" name="Text Box 2"/>
-                <wp:cNvGraphicFramePr>
-                  <a:graphicFrameLocks xmlns:a="http://schemas.openxmlformats.org/drawingml/2006/main"/>
-                </wp:cNvGraphicFramePr>
+                <wp:cNvGraphicFramePr/>
                 <a:graphic xmlns:a="http://schemas.openxmlformats.org/drawingml/2006/main">
                   <a:graphicData uri="http://schemas.microsoft.com/office/word/2010/wordprocessingShape">
                     <wps:wsp>
@@ -2524,8 +2311,6 @@
                         <a:ln w="9525">
                           <a:noFill/>
                           <a:miter lim="800000"/>
-                          <a:headEnd/>
-                          <a:tailEnd/>
                         </a:ln>
                       </wps:spPr>
                       <wps:txbx>
@@ -2558,18 +2343,16 @@
                     </wps:wsp>
                   </a:graphicData>
                 </a:graphic>
-                <wp14:sizeRelH relativeFrom="margin">
-                  <wp14:pctWidth>0</wp14:pctWidth>
-                </wp14:sizeRelH>
-                <wp14:sizeRelV relativeFrom="margin">
-                  <wp14:pctHeight>0</wp14:pctHeight>
-                </wp14:sizeRelV>
               </wp:anchor>
             </w:drawing>
           </mc:Choice>
           <mc:Fallback>
             <w:pict>
-              <v:shape w14:anchorId="0832694D" id="_x0000_s1030" type="#_x0000_t202" style="position:absolute;margin-left:95.95pt;margin-top:16.05pt;width:41.55pt;height:40.95pt;z-index:251686912;visibility:visible;mso-wrap-style:square;mso-width-percent:0;mso-height-percent:0;mso-wrap-distance-left:9pt;mso-wrap-distance-top:3.6pt;mso-wrap-distance-right:9pt;mso-wrap-distance-bottom:3.6pt;mso-position-horizontal:absolute;mso-position-horizontal-relative:margin;mso-position-vertical:absolute;mso-position-vertical-relative:text;mso-width-percent:0;mso-height-percent:0;mso-width-relative:margin;mso-height-relative:margin;v-text-anchor:top" o:gfxdata="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" filled="f" stroked="f">
+              <v:shape id="Text Box 2" o:spid="_x0000_s1026" o:spt="202" type="#_x0000_t202" style="position:absolute;left:0pt;margin-left:95.95pt;margin-top:16.05pt;height:40.95pt;width:41.55pt;mso-position-horizontal-relative:margin;z-index:251672576;mso-width-relative:page;mso-height-relative:page;" filled="f" stroked="f" coordsize="21600,21600" o:gfxdata="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">
+                <v:fill on="f" focussize="0,0"/>
+                <v:stroke on="f" miterlimit="8" joinstyle="miter"/>
+                <v:imagedata o:title=""/>
+                <o:lock v:ext="edit" aspectratio="f"/>
                 <v:textbox>
                   <w:txbxContent>
                     <w:p>
@@ -2594,7 +2377,6 @@
                     </w:p>
                   </w:txbxContent>
                 </v:textbox>
-                <w10:wrap anchorx="margin"/>
               </v:shape>
             </w:pict>
           </mc:Fallback>
@@ -2606,7 +2388,7 @@
         <w:shd w:val="clear" w:color="auto" w:fill="FFFFFF"/>
         <w:spacing w:after="100" w:afterAutospacing="1" w:line="240" w:lineRule="auto"/>
         <w:rPr>
-          <w:rFonts w:ascii="Roboto" w:eastAsia="Times New Roman" w:hAnsi="Roboto" w:cs="Times New Roman"/>
+          <w:rFonts w:ascii="Roboto" w:hAnsi="Roboto" w:eastAsia="Times New Roman" w:cs="Times New Roman"/>
           <w:sz w:val="20"/>
           <w:szCs w:val="20"/>
         </w:rPr>
@@ -2614,22 +2396,21 @@
       <w:r>
         <w:rPr>
           <w:rFonts w:ascii="Times New Roman" w:hAnsi="Times New Roman" w:cs="Times New Roman"/>
-          <w:noProof/>
           <w:sz w:val="24"/>
           <w:szCs w:val="24"/>
         </w:rPr>
         <mc:AlternateContent>
           <mc:Choice Requires="wps">
             <w:drawing>
-              <wp:anchor distT="0" distB="0" distL="114300" distR="114300" simplePos="0" relativeHeight="251680768" behindDoc="0" locked="0" layoutInCell="1" allowOverlap="1" wp14:anchorId="2CF88D6E" wp14:editId="56568210">
+              <wp:anchor distT="0" distB="0" distL="114300" distR="114300" simplePos="0" relativeHeight="251669504" behindDoc="0" locked="0" layoutInCell="1" allowOverlap="1">
                 <wp:simplePos x="0" y="0"/>
                 <wp:positionH relativeFrom="column">
-                  <wp:posOffset>525470</wp:posOffset>
+                  <wp:posOffset>525145</wp:posOffset>
                 </wp:positionH>
                 <wp:positionV relativeFrom="paragraph">
-                  <wp:posOffset>145844</wp:posOffset>
+                  <wp:posOffset>145415</wp:posOffset>
                 </wp:positionV>
-                <wp:extent cx="735106" cy="204918"/>
+                <wp:extent cx="735330" cy="205105"/>
                 <wp:effectExtent l="19050" t="19050" r="27305" b="24130"/>
                 <wp:wrapNone/>
                 <wp:docPr id="19" name="Oval 19"/>
@@ -2670,28 +2451,22 @@
                         </a:fontRef>
                       </wps:style>
                       <wps:bodyPr rot="0" spcFirstLastPara="0" vertOverflow="overflow" horzOverflow="overflow" vert="horz" wrap="square" lIns="91440" tIns="45720" rIns="91440" bIns="45720" numCol="1" spcCol="0" rtlCol="0" fromWordArt="0" anchor="ctr" anchorCtr="0" forceAA="0" compatLnSpc="1">
-                        <a:prstTxWarp prst="textNoShape">
-                          <a:avLst/>
-                        </a:prstTxWarp>
                         <a:noAutofit/>
                       </wps:bodyPr>
                     </wps:wsp>
                   </a:graphicData>
                 </a:graphic>
-                <wp14:sizeRelH relativeFrom="margin">
-                  <wp14:pctWidth>0</wp14:pctWidth>
-                </wp14:sizeRelH>
-                <wp14:sizeRelV relativeFrom="margin">
-                  <wp14:pctHeight>0</wp14:pctHeight>
-                </wp14:sizeRelV>
               </wp:anchor>
             </w:drawing>
           </mc:Choice>
           <mc:Fallback>
             <w:pict>
-              <v:oval w14:anchorId="56E6B9B7" id="Oval 19" o:spid="_x0000_s1026" style="position:absolute;margin-left:41.4pt;margin-top:11.5pt;width:57.9pt;height:16.15pt;z-index:251680768;visibility:visible;mso-wrap-style:square;mso-width-percent:0;mso-height-percent:0;mso-wrap-distance-left:9pt;mso-wrap-distance-top:0;mso-wrap-distance-right:9pt;mso-wrap-distance-bottom:0;mso-position-horizontal:absolute;mso-position-horizontal-relative:text;mso-position-vertical:absolute;mso-position-vertical-relative:text;mso-width-percent:0;mso-height-percent:0;mso-width-relative:margin;mso-height-relative:margin;v-text-anchor:middle" o:gfxdata="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" filled="f" strokecolor="red" strokeweight="3pt">
-                <v:stroke joinstyle="miter"/>
-              </v:oval>
+              <v:shape id="_x0000_s1026" o:spid="_x0000_s1026" o:spt="3" type="#_x0000_t3" style="position:absolute;left:0pt;margin-left:41.35pt;margin-top:11.45pt;height:16.15pt;width:57.9pt;z-index:251669504;v-text-anchor:middle;mso-width-relative:page;mso-height-relative:page;" filled="f" stroked="t" coordsize="21600,21600" o:gfxdata="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">
+                <v:fill on="f" focussize="0,0"/>
+                <v:stroke weight="3pt" color="#FF0000 [3204]" miterlimit="8" joinstyle="miter"/>
+                <v:imagedata o:title=""/>
+                <o:lock v:ext="edit" aspectratio="f"/>
+              </v:shape>
             </w:pict>
           </mc:Fallback>
         </mc:AlternateContent>
@@ -2702,7 +2477,7 @@
         <w:shd w:val="clear" w:color="auto" w:fill="FFFFFF"/>
         <w:spacing w:after="100" w:afterAutospacing="1" w:line="240" w:lineRule="auto"/>
         <w:rPr>
-          <w:rFonts w:ascii="Roboto" w:eastAsia="Times New Roman" w:hAnsi="Roboto" w:cs="Times New Roman"/>
+          <w:rFonts w:ascii="Roboto" w:hAnsi="Roboto" w:eastAsia="Times New Roman" w:cs="Times New Roman"/>
           <w:sz w:val="20"/>
           <w:szCs w:val="20"/>
         </w:rPr>
@@ -2713,7 +2488,7 @@
         <w:shd w:val="clear" w:color="auto" w:fill="FFFFFF"/>
         <w:spacing w:after="100" w:afterAutospacing="1" w:line="240" w:lineRule="auto"/>
         <w:rPr>
-          <w:rFonts w:ascii="Roboto" w:eastAsia="Times New Roman" w:hAnsi="Roboto" w:cs="Times New Roman"/>
+          <w:rFonts w:ascii="Roboto" w:hAnsi="Roboto" w:eastAsia="Times New Roman" w:cs="Times New Roman"/>
           <w:sz w:val="20"/>
           <w:szCs w:val="20"/>
         </w:rPr>
@@ -2724,7 +2499,7 @@
         <w:shd w:val="clear" w:color="auto" w:fill="FFFFFF"/>
         <w:spacing w:after="100" w:afterAutospacing="1" w:line="240" w:lineRule="auto"/>
         <w:rPr>
-          <w:rFonts w:ascii="Roboto" w:eastAsia="Times New Roman" w:hAnsi="Roboto" w:cs="Times New Roman"/>
+          <w:rFonts w:ascii="Roboto" w:hAnsi="Roboto" w:eastAsia="Times New Roman" w:cs="Times New Roman"/>
           <w:sz w:val="20"/>
           <w:szCs w:val="20"/>
         </w:rPr>
@@ -2735,7 +2510,7 @@
         <w:shd w:val="clear" w:color="auto" w:fill="FFFFFF"/>
         <w:spacing w:after="100" w:afterAutospacing="1" w:line="240" w:lineRule="auto"/>
         <w:rPr>
-          <w:rFonts w:ascii="Roboto" w:eastAsia="Times New Roman" w:hAnsi="Roboto" w:cs="Times New Roman"/>
+          <w:rFonts w:ascii="Roboto" w:hAnsi="Roboto" w:eastAsia="Times New Roman" w:cs="Times New Roman"/>
           <w:sz w:val="20"/>
           <w:szCs w:val="20"/>
         </w:rPr>
@@ -2746,7 +2521,7 @@
         <w:shd w:val="clear" w:color="auto" w:fill="FFFFFF"/>
         <w:spacing w:after="100" w:afterAutospacing="1" w:line="240" w:lineRule="auto"/>
         <w:rPr>
-          <w:rFonts w:ascii="Roboto" w:eastAsia="Times New Roman" w:hAnsi="Roboto" w:cs="Times New Roman"/>
+          <w:rFonts w:ascii="Roboto" w:hAnsi="Roboto" w:eastAsia="Times New Roman" w:cs="Times New Roman"/>
           <w:b/>
           <w:sz w:val="20"/>
           <w:szCs w:val="20"/>
@@ -2760,7 +2535,7 @@
         <w:shd w:val="clear" w:color="auto" w:fill="FFFFFF"/>
         <w:spacing w:after="100" w:afterAutospacing="1" w:line="240" w:lineRule="auto"/>
         <w:rPr>
-          <w:rFonts w:ascii="Roboto" w:eastAsia="Times New Roman" w:hAnsi="Roboto" w:cs="Times New Roman"/>
+          <w:rFonts w:ascii="Roboto" w:hAnsi="Roboto" w:eastAsia="Times New Roman" w:cs="Times New Roman"/>
           <w:b/>
           <w:sz w:val="20"/>
           <w:szCs w:val="20"/>
@@ -2774,26 +2549,25 @@
         <w:shd w:val="clear" w:color="auto" w:fill="FFFFFF"/>
         <w:spacing w:after="100" w:afterAutospacing="1" w:line="240" w:lineRule="auto"/>
         <w:rPr>
-          <w:rFonts w:ascii="Times New Roman" w:eastAsia="Times New Roman" w:hAnsi="Times New Roman" w:cs="Times New Roman"/>
-          <w:sz w:val="24"/>
-          <w:szCs w:val="24"/>
-        </w:rPr>
-      </w:pPr>
-      <w:r>
-        <w:rPr>
-          <w:rFonts w:ascii="Times New Roman" w:eastAsia="Times New Roman" w:hAnsi="Times New Roman" w:cs="Times New Roman"/>
+          <w:rFonts w:ascii="Times New Roman" w:hAnsi="Times New Roman" w:eastAsia="Times New Roman" w:cs="Times New Roman"/>
+          <w:sz w:val="24"/>
+          <w:szCs w:val="24"/>
+        </w:rPr>
+      </w:pPr>
+      <w:r>
+        <w:rPr>
+          <w:rFonts w:ascii="Times New Roman" w:hAnsi="Times New Roman" w:eastAsia="Times New Roman" w:cs="Times New Roman"/>
           <w:b/>
           <w:sz w:val="24"/>
           <w:szCs w:val="24"/>
           <w:u w:val="single"/>
           <w:lang w:val="vi-VN"/>
         </w:rPr>
-        <w:lastRenderedPageBreak/>
         <w:t>Bước 7:</w:t>
       </w:r>
       <w:r>
         <w:rPr>
-          <w:rFonts w:ascii="Times New Roman" w:eastAsia="Times New Roman" w:hAnsi="Times New Roman" w:cs="Times New Roman"/>
+          <w:rFonts w:ascii="Times New Roman" w:hAnsi="Times New Roman" w:eastAsia="Times New Roman" w:cs="Times New Roman"/>
           <w:sz w:val="24"/>
           <w:szCs w:val="24"/>
         </w:rPr>
@@ -2801,7 +2575,7 @@
       </w:r>
       <w:r>
         <w:rPr>
-          <w:rFonts w:ascii="Times New Roman" w:eastAsia="Times New Roman" w:hAnsi="Times New Roman" w:cs="Times New Roman"/>
+          <w:rFonts w:ascii="Times New Roman" w:hAnsi="Times New Roman" w:eastAsia="Times New Roman" w:cs="Times New Roman"/>
           <w:b/>
           <w:bCs/>
           <w:sz w:val="24"/>
@@ -2811,7 +2585,7 @@
       </w:r>
       <w:r>
         <w:rPr>
-          <w:rFonts w:ascii="Times New Roman" w:eastAsia="Times New Roman" w:hAnsi="Times New Roman" w:cs="Times New Roman"/>
+          <w:rFonts w:ascii="Times New Roman" w:hAnsi="Times New Roman" w:eastAsia="Times New Roman" w:cs="Times New Roman"/>
           <w:sz w:val="24"/>
           <w:szCs w:val="24"/>
         </w:rPr>
@@ -2819,7 +2593,7 @@
       </w:r>
       <w:r>
         <w:rPr>
-          <w:rFonts w:ascii="Times New Roman" w:eastAsia="Times New Roman" w:hAnsi="Times New Roman" w:cs="Times New Roman"/>
+          <w:rFonts w:ascii="Times New Roman" w:hAnsi="Times New Roman" w:eastAsia="Times New Roman" w:cs="Times New Roman"/>
           <w:sz w:val="24"/>
           <w:szCs w:val="24"/>
           <w:lang w:val="vi-VN"/>
@@ -2828,7 +2602,7 @@
       </w:r>
       <w:r>
         <w:rPr>
-          <w:rFonts w:ascii="Times New Roman" w:eastAsia="Times New Roman" w:hAnsi="Times New Roman" w:cs="Times New Roman"/>
+          <w:rFonts w:ascii="Times New Roman" w:hAnsi="Times New Roman" w:eastAsia="Times New Roman" w:cs="Times New Roman"/>
           <w:sz w:val="24"/>
           <w:szCs w:val="24"/>
         </w:rPr>
@@ -2836,7 +2610,7 @@
       </w:r>
       <w:r>
         <w:rPr>
-          <w:rFonts w:ascii="Times New Roman" w:eastAsia="Times New Roman" w:hAnsi="Times New Roman" w:cs="Times New Roman"/>
+          <w:rFonts w:ascii="Times New Roman" w:hAnsi="Times New Roman" w:eastAsia="Times New Roman" w:cs="Times New Roman"/>
           <w:b/>
           <w:color w:val="FF0000"/>
           <w:sz w:val="24"/>
@@ -2846,7 +2620,7 @@
       </w:r>
       <w:r>
         <w:rPr>
-          <w:rFonts w:ascii="Times New Roman" w:eastAsia="Times New Roman" w:hAnsi="Times New Roman" w:cs="Times New Roman"/>
+          <w:rFonts w:ascii="Times New Roman" w:hAnsi="Times New Roman" w:eastAsia="Times New Roman" w:cs="Times New Roman"/>
           <w:color w:val="FF0000"/>
           <w:sz w:val="24"/>
           <w:szCs w:val="24"/>
@@ -2855,7 +2629,7 @@
       </w:r>
       <w:r>
         <w:rPr>
-          <w:rFonts w:ascii="Times New Roman" w:eastAsia="Times New Roman" w:hAnsi="Times New Roman" w:cs="Times New Roman"/>
+          <w:rFonts w:ascii="Times New Roman" w:hAnsi="Times New Roman" w:eastAsia="Times New Roman" w:cs="Times New Roman"/>
           <w:sz w:val="24"/>
           <w:szCs w:val="24"/>
         </w:rPr>
@@ -2863,7 +2637,7 @@
       </w:r>
       <w:r>
         <w:rPr>
-          <w:rFonts w:ascii="Times New Roman" w:eastAsia="Times New Roman" w:hAnsi="Times New Roman" w:cs="Times New Roman"/>
+          <w:rFonts w:ascii="Times New Roman" w:hAnsi="Times New Roman" w:eastAsia="Times New Roman" w:cs="Times New Roman"/>
           <w:b/>
           <w:color w:val="FF0000"/>
           <w:sz w:val="24"/>
@@ -2873,23 +2647,15 @@
       </w:r>
       <w:r>
         <w:rPr>
-          <w:rFonts w:ascii="Times New Roman" w:eastAsia="Times New Roman" w:hAnsi="Times New Roman" w:cs="Times New Roman"/>
-          <w:sz w:val="24"/>
-          <w:szCs w:val="24"/>
-        </w:rPr>
-        <w:t xml:space="preserve">. Đặt </w:t>
-      </w:r>
-      <w:r>
-        <w:rPr>
-          <w:rFonts w:ascii="Times New Roman" w:eastAsia="Times New Roman" w:hAnsi="Times New Roman" w:cs="Times New Roman"/>
-          <w:sz w:val="24"/>
-          <w:szCs w:val="24"/>
-        </w:rPr>
-        <w:t xml:space="preserve">tên là </w:t>
-      </w:r>
-      <w:r>
-        <w:rPr>
-          <w:rFonts w:ascii="Times New Roman" w:eastAsia="Times New Roman" w:hAnsi="Times New Roman" w:cs="Times New Roman"/>
+          <w:rFonts w:ascii="Times New Roman" w:hAnsi="Times New Roman" w:eastAsia="Times New Roman" w:cs="Times New Roman"/>
+          <w:sz w:val="24"/>
+          <w:szCs w:val="24"/>
+        </w:rPr>
+        <w:t xml:space="preserve">. Đặt tên là </w:t>
+      </w:r>
+      <w:r>
+        <w:rPr>
+          <w:rFonts w:ascii="Times New Roman" w:hAnsi="Times New Roman" w:eastAsia="Times New Roman" w:cs="Times New Roman"/>
           <w:b/>
           <w:sz w:val="24"/>
           <w:szCs w:val="24"/>
@@ -2898,7 +2664,7 @@
       </w:r>
       <w:r>
         <w:rPr>
-          <w:rFonts w:ascii="Times New Roman" w:eastAsia="Times New Roman" w:hAnsi="Times New Roman" w:cs="Times New Roman"/>
+          <w:rFonts w:ascii="Times New Roman" w:hAnsi="Times New Roman" w:eastAsia="Times New Roman" w:cs="Times New Roman"/>
           <w:sz w:val="24"/>
           <w:szCs w:val="24"/>
         </w:rPr>
@@ -2910,7 +2676,7 @@
         <w:shd w:val="clear" w:color="auto" w:fill="FFFFFF"/>
         <w:spacing w:after="100" w:afterAutospacing="1" w:line="240" w:lineRule="auto"/>
         <w:rPr>
-          <w:rFonts w:ascii="Times New Roman" w:eastAsia="Times New Roman" w:hAnsi="Times New Roman" w:cs="Times New Roman"/>
+          <w:rFonts w:ascii="Times New Roman" w:hAnsi="Times New Roman" w:eastAsia="Times New Roman" w:cs="Times New Roman"/>
           <w:sz w:val="24"/>
           <w:szCs w:val="24"/>
         </w:rPr>
@@ -2922,36 +2688,33 @@
         <w:spacing w:after="100" w:afterAutospacing="1" w:line="240" w:lineRule="auto"/>
         <w:jc w:val="center"/>
         <w:rPr>
-          <w:rFonts w:ascii="Roboto" w:eastAsia="Times New Roman" w:hAnsi="Roboto" w:cs="Times New Roman"/>
+          <w:rFonts w:ascii="Roboto" w:hAnsi="Roboto" w:eastAsia="Times New Roman" w:cs="Times New Roman"/>
           <w:sz w:val="20"/>
           <w:szCs w:val="20"/>
         </w:rPr>
       </w:pPr>
       <w:r>
         <w:rPr>
-          <w:rFonts w:ascii="Roboto" w:eastAsia="Times New Roman" w:hAnsi="Roboto" w:cs="Times New Roman"/>
-          <w:noProof/>
+          <w:rFonts w:ascii="Roboto" w:hAnsi="Roboto" w:eastAsia="Times New Roman" w:cs="Times New Roman"/>
           <w:sz w:val="20"/>
           <w:szCs w:val="20"/>
         </w:rPr>
         <mc:AlternateContent>
           <mc:Choice Requires="wps">
             <w:drawing>
-              <wp:anchor distT="45720" distB="45720" distL="114300" distR="114300" simplePos="0" relativeHeight="251698176" behindDoc="0" locked="0" layoutInCell="1" allowOverlap="1" wp14:anchorId="5B183F3B" wp14:editId="4C3EADF9">
+              <wp:anchor distT="45720" distB="45720" distL="114300" distR="114300" simplePos="0" relativeHeight="251677696" behindDoc="0" locked="0" layoutInCell="1" allowOverlap="1">
                 <wp:simplePos x="0" y="0"/>
                 <wp:positionH relativeFrom="margin">
-                  <wp:posOffset>1055636</wp:posOffset>
+                  <wp:posOffset>1055370</wp:posOffset>
                 </wp:positionH>
                 <wp:positionV relativeFrom="paragraph">
-                  <wp:posOffset>841123</wp:posOffset>
+                  <wp:posOffset>840740</wp:posOffset>
                 </wp:positionV>
-                <wp:extent cx="505785" cy="381207"/>
+                <wp:extent cx="506095" cy="381000"/>
                 <wp:effectExtent l="0" t="0" r="0" b="0"/>
                 <wp:wrapNone/>
                 <wp:docPr id="29" name="Text Box 2"/>
-                <wp:cNvGraphicFramePr>
-                  <a:graphicFrameLocks xmlns:a="http://schemas.openxmlformats.org/drawingml/2006/main"/>
-                </wp:cNvGraphicFramePr>
+                <wp:cNvGraphicFramePr/>
                 <a:graphic xmlns:a="http://schemas.openxmlformats.org/drawingml/2006/main">
                   <a:graphicData uri="http://schemas.microsoft.com/office/word/2010/wordprocessingShape">
                     <wps:wsp>
@@ -2970,8 +2733,6 @@
                         <a:ln w="9525">
                           <a:noFill/>
                           <a:miter lim="800000"/>
-                          <a:headEnd/>
-                          <a:tailEnd/>
                         </a:ln>
                       </wps:spPr>
                       <wps:txbx>
@@ -3004,18 +2765,16 @@
                     </wps:wsp>
                   </a:graphicData>
                 </a:graphic>
-                <wp14:sizeRelH relativeFrom="margin">
-                  <wp14:pctWidth>0</wp14:pctWidth>
-                </wp14:sizeRelH>
-                <wp14:sizeRelV relativeFrom="margin">
-                  <wp14:pctHeight>0</wp14:pctHeight>
-                </wp14:sizeRelV>
               </wp:anchor>
             </w:drawing>
           </mc:Choice>
           <mc:Fallback>
             <w:pict>
-              <v:shape w14:anchorId="5B183F3B" id="_x0000_s1031" type="#_x0000_t202" style="position:absolute;left:0;text-align:left;margin-left:83.1pt;margin-top:66.25pt;width:39.85pt;height:30pt;z-index:251698176;visibility:visible;mso-wrap-style:square;mso-width-percent:0;mso-height-percent:0;mso-wrap-distance-left:9pt;mso-wrap-distance-top:3.6pt;mso-wrap-distance-right:9pt;mso-wrap-distance-bottom:3.6pt;mso-position-horizontal:absolute;mso-position-horizontal-relative:margin;mso-position-vertical:absolute;mso-position-vertical-relative:text;mso-width-percent:0;mso-height-percent:0;mso-width-relative:margin;mso-height-relative:margin;v-text-anchor:top" o:gfxdata="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" filled="f" stroked="f">
+              <v:shape id="Text Box 2" o:spid="_x0000_s1026" o:spt="202" type="#_x0000_t202" style="position:absolute;left:0pt;margin-left:83.1pt;margin-top:66.2pt;height:30pt;width:39.85pt;mso-position-horizontal-relative:margin;z-index:251677696;mso-width-relative:page;mso-height-relative:page;" filled="f" stroked="f" coordsize="21600,21600" o:gfxdata="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">
+                <v:fill on="f" focussize="0,0"/>
+                <v:stroke on="f" miterlimit="8" joinstyle="miter"/>
+                <v:imagedata o:title=""/>
+                <o:lock v:ext="edit" aspectratio="f"/>
                 <v:textbox>
                   <w:txbxContent>
                     <w:p>
@@ -3040,7 +2799,6 @@
                     </w:p>
                   </w:txbxContent>
                 </v:textbox>
-                <w10:wrap anchorx="margin"/>
               </v:shape>
             </w:pict>
           </mc:Fallback>
@@ -3048,29 +2806,26 @@
       </w:r>
       <w:r>
         <w:rPr>
-          <w:rFonts w:ascii="Roboto" w:eastAsia="Times New Roman" w:hAnsi="Roboto" w:cs="Times New Roman"/>
-          <w:noProof/>
+          <w:rFonts w:ascii="Roboto" w:hAnsi="Roboto" w:eastAsia="Times New Roman" w:cs="Times New Roman"/>
           <w:sz w:val="20"/>
           <w:szCs w:val="20"/>
         </w:rPr>
         <mc:AlternateContent>
           <mc:Choice Requires="wps">
             <w:drawing>
-              <wp:anchor distT="45720" distB="45720" distL="114300" distR="114300" simplePos="0" relativeHeight="251696128" behindDoc="0" locked="0" layoutInCell="1" allowOverlap="1" wp14:anchorId="1BA506BF" wp14:editId="25008656">
+              <wp:anchor distT="45720" distB="45720" distL="114300" distR="114300" simplePos="0" relativeHeight="251676672" behindDoc="0" locked="0" layoutInCell="1" allowOverlap="1">
                 <wp:simplePos x="0" y="0"/>
                 <wp:positionH relativeFrom="margin">
-                  <wp:posOffset>3497093</wp:posOffset>
+                  <wp:posOffset>3496945</wp:posOffset>
                 </wp:positionH>
                 <wp:positionV relativeFrom="paragraph">
-                  <wp:posOffset>3622645</wp:posOffset>
+                  <wp:posOffset>3622040</wp:posOffset>
                 </wp:positionV>
-                <wp:extent cx="505785" cy="381207"/>
+                <wp:extent cx="506095" cy="381000"/>
                 <wp:effectExtent l="0" t="0" r="0" b="0"/>
                 <wp:wrapNone/>
                 <wp:docPr id="28" name="Text Box 2"/>
-                <wp:cNvGraphicFramePr>
-                  <a:graphicFrameLocks xmlns:a="http://schemas.openxmlformats.org/drawingml/2006/main"/>
-                </wp:cNvGraphicFramePr>
+                <wp:cNvGraphicFramePr/>
                 <a:graphic xmlns:a="http://schemas.openxmlformats.org/drawingml/2006/main">
                   <a:graphicData uri="http://schemas.microsoft.com/office/word/2010/wordprocessingShape">
                     <wps:wsp>
@@ -3089,8 +2844,6 @@
                         <a:ln w="9525">
                           <a:noFill/>
                           <a:miter lim="800000"/>
-                          <a:headEnd/>
-                          <a:tailEnd/>
                         </a:ln>
                       </wps:spPr>
                       <wps:txbx>
@@ -3123,18 +2876,16 @@
                     </wps:wsp>
                   </a:graphicData>
                 </a:graphic>
-                <wp14:sizeRelH relativeFrom="margin">
-                  <wp14:pctWidth>0</wp14:pctWidth>
-                </wp14:sizeRelH>
-                <wp14:sizeRelV relativeFrom="margin">
-                  <wp14:pctHeight>0</wp14:pctHeight>
-                </wp14:sizeRelV>
               </wp:anchor>
             </w:drawing>
           </mc:Choice>
           <mc:Fallback>
             <w:pict>
-              <v:shape w14:anchorId="1BA506BF" id="_x0000_s1032" type="#_x0000_t202" style="position:absolute;left:0;text-align:left;margin-left:275.35pt;margin-top:285.25pt;width:39.85pt;height:30pt;z-index:251696128;visibility:visible;mso-wrap-style:square;mso-width-percent:0;mso-height-percent:0;mso-wrap-distance-left:9pt;mso-wrap-distance-top:3.6pt;mso-wrap-distance-right:9pt;mso-wrap-distance-bottom:3.6pt;mso-position-horizontal:absolute;mso-position-horizontal-relative:margin;mso-position-vertical:absolute;mso-position-vertical-relative:text;mso-width-percent:0;mso-height-percent:0;mso-width-relative:margin;mso-height-relative:margin;v-text-anchor:top" o:gfxdata="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" filled="f" stroked="f">
+              <v:shape id="Text Box 2" o:spid="_x0000_s1026" o:spt="202" type="#_x0000_t202" style="position:absolute;left:0pt;margin-left:275.35pt;margin-top:285.2pt;height:30pt;width:39.85pt;mso-position-horizontal-relative:margin;z-index:251676672;mso-width-relative:page;mso-height-relative:page;" filled="f" stroked="f" coordsize="21600,21600" o:gfxdata="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">
+                <v:fill on="f" focussize="0,0"/>
+                <v:stroke on="f" miterlimit="8" joinstyle="miter"/>
+                <v:imagedata o:title=""/>
+                <o:lock v:ext="edit" aspectratio="f"/>
                 <v:textbox>
                   <w:txbxContent>
                     <w:p>
@@ -3159,7 +2910,6 @@
                     </w:p>
                   </w:txbxContent>
                 </v:textbox>
-                <w10:wrap anchorx="margin"/>
               </v:shape>
             </w:pict>
           </mc:Fallback>
@@ -3168,22 +2918,21 @@
       <w:r>
         <w:rPr>
           <w:rFonts w:ascii="Times New Roman" w:hAnsi="Times New Roman" w:cs="Times New Roman"/>
-          <w:noProof/>
           <w:sz w:val="24"/>
           <w:szCs w:val="24"/>
         </w:rPr>
         <mc:AlternateContent>
           <mc:Choice Requires="wps">
             <w:drawing>
-              <wp:anchor distT="0" distB="0" distL="114300" distR="114300" simplePos="0" relativeHeight="251694080" behindDoc="0" locked="0" layoutInCell="1" allowOverlap="1" wp14:anchorId="202E4685" wp14:editId="2A54156A">
+              <wp:anchor distT="0" distB="0" distL="114300" distR="114300" simplePos="0" relativeHeight="251675648" behindDoc="0" locked="0" layoutInCell="1" allowOverlap="1">
                 <wp:simplePos x="0" y="0"/>
                 <wp:positionH relativeFrom="column">
-                  <wp:posOffset>3689010</wp:posOffset>
+                  <wp:posOffset>3688715</wp:posOffset>
                 </wp:positionH>
                 <wp:positionV relativeFrom="paragraph">
                   <wp:posOffset>3889375</wp:posOffset>
                 </wp:positionV>
-                <wp:extent cx="542261" cy="233916"/>
+                <wp:extent cx="542290" cy="233680"/>
                 <wp:effectExtent l="19050" t="19050" r="10795" b="13970"/>
                 <wp:wrapNone/>
                 <wp:docPr id="27" name="Oval 27"/>
@@ -3224,28 +2973,22 @@
                         </a:fontRef>
                       </wps:style>
                       <wps:bodyPr rot="0" spcFirstLastPara="0" vertOverflow="overflow" horzOverflow="overflow" vert="horz" wrap="square" lIns="91440" tIns="45720" rIns="91440" bIns="45720" numCol="1" spcCol="0" rtlCol="0" fromWordArt="0" anchor="ctr" anchorCtr="0" forceAA="0" compatLnSpc="1">
-                        <a:prstTxWarp prst="textNoShape">
-                          <a:avLst/>
-                        </a:prstTxWarp>
                         <a:noAutofit/>
                       </wps:bodyPr>
                     </wps:wsp>
                   </a:graphicData>
                 </a:graphic>
-                <wp14:sizeRelH relativeFrom="margin">
-                  <wp14:pctWidth>0</wp14:pctWidth>
-                </wp14:sizeRelH>
-                <wp14:sizeRelV relativeFrom="margin">
-                  <wp14:pctHeight>0</wp14:pctHeight>
-                </wp14:sizeRelV>
               </wp:anchor>
             </w:drawing>
           </mc:Choice>
           <mc:Fallback>
             <w:pict>
-              <v:oval w14:anchorId="17FF20F0" id="Oval 27" o:spid="_x0000_s1026" style="position:absolute;margin-left:290.45pt;margin-top:306.25pt;width:42.7pt;height:18.4pt;z-index:251694080;visibility:visible;mso-wrap-style:square;mso-width-percent:0;mso-height-percent:0;mso-wrap-distance-left:9pt;mso-wrap-distance-top:0;mso-wrap-distance-right:9pt;mso-wrap-distance-bottom:0;mso-position-horizontal:absolute;mso-position-horizontal-relative:text;mso-position-vertical:absolute;mso-position-vertical-relative:text;mso-width-percent:0;mso-height-percent:0;mso-width-relative:margin;mso-height-relative:margin;v-text-anchor:middle" o:gfxdata="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" filled="f" strokecolor="red" strokeweight="3pt">
-                <v:stroke joinstyle="miter"/>
-              </v:oval>
+              <v:shape id="_x0000_s1026" o:spid="_x0000_s1026" o:spt="3" type="#_x0000_t3" style="position:absolute;left:0pt;margin-left:290.45pt;margin-top:306.25pt;height:18.4pt;width:42.7pt;z-index:251675648;v-text-anchor:middle;mso-width-relative:page;mso-height-relative:page;" filled="f" stroked="t" coordsize="21600,21600" o:gfxdata="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">
+                <v:fill on="f" focussize="0,0"/>
+                <v:stroke weight="3pt" color="#FF0000 [3204]" miterlimit="8" joinstyle="miter"/>
+                <v:imagedata o:title=""/>
+                <o:lock v:ext="edit" aspectratio="f"/>
+              </v:shape>
             </w:pict>
           </mc:Fallback>
         </mc:AlternateContent>
@@ -3253,22 +2996,21 @@
       <w:r>
         <w:rPr>
           <w:rFonts w:ascii="Times New Roman" w:hAnsi="Times New Roman" w:cs="Times New Roman"/>
-          <w:noProof/>
           <w:sz w:val="24"/>
           <w:szCs w:val="24"/>
         </w:rPr>
         <mc:AlternateContent>
           <mc:Choice Requires="wps">
             <w:drawing>
-              <wp:anchor distT="0" distB="0" distL="114300" distR="114300" simplePos="0" relativeHeight="251692032" behindDoc="0" locked="0" layoutInCell="1" allowOverlap="1" wp14:anchorId="76C646B7" wp14:editId="2F93D810">
+              <wp:anchor distT="0" distB="0" distL="114300" distR="114300" simplePos="0" relativeHeight="251674624" behindDoc="0" locked="0" layoutInCell="1" allowOverlap="1">
                 <wp:simplePos x="0" y="0"/>
                 <wp:positionH relativeFrom="column">
                   <wp:posOffset>393065</wp:posOffset>
                 </wp:positionH>
                 <wp:positionV relativeFrom="paragraph">
-                  <wp:posOffset>1167440</wp:posOffset>
+                  <wp:posOffset>1167130</wp:posOffset>
                 </wp:positionV>
-                <wp:extent cx="819755" cy="286843"/>
+                <wp:extent cx="819785" cy="287020"/>
                 <wp:effectExtent l="19050" t="19050" r="19050" b="18415"/>
                 <wp:wrapNone/>
                 <wp:docPr id="26" name="Oval 26"/>
@@ -3309,42 +3051,35 @@
                         </a:fontRef>
                       </wps:style>
                       <wps:bodyPr rot="0" spcFirstLastPara="0" vertOverflow="overflow" horzOverflow="overflow" vert="horz" wrap="square" lIns="91440" tIns="45720" rIns="91440" bIns="45720" numCol="1" spcCol="0" rtlCol="0" fromWordArt="0" anchor="ctr" anchorCtr="0" forceAA="0" compatLnSpc="1">
-                        <a:prstTxWarp prst="textNoShape">
-                          <a:avLst/>
-                        </a:prstTxWarp>
                         <a:noAutofit/>
                       </wps:bodyPr>
                     </wps:wsp>
                   </a:graphicData>
                 </a:graphic>
-                <wp14:sizeRelH relativeFrom="margin">
-                  <wp14:pctWidth>0</wp14:pctWidth>
-                </wp14:sizeRelH>
-                <wp14:sizeRelV relativeFrom="margin">
-                  <wp14:pctHeight>0</wp14:pctHeight>
-                </wp14:sizeRelV>
               </wp:anchor>
             </w:drawing>
           </mc:Choice>
           <mc:Fallback>
             <w:pict>
-              <v:oval w14:anchorId="640F19AD" id="Oval 26" o:spid="_x0000_s1026" style="position:absolute;margin-left:30.95pt;margin-top:91.9pt;width:64.55pt;height:22.6pt;z-index:251692032;visibility:visible;mso-wrap-style:square;mso-width-percent:0;mso-height-percent:0;mso-wrap-distance-left:9pt;mso-wrap-distance-top:0;mso-wrap-distance-right:9pt;mso-wrap-distance-bottom:0;mso-position-horizontal:absolute;mso-position-horizontal-relative:text;mso-position-vertical:absolute;mso-position-vertical-relative:text;mso-width-percent:0;mso-height-percent:0;mso-width-relative:margin;mso-height-relative:margin;v-text-anchor:middle" o:gfxdata="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" filled="f" strokecolor="red" strokeweight="3pt">
-                <v:stroke joinstyle="miter"/>
-              </v:oval>
+              <v:shape id="_x0000_s1026" o:spid="_x0000_s1026" o:spt="3" type="#_x0000_t3" style="position:absolute;left:0pt;margin-left:30.95pt;margin-top:91.9pt;height:22.6pt;width:64.55pt;z-index:251674624;v-text-anchor:middle;mso-width-relative:page;mso-height-relative:page;" filled="f" stroked="t" coordsize="21600,21600" o:gfxdata="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">
+                <v:fill on="f" focussize="0,0"/>
+                <v:stroke weight="3pt" color="#FF0000 [3204]" miterlimit="8" joinstyle="miter"/>
+                <v:imagedata o:title=""/>
+                <o:lock v:ext="edit" aspectratio="f"/>
+              </v:shape>
             </w:pict>
           </mc:Fallback>
         </mc:AlternateContent>
       </w:r>
       <w:r>
         <w:rPr>
-          <w:rFonts w:ascii="Roboto" w:eastAsia="Times New Roman" w:hAnsi="Roboto" w:cs="Times New Roman"/>
-          <w:noProof/>
+          <w:rFonts w:ascii="Roboto" w:hAnsi="Roboto" w:eastAsia="Times New Roman" w:cs="Times New Roman"/>
           <w:sz w:val="20"/>
           <w:szCs w:val="20"/>
         </w:rPr>
         <w:drawing>
-          <wp:inline distT="0" distB="0" distL="0" distR="0" wp14:anchorId="2723CCED" wp14:editId="2379712C">
-            <wp:extent cx="5954233" cy="4607235"/>
+          <wp:inline distT="0" distB="0" distL="0" distR="0">
+            <wp:extent cx="5953760" cy="4606925"/>
             <wp:effectExtent l="0" t="0" r="8890" b="3175"/>
             <wp:docPr id="25" name="Picture 25"/>
             <wp:cNvGraphicFramePr>
@@ -3354,11 +3089,13 @@
               <a:graphicData uri="http://schemas.openxmlformats.org/drawingml/2006/picture">
                 <pic:pic xmlns:pic="http://schemas.openxmlformats.org/drawingml/2006/picture">
                   <pic:nvPicPr>
-                    <pic:cNvPr id="1" name=""/>
-                    <pic:cNvPicPr/>
+                    <pic:cNvPr id="25" name="Picture 25"/>
+                    <pic:cNvPicPr>
+                      <a:picLocks noChangeAspect="1"/>
+                    </pic:cNvPicPr>
                   </pic:nvPicPr>
                   <pic:blipFill>
-                    <a:blip r:embed="rId16"/>
+                    <a:blip r:embed="rId14"/>
                     <a:stretch>
                       <a:fillRect/>
                     </a:stretch>
@@ -3385,7 +3122,7 @@
         <w:spacing w:after="100" w:afterAutospacing="1" w:line="240" w:lineRule="auto"/>
         <w:jc w:val="center"/>
         <w:rPr>
-          <w:rFonts w:ascii="Roboto" w:eastAsia="Times New Roman" w:hAnsi="Roboto" w:cs="Times New Roman"/>
+          <w:rFonts w:ascii="Roboto" w:hAnsi="Roboto" w:eastAsia="Times New Roman" w:cs="Times New Roman"/>
           <w:sz w:val="20"/>
           <w:szCs w:val="20"/>
         </w:rPr>
@@ -3397,36 +3134,33 @@
         <w:spacing w:after="100" w:afterAutospacing="1" w:line="240" w:lineRule="auto"/>
         <w:jc w:val="center"/>
         <w:rPr>
-          <w:rFonts w:ascii="Roboto" w:eastAsia="Times New Roman" w:hAnsi="Roboto" w:cs="Times New Roman"/>
+          <w:rFonts w:ascii="Roboto" w:hAnsi="Roboto" w:eastAsia="Times New Roman" w:cs="Times New Roman"/>
           <w:sz w:val="20"/>
           <w:szCs w:val="20"/>
         </w:rPr>
       </w:pPr>
       <w:r>
         <w:rPr>
-          <w:rFonts w:ascii="Roboto" w:eastAsia="Times New Roman" w:hAnsi="Roboto" w:cs="Times New Roman"/>
-          <w:noProof/>
+          <w:rFonts w:ascii="Roboto" w:hAnsi="Roboto" w:eastAsia="Times New Roman" w:cs="Times New Roman"/>
           <w:sz w:val="20"/>
           <w:szCs w:val="20"/>
         </w:rPr>
         <mc:AlternateContent>
           <mc:Choice Requires="wps">
             <w:drawing>
-              <wp:anchor distT="45720" distB="45720" distL="114300" distR="114300" simplePos="0" relativeHeight="251703296" behindDoc="0" locked="0" layoutInCell="1" allowOverlap="1" wp14:anchorId="4C6E94F8" wp14:editId="4955B99F">
+              <wp:anchor distT="45720" distB="45720" distL="114300" distR="114300" simplePos="0" relativeHeight="251679744" behindDoc="0" locked="0" layoutInCell="1" allowOverlap="1">
                 <wp:simplePos x="0" y="0"/>
                 <wp:positionH relativeFrom="margin">
-                  <wp:posOffset>1853078</wp:posOffset>
+                  <wp:posOffset>1852930</wp:posOffset>
                 </wp:positionH>
                 <wp:positionV relativeFrom="paragraph">
-                  <wp:posOffset>605731</wp:posOffset>
+                  <wp:posOffset>605155</wp:posOffset>
                 </wp:positionV>
-                <wp:extent cx="505785" cy="381207"/>
+                <wp:extent cx="506095" cy="381000"/>
                 <wp:effectExtent l="0" t="0" r="0" b="0"/>
                 <wp:wrapNone/>
                 <wp:docPr id="33" name="Text Box 2"/>
-                <wp:cNvGraphicFramePr>
-                  <a:graphicFrameLocks xmlns:a="http://schemas.openxmlformats.org/drawingml/2006/main"/>
-                </wp:cNvGraphicFramePr>
+                <wp:cNvGraphicFramePr/>
                 <a:graphic xmlns:a="http://schemas.openxmlformats.org/drawingml/2006/main">
                   <a:graphicData uri="http://schemas.microsoft.com/office/word/2010/wordprocessingShape">
                     <wps:wsp>
@@ -3445,8 +3179,6 @@
                         <a:ln w="9525">
                           <a:noFill/>
                           <a:miter lim="800000"/>
-                          <a:headEnd/>
-                          <a:tailEnd/>
                         </a:ln>
                       </wps:spPr>
                       <wps:txbx>
@@ -3479,18 +3211,16 @@
                     </wps:wsp>
                   </a:graphicData>
                 </a:graphic>
-                <wp14:sizeRelH relativeFrom="margin">
-                  <wp14:pctWidth>0</wp14:pctWidth>
-                </wp14:sizeRelH>
-                <wp14:sizeRelV relativeFrom="margin">
-                  <wp14:pctHeight>0</wp14:pctHeight>
-                </wp14:sizeRelV>
               </wp:anchor>
             </w:drawing>
           </mc:Choice>
           <mc:Fallback>
             <w:pict>
-              <v:shape w14:anchorId="4C6E94F8" id="_x0000_s1033" type="#_x0000_t202" style="position:absolute;left:0;text-align:left;margin-left:145.9pt;margin-top:47.7pt;width:39.85pt;height:30pt;z-index:251703296;visibility:visible;mso-wrap-style:square;mso-width-percent:0;mso-height-percent:0;mso-wrap-distance-left:9pt;mso-wrap-distance-top:3.6pt;mso-wrap-distance-right:9pt;mso-wrap-distance-bottom:3.6pt;mso-position-horizontal:absolute;mso-position-horizontal-relative:margin;mso-position-vertical:absolute;mso-position-vertical-relative:text;mso-width-percent:0;mso-height-percent:0;mso-width-relative:margin;mso-height-relative:margin;v-text-anchor:top" o:gfxdata="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" filled="f" stroked="f">
+              <v:shape id="Text Box 2" o:spid="_x0000_s1026" o:spt="202" type="#_x0000_t202" style="position:absolute;left:0pt;margin-left:145.9pt;margin-top:47.65pt;height:30pt;width:39.85pt;mso-position-horizontal-relative:margin;z-index:251679744;mso-width-relative:page;mso-height-relative:page;" filled="f" stroked="f" coordsize="21600,21600" o:gfxdata="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">
+                <v:fill on="f" focussize="0,0"/>
+                <v:stroke on="f" miterlimit="8" joinstyle="miter"/>
+                <v:imagedata o:title=""/>
+                <o:lock v:ext="edit" aspectratio="f"/>
                 <v:textbox>
                   <w:txbxContent>
                     <w:p>
@@ -3515,7 +3245,6 @@
                     </w:p>
                   </w:txbxContent>
                 </v:textbox>
-                <w10:wrap anchorx="margin"/>
               </v:shape>
             </w:pict>
           </mc:Fallback>
@@ -3524,22 +3253,21 @@
       <w:r>
         <w:rPr>
           <w:rFonts w:ascii="Times New Roman" w:hAnsi="Times New Roman" w:cs="Times New Roman"/>
-          <w:noProof/>
           <w:sz w:val="24"/>
           <w:szCs w:val="24"/>
         </w:rPr>
         <mc:AlternateContent>
           <mc:Choice Requires="wps">
             <w:drawing>
-              <wp:anchor distT="0" distB="0" distL="114300" distR="114300" simplePos="0" relativeHeight="251701248" behindDoc="0" locked="0" layoutInCell="1" allowOverlap="1" wp14:anchorId="78BEE632" wp14:editId="4E91F969">
+              <wp:anchor distT="0" distB="0" distL="114300" distR="114300" simplePos="0" relativeHeight="251678720" behindDoc="0" locked="0" layoutInCell="1" allowOverlap="1">
                 <wp:simplePos x="0" y="0"/>
                 <wp:positionH relativeFrom="column">
-                  <wp:posOffset>1009812</wp:posOffset>
+                  <wp:posOffset>1009650</wp:posOffset>
                 </wp:positionH>
                 <wp:positionV relativeFrom="paragraph">
-                  <wp:posOffset>983290</wp:posOffset>
+                  <wp:posOffset>982980</wp:posOffset>
                 </wp:positionV>
-                <wp:extent cx="1084063" cy="340241"/>
+                <wp:extent cx="1083945" cy="340360"/>
                 <wp:effectExtent l="19050" t="19050" r="20955" b="22225"/>
                 <wp:wrapNone/>
                 <wp:docPr id="32" name="Oval 32"/>
@@ -3580,42 +3308,35 @@
                         </a:fontRef>
                       </wps:style>
                       <wps:bodyPr rot="0" spcFirstLastPara="0" vertOverflow="overflow" horzOverflow="overflow" vert="horz" wrap="square" lIns="91440" tIns="45720" rIns="91440" bIns="45720" numCol="1" spcCol="0" rtlCol="0" fromWordArt="0" anchor="ctr" anchorCtr="0" forceAA="0" compatLnSpc="1">
-                        <a:prstTxWarp prst="textNoShape">
-                          <a:avLst/>
-                        </a:prstTxWarp>
                         <a:noAutofit/>
                       </wps:bodyPr>
                     </wps:wsp>
                   </a:graphicData>
                 </a:graphic>
-                <wp14:sizeRelH relativeFrom="margin">
-                  <wp14:pctWidth>0</wp14:pctWidth>
-                </wp14:sizeRelH>
-                <wp14:sizeRelV relativeFrom="margin">
-                  <wp14:pctHeight>0</wp14:pctHeight>
-                </wp14:sizeRelV>
               </wp:anchor>
             </w:drawing>
           </mc:Choice>
           <mc:Fallback>
             <w:pict>
-              <v:oval w14:anchorId="4C52C936" id="Oval 32" o:spid="_x0000_s1026" style="position:absolute;margin-left:79.5pt;margin-top:77.4pt;width:85.35pt;height:26.8pt;z-index:251701248;visibility:visible;mso-wrap-style:square;mso-width-percent:0;mso-height-percent:0;mso-wrap-distance-left:9pt;mso-wrap-distance-top:0;mso-wrap-distance-right:9pt;mso-wrap-distance-bottom:0;mso-position-horizontal:absolute;mso-position-horizontal-relative:text;mso-position-vertical:absolute;mso-position-vertical-relative:text;mso-width-percent:0;mso-height-percent:0;mso-width-relative:margin;mso-height-relative:margin;v-text-anchor:middle" o:gfxdata="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" filled="f" strokecolor="red" strokeweight="3pt">
-                <v:stroke joinstyle="miter"/>
-              </v:oval>
+              <v:shape id="_x0000_s1026" o:spid="_x0000_s1026" o:spt="3" type="#_x0000_t3" style="position:absolute;left:0pt;margin-left:79.5pt;margin-top:77.4pt;height:26.8pt;width:85.35pt;z-index:251678720;v-text-anchor:middle;mso-width-relative:page;mso-height-relative:page;" filled="f" stroked="t" coordsize="21600,21600" o:gfxdata="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">
+                <v:fill on="f" focussize="0,0"/>
+                <v:stroke weight="3pt" color="#FF0000 [3204]" miterlimit="8" joinstyle="miter"/>
+                <v:imagedata o:title=""/>
+                <o:lock v:ext="edit" aspectratio="f"/>
+              </v:shape>
             </w:pict>
           </mc:Fallback>
         </mc:AlternateContent>
       </w:r>
       <w:r>
         <w:rPr>
-          <w:rFonts w:ascii="Roboto" w:eastAsia="Times New Roman" w:hAnsi="Roboto" w:cs="Times New Roman"/>
-          <w:noProof/>
+          <w:rFonts w:ascii="Roboto" w:hAnsi="Roboto" w:eastAsia="Times New Roman" w:cs="Times New Roman"/>
           <w:sz w:val="20"/>
           <w:szCs w:val="20"/>
         </w:rPr>
         <w:drawing>
-          <wp:inline distT="0" distB="0" distL="0" distR="0" wp14:anchorId="511A04B0" wp14:editId="6E32C214">
-            <wp:extent cx="4163006" cy="1762371"/>
+          <wp:inline distT="0" distB="0" distL="0" distR="0">
+            <wp:extent cx="4162425" cy="1762125"/>
             <wp:effectExtent l="0" t="0" r="9525" b="9525"/>
             <wp:docPr id="31" name="Picture 31"/>
             <wp:cNvGraphicFramePr>
@@ -3625,11 +3346,13 @@
               <a:graphicData uri="http://schemas.openxmlformats.org/drawingml/2006/picture">
                 <pic:pic xmlns:pic="http://schemas.openxmlformats.org/drawingml/2006/picture">
                   <pic:nvPicPr>
-                    <pic:cNvPr id="1" name=""/>
-                    <pic:cNvPicPr/>
+                    <pic:cNvPr id="31" name="Picture 31"/>
+                    <pic:cNvPicPr>
+                      <a:picLocks noChangeAspect="1"/>
+                    </pic:cNvPicPr>
                   </pic:nvPicPr>
                   <pic:blipFill>
-                    <a:blip r:embed="rId17"/>
+                    <a:blip r:embed="rId15"/>
                     <a:stretch>
                       <a:fillRect/>
                     </a:stretch>
@@ -3655,7 +3378,7 @@
         <w:shd w:val="clear" w:color="auto" w:fill="FFFFFF"/>
         <w:spacing w:after="100" w:afterAutospacing="1" w:line="240" w:lineRule="auto"/>
         <w:rPr>
-          <w:rFonts w:ascii="Times New Roman" w:eastAsia="Times New Roman" w:hAnsi="Times New Roman" w:cs="Times New Roman"/>
+          <w:rFonts w:ascii="Times New Roman" w:hAnsi="Times New Roman" w:eastAsia="Times New Roman" w:cs="Times New Roman"/>
           <w:b/>
           <w:sz w:val="24"/>
           <w:szCs w:val="24"/>
@@ -3669,26 +3392,25 @@
         <w:shd w:val="clear" w:color="auto" w:fill="FFFFFF"/>
         <w:spacing w:after="100" w:afterAutospacing="1" w:line="240" w:lineRule="auto"/>
         <w:rPr>
-          <w:rFonts w:ascii="Times New Roman" w:eastAsia="Times New Roman" w:hAnsi="Times New Roman" w:cs="Times New Roman"/>
-          <w:sz w:val="24"/>
-          <w:szCs w:val="24"/>
-        </w:rPr>
-      </w:pPr>
-      <w:r>
-        <w:rPr>
-          <w:rFonts w:ascii="Times New Roman" w:eastAsia="Times New Roman" w:hAnsi="Times New Roman" w:cs="Times New Roman"/>
+          <w:rFonts w:ascii="Times New Roman" w:hAnsi="Times New Roman" w:eastAsia="Times New Roman" w:cs="Times New Roman"/>
+          <w:sz w:val="24"/>
+          <w:szCs w:val="24"/>
+        </w:rPr>
+      </w:pPr>
+      <w:r>
+        <w:rPr>
+          <w:rFonts w:ascii="Times New Roman" w:hAnsi="Times New Roman" w:eastAsia="Times New Roman" w:cs="Times New Roman"/>
           <w:b/>
           <w:sz w:val="24"/>
           <w:szCs w:val="24"/>
           <w:u w:val="single"/>
           <w:lang w:val="vi-VN"/>
         </w:rPr>
-        <w:lastRenderedPageBreak/>
         <w:t>Bước 8:</w:t>
       </w:r>
       <w:r>
         <w:rPr>
-          <w:rFonts w:ascii="Times New Roman" w:eastAsia="Times New Roman" w:hAnsi="Times New Roman" w:cs="Times New Roman"/>
+          <w:rFonts w:ascii="Times New Roman" w:hAnsi="Times New Roman" w:eastAsia="Times New Roman" w:cs="Times New Roman"/>
           <w:sz w:val="24"/>
           <w:szCs w:val="24"/>
         </w:rPr>
@@ -3696,7 +3418,7 @@
       </w:r>
       <w:r>
         <w:rPr>
-          <w:rFonts w:ascii="Times New Roman" w:eastAsia="Times New Roman" w:hAnsi="Times New Roman" w:cs="Times New Roman"/>
+          <w:rFonts w:ascii="Times New Roman" w:hAnsi="Times New Roman" w:eastAsia="Times New Roman" w:cs="Times New Roman"/>
           <w:b/>
           <w:bCs/>
           <w:sz w:val="24"/>
@@ -3709,19 +3431,19 @@
       <w:pPr>
         <w:numPr>
           <w:ilvl w:val="0"/>
-          <w:numId w:val="2"/>
+          <w:numId w:val="1"/>
         </w:numPr>
         <w:shd w:val="clear" w:color="auto" w:fill="FFFFFF"/>
         <w:spacing w:before="100" w:beforeAutospacing="1" w:after="100" w:afterAutospacing="1" w:line="240" w:lineRule="auto"/>
         <w:rPr>
-          <w:rFonts w:ascii="Times New Roman" w:eastAsia="Times New Roman" w:hAnsi="Times New Roman" w:cs="Times New Roman"/>
-          <w:sz w:val="24"/>
-          <w:szCs w:val="24"/>
-        </w:rPr>
-      </w:pPr>
-      <w:r>
-        <w:rPr>
-          <w:rFonts w:ascii="Times New Roman" w:eastAsia="Times New Roman" w:hAnsi="Times New Roman" w:cs="Times New Roman"/>
+          <w:rFonts w:ascii="Times New Roman" w:hAnsi="Times New Roman" w:eastAsia="Times New Roman" w:cs="Times New Roman"/>
+          <w:sz w:val="24"/>
+          <w:szCs w:val="24"/>
+        </w:rPr>
+      </w:pPr>
+      <w:r>
+        <w:rPr>
+          <w:rFonts w:ascii="Times New Roman" w:hAnsi="Times New Roman" w:eastAsia="Times New Roman" w:cs="Times New Roman"/>
           <w:sz w:val="24"/>
           <w:szCs w:val="24"/>
         </w:rPr>
@@ -3729,7 +3451,7 @@
       </w:r>
       <w:r>
         <w:rPr>
-          <w:rFonts w:ascii="Times New Roman" w:eastAsia="Times New Roman" w:hAnsi="Times New Roman" w:cs="Times New Roman"/>
+          <w:rFonts w:ascii="Times New Roman" w:hAnsi="Times New Roman" w:eastAsia="Times New Roman" w:cs="Times New Roman"/>
           <w:b/>
           <w:sz w:val="24"/>
           <w:szCs w:val="24"/>
@@ -3738,7 +3460,7 @@
       </w:r>
       <w:r>
         <w:rPr>
-          <w:rFonts w:ascii="Times New Roman" w:eastAsia="Times New Roman" w:hAnsi="Times New Roman" w:cs="Times New Roman"/>
+          <w:rFonts w:ascii="Times New Roman" w:hAnsi="Times New Roman" w:eastAsia="Times New Roman" w:cs="Times New Roman"/>
           <w:sz w:val="24"/>
           <w:szCs w:val="24"/>
         </w:rPr>
@@ -3746,7 +3468,7 @@
       </w:r>
       <w:r>
         <w:rPr>
-          <w:rFonts w:ascii="Times New Roman" w:eastAsia="Times New Roman" w:hAnsi="Times New Roman" w:cs="Times New Roman"/>
+          <w:rFonts w:ascii="Times New Roman" w:hAnsi="Times New Roman" w:eastAsia="Times New Roman" w:cs="Times New Roman"/>
           <w:b/>
           <w:color w:val="FF0000"/>
           <w:sz w:val="24"/>
@@ -3756,7 +3478,7 @@
       </w:r>
       <w:r>
         <w:rPr>
-          <w:rFonts w:ascii="Times New Roman" w:eastAsia="Times New Roman" w:hAnsi="Times New Roman" w:cs="Times New Roman"/>
+          <w:rFonts w:ascii="Times New Roman" w:hAnsi="Times New Roman" w:eastAsia="Times New Roman" w:cs="Times New Roman"/>
           <w:color w:val="FF0000"/>
           <w:sz w:val="24"/>
           <w:szCs w:val="24"/>
@@ -3765,7 +3487,7 @@
       </w:r>
       <w:r>
         <w:rPr>
-          <w:rFonts w:ascii="Times New Roman" w:eastAsia="Times New Roman" w:hAnsi="Times New Roman" w:cs="Times New Roman"/>
+          <w:rFonts w:ascii="Times New Roman" w:hAnsi="Times New Roman" w:eastAsia="Times New Roman" w:cs="Times New Roman"/>
           <w:sz w:val="24"/>
           <w:szCs w:val="24"/>
         </w:rPr>
@@ -3773,7 +3495,7 @@
       </w:r>
       <w:r>
         <w:rPr>
-          <w:rFonts w:ascii="Times New Roman" w:eastAsia="Times New Roman" w:hAnsi="Times New Roman" w:cs="Times New Roman"/>
+          <w:rFonts w:ascii="Times New Roman" w:hAnsi="Times New Roman" w:eastAsia="Times New Roman" w:cs="Times New Roman"/>
           <w:b/>
           <w:color w:val="FF0000"/>
           <w:sz w:val="24"/>
@@ -3783,7 +3505,7 @@
       </w:r>
       <w:r>
         <w:rPr>
-          <w:rFonts w:ascii="Times New Roman" w:eastAsia="Times New Roman" w:hAnsi="Times New Roman" w:cs="Times New Roman"/>
+          <w:rFonts w:ascii="Times New Roman" w:hAnsi="Times New Roman" w:eastAsia="Times New Roman" w:cs="Times New Roman"/>
           <w:sz w:val="24"/>
           <w:szCs w:val="24"/>
         </w:rPr>
@@ -3796,36 +3518,33 @@
         <w:spacing w:before="100" w:beforeAutospacing="1" w:after="100" w:afterAutospacing="1" w:line="240" w:lineRule="auto"/>
         <w:ind w:left="720"/>
         <w:rPr>
-          <w:rFonts w:ascii="Times New Roman" w:eastAsia="Times New Roman" w:hAnsi="Times New Roman" w:cs="Times New Roman"/>
-          <w:sz w:val="24"/>
-          <w:szCs w:val="24"/>
-        </w:rPr>
-      </w:pPr>
-      <w:r>
-        <w:rPr>
-          <w:rFonts w:ascii="Roboto" w:eastAsia="Times New Roman" w:hAnsi="Roboto" w:cs="Times New Roman"/>
-          <w:noProof/>
+          <w:rFonts w:ascii="Times New Roman" w:hAnsi="Times New Roman" w:eastAsia="Times New Roman" w:cs="Times New Roman"/>
+          <w:sz w:val="24"/>
+          <w:szCs w:val="24"/>
+        </w:rPr>
+      </w:pPr>
+      <w:r>
+        <w:rPr>
+          <w:rFonts w:ascii="Roboto" w:hAnsi="Roboto" w:eastAsia="Times New Roman" w:cs="Times New Roman"/>
           <w:sz w:val="20"/>
           <w:szCs w:val="20"/>
         </w:rPr>
         <mc:AlternateContent>
           <mc:Choice Requires="wps">
             <w:drawing>
-              <wp:anchor distT="45720" distB="45720" distL="114300" distR="114300" simplePos="0" relativeHeight="251713536" behindDoc="0" locked="0" layoutInCell="1" allowOverlap="1" wp14:anchorId="65B41E15" wp14:editId="49F2F1E8">
+              <wp:anchor distT="45720" distB="45720" distL="114300" distR="114300" simplePos="0" relativeHeight="251685888" behindDoc="0" locked="0" layoutInCell="1" allowOverlap="1">
                 <wp:simplePos x="0" y="0"/>
                 <wp:positionH relativeFrom="margin">
-                  <wp:posOffset>2634010</wp:posOffset>
+                  <wp:posOffset>2633980</wp:posOffset>
                 </wp:positionH>
                 <wp:positionV relativeFrom="paragraph">
-                  <wp:posOffset>3491703</wp:posOffset>
+                  <wp:posOffset>3491230</wp:posOffset>
                 </wp:positionV>
-                <wp:extent cx="505785" cy="381207"/>
+                <wp:extent cx="506095" cy="381000"/>
                 <wp:effectExtent l="0" t="0" r="0" b="0"/>
                 <wp:wrapNone/>
                 <wp:docPr id="41" name="Text Box 2"/>
-                <wp:cNvGraphicFramePr>
-                  <a:graphicFrameLocks xmlns:a="http://schemas.openxmlformats.org/drawingml/2006/main"/>
-                </wp:cNvGraphicFramePr>
+                <wp:cNvGraphicFramePr/>
                 <a:graphic xmlns:a="http://schemas.openxmlformats.org/drawingml/2006/main">
                   <a:graphicData uri="http://schemas.microsoft.com/office/word/2010/wordprocessingShape">
                     <wps:wsp>
@@ -3844,8 +3563,6 @@
                         <a:ln w="9525">
                           <a:noFill/>
                           <a:miter lim="800000"/>
-                          <a:headEnd/>
-                          <a:tailEnd/>
                         </a:ln>
                       </wps:spPr>
                       <wps:txbx>
@@ -3878,18 +3595,16 @@
                     </wps:wsp>
                   </a:graphicData>
                 </a:graphic>
-                <wp14:sizeRelH relativeFrom="margin">
-                  <wp14:pctWidth>0</wp14:pctWidth>
-                </wp14:sizeRelH>
-                <wp14:sizeRelV relativeFrom="margin">
-                  <wp14:pctHeight>0</wp14:pctHeight>
-                </wp14:sizeRelV>
               </wp:anchor>
             </w:drawing>
           </mc:Choice>
           <mc:Fallback>
             <w:pict>
-              <v:shape w14:anchorId="65B41E15" id="_x0000_s1034" type="#_x0000_t202" style="position:absolute;left:0;text-align:left;margin-left:207.4pt;margin-top:274.95pt;width:39.85pt;height:30pt;z-index:251713536;visibility:visible;mso-wrap-style:square;mso-width-percent:0;mso-height-percent:0;mso-wrap-distance-left:9pt;mso-wrap-distance-top:3.6pt;mso-wrap-distance-right:9pt;mso-wrap-distance-bottom:3.6pt;mso-position-horizontal:absolute;mso-position-horizontal-relative:margin;mso-position-vertical:absolute;mso-position-vertical-relative:text;mso-width-percent:0;mso-height-percent:0;mso-width-relative:margin;mso-height-relative:margin;v-text-anchor:top" o:gfxdata="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" filled="f" stroked="f">
+              <v:shape id="Text Box 2" o:spid="_x0000_s1026" o:spt="202" type="#_x0000_t202" style="position:absolute;left:0pt;margin-left:207.4pt;margin-top:274.9pt;height:30pt;width:39.85pt;mso-position-horizontal-relative:margin;z-index:251685888;mso-width-relative:page;mso-height-relative:page;" filled="f" stroked="f" coordsize="21600,21600" o:gfxdata="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">
+                <v:fill on="f" focussize="0,0"/>
+                <v:stroke on="f" miterlimit="8" joinstyle="miter"/>
+                <v:imagedata o:title=""/>
+                <o:lock v:ext="edit" aspectratio="f"/>
                 <v:textbox>
                   <w:txbxContent>
                     <w:p>
@@ -3914,7 +3629,6 @@
                     </w:p>
                   </w:txbxContent>
                 </v:textbox>
-                <w10:wrap anchorx="margin"/>
               </v:shape>
             </w:pict>
           </mc:Fallback>
@@ -3923,22 +3637,21 @@
       <w:r>
         <w:rPr>
           <w:rFonts w:ascii="Times New Roman" w:hAnsi="Times New Roman" w:cs="Times New Roman"/>
-          <w:noProof/>
           <w:sz w:val="24"/>
           <w:szCs w:val="24"/>
         </w:rPr>
         <mc:AlternateContent>
           <mc:Choice Requires="wps">
             <w:drawing>
-              <wp:anchor distT="0" distB="0" distL="114300" distR="114300" simplePos="0" relativeHeight="251709440" behindDoc="0" locked="0" layoutInCell="1" allowOverlap="1" wp14:anchorId="64FA4DEE" wp14:editId="718CA0AA">
+              <wp:anchor distT="0" distB="0" distL="114300" distR="114300" simplePos="0" relativeHeight="251683840" behindDoc="0" locked="0" layoutInCell="1" allowOverlap="1">
                 <wp:simplePos x="0" y="0"/>
                 <wp:positionH relativeFrom="column">
-                  <wp:posOffset>1977065</wp:posOffset>
+                  <wp:posOffset>1976755</wp:posOffset>
                 </wp:positionH>
                 <wp:positionV relativeFrom="paragraph">
-                  <wp:posOffset>3817605</wp:posOffset>
+                  <wp:posOffset>3816985</wp:posOffset>
                 </wp:positionV>
-                <wp:extent cx="744072" cy="265814"/>
+                <wp:extent cx="744220" cy="266065"/>
                 <wp:effectExtent l="19050" t="19050" r="18415" b="20320"/>
                 <wp:wrapNone/>
                 <wp:docPr id="38" name="Oval 38"/>
@@ -3979,52 +3692,45 @@
                         </a:fontRef>
                       </wps:style>
                       <wps:bodyPr rot="0" spcFirstLastPara="0" vertOverflow="overflow" horzOverflow="overflow" vert="horz" wrap="square" lIns="91440" tIns="45720" rIns="91440" bIns="45720" numCol="1" spcCol="0" rtlCol="0" fromWordArt="0" anchor="ctr" anchorCtr="0" forceAA="0" compatLnSpc="1">
-                        <a:prstTxWarp prst="textNoShape">
-                          <a:avLst/>
-                        </a:prstTxWarp>
                         <a:noAutofit/>
                       </wps:bodyPr>
                     </wps:wsp>
                   </a:graphicData>
                 </a:graphic>
-                <wp14:sizeRelH relativeFrom="margin">
-                  <wp14:pctWidth>0</wp14:pctWidth>
-                </wp14:sizeRelH>
-                <wp14:sizeRelV relativeFrom="margin">
-                  <wp14:pctHeight>0</wp14:pctHeight>
-                </wp14:sizeRelV>
               </wp:anchor>
             </w:drawing>
           </mc:Choice>
           <mc:Fallback>
             <w:pict>
-              <v:oval w14:anchorId="43CE037B" id="Oval 38" o:spid="_x0000_s1026" style="position:absolute;margin-left:155.65pt;margin-top:300.6pt;width:58.6pt;height:20.95pt;z-index:251709440;visibility:visible;mso-wrap-style:square;mso-width-percent:0;mso-height-percent:0;mso-wrap-distance-left:9pt;mso-wrap-distance-top:0;mso-wrap-distance-right:9pt;mso-wrap-distance-bottom:0;mso-position-horizontal:absolute;mso-position-horizontal-relative:text;mso-position-vertical:absolute;mso-position-vertical-relative:text;mso-width-percent:0;mso-height-percent:0;mso-width-relative:margin;mso-height-relative:margin;v-text-anchor:middle" o:gfxdata="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" filled="f" strokecolor="red" strokeweight="3pt">
-                <v:stroke joinstyle="miter"/>
-              </v:oval>
+              <v:shape id="_x0000_s1026" o:spid="_x0000_s1026" o:spt="3" type="#_x0000_t3" style="position:absolute;left:0pt;margin-left:155.65pt;margin-top:300.55pt;height:20.95pt;width:58.6pt;z-index:251683840;v-text-anchor:middle;mso-width-relative:page;mso-height-relative:page;" filled="f" stroked="t" coordsize="21600,21600" o:gfxdata="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">
+                <v:fill on="f" focussize="0,0"/>
+                <v:stroke weight="3pt" color="#FF0000 [3204]" miterlimit="8" joinstyle="miter"/>
+                <v:imagedata o:title=""/>
+                <o:lock v:ext="edit" aspectratio="f"/>
+              </v:shape>
             </w:pict>
           </mc:Fallback>
         </mc:AlternateContent>
       </w:r>
       <w:r>
         <w:rPr>
-          <w:rFonts w:ascii="Times New Roman" w:eastAsia="Times New Roman" w:hAnsi="Times New Roman" w:cs="Times New Roman"/>
-          <w:noProof/>
+          <w:rFonts w:ascii="Times New Roman" w:hAnsi="Times New Roman" w:eastAsia="Times New Roman" w:cs="Times New Roman"/>
           <w:sz w:val="24"/>
           <w:szCs w:val="24"/>
         </w:rPr>
         <w:drawing>
-          <wp:anchor distT="0" distB="0" distL="114300" distR="114300" simplePos="0" relativeHeight="251704320" behindDoc="1" locked="0" layoutInCell="1" allowOverlap="1" wp14:anchorId="3C40935A" wp14:editId="1461A868">
+          <wp:anchor distT="0" distB="0" distL="114300" distR="114300" simplePos="0" relativeHeight="251680768" behindDoc="1" locked="0" layoutInCell="1" allowOverlap="1">
             <wp:simplePos x="0" y="0"/>
             <wp:positionH relativeFrom="margin">
               <wp:align>right</wp:align>
             </wp:positionH>
             <wp:positionV relativeFrom="paragraph">
-              <wp:posOffset>233370</wp:posOffset>
+              <wp:posOffset>233045</wp:posOffset>
             </wp:positionV>
             <wp:extent cx="5943600" cy="5052060"/>
             <wp:effectExtent l="0" t="0" r="0" b="0"/>
             <wp:wrapTight wrapText="bothSides">
-              <wp:wrapPolygon edited="0">
+              <wp:wrapPolygon>
                 <wp:start x="0" y="0"/>
                 <wp:lineTo x="0" y="21502"/>
                 <wp:lineTo x="21531" y="21502"/>
@@ -4040,11 +3746,13 @@
               <a:graphicData uri="http://schemas.openxmlformats.org/drawingml/2006/picture">
                 <pic:pic xmlns:pic="http://schemas.openxmlformats.org/drawingml/2006/picture">
                   <pic:nvPicPr>
-                    <pic:cNvPr id="1" name=""/>
-                    <pic:cNvPicPr/>
+                    <pic:cNvPr id="34" name="Picture 34"/>
+                    <pic:cNvPicPr>
+                      <a:picLocks noChangeAspect="1"/>
+                    </pic:cNvPicPr>
                   </pic:nvPicPr>
                   <pic:blipFill>
-                    <a:blip r:embed="rId18">
+                    <a:blip r:embed="rId16">
                       <a:extLst>
                         <a:ext uri="{28A0092B-C50C-407E-A947-70E740481C1C}">
                           <a14:useLocalDpi xmlns:a14="http://schemas.microsoft.com/office/drawing/2010/main" val="0"/>
@@ -4067,12 +3775,6 @@
                 </pic:pic>
               </a:graphicData>
             </a:graphic>
-            <wp14:sizeRelH relativeFrom="margin">
-              <wp14:pctWidth>0</wp14:pctWidth>
-            </wp14:sizeRelH>
-            <wp14:sizeRelV relativeFrom="margin">
-              <wp14:pctHeight>0</wp14:pctHeight>
-            </wp14:sizeRelV>
           </wp:anchor>
         </w:drawing>
       </w:r>
@@ -4083,7 +3785,7 @@
         <w:spacing w:before="100" w:beforeAutospacing="1" w:after="100" w:afterAutospacing="1" w:line="240" w:lineRule="auto"/>
         <w:ind w:left="720"/>
         <w:rPr>
-          <w:rFonts w:ascii="Times New Roman" w:eastAsia="Times New Roman" w:hAnsi="Times New Roman" w:cs="Times New Roman"/>
+          <w:rFonts w:ascii="Times New Roman" w:hAnsi="Times New Roman" w:eastAsia="Times New Roman" w:cs="Times New Roman"/>
           <w:sz w:val="24"/>
           <w:szCs w:val="24"/>
         </w:rPr>
@@ -4095,7 +3797,7 @@
         <w:spacing w:before="100" w:beforeAutospacing="1" w:after="100" w:afterAutospacing="1" w:line="240" w:lineRule="auto"/>
         <w:ind w:left="720"/>
         <w:rPr>
-          <w:rFonts w:ascii="Times New Roman" w:eastAsia="Times New Roman" w:hAnsi="Times New Roman" w:cs="Times New Roman"/>
+          <w:rFonts w:ascii="Times New Roman" w:hAnsi="Times New Roman" w:eastAsia="Times New Roman" w:cs="Times New Roman"/>
           <w:sz w:val="24"/>
           <w:szCs w:val="24"/>
         </w:rPr>
@@ -4107,7 +3809,7 @@
         <w:spacing w:before="100" w:beforeAutospacing="1" w:after="100" w:afterAutospacing="1" w:line="240" w:lineRule="auto"/>
         <w:ind w:left="720"/>
         <w:rPr>
-          <w:rFonts w:ascii="Times New Roman" w:eastAsia="Times New Roman" w:hAnsi="Times New Roman" w:cs="Times New Roman"/>
+          <w:rFonts w:ascii="Times New Roman" w:hAnsi="Times New Roman" w:eastAsia="Times New Roman" w:cs="Times New Roman"/>
           <w:sz w:val="24"/>
           <w:szCs w:val="24"/>
         </w:rPr>
@@ -4119,7 +3821,7 @@
         <w:spacing w:before="100" w:beforeAutospacing="1" w:after="100" w:afterAutospacing="1" w:line="240" w:lineRule="auto"/>
         <w:ind w:left="720"/>
         <w:rPr>
-          <w:rFonts w:ascii="Times New Roman" w:eastAsia="Times New Roman" w:hAnsi="Times New Roman" w:cs="Times New Roman"/>
+          <w:rFonts w:ascii="Times New Roman" w:hAnsi="Times New Roman" w:eastAsia="Times New Roman" w:cs="Times New Roman"/>
           <w:sz w:val="24"/>
           <w:szCs w:val="24"/>
         </w:rPr>
@@ -4130,7 +3832,7 @@
         <w:shd w:val="clear" w:color="auto" w:fill="FFFFFF"/>
         <w:spacing w:before="100" w:beforeAutospacing="1" w:after="100" w:afterAutospacing="1" w:line="240" w:lineRule="auto"/>
         <w:rPr>
-          <w:rFonts w:ascii="Times New Roman" w:eastAsia="Times New Roman" w:hAnsi="Times New Roman" w:cs="Times New Roman"/>
+          <w:rFonts w:ascii="Times New Roman" w:hAnsi="Times New Roman" w:eastAsia="Times New Roman" w:cs="Times New Roman"/>
           <w:sz w:val="24"/>
           <w:szCs w:val="24"/>
         </w:rPr>
@@ -4138,22 +3840,21 @@
       <w:r>
         <w:rPr>
           <w:rFonts w:ascii="Times New Roman" w:hAnsi="Times New Roman" w:cs="Times New Roman"/>
-          <w:noProof/>
           <w:sz w:val="24"/>
           <w:szCs w:val="24"/>
         </w:rPr>
         <mc:AlternateContent>
           <mc:Choice Requires="wps">
             <w:drawing>
-              <wp:anchor distT="0" distB="0" distL="114300" distR="114300" simplePos="0" relativeHeight="251706368" behindDoc="0" locked="0" layoutInCell="1" allowOverlap="1" wp14:anchorId="4A4CC712" wp14:editId="7E7DE563">
+              <wp:anchor distT="0" distB="0" distL="114300" distR="114300" simplePos="0" relativeHeight="251681792" behindDoc="0" locked="0" layoutInCell="1" allowOverlap="1">
                 <wp:simplePos x="0" y="0"/>
                 <wp:positionH relativeFrom="column">
-                  <wp:posOffset>1967023</wp:posOffset>
+                  <wp:posOffset>1966595</wp:posOffset>
                 </wp:positionH>
                 <wp:positionV relativeFrom="paragraph">
-                  <wp:posOffset>3583171</wp:posOffset>
+                  <wp:posOffset>3582670</wp:posOffset>
                 </wp:positionV>
-                <wp:extent cx="776177" cy="254975"/>
+                <wp:extent cx="775970" cy="255270"/>
                 <wp:effectExtent l="19050" t="19050" r="24130" b="12065"/>
                 <wp:wrapNone/>
                 <wp:docPr id="35" name="Oval 35"/>
@@ -4194,28 +3895,22 @@
                         </a:fontRef>
                       </wps:style>
                       <wps:bodyPr rot="0" spcFirstLastPara="0" vertOverflow="overflow" horzOverflow="overflow" vert="horz" wrap="square" lIns="91440" tIns="45720" rIns="91440" bIns="45720" numCol="1" spcCol="0" rtlCol="0" fromWordArt="0" anchor="ctr" anchorCtr="0" forceAA="0" compatLnSpc="1">
-                        <a:prstTxWarp prst="textNoShape">
-                          <a:avLst/>
-                        </a:prstTxWarp>
                         <a:noAutofit/>
                       </wps:bodyPr>
                     </wps:wsp>
                   </a:graphicData>
                 </a:graphic>
-                <wp14:sizeRelH relativeFrom="margin">
-                  <wp14:pctWidth>0</wp14:pctWidth>
-                </wp14:sizeRelH>
-                <wp14:sizeRelV relativeFrom="margin">
-                  <wp14:pctHeight>0</wp14:pctHeight>
-                </wp14:sizeRelV>
               </wp:anchor>
             </w:drawing>
           </mc:Choice>
           <mc:Fallback>
             <w:pict>
-              <v:oval w14:anchorId="4E44B8DF" id="Oval 35" o:spid="_x0000_s1026" style="position:absolute;margin-left:154.9pt;margin-top:282.15pt;width:61.1pt;height:20.1pt;z-index:251706368;visibility:visible;mso-wrap-style:square;mso-width-percent:0;mso-height-percent:0;mso-wrap-distance-left:9pt;mso-wrap-distance-top:0;mso-wrap-distance-right:9pt;mso-wrap-distance-bottom:0;mso-position-horizontal:absolute;mso-position-horizontal-relative:text;mso-position-vertical:absolute;mso-position-vertical-relative:text;mso-width-percent:0;mso-height-percent:0;mso-width-relative:margin;mso-height-relative:margin;v-text-anchor:middle" o:gfxdata="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" filled="f" strokecolor="red" strokeweight="3pt">
-                <v:stroke joinstyle="miter"/>
-              </v:oval>
+              <v:shape id="_x0000_s1026" o:spid="_x0000_s1026" o:spt="3" type="#_x0000_t3" style="position:absolute;left:0pt;margin-left:154.85pt;margin-top:282.1pt;height:20.1pt;width:61.1pt;z-index:251681792;v-text-anchor:middle;mso-width-relative:page;mso-height-relative:page;" filled="f" stroked="t" coordsize="21600,21600" o:gfxdata="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">
+                <v:fill on="f" focussize="0,0"/>
+                <v:stroke weight="3pt" color="#FF0000 [3204]" miterlimit="8" joinstyle="miter"/>
+                <v:imagedata o:title=""/>
+                <o:lock v:ext="edit" aspectratio="f"/>
+              </v:shape>
             </w:pict>
           </mc:Fallback>
         </mc:AlternateContent>
@@ -4225,42 +3920,38 @@
       <w:pPr>
         <w:numPr>
           <w:ilvl w:val="0"/>
-          <w:numId w:val="3"/>
+          <w:numId w:val="2"/>
         </w:numPr>
         <w:shd w:val="clear" w:color="auto" w:fill="FFFFFF"/>
         <w:spacing w:before="100" w:beforeAutospacing="1" w:after="100" w:afterAutospacing="1" w:line="240" w:lineRule="auto"/>
         <w:rPr>
-          <w:rFonts w:ascii="Times New Roman" w:eastAsia="Times New Roman" w:hAnsi="Times New Roman" w:cs="Times New Roman"/>
-          <w:sz w:val="24"/>
-          <w:szCs w:val="24"/>
-        </w:rPr>
-      </w:pPr>
-      <w:r>
-        <w:rPr>
-          <w:rFonts w:ascii="Roboto" w:eastAsia="Times New Roman" w:hAnsi="Roboto" w:cs="Times New Roman"/>
-          <w:noProof/>
+          <w:rFonts w:ascii="Times New Roman" w:hAnsi="Times New Roman" w:eastAsia="Times New Roman" w:cs="Times New Roman"/>
+          <w:sz w:val="24"/>
+          <w:szCs w:val="24"/>
+        </w:rPr>
+      </w:pPr>
+      <w:r>
+        <w:rPr>
+          <w:rFonts w:ascii="Roboto" w:hAnsi="Roboto" w:eastAsia="Times New Roman" w:cs="Times New Roman"/>
           <w:sz w:val="20"/>
           <w:szCs w:val="20"/>
         </w:rPr>
-        <w:lastRenderedPageBreak/>
         <mc:AlternateContent>
           <mc:Choice Requires="wps">
             <w:drawing>
-              <wp:anchor distT="45720" distB="45720" distL="114300" distR="114300" simplePos="0" relativeHeight="251719680" behindDoc="0" locked="0" layoutInCell="1" allowOverlap="1" wp14:anchorId="3686B6F0" wp14:editId="6924DC98">
+              <wp:anchor distT="45720" distB="45720" distL="114300" distR="114300" simplePos="0" relativeHeight="251688960" behindDoc="0" locked="0" layoutInCell="1" allowOverlap="1">
                 <wp:simplePos x="0" y="0"/>
                 <wp:positionH relativeFrom="margin">
                   <wp:posOffset>1881505</wp:posOffset>
                 </wp:positionH>
                 <wp:positionV relativeFrom="paragraph">
-                  <wp:posOffset>3242767</wp:posOffset>
+                  <wp:posOffset>3242310</wp:posOffset>
                 </wp:positionV>
-                <wp:extent cx="505785" cy="361507"/>
+                <wp:extent cx="506095" cy="361315"/>
                 <wp:effectExtent l="0" t="0" r="0" b="635"/>
                 <wp:wrapNone/>
                 <wp:docPr id="44" name="Text Box 2"/>
-                <wp:cNvGraphicFramePr>
-                  <a:graphicFrameLocks xmlns:a="http://schemas.openxmlformats.org/drawingml/2006/main"/>
-                </wp:cNvGraphicFramePr>
+                <wp:cNvGraphicFramePr/>
                 <a:graphic xmlns:a="http://schemas.openxmlformats.org/drawingml/2006/main">
                   <a:graphicData uri="http://schemas.microsoft.com/office/word/2010/wordprocessingShape">
                     <wps:wsp>
@@ -4279,8 +3970,6 @@
                         <a:ln w="9525">
                           <a:noFill/>
                           <a:miter lim="800000"/>
-                          <a:headEnd/>
-                          <a:tailEnd/>
                         </a:ln>
                       </wps:spPr>
                       <wps:txbx>
@@ -4313,18 +4002,16 @@
                     </wps:wsp>
                   </a:graphicData>
                 </a:graphic>
-                <wp14:sizeRelH relativeFrom="margin">
-                  <wp14:pctWidth>0</wp14:pctWidth>
-                </wp14:sizeRelH>
-                <wp14:sizeRelV relativeFrom="margin">
-                  <wp14:pctHeight>0</wp14:pctHeight>
-                </wp14:sizeRelV>
               </wp:anchor>
             </w:drawing>
           </mc:Choice>
           <mc:Fallback>
             <w:pict>
-              <v:shape w14:anchorId="3686B6F0" id="_x0000_s1035" type="#_x0000_t202" style="position:absolute;left:0;text-align:left;margin-left:148.15pt;margin-top:255.35pt;width:39.85pt;height:28.45pt;z-index:251719680;visibility:visible;mso-wrap-style:square;mso-width-percent:0;mso-height-percent:0;mso-wrap-distance-left:9pt;mso-wrap-distance-top:3.6pt;mso-wrap-distance-right:9pt;mso-wrap-distance-bottom:3.6pt;mso-position-horizontal:absolute;mso-position-horizontal-relative:margin;mso-position-vertical:absolute;mso-position-vertical-relative:text;mso-width-percent:0;mso-height-percent:0;mso-width-relative:margin;mso-height-relative:margin;v-text-anchor:top" o:gfxdata="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" filled="f" stroked="f">
+              <v:shape id="Text Box 2" o:spid="_x0000_s1026" o:spt="202" type="#_x0000_t202" style="position:absolute;left:0pt;margin-left:148.15pt;margin-top:255.3pt;height:28.45pt;width:39.85pt;mso-position-horizontal-relative:margin;z-index:251688960;mso-width-relative:page;mso-height-relative:page;" filled="f" stroked="f" coordsize="21600,21600" o:gfxdata="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">
+                <v:fill on="f" focussize="0,0"/>
+                <v:stroke on="f" miterlimit="8" joinstyle="miter"/>
+                <v:imagedata o:title=""/>
+                <o:lock v:ext="edit" aspectratio="f"/>
                 <v:textbox>
                   <w:txbxContent>
                     <w:p>
@@ -4349,7 +4036,6 @@
                     </w:p>
                   </w:txbxContent>
                 </v:textbox>
-                <w10:wrap anchorx="margin"/>
               </v:shape>
             </w:pict>
           </mc:Fallback>
@@ -4357,29 +4043,26 @@
       </w:r>
       <w:r>
         <w:rPr>
-          <w:rFonts w:ascii="Roboto" w:eastAsia="Times New Roman" w:hAnsi="Roboto" w:cs="Times New Roman"/>
-          <w:noProof/>
+          <w:rFonts w:ascii="Roboto" w:hAnsi="Roboto" w:eastAsia="Times New Roman" w:cs="Times New Roman"/>
           <w:sz w:val="20"/>
           <w:szCs w:val="20"/>
         </w:rPr>
         <mc:AlternateContent>
           <mc:Choice Requires="wps">
             <w:drawing>
-              <wp:anchor distT="45720" distB="45720" distL="114300" distR="114300" simplePos="0" relativeHeight="251715584" behindDoc="0" locked="0" layoutInCell="1" allowOverlap="1" wp14:anchorId="462F9107" wp14:editId="29DBA345">
+              <wp:anchor distT="45720" distB="45720" distL="114300" distR="114300" simplePos="0" relativeHeight="251686912" behindDoc="0" locked="0" layoutInCell="1" allowOverlap="1">
                 <wp:simplePos x="0" y="0"/>
                 <wp:positionH relativeFrom="margin">
                   <wp:align>center</wp:align>
                 </wp:positionH>
                 <wp:positionV relativeFrom="paragraph">
-                  <wp:posOffset>715128</wp:posOffset>
+                  <wp:posOffset>715010</wp:posOffset>
                 </wp:positionV>
-                <wp:extent cx="505785" cy="381207"/>
+                <wp:extent cx="506095" cy="381000"/>
                 <wp:effectExtent l="0" t="0" r="0" b="0"/>
                 <wp:wrapNone/>
                 <wp:docPr id="42" name="Text Box 2"/>
-                <wp:cNvGraphicFramePr>
-                  <a:graphicFrameLocks xmlns:a="http://schemas.openxmlformats.org/drawingml/2006/main"/>
-                </wp:cNvGraphicFramePr>
+                <wp:cNvGraphicFramePr/>
                 <a:graphic xmlns:a="http://schemas.openxmlformats.org/drawingml/2006/main">
                   <a:graphicData uri="http://schemas.microsoft.com/office/word/2010/wordprocessingShape">
                     <wps:wsp>
@@ -4398,8 +4081,6 @@
                         <a:ln w="9525">
                           <a:noFill/>
                           <a:miter lim="800000"/>
-                          <a:headEnd/>
-                          <a:tailEnd/>
                         </a:ln>
                       </wps:spPr>
                       <wps:txbx>
@@ -4432,18 +4113,16 @@
                     </wps:wsp>
                   </a:graphicData>
                 </a:graphic>
-                <wp14:sizeRelH relativeFrom="margin">
-                  <wp14:pctWidth>0</wp14:pctWidth>
-                </wp14:sizeRelH>
-                <wp14:sizeRelV relativeFrom="margin">
-                  <wp14:pctHeight>0</wp14:pctHeight>
-                </wp14:sizeRelV>
               </wp:anchor>
             </w:drawing>
           </mc:Choice>
           <mc:Fallback>
             <w:pict>
-              <v:shape w14:anchorId="462F9107" id="_x0000_s1036" type="#_x0000_t202" style="position:absolute;left:0;text-align:left;margin-left:0;margin-top:56.3pt;width:39.85pt;height:30pt;z-index:251715584;visibility:visible;mso-wrap-style:square;mso-width-percent:0;mso-height-percent:0;mso-wrap-distance-left:9pt;mso-wrap-distance-top:3.6pt;mso-wrap-distance-right:9pt;mso-wrap-distance-bottom:3.6pt;mso-position-horizontal:center;mso-position-horizontal-relative:margin;mso-position-vertical:absolute;mso-position-vertical-relative:text;mso-width-percent:0;mso-height-percent:0;mso-width-relative:margin;mso-height-relative:margin;v-text-anchor:top" o:gfxdata="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" filled="f" stroked="f">
+              <v:shape id="Text Box 2" o:spid="_x0000_s1026" o:spt="202" type="#_x0000_t202" style="position:absolute;left:0pt;margin-top:56.3pt;height:30pt;width:39.85pt;mso-position-horizontal:center;mso-position-horizontal-relative:margin;z-index:251686912;mso-width-relative:page;mso-height-relative:page;" filled="f" stroked="f" coordsize="21600,21600" o:gfxdata="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">
+                <v:fill on="f" focussize="0,0"/>
+                <v:stroke on="f" miterlimit="8" joinstyle="miter"/>
+                <v:imagedata o:title=""/>
+                <o:lock v:ext="edit" aspectratio="f"/>
                 <v:textbox>
                   <w:txbxContent>
                     <w:p>
@@ -4468,7 +4147,6 @@
                     </w:p>
                   </w:txbxContent>
                 </v:textbox>
-                <w10:wrap anchorx="margin"/>
               </v:shape>
             </w:pict>
           </mc:Fallback>
@@ -4477,22 +4155,21 @@
       <w:r>
         <w:rPr>
           <w:rFonts w:ascii="Times New Roman" w:hAnsi="Times New Roman" w:cs="Times New Roman"/>
-          <w:noProof/>
           <w:sz w:val="24"/>
           <w:szCs w:val="24"/>
         </w:rPr>
         <mc:AlternateContent>
           <mc:Choice Requires="wps">
             <w:drawing>
-              <wp:anchor distT="0" distB="0" distL="114300" distR="114300" simplePos="0" relativeHeight="251717632" behindDoc="0" locked="0" layoutInCell="1" allowOverlap="1" wp14:anchorId="6A134CDB" wp14:editId="01784FA5">
+              <wp:anchor distT="0" distB="0" distL="114300" distR="114300" simplePos="0" relativeHeight="251687936" behindDoc="0" locked="0" layoutInCell="1" allowOverlap="1">
                 <wp:simplePos x="0" y="0"/>
                 <wp:positionH relativeFrom="column">
-                  <wp:posOffset>2087467</wp:posOffset>
+                  <wp:posOffset>2087245</wp:posOffset>
                 </wp:positionH>
                 <wp:positionV relativeFrom="paragraph">
-                  <wp:posOffset>683939</wp:posOffset>
+                  <wp:posOffset>683895</wp:posOffset>
                 </wp:positionV>
-                <wp:extent cx="659027" cy="297712"/>
+                <wp:extent cx="659130" cy="297815"/>
                 <wp:effectExtent l="19050" t="19050" r="27305" b="26670"/>
                 <wp:wrapNone/>
                 <wp:docPr id="43" name="Oval 43"/>
@@ -4533,28 +4210,22 @@
                         </a:fontRef>
                       </wps:style>
                       <wps:bodyPr rot="0" spcFirstLastPara="0" vertOverflow="overflow" horzOverflow="overflow" vert="horz" wrap="square" lIns="91440" tIns="45720" rIns="91440" bIns="45720" numCol="1" spcCol="0" rtlCol="0" fromWordArt="0" anchor="ctr" anchorCtr="0" forceAA="0" compatLnSpc="1">
-                        <a:prstTxWarp prst="textNoShape">
-                          <a:avLst/>
-                        </a:prstTxWarp>
                         <a:noAutofit/>
                       </wps:bodyPr>
                     </wps:wsp>
                   </a:graphicData>
                 </a:graphic>
-                <wp14:sizeRelH relativeFrom="margin">
-                  <wp14:pctWidth>0</wp14:pctWidth>
-                </wp14:sizeRelH>
-                <wp14:sizeRelV relativeFrom="margin">
-                  <wp14:pctHeight>0</wp14:pctHeight>
-                </wp14:sizeRelV>
               </wp:anchor>
             </w:drawing>
           </mc:Choice>
           <mc:Fallback>
             <w:pict>
-              <v:oval w14:anchorId="629AABB5" id="Oval 43" o:spid="_x0000_s1026" style="position:absolute;margin-left:164.35pt;margin-top:53.85pt;width:51.9pt;height:23.45pt;z-index:251717632;visibility:visible;mso-wrap-style:square;mso-width-percent:0;mso-height-percent:0;mso-wrap-distance-left:9pt;mso-wrap-distance-top:0;mso-wrap-distance-right:9pt;mso-wrap-distance-bottom:0;mso-position-horizontal:absolute;mso-position-horizontal-relative:text;mso-position-vertical:absolute;mso-position-vertical-relative:text;mso-width-percent:0;mso-height-percent:0;mso-width-relative:margin;mso-height-relative:margin;v-text-anchor:middle" o:gfxdata="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" filled="f" strokecolor="red" strokeweight="3pt">
-                <v:stroke joinstyle="miter"/>
-              </v:oval>
+              <v:shape id="_x0000_s1026" o:spid="_x0000_s1026" o:spt="3" type="#_x0000_t3" style="position:absolute;left:0pt;margin-left:164.35pt;margin-top:53.85pt;height:23.45pt;width:51.9pt;z-index:251687936;v-text-anchor:middle;mso-width-relative:page;mso-height-relative:page;" filled="f" stroked="t" coordsize="21600,21600" o:gfxdata="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">
+                <v:fill on="f" focussize="0,0"/>
+                <v:stroke weight="3pt" color="#FF0000 [3204]" miterlimit="8" joinstyle="miter"/>
+                <v:imagedata o:title=""/>
+                <o:lock v:ext="edit" aspectratio="f"/>
+              </v:shape>
             </w:pict>
           </mc:Fallback>
         </mc:AlternateContent>
@@ -4562,22 +4233,21 @@
       <w:r>
         <w:rPr>
           <w:rFonts w:ascii="Times New Roman" w:hAnsi="Times New Roman" w:cs="Times New Roman"/>
-          <w:noProof/>
           <w:sz w:val="24"/>
           <w:szCs w:val="24"/>
         </w:rPr>
         <mc:AlternateContent>
           <mc:Choice Requires="wps">
             <w:drawing>
-              <wp:anchor distT="0" distB="0" distL="114300" distR="114300" simplePos="0" relativeHeight="251711488" behindDoc="0" locked="0" layoutInCell="1" allowOverlap="1" wp14:anchorId="7F94177F" wp14:editId="6F5669EE">
+              <wp:anchor distT="0" distB="0" distL="114300" distR="114300" simplePos="0" relativeHeight="251684864" behindDoc="0" locked="0" layoutInCell="1" allowOverlap="1">
                 <wp:simplePos x="0" y="0"/>
                 <wp:positionH relativeFrom="column">
-                  <wp:posOffset>1201110</wp:posOffset>
+                  <wp:posOffset>1200785</wp:posOffset>
                 </wp:positionH>
                 <wp:positionV relativeFrom="paragraph">
-                  <wp:posOffset>3401872</wp:posOffset>
+                  <wp:posOffset>3401695</wp:posOffset>
                 </wp:positionV>
-                <wp:extent cx="659027" cy="297712"/>
+                <wp:extent cx="659130" cy="297815"/>
                 <wp:effectExtent l="19050" t="19050" r="27305" b="26670"/>
                 <wp:wrapNone/>
                 <wp:docPr id="39" name="Oval 39"/>
@@ -4618,41 +4288,34 @@
                         </a:fontRef>
                       </wps:style>
                       <wps:bodyPr rot="0" spcFirstLastPara="0" vertOverflow="overflow" horzOverflow="overflow" vert="horz" wrap="square" lIns="91440" tIns="45720" rIns="91440" bIns="45720" numCol="1" spcCol="0" rtlCol="0" fromWordArt="0" anchor="ctr" anchorCtr="0" forceAA="0" compatLnSpc="1">
-                        <a:prstTxWarp prst="textNoShape">
-                          <a:avLst/>
-                        </a:prstTxWarp>
                         <a:noAutofit/>
                       </wps:bodyPr>
                     </wps:wsp>
                   </a:graphicData>
                 </a:graphic>
-                <wp14:sizeRelH relativeFrom="margin">
-                  <wp14:pctWidth>0</wp14:pctWidth>
-                </wp14:sizeRelH>
-                <wp14:sizeRelV relativeFrom="margin">
-                  <wp14:pctHeight>0</wp14:pctHeight>
-                </wp14:sizeRelV>
               </wp:anchor>
             </w:drawing>
           </mc:Choice>
           <mc:Fallback>
             <w:pict>
-              <v:oval w14:anchorId="0F0307A3" id="Oval 39" o:spid="_x0000_s1026" style="position:absolute;margin-left:94.6pt;margin-top:267.85pt;width:51.9pt;height:23.45pt;z-index:251711488;visibility:visible;mso-wrap-style:square;mso-width-percent:0;mso-height-percent:0;mso-wrap-distance-left:9pt;mso-wrap-distance-top:0;mso-wrap-distance-right:9pt;mso-wrap-distance-bottom:0;mso-position-horizontal:absolute;mso-position-horizontal-relative:text;mso-position-vertical:absolute;mso-position-vertical-relative:text;mso-width-percent:0;mso-height-percent:0;mso-width-relative:margin;mso-height-relative:margin;v-text-anchor:middle" o:gfxdata="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" filled="f" strokecolor="red" strokeweight="3pt">
-                <v:stroke joinstyle="miter"/>
-              </v:oval>
+              <v:shape id="_x0000_s1026" o:spid="_x0000_s1026" o:spt="3" type="#_x0000_t3" style="position:absolute;left:0pt;margin-left:94.55pt;margin-top:267.85pt;height:23.45pt;width:51.9pt;z-index:251684864;v-text-anchor:middle;mso-width-relative:page;mso-height-relative:page;" filled="f" stroked="t" coordsize="21600,21600" o:gfxdata="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">
+                <v:fill on="f" focussize="0,0"/>
+                <v:stroke weight="3pt" color="#FF0000 [3204]" miterlimit="8" joinstyle="miter"/>
+                <v:imagedata o:title=""/>
+                <o:lock v:ext="edit" aspectratio="f"/>
+              </v:shape>
             </w:pict>
           </mc:Fallback>
         </mc:AlternateContent>
       </w:r>
       <w:r>
         <w:rPr>
-          <w:rFonts w:ascii="Times New Roman" w:eastAsia="Times New Roman" w:hAnsi="Times New Roman" w:cs="Times New Roman"/>
-          <w:noProof/>
+          <w:rFonts w:ascii="Times New Roman" w:hAnsi="Times New Roman" w:eastAsia="Times New Roman" w:cs="Times New Roman"/>
           <w:sz w:val="24"/>
           <w:szCs w:val="24"/>
         </w:rPr>
         <w:drawing>
-          <wp:anchor distT="0" distB="0" distL="114300" distR="114300" simplePos="0" relativeHeight="251707392" behindDoc="1" locked="0" layoutInCell="1" allowOverlap="1" wp14:anchorId="612AD282" wp14:editId="42DAB997">
+          <wp:anchor distT="0" distB="0" distL="114300" distR="114300" simplePos="0" relativeHeight="251682816" behindDoc="1" locked="0" layoutInCell="1" allowOverlap="1">
             <wp:simplePos x="0" y="0"/>
             <wp:positionH relativeFrom="margin">
               <wp:align>right</wp:align>
@@ -4671,11 +4334,13 @@
               <a:graphicData uri="http://schemas.openxmlformats.org/drawingml/2006/picture">
                 <pic:pic xmlns:pic="http://schemas.openxmlformats.org/drawingml/2006/picture">
                   <pic:nvPicPr>
-                    <pic:cNvPr id="1" name=""/>
-                    <pic:cNvPicPr/>
+                    <pic:cNvPr id="37" name="Picture 37"/>
+                    <pic:cNvPicPr>
+                      <a:picLocks noChangeAspect="1"/>
+                    </pic:cNvPicPr>
                   </pic:nvPicPr>
                   <pic:blipFill>
-                    <a:blip r:embed="rId19">
+                    <a:blip r:embed="rId17">
                       <a:extLst>
                         <a:ext uri="{28A0092B-C50C-407E-A947-70E740481C1C}">
                           <a14:useLocalDpi xmlns:a14="http://schemas.microsoft.com/office/drawing/2010/main" val="0"/>
@@ -4698,18 +4363,12 @@
                 </pic:pic>
               </a:graphicData>
             </a:graphic>
-            <wp14:sizeRelH relativeFrom="margin">
-              <wp14:pctWidth>0</wp14:pctWidth>
-            </wp14:sizeRelH>
-            <wp14:sizeRelV relativeFrom="margin">
-              <wp14:pctHeight>0</wp14:pctHeight>
-            </wp14:sizeRelV>
           </wp:anchor>
         </w:drawing>
       </w:r>
       <w:r>
         <w:rPr>
-          <w:rFonts w:ascii="Times New Roman" w:eastAsia="Times New Roman" w:hAnsi="Times New Roman" w:cs="Times New Roman"/>
+          <w:rFonts w:ascii="Times New Roman" w:hAnsi="Times New Roman" w:eastAsia="Times New Roman" w:cs="Times New Roman"/>
           <w:sz w:val="24"/>
           <w:szCs w:val="24"/>
         </w:rPr>
@@ -4717,7 +4376,7 @@
       </w:r>
       <w:r>
         <w:rPr>
-          <w:rFonts w:ascii="Times New Roman" w:eastAsia="Times New Roman" w:hAnsi="Times New Roman" w:cs="Times New Roman"/>
+          <w:rFonts w:ascii="Times New Roman" w:hAnsi="Times New Roman" w:eastAsia="Times New Roman" w:cs="Times New Roman"/>
           <w:b/>
           <w:sz w:val="24"/>
           <w:szCs w:val="24"/>
@@ -4726,7 +4385,7 @@
       </w:r>
       <w:r>
         <w:rPr>
-          <w:rFonts w:ascii="Times New Roman" w:eastAsia="Times New Roman" w:hAnsi="Times New Roman" w:cs="Times New Roman"/>
+          <w:rFonts w:ascii="Times New Roman" w:hAnsi="Times New Roman" w:eastAsia="Times New Roman" w:cs="Times New Roman"/>
           <w:sz w:val="24"/>
           <w:szCs w:val="24"/>
         </w:rPr>
@@ -4734,7 +4393,7 @@
       </w:r>
       <w:r>
         <w:rPr>
-          <w:rFonts w:ascii="Times New Roman" w:eastAsia="Times New Roman" w:hAnsi="Times New Roman" w:cs="Times New Roman"/>
+          <w:rFonts w:ascii="Times New Roman" w:hAnsi="Times New Roman" w:eastAsia="Times New Roman" w:cs="Times New Roman"/>
           <w:b/>
           <w:color w:val="FF0000"/>
           <w:sz w:val="24"/>
@@ -4744,7 +4403,7 @@
       </w:r>
       <w:r>
         <w:rPr>
-          <w:rFonts w:ascii="Times New Roman" w:eastAsia="Times New Roman" w:hAnsi="Times New Roman" w:cs="Times New Roman"/>
+          <w:rFonts w:ascii="Times New Roman" w:hAnsi="Times New Roman" w:eastAsia="Times New Roman" w:cs="Times New Roman"/>
           <w:color w:val="FF0000"/>
           <w:sz w:val="24"/>
           <w:szCs w:val="24"/>
@@ -4753,7 +4412,7 @@
       </w:r>
       <w:r>
         <w:rPr>
-          <w:rFonts w:ascii="Times New Roman" w:eastAsia="Times New Roman" w:hAnsi="Times New Roman" w:cs="Times New Roman"/>
+          <w:rFonts w:ascii="Times New Roman" w:hAnsi="Times New Roman" w:eastAsia="Times New Roman" w:cs="Times New Roman"/>
           <w:sz w:val="24"/>
           <w:szCs w:val="24"/>
         </w:rPr>
@@ -4761,7 +4420,7 @@
       </w:r>
       <w:r>
         <w:rPr>
-          <w:rFonts w:ascii="Times New Roman" w:eastAsia="Times New Roman" w:hAnsi="Times New Roman" w:cs="Times New Roman"/>
+          <w:rFonts w:ascii="Times New Roman" w:hAnsi="Times New Roman" w:eastAsia="Times New Roman" w:cs="Times New Roman"/>
           <w:b/>
           <w:color w:val="FF0000"/>
           <w:sz w:val="24"/>
@@ -4771,7 +4430,7 @@
       </w:r>
       <w:r>
         <w:rPr>
-          <w:rFonts w:ascii="Times New Roman" w:eastAsia="Times New Roman" w:hAnsi="Times New Roman" w:cs="Times New Roman"/>
+          <w:rFonts w:ascii="Times New Roman" w:hAnsi="Times New Roman" w:eastAsia="Times New Roman" w:cs="Times New Roman"/>
           <w:sz w:val="24"/>
           <w:szCs w:val="24"/>
         </w:rPr>
@@ -4783,7 +4442,7 @@
         <w:shd w:val="clear" w:color="auto" w:fill="FFFFFF"/>
         <w:spacing w:before="100" w:beforeAutospacing="1" w:after="100" w:afterAutospacing="1" w:line="240" w:lineRule="auto"/>
         <w:rPr>
-          <w:rFonts w:ascii="Times New Roman" w:eastAsia="Times New Roman" w:hAnsi="Times New Roman" w:cs="Times New Roman"/>
+          <w:rFonts w:ascii="Times New Roman" w:hAnsi="Times New Roman" w:eastAsia="Times New Roman" w:cs="Times New Roman"/>
           <w:sz w:val="24"/>
           <w:szCs w:val="24"/>
         </w:rPr>
@@ -4795,7 +4454,7 @@
         <w:spacing w:before="100" w:beforeAutospacing="1" w:after="100" w:afterAutospacing="1" w:line="240" w:lineRule="auto"/>
         <w:jc w:val="center"/>
         <w:rPr>
-          <w:rFonts w:ascii="Times New Roman" w:eastAsia="Times New Roman" w:hAnsi="Times New Roman" w:cs="Times New Roman"/>
+          <w:rFonts w:ascii="Times New Roman" w:hAnsi="Times New Roman" w:eastAsia="Times New Roman" w:cs="Times New Roman"/>
           <w:sz w:val="24"/>
           <w:szCs w:val="24"/>
         </w:rPr>
@@ -4803,22 +4462,21 @@
       <w:r>
         <w:rPr>
           <w:rFonts w:ascii="Times New Roman" w:hAnsi="Times New Roman" w:cs="Times New Roman"/>
-          <w:noProof/>
           <w:sz w:val="24"/>
           <w:szCs w:val="24"/>
         </w:rPr>
         <mc:AlternateContent>
           <mc:Choice Requires="wps">
             <w:drawing>
-              <wp:anchor distT="0" distB="0" distL="114300" distR="114300" simplePos="0" relativeHeight="251723776" behindDoc="0" locked="0" layoutInCell="1" allowOverlap="1" wp14:anchorId="3F5001D8" wp14:editId="7B6389FE">
+              <wp:anchor distT="0" distB="0" distL="114300" distR="114300" simplePos="0" relativeHeight="251691008" behindDoc="0" locked="0" layoutInCell="1" allowOverlap="1">
                 <wp:simplePos x="0" y="0"/>
                 <wp:positionH relativeFrom="column">
-                  <wp:posOffset>1041724</wp:posOffset>
+                  <wp:posOffset>1041400</wp:posOffset>
                 </wp:positionH>
                 <wp:positionV relativeFrom="paragraph">
-                  <wp:posOffset>905495</wp:posOffset>
+                  <wp:posOffset>904875</wp:posOffset>
                 </wp:positionV>
-                <wp:extent cx="2147777" cy="467818"/>
+                <wp:extent cx="2147570" cy="467995"/>
                 <wp:effectExtent l="19050" t="19050" r="24130" b="27940"/>
                 <wp:wrapNone/>
                 <wp:docPr id="46" name="Oval 46"/>
@@ -4859,57 +4517,48 @@
                         </a:fontRef>
                       </wps:style>
                       <wps:bodyPr rot="0" spcFirstLastPara="0" vertOverflow="overflow" horzOverflow="overflow" vert="horz" wrap="square" lIns="91440" tIns="45720" rIns="91440" bIns="45720" numCol="1" spcCol="0" rtlCol="0" fromWordArt="0" anchor="ctr" anchorCtr="0" forceAA="0" compatLnSpc="1">
-                        <a:prstTxWarp prst="textNoShape">
-                          <a:avLst/>
-                        </a:prstTxWarp>
                         <a:noAutofit/>
                       </wps:bodyPr>
                     </wps:wsp>
                   </a:graphicData>
                 </a:graphic>
-                <wp14:sizeRelH relativeFrom="margin">
-                  <wp14:pctWidth>0</wp14:pctWidth>
-                </wp14:sizeRelH>
-                <wp14:sizeRelV relativeFrom="margin">
-                  <wp14:pctHeight>0</wp14:pctHeight>
-                </wp14:sizeRelV>
               </wp:anchor>
             </w:drawing>
           </mc:Choice>
           <mc:Fallback>
             <w:pict>
-              <v:oval w14:anchorId="2C3827EE" id="Oval 46" o:spid="_x0000_s1026" style="position:absolute;margin-left:82.05pt;margin-top:71.3pt;width:169.1pt;height:36.85pt;z-index:251723776;visibility:visible;mso-wrap-style:square;mso-width-percent:0;mso-height-percent:0;mso-wrap-distance-left:9pt;mso-wrap-distance-top:0;mso-wrap-distance-right:9pt;mso-wrap-distance-bottom:0;mso-position-horizontal:absolute;mso-position-horizontal-relative:text;mso-position-vertical:absolute;mso-position-vertical-relative:text;mso-width-percent:0;mso-height-percent:0;mso-width-relative:margin;mso-height-relative:margin;v-text-anchor:middle" o:gfxdata="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" filled="f" strokecolor="red" strokeweight="3pt">
-                <v:stroke joinstyle="miter"/>
-              </v:oval>
+              <v:shape id="_x0000_s1026" o:spid="_x0000_s1026" o:spt="3" type="#_x0000_t3" style="position:absolute;left:0pt;margin-left:82pt;margin-top:71.25pt;height:36.85pt;width:169.1pt;z-index:251691008;v-text-anchor:middle;mso-width-relative:page;mso-height-relative:page;" filled="f" stroked="t" coordsize="21600,21600" o:gfxdata="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">
+                <v:fill on="f" focussize="0,0"/>
+                <v:stroke weight="3pt" color="#FF0000 [3204]" miterlimit="8" joinstyle="miter"/>
+                <v:imagedata o:title=""/>
+                <o:lock v:ext="edit" aspectratio="f"/>
+              </v:shape>
             </w:pict>
           </mc:Fallback>
         </mc:AlternateContent>
       </w:r>
       <w:r>
         <w:rPr>
-          <w:rFonts w:ascii="Roboto" w:eastAsia="Times New Roman" w:hAnsi="Roboto" w:cs="Times New Roman"/>
-          <w:noProof/>
+          <w:rFonts w:ascii="Roboto" w:hAnsi="Roboto" w:eastAsia="Times New Roman" w:cs="Times New Roman"/>
           <w:sz w:val="20"/>
           <w:szCs w:val="20"/>
         </w:rPr>
         <mc:AlternateContent>
           <mc:Choice Requires="wps">
             <w:drawing>
-              <wp:anchor distT="45720" distB="45720" distL="114300" distR="114300" simplePos="0" relativeHeight="251721728" behindDoc="0" locked="0" layoutInCell="1" allowOverlap="1" wp14:anchorId="34B1BCE6" wp14:editId="21A8A57D">
+              <wp:anchor distT="45720" distB="45720" distL="114300" distR="114300" simplePos="0" relativeHeight="251689984" behindDoc="0" locked="0" layoutInCell="1" allowOverlap="1">
                 <wp:simplePos x="0" y="0"/>
                 <wp:positionH relativeFrom="margin">
-                  <wp:posOffset>3044707</wp:posOffset>
+                  <wp:posOffset>3044190</wp:posOffset>
                 </wp:positionH>
                 <wp:positionV relativeFrom="paragraph">
-                  <wp:posOffset>649753</wp:posOffset>
+                  <wp:posOffset>649605</wp:posOffset>
                 </wp:positionV>
-                <wp:extent cx="505785" cy="381207"/>
+                <wp:extent cx="506095" cy="381000"/>
                 <wp:effectExtent l="0" t="0" r="0" b="0"/>
                 <wp:wrapNone/>
                 <wp:docPr id="45" name="Text Box 2"/>
-                <wp:cNvGraphicFramePr>
-                  <a:graphicFrameLocks xmlns:a="http://schemas.openxmlformats.org/drawingml/2006/main"/>
-                </wp:cNvGraphicFramePr>
+                <wp:cNvGraphicFramePr/>
                 <a:graphic xmlns:a="http://schemas.openxmlformats.org/drawingml/2006/main">
                   <a:graphicData uri="http://schemas.microsoft.com/office/word/2010/wordprocessingShape">
                     <wps:wsp>
@@ -4928,8 +4577,6 @@
                         <a:ln w="9525">
                           <a:noFill/>
                           <a:miter lim="800000"/>
-                          <a:headEnd/>
-                          <a:tailEnd/>
                         </a:ln>
                       </wps:spPr>
                       <wps:txbx>
@@ -4962,18 +4609,16 @@
                     </wps:wsp>
                   </a:graphicData>
                 </a:graphic>
-                <wp14:sizeRelH relativeFrom="margin">
-                  <wp14:pctWidth>0</wp14:pctWidth>
-                </wp14:sizeRelH>
-                <wp14:sizeRelV relativeFrom="margin">
-                  <wp14:pctHeight>0</wp14:pctHeight>
-                </wp14:sizeRelV>
               </wp:anchor>
             </w:drawing>
           </mc:Choice>
           <mc:Fallback>
             <w:pict>
-              <v:shape w14:anchorId="34B1BCE6" id="_x0000_s1037" type="#_x0000_t202" style="position:absolute;left:0;text-align:left;margin-left:239.75pt;margin-top:51.15pt;width:39.85pt;height:30pt;z-index:251721728;visibility:visible;mso-wrap-style:square;mso-width-percent:0;mso-height-percent:0;mso-wrap-distance-left:9pt;mso-wrap-distance-top:3.6pt;mso-wrap-distance-right:9pt;mso-wrap-distance-bottom:3.6pt;mso-position-horizontal:absolute;mso-position-horizontal-relative:margin;mso-position-vertical:absolute;mso-position-vertical-relative:text;mso-width-percent:0;mso-height-percent:0;mso-width-relative:margin;mso-height-relative:margin;v-text-anchor:top" o:gfxdata="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" filled="f" stroked="f">
+              <v:shape id="Text Box 2" o:spid="_x0000_s1026" o:spt="202" type="#_x0000_t202" style="position:absolute;left:0pt;margin-left:239.7pt;margin-top:51.15pt;height:30pt;width:39.85pt;mso-position-horizontal-relative:margin;z-index:251689984;mso-width-relative:page;mso-height-relative:page;" filled="f" stroked="f" coordsize="21600,21600" o:gfxdata="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">
+                <v:fill on="f" focussize="0,0"/>
+                <v:stroke on="f" miterlimit="8" joinstyle="miter"/>
+                <v:imagedata o:title=""/>
+                <o:lock v:ext="edit" aspectratio="f"/>
                 <v:textbox>
                   <w:txbxContent>
                     <w:p>
@@ -4998,7 +4643,6 @@
                     </w:p>
                   </w:txbxContent>
                 </v:textbox>
-                <w10:wrap anchorx="margin"/>
               </v:shape>
             </w:pict>
           </mc:Fallback>
@@ -5006,14 +4650,13 @@
       </w:r>
       <w:r>
         <w:rPr>
-          <w:rFonts w:ascii="Times New Roman" w:eastAsia="Times New Roman" w:hAnsi="Times New Roman" w:cs="Times New Roman"/>
-          <w:noProof/>
+          <w:rFonts w:ascii="Times New Roman" w:hAnsi="Times New Roman" w:eastAsia="Times New Roman" w:cs="Times New Roman"/>
           <w:sz w:val="24"/>
           <w:szCs w:val="24"/>
         </w:rPr>
         <w:drawing>
-          <wp:inline distT="0" distB="0" distL="0" distR="0" wp14:anchorId="5DE16F65" wp14:editId="2C7B5E5E">
-            <wp:extent cx="4124901" cy="1552792"/>
+          <wp:inline distT="0" distB="0" distL="0" distR="0">
+            <wp:extent cx="4124325" cy="1552575"/>
             <wp:effectExtent l="0" t="0" r="9525" b="9525"/>
             <wp:docPr id="40" name="Picture 40"/>
             <wp:cNvGraphicFramePr>
@@ -5023,11 +4666,13 @@
               <a:graphicData uri="http://schemas.openxmlformats.org/drawingml/2006/picture">
                 <pic:pic xmlns:pic="http://schemas.openxmlformats.org/drawingml/2006/picture">
                   <pic:nvPicPr>
-                    <pic:cNvPr id="1" name=""/>
-                    <pic:cNvPicPr/>
+                    <pic:cNvPr id="40" name="Picture 40"/>
+                    <pic:cNvPicPr>
+                      <a:picLocks noChangeAspect="1"/>
+                    </pic:cNvPicPr>
                   </pic:nvPicPr>
                   <pic:blipFill>
-                    <a:blip r:embed="rId20"/>
+                    <a:blip r:embed="rId18"/>
                     <a:stretch>
                       <a:fillRect/>
                     </a:stretch>
@@ -5053,7 +4698,7 @@
         <w:shd w:val="clear" w:color="auto" w:fill="FFFFFF"/>
         <w:spacing w:after="100" w:afterAutospacing="1" w:line="240" w:lineRule="auto"/>
         <w:rPr>
-          <w:rFonts w:ascii="Times New Roman" w:eastAsia="Times New Roman" w:hAnsi="Times New Roman" w:cs="Times New Roman"/>
+          <w:rFonts w:ascii="Times New Roman" w:hAnsi="Times New Roman" w:eastAsia="Times New Roman" w:cs="Times New Roman"/>
           <w:b/>
           <w:sz w:val="24"/>
           <w:szCs w:val="24"/>
@@ -5067,7 +4712,7 @@
         <w:shd w:val="clear" w:color="auto" w:fill="FFFFFF"/>
         <w:spacing w:after="100" w:afterAutospacing="1" w:line="240" w:lineRule="auto"/>
         <w:rPr>
-          <w:rFonts w:ascii="Times New Roman" w:eastAsia="Times New Roman" w:hAnsi="Times New Roman" w:cs="Times New Roman"/>
+          <w:rFonts w:ascii="Times New Roman" w:hAnsi="Times New Roman" w:eastAsia="Times New Roman" w:cs="Times New Roman"/>
           <w:b/>
           <w:sz w:val="24"/>
           <w:szCs w:val="24"/>
@@ -5081,7 +4726,7 @@
         <w:shd w:val="clear" w:color="auto" w:fill="FFFFFF"/>
         <w:spacing w:after="100" w:afterAutospacing="1" w:line="240" w:lineRule="auto"/>
         <w:rPr>
-          <w:rFonts w:ascii="Times New Roman" w:eastAsia="Times New Roman" w:hAnsi="Times New Roman" w:cs="Times New Roman"/>
+          <w:rFonts w:ascii="Times New Roman" w:hAnsi="Times New Roman" w:eastAsia="Times New Roman" w:cs="Times New Roman"/>
           <w:b/>
           <w:sz w:val="24"/>
           <w:szCs w:val="24"/>
@@ -5095,7 +4740,7 @@
         <w:shd w:val="clear" w:color="auto" w:fill="FFFFFF"/>
         <w:spacing w:after="100" w:afterAutospacing="1" w:line="240" w:lineRule="auto"/>
         <w:rPr>
-          <w:rFonts w:ascii="Times New Roman" w:eastAsia="Times New Roman" w:hAnsi="Times New Roman" w:cs="Times New Roman"/>
+          <w:rFonts w:ascii="Times New Roman" w:hAnsi="Times New Roman" w:eastAsia="Times New Roman" w:cs="Times New Roman"/>
           <w:b/>
           <w:sz w:val="24"/>
           <w:szCs w:val="24"/>
@@ -5109,7 +4754,7 @@
         <w:shd w:val="clear" w:color="auto" w:fill="FFFFFF"/>
         <w:spacing w:after="100" w:afterAutospacing="1" w:line="240" w:lineRule="auto"/>
         <w:rPr>
-          <w:rFonts w:ascii="Times New Roman" w:eastAsia="Times New Roman" w:hAnsi="Times New Roman" w:cs="Times New Roman"/>
+          <w:rFonts w:ascii="Times New Roman" w:hAnsi="Times New Roman" w:eastAsia="Times New Roman" w:cs="Times New Roman"/>
           <w:b/>
           <w:sz w:val="24"/>
           <w:szCs w:val="24"/>
@@ -5123,26 +4768,25 @@
         <w:shd w:val="clear" w:color="auto" w:fill="FFFFFF"/>
         <w:spacing w:after="100" w:afterAutospacing="1" w:line="240" w:lineRule="auto"/>
         <w:rPr>
-          <w:rFonts w:ascii="Times New Roman" w:eastAsia="Times New Roman" w:hAnsi="Times New Roman" w:cs="Times New Roman"/>
-          <w:sz w:val="24"/>
-          <w:szCs w:val="24"/>
-        </w:rPr>
-      </w:pPr>
-      <w:r>
-        <w:rPr>
-          <w:rFonts w:ascii="Times New Roman" w:eastAsia="Times New Roman" w:hAnsi="Times New Roman" w:cs="Times New Roman"/>
+          <w:rFonts w:ascii="Times New Roman" w:hAnsi="Times New Roman" w:eastAsia="Times New Roman" w:cs="Times New Roman"/>
+          <w:sz w:val="24"/>
+          <w:szCs w:val="24"/>
+        </w:rPr>
+      </w:pPr>
+      <w:r>
+        <w:rPr>
+          <w:rFonts w:ascii="Times New Roman" w:hAnsi="Times New Roman" w:eastAsia="Times New Roman" w:cs="Times New Roman"/>
           <w:b/>
           <w:sz w:val="24"/>
           <w:szCs w:val="24"/>
           <w:u w:val="single"/>
           <w:lang w:val="vi-VN"/>
         </w:rPr>
-        <w:lastRenderedPageBreak/>
         <w:t>Bước 9:</w:t>
       </w:r>
       <w:r>
         <w:rPr>
-          <w:rFonts w:ascii="Times New Roman" w:eastAsia="Times New Roman" w:hAnsi="Times New Roman" w:cs="Times New Roman"/>
+          <w:rFonts w:ascii="Times New Roman" w:hAnsi="Times New Roman" w:eastAsia="Times New Roman" w:cs="Times New Roman"/>
           <w:sz w:val="24"/>
           <w:szCs w:val="24"/>
         </w:rPr>
@@ -5150,7 +4794,7 @@
       </w:r>
       <w:r>
         <w:rPr>
-          <w:rFonts w:ascii="Times New Roman" w:eastAsia="Times New Roman" w:hAnsi="Times New Roman" w:cs="Times New Roman"/>
+          <w:rFonts w:ascii="Times New Roman" w:hAnsi="Times New Roman" w:eastAsia="Times New Roman" w:cs="Times New Roman"/>
           <w:b/>
           <w:bCs/>
           <w:sz w:val="24"/>
@@ -5163,41 +4807,38 @@
       <w:pPr>
         <w:numPr>
           <w:ilvl w:val="0"/>
-          <w:numId w:val="4"/>
+          <w:numId w:val="3"/>
         </w:numPr>
         <w:shd w:val="clear" w:color="auto" w:fill="FFFFFF"/>
         <w:spacing w:before="100" w:beforeAutospacing="1" w:after="100" w:afterAutospacing="1" w:line="240" w:lineRule="auto"/>
         <w:rPr>
-          <w:rFonts w:ascii="Times New Roman" w:eastAsia="Times New Roman" w:hAnsi="Times New Roman" w:cs="Times New Roman"/>
-          <w:sz w:val="24"/>
-          <w:szCs w:val="24"/>
-        </w:rPr>
-      </w:pPr>
-      <w:r>
-        <w:rPr>
-          <w:rFonts w:ascii="Roboto" w:eastAsia="Times New Roman" w:hAnsi="Roboto" w:cs="Times New Roman"/>
-          <w:noProof/>
+          <w:rFonts w:ascii="Times New Roman" w:hAnsi="Times New Roman" w:eastAsia="Times New Roman" w:cs="Times New Roman"/>
+          <w:sz w:val="24"/>
+          <w:szCs w:val="24"/>
+        </w:rPr>
+      </w:pPr>
+      <w:r>
+        <w:rPr>
+          <w:rFonts w:ascii="Roboto" w:hAnsi="Roboto" w:eastAsia="Times New Roman" w:cs="Times New Roman"/>
           <w:sz w:val="20"/>
           <w:szCs w:val="20"/>
         </w:rPr>
         <mc:AlternateContent>
           <mc:Choice Requires="wps">
             <w:drawing>
-              <wp:anchor distT="45720" distB="45720" distL="114300" distR="114300" simplePos="0" relativeHeight="251732992" behindDoc="0" locked="0" layoutInCell="1" allowOverlap="1" wp14:anchorId="1CE4AE92" wp14:editId="0C09D6A8">
+              <wp:anchor distT="45720" distB="45720" distL="114300" distR="114300" simplePos="0" relativeHeight="251696128" behindDoc="0" locked="0" layoutInCell="1" allowOverlap="1">
                 <wp:simplePos x="0" y="0"/>
                 <wp:positionH relativeFrom="margin">
                   <wp:align>center</wp:align>
                 </wp:positionH>
                 <wp:positionV relativeFrom="paragraph">
-                  <wp:posOffset>3669104</wp:posOffset>
+                  <wp:posOffset>3669030</wp:posOffset>
                 </wp:positionV>
-                <wp:extent cx="505785" cy="381207"/>
+                <wp:extent cx="506095" cy="381000"/>
                 <wp:effectExtent l="0" t="0" r="0" b="0"/>
                 <wp:wrapNone/>
                 <wp:docPr id="52" name="Text Box 2"/>
-                <wp:cNvGraphicFramePr>
-                  <a:graphicFrameLocks xmlns:a="http://schemas.openxmlformats.org/drawingml/2006/main"/>
-                </wp:cNvGraphicFramePr>
+                <wp:cNvGraphicFramePr/>
                 <a:graphic xmlns:a="http://schemas.openxmlformats.org/drawingml/2006/main">
                   <a:graphicData uri="http://schemas.microsoft.com/office/word/2010/wordprocessingShape">
                     <wps:wsp>
@@ -5216,8 +4857,6 @@
                         <a:ln w="9525">
                           <a:noFill/>
                           <a:miter lim="800000"/>
-                          <a:headEnd/>
-                          <a:tailEnd/>
                         </a:ln>
                       </wps:spPr>
                       <wps:txbx>
@@ -5250,18 +4889,16 @@
                     </wps:wsp>
                   </a:graphicData>
                 </a:graphic>
-                <wp14:sizeRelH relativeFrom="margin">
-                  <wp14:pctWidth>0</wp14:pctWidth>
-                </wp14:sizeRelH>
-                <wp14:sizeRelV relativeFrom="margin">
-                  <wp14:pctHeight>0</wp14:pctHeight>
-                </wp14:sizeRelV>
               </wp:anchor>
             </w:drawing>
           </mc:Choice>
           <mc:Fallback>
             <w:pict>
-              <v:shape w14:anchorId="1CE4AE92" id="_x0000_s1038" type="#_x0000_t202" style="position:absolute;left:0;text-align:left;margin-left:0;margin-top:288.9pt;width:39.85pt;height:30pt;z-index:251732992;visibility:visible;mso-wrap-style:square;mso-width-percent:0;mso-height-percent:0;mso-wrap-distance-left:9pt;mso-wrap-distance-top:3.6pt;mso-wrap-distance-right:9pt;mso-wrap-distance-bottom:3.6pt;mso-position-horizontal:center;mso-position-horizontal-relative:margin;mso-position-vertical:absolute;mso-position-vertical-relative:text;mso-width-percent:0;mso-height-percent:0;mso-width-relative:margin;mso-height-relative:margin;v-text-anchor:top" o:gfxdata="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" filled="f" stroked="f">
+              <v:shape id="Text Box 2" o:spid="_x0000_s1026" o:spt="202" type="#_x0000_t202" style="position:absolute;left:0pt;margin-top:288.9pt;height:30pt;width:39.85pt;mso-position-horizontal:center;mso-position-horizontal-relative:margin;z-index:251696128;mso-width-relative:page;mso-height-relative:page;" filled="f" stroked="f" coordsize="21600,21600" o:gfxdata="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">
+                <v:fill on="f" focussize="0,0"/>
+                <v:stroke on="f" miterlimit="8" joinstyle="miter"/>
+                <v:imagedata o:title=""/>
+                <o:lock v:ext="edit" aspectratio="f"/>
                 <v:textbox>
                   <w:txbxContent>
                     <w:p>
@@ -5286,7 +4923,6 @@
                     </w:p>
                   </w:txbxContent>
                 </v:textbox>
-                <w10:wrap anchorx="margin"/>
               </v:shape>
             </w:pict>
           </mc:Fallback>
@@ -5294,29 +4930,26 @@
       </w:r>
       <w:r>
         <w:rPr>
-          <w:rFonts w:ascii="Roboto" w:eastAsia="Times New Roman" w:hAnsi="Roboto" w:cs="Times New Roman"/>
-          <w:noProof/>
+          <w:rFonts w:ascii="Roboto" w:hAnsi="Roboto" w:eastAsia="Times New Roman" w:cs="Times New Roman"/>
           <w:sz w:val="20"/>
           <w:szCs w:val="20"/>
         </w:rPr>
         <mc:AlternateContent>
           <mc:Choice Requires="wps">
             <w:drawing>
-              <wp:anchor distT="45720" distB="45720" distL="114300" distR="114300" simplePos="0" relativeHeight="251728896" behindDoc="0" locked="0" layoutInCell="1" allowOverlap="1" wp14:anchorId="707CA6AC" wp14:editId="791304CC">
+              <wp:anchor distT="45720" distB="45720" distL="114300" distR="114300" simplePos="0" relativeHeight="251694080" behindDoc="0" locked="0" layoutInCell="1" allowOverlap="1">
                 <wp:simplePos x="0" y="0"/>
                 <wp:positionH relativeFrom="margin">
-                  <wp:posOffset>555360</wp:posOffset>
+                  <wp:posOffset>554990</wp:posOffset>
                 </wp:positionH>
                 <wp:positionV relativeFrom="paragraph">
-                  <wp:posOffset>4190720</wp:posOffset>
+                  <wp:posOffset>4190365</wp:posOffset>
                 </wp:positionV>
-                <wp:extent cx="505785" cy="381207"/>
+                <wp:extent cx="506095" cy="381000"/>
                 <wp:effectExtent l="0" t="0" r="0" b="0"/>
                 <wp:wrapNone/>
                 <wp:docPr id="49" name="Text Box 2"/>
-                <wp:cNvGraphicFramePr>
-                  <a:graphicFrameLocks xmlns:a="http://schemas.openxmlformats.org/drawingml/2006/main"/>
-                </wp:cNvGraphicFramePr>
+                <wp:cNvGraphicFramePr/>
                 <a:graphic xmlns:a="http://schemas.openxmlformats.org/drawingml/2006/main">
                   <a:graphicData uri="http://schemas.microsoft.com/office/word/2010/wordprocessingShape">
                     <wps:wsp>
@@ -5335,8 +4968,6 @@
                         <a:ln w="9525">
                           <a:noFill/>
                           <a:miter lim="800000"/>
-                          <a:headEnd/>
-                          <a:tailEnd/>
                         </a:ln>
                       </wps:spPr>
                       <wps:txbx>
@@ -5369,18 +5000,16 @@
                     </wps:wsp>
                   </a:graphicData>
                 </a:graphic>
-                <wp14:sizeRelH relativeFrom="margin">
-                  <wp14:pctWidth>0</wp14:pctWidth>
-                </wp14:sizeRelH>
-                <wp14:sizeRelV relativeFrom="margin">
-                  <wp14:pctHeight>0</wp14:pctHeight>
-                </wp14:sizeRelV>
               </wp:anchor>
             </w:drawing>
           </mc:Choice>
           <mc:Fallback>
             <w:pict>
-              <v:shape w14:anchorId="707CA6AC" id="_x0000_s1039" type="#_x0000_t202" style="position:absolute;left:0;text-align:left;margin-left:43.75pt;margin-top:330pt;width:39.85pt;height:30pt;z-index:251728896;visibility:visible;mso-wrap-style:square;mso-width-percent:0;mso-height-percent:0;mso-wrap-distance-left:9pt;mso-wrap-distance-top:3.6pt;mso-wrap-distance-right:9pt;mso-wrap-distance-bottom:3.6pt;mso-position-horizontal:absolute;mso-position-horizontal-relative:margin;mso-position-vertical:absolute;mso-position-vertical-relative:text;mso-width-percent:0;mso-height-percent:0;mso-width-relative:margin;mso-height-relative:margin;v-text-anchor:top" o:gfxdata="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" filled="f" stroked="f">
+              <v:shape id="Text Box 2" o:spid="_x0000_s1026" o:spt="202" type="#_x0000_t202" style="position:absolute;left:0pt;margin-left:43.7pt;margin-top:329.95pt;height:30pt;width:39.85pt;mso-position-horizontal-relative:margin;z-index:251694080;mso-width-relative:page;mso-height-relative:page;" filled="f" stroked="f" coordsize="21600,21600" o:gfxdata="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">
+                <v:fill on="f" focussize="0,0"/>
+                <v:stroke on="f" miterlimit="8" joinstyle="miter"/>
+                <v:imagedata o:title=""/>
+                <o:lock v:ext="edit" aspectratio="f"/>
                 <v:textbox>
                   <w:txbxContent>
                     <w:p>
@@ -5405,7 +5034,6 @@
                     </w:p>
                   </w:txbxContent>
                 </v:textbox>
-                <w10:wrap anchorx="margin"/>
               </v:shape>
             </w:pict>
           </mc:Fallback>
@@ -5414,22 +5042,21 @@
       <w:r>
         <w:rPr>
           <w:rFonts w:ascii="Times New Roman" w:hAnsi="Times New Roman" w:cs="Times New Roman"/>
-          <w:noProof/>
           <w:sz w:val="24"/>
           <w:szCs w:val="24"/>
         </w:rPr>
         <mc:AlternateContent>
           <mc:Choice Requires="wps">
             <w:drawing>
-              <wp:anchor distT="0" distB="0" distL="114300" distR="114300" simplePos="0" relativeHeight="251730944" behindDoc="0" locked="0" layoutInCell="1" allowOverlap="1" wp14:anchorId="69AC1119" wp14:editId="0918EA31">
+              <wp:anchor distT="0" distB="0" distL="114300" distR="114300" simplePos="0" relativeHeight="251695104" behindDoc="0" locked="0" layoutInCell="1" allowOverlap="1">
                 <wp:simplePos x="0" y="0"/>
                 <wp:positionH relativeFrom="column">
-                  <wp:posOffset>3008970</wp:posOffset>
+                  <wp:posOffset>3008630</wp:posOffset>
                 </wp:positionH>
                 <wp:positionV relativeFrom="paragraph">
-                  <wp:posOffset>3899845</wp:posOffset>
+                  <wp:posOffset>3899535</wp:posOffset>
                 </wp:positionV>
-                <wp:extent cx="1254007" cy="276447"/>
+                <wp:extent cx="1254125" cy="276225"/>
                 <wp:effectExtent l="19050" t="19050" r="22860" b="28575"/>
                 <wp:wrapNone/>
                 <wp:docPr id="51" name="Oval 51"/>
@@ -5470,28 +5097,22 @@
                         </a:fontRef>
                       </wps:style>
                       <wps:bodyPr rot="0" spcFirstLastPara="0" vertOverflow="overflow" horzOverflow="overflow" vert="horz" wrap="square" lIns="91440" tIns="45720" rIns="91440" bIns="45720" numCol="1" spcCol="0" rtlCol="0" fromWordArt="0" anchor="ctr" anchorCtr="0" forceAA="0" compatLnSpc="1">
-                        <a:prstTxWarp prst="textNoShape">
-                          <a:avLst/>
-                        </a:prstTxWarp>
                         <a:noAutofit/>
                       </wps:bodyPr>
                     </wps:wsp>
                   </a:graphicData>
                 </a:graphic>
-                <wp14:sizeRelH relativeFrom="margin">
-                  <wp14:pctWidth>0</wp14:pctWidth>
-                </wp14:sizeRelH>
-                <wp14:sizeRelV relativeFrom="margin">
-                  <wp14:pctHeight>0</wp14:pctHeight>
-                </wp14:sizeRelV>
               </wp:anchor>
             </w:drawing>
           </mc:Choice>
           <mc:Fallback>
             <w:pict>
-              <v:oval w14:anchorId="70400ADF" id="Oval 51" o:spid="_x0000_s1026" style="position:absolute;margin-left:236.95pt;margin-top:307.05pt;width:98.75pt;height:21.75pt;z-index:251730944;visibility:visible;mso-wrap-style:square;mso-width-percent:0;mso-height-percent:0;mso-wrap-distance-left:9pt;mso-wrap-distance-top:0;mso-wrap-distance-right:9pt;mso-wrap-distance-bottom:0;mso-position-horizontal:absolute;mso-position-horizontal-relative:text;mso-position-vertical:absolute;mso-position-vertical-relative:text;mso-width-percent:0;mso-height-percent:0;mso-width-relative:margin;mso-height-relative:margin;v-text-anchor:middle" o:gfxdata="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" filled="f" strokecolor="red" strokeweight="3pt">
-                <v:stroke joinstyle="miter"/>
-              </v:oval>
+              <v:shape id="_x0000_s1026" o:spid="_x0000_s1026" o:spt="3" type="#_x0000_t3" style="position:absolute;left:0pt;margin-left:236.9pt;margin-top:307.05pt;height:21.75pt;width:98.75pt;z-index:251695104;v-text-anchor:middle;mso-width-relative:page;mso-height-relative:page;" filled="f" stroked="t" coordsize="21600,21600" o:gfxdata="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">
+                <v:fill on="f" focussize="0,0"/>
+                <v:stroke weight="3pt" color="#FF0000 [3204]" miterlimit="8" joinstyle="miter"/>
+                <v:imagedata o:title=""/>
+                <o:lock v:ext="edit" aspectratio="f"/>
+              </v:shape>
             </w:pict>
           </mc:Fallback>
         </mc:AlternateContent>
@@ -5499,22 +5120,21 @@
       <w:r>
         <w:rPr>
           <w:rFonts w:ascii="Times New Roman" w:hAnsi="Times New Roman" w:cs="Times New Roman"/>
-          <w:noProof/>
           <w:sz w:val="24"/>
           <w:szCs w:val="24"/>
         </w:rPr>
         <mc:AlternateContent>
           <mc:Choice Requires="wps">
             <w:drawing>
-              <wp:anchor distT="0" distB="0" distL="114300" distR="114300" simplePos="0" relativeHeight="251726848" behindDoc="0" locked="0" layoutInCell="1" allowOverlap="1" wp14:anchorId="1BDD01D1" wp14:editId="089B6241">
+              <wp:anchor distT="0" distB="0" distL="114300" distR="114300" simplePos="0" relativeHeight="251693056" behindDoc="0" locked="0" layoutInCell="1" allowOverlap="1">
                 <wp:simplePos x="0" y="0"/>
                 <wp:positionH relativeFrom="column">
-                  <wp:posOffset>935665</wp:posOffset>
+                  <wp:posOffset>935355</wp:posOffset>
                 </wp:positionH>
                 <wp:positionV relativeFrom="paragraph">
-                  <wp:posOffset>4357163</wp:posOffset>
+                  <wp:posOffset>4356735</wp:posOffset>
                 </wp:positionV>
-                <wp:extent cx="584791" cy="276387"/>
+                <wp:extent cx="584835" cy="276225"/>
                 <wp:effectExtent l="19050" t="19050" r="25400" b="28575"/>
                 <wp:wrapNone/>
                 <wp:docPr id="48" name="Oval 48"/>
@@ -5555,52 +5175,45 @@
                         </a:fontRef>
                       </wps:style>
                       <wps:bodyPr rot="0" spcFirstLastPara="0" vertOverflow="overflow" horzOverflow="overflow" vert="horz" wrap="square" lIns="91440" tIns="45720" rIns="91440" bIns="45720" numCol="1" spcCol="0" rtlCol="0" fromWordArt="0" anchor="ctr" anchorCtr="0" forceAA="0" compatLnSpc="1">
-                        <a:prstTxWarp prst="textNoShape">
-                          <a:avLst/>
-                        </a:prstTxWarp>
                         <a:noAutofit/>
                       </wps:bodyPr>
                     </wps:wsp>
                   </a:graphicData>
                 </a:graphic>
-                <wp14:sizeRelH relativeFrom="margin">
-                  <wp14:pctWidth>0</wp14:pctWidth>
-                </wp14:sizeRelH>
-                <wp14:sizeRelV relativeFrom="margin">
-                  <wp14:pctHeight>0</wp14:pctHeight>
-                </wp14:sizeRelV>
               </wp:anchor>
             </w:drawing>
           </mc:Choice>
           <mc:Fallback>
             <w:pict>
-              <v:oval w14:anchorId="1E558040" id="Oval 48" o:spid="_x0000_s1026" style="position:absolute;margin-left:73.65pt;margin-top:343.1pt;width:46.05pt;height:21.75pt;z-index:251726848;visibility:visible;mso-wrap-style:square;mso-width-percent:0;mso-height-percent:0;mso-wrap-distance-left:9pt;mso-wrap-distance-top:0;mso-wrap-distance-right:9pt;mso-wrap-distance-bottom:0;mso-position-horizontal:absolute;mso-position-horizontal-relative:text;mso-position-vertical:absolute;mso-position-vertical-relative:text;mso-width-percent:0;mso-height-percent:0;mso-width-relative:margin;mso-height-relative:margin;v-text-anchor:middle" o:gfxdata="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" filled="f" strokecolor="red" strokeweight="3pt">
-                <v:stroke joinstyle="miter"/>
-              </v:oval>
+              <v:shape id="_x0000_s1026" o:spid="_x0000_s1026" o:spt="3" type="#_x0000_t3" style="position:absolute;left:0pt;margin-left:73.65pt;margin-top:343.05pt;height:21.75pt;width:46.05pt;z-index:251693056;v-text-anchor:middle;mso-width-relative:page;mso-height-relative:page;" filled="f" stroked="t" coordsize="21600,21600" o:gfxdata="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">
+                <v:fill on="f" focussize="0,0"/>
+                <v:stroke weight="3pt" color="#FF0000 [3204]" miterlimit="8" joinstyle="miter"/>
+                <v:imagedata o:title=""/>
+                <o:lock v:ext="edit" aspectratio="f"/>
+              </v:shape>
             </w:pict>
           </mc:Fallback>
         </mc:AlternateContent>
       </w:r>
       <w:r>
         <w:rPr>
-          <w:rFonts w:ascii="Times New Roman" w:eastAsia="Times New Roman" w:hAnsi="Times New Roman" w:cs="Times New Roman"/>
-          <w:noProof/>
+          <w:rFonts w:ascii="Times New Roman" w:hAnsi="Times New Roman" w:eastAsia="Times New Roman" w:cs="Times New Roman"/>
           <w:sz w:val="24"/>
           <w:szCs w:val="24"/>
         </w:rPr>
         <w:drawing>
-          <wp:anchor distT="0" distB="0" distL="114300" distR="114300" simplePos="0" relativeHeight="251724800" behindDoc="1" locked="0" layoutInCell="1" allowOverlap="1" wp14:anchorId="4C151B59" wp14:editId="60C706F6">
+          <wp:anchor distT="0" distB="0" distL="114300" distR="114300" simplePos="0" relativeHeight="251692032" behindDoc="1" locked="0" layoutInCell="1" allowOverlap="1">
             <wp:simplePos x="0" y="0"/>
             <wp:positionH relativeFrom="margin">
               <wp:align>right</wp:align>
             </wp:positionH>
             <wp:positionV relativeFrom="paragraph">
-              <wp:posOffset>429674</wp:posOffset>
+              <wp:posOffset>429260</wp:posOffset>
             </wp:positionV>
             <wp:extent cx="5943600" cy="4548505"/>
             <wp:effectExtent l="0" t="0" r="0" b="4445"/>
             <wp:wrapTight wrapText="bothSides">
-              <wp:wrapPolygon edited="0">
+              <wp:wrapPolygon>
                 <wp:start x="0" y="0"/>
                 <wp:lineTo x="0" y="21531"/>
                 <wp:lineTo x="21531" y="21531"/>
@@ -5616,11 +5229,13 @@
               <a:graphicData uri="http://schemas.openxmlformats.org/drawingml/2006/picture">
                 <pic:pic xmlns:pic="http://schemas.openxmlformats.org/drawingml/2006/picture">
                   <pic:nvPicPr>
-                    <pic:cNvPr id="1" name=""/>
-                    <pic:cNvPicPr/>
+                    <pic:cNvPr id="47" name="Picture 47"/>
+                    <pic:cNvPicPr>
+                      <a:picLocks noChangeAspect="1"/>
+                    </pic:cNvPicPr>
                   </pic:nvPicPr>
                   <pic:blipFill>
-                    <a:blip r:embed="rId21">
+                    <a:blip r:embed="rId19">
                       <a:extLst>
                         <a:ext uri="{28A0092B-C50C-407E-A947-70E740481C1C}">
                           <a14:useLocalDpi xmlns:a14="http://schemas.microsoft.com/office/drawing/2010/main" val="0"/>
@@ -5648,7 +5263,7 @@
       </w:r>
       <w:r>
         <w:rPr>
-          <w:rFonts w:ascii="Times New Roman" w:eastAsia="Times New Roman" w:hAnsi="Times New Roman" w:cs="Times New Roman"/>
+          <w:rFonts w:ascii="Times New Roman" w:hAnsi="Times New Roman" w:eastAsia="Times New Roman" w:cs="Times New Roman"/>
           <w:sz w:val="24"/>
           <w:szCs w:val="24"/>
         </w:rPr>
@@ -5656,7 +5271,7 @@
       </w:r>
       <w:r>
         <w:rPr>
-          <w:rFonts w:ascii="Times New Roman" w:eastAsia="Times New Roman" w:hAnsi="Times New Roman" w:cs="Times New Roman"/>
+          <w:rFonts w:ascii="Times New Roman" w:hAnsi="Times New Roman" w:eastAsia="Times New Roman" w:cs="Times New Roman"/>
           <w:sz w:val="24"/>
           <w:szCs w:val="24"/>
           <w:lang w:val="vi-VN"/>
@@ -5665,7 +5280,7 @@
       </w:r>
       <w:r>
         <w:rPr>
-          <w:rFonts w:ascii="Times New Roman" w:eastAsia="Times New Roman" w:hAnsi="Times New Roman" w:cs="Times New Roman"/>
+          <w:rFonts w:ascii="Times New Roman" w:hAnsi="Times New Roman" w:eastAsia="Times New Roman" w:cs="Times New Roman"/>
           <w:sz w:val="24"/>
           <w:szCs w:val="24"/>
         </w:rPr>
@@ -5673,7 +5288,7 @@
       </w:r>
       <w:r>
         <w:rPr>
-          <w:rFonts w:ascii="Times New Roman" w:eastAsia="Times New Roman" w:hAnsi="Times New Roman" w:cs="Times New Roman"/>
+          <w:rFonts w:ascii="Times New Roman" w:hAnsi="Times New Roman" w:eastAsia="Times New Roman" w:cs="Times New Roman"/>
           <w:b/>
           <w:sz w:val="24"/>
           <w:szCs w:val="24"/>
@@ -5682,7 +5297,7 @@
       </w:r>
       <w:r>
         <w:rPr>
-          <w:rFonts w:ascii="Times New Roman" w:eastAsia="Times New Roman" w:hAnsi="Times New Roman" w:cs="Times New Roman"/>
+          <w:rFonts w:ascii="Times New Roman" w:hAnsi="Times New Roman" w:eastAsia="Times New Roman" w:cs="Times New Roman"/>
           <w:sz w:val="24"/>
           <w:szCs w:val="24"/>
         </w:rPr>
@@ -5695,7 +5310,7 @@
         <w:spacing w:before="100" w:beforeAutospacing="1" w:after="100" w:afterAutospacing="1" w:line="240" w:lineRule="auto"/>
         <w:ind w:left="720"/>
         <w:rPr>
-          <w:rFonts w:ascii="Times New Roman" w:eastAsia="Times New Roman" w:hAnsi="Times New Roman" w:cs="Times New Roman"/>
+          <w:rFonts w:ascii="Times New Roman" w:hAnsi="Times New Roman" w:eastAsia="Times New Roman" w:cs="Times New Roman"/>
           <w:sz w:val="24"/>
           <w:szCs w:val="24"/>
         </w:rPr>
@@ -5708,31 +5323,30 @@
         <w:ind w:left="720"/>
         <w:jc w:val="center"/>
         <w:rPr>
-          <w:rFonts w:ascii="Times New Roman" w:eastAsia="Times New Roman" w:hAnsi="Times New Roman" w:cs="Times New Roman"/>
-          <w:sz w:val="24"/>
-          <w:szCs w:val="24"/>
-        </w:rPr>
-      </w:pPr>
-      <w:r>
-        <w:rPr>
-          <w:rFonts w:ascii="Times New Roman" w:eastAsia="Times New Roman" w:hAnsi="Times New Roman" w:cs="Times New Roman"/>
-          <w:noProof/>
+          <w:rFonts w:ascii="Times New Roman" w:hAnsi="Times New Roman" w:eastAsia="Times New Roman" w:cs="Times New Roman"/>
+          <w:sz w:val="24"/>
+          <w:szCs w:val="24"/>
+        </w:rPr>
+      </w:pPr>
+      <w:r>
+        <w:rPr>
+          <w:rFonts w:ascii="Times New Roman" w:hAnsi="Times New Roman" w:eastAsia="Times New Roman" w:cs="Times New Roman"/>
           <w:sz w:val="24"/>
           <w:szCs w:val="24"/>
         </w:rPr>
         <w:drawing>
-          <wp:anchor distT="0" distB="0" distL="114300" distR="114300" simplePos="0" relativeHeight="251734016" behindDoc="1" locked="0" layoutInCell="1" allowOverlap="1" wp14:anchorId="4E62FF35" wp14:editId="46E5670D">
+          <wp:anchor distT="0" distB="0" distL="114300" distR="114300" simplePos="0" relativeHeight="251697152" behindDoc="1" locked="0" layoutInCell="1" allowOverlap="1">
             <wp:simplePos x="0" y="0"/>
             <wp:positionH relativeFrom="column">
-              <wp:posOffset>1137684</wp:posOffset>
+              <wp:posOffset>1137285</wp:posOffset>
             </wp:positionH>
             <wp:positionV relativeFrom="paragraph">
-              <wp:posOffset>4179</wp:posOffset>
+              <wp:posOffset>3810</wp:posOffset>
             </wp:positionV>
-            <wp:extent cx="4134427" cy="2172003"/>
+            <wp:extent cx="4134485" cy="2171700"/>
             <wp:effectExtent l="0" t="0" r="0" b="0"/>
             <wp:wrapTight wrapText="bothSides">
-              <wp:wrapPolygon edited="0">
+              <wp:wrapPolygon>
                 <wp:start x="0" y="0"/>
                 <wp:lineTo x="0" y="21411"/>
                 <wp:lineTo x="21500" y="21411"/>
@@ -5748,11 +5362,13 @@
               <a:graphicData uri="http://schemas.openxmlformats.org/drawingml/2006/picture">
                 <pic:pic xmlns:pic="http://schemas.openxmlformats.org/drawingml/2006/picture">
                   <pic:nvPicPr>
-                    <pic:cNvPr id="1" name=""/>
-                    <pic:cNvPicPr/>
+                    <pic:cNvPr id="53" name="Picture 53"/>
+                    <pic:cNvPicPr>
+                      <a:picLocks noChangeAspect="1"/>
+                    </pic:cNvPicPr>
                   </pic:nvPicPr>
                   <pic:blipFill>
-                    <a:blip r:embed="rId22">
+                    <a:blip r:embed="rId20">
                       <a:extLst>
                         <a:ext uri="{28A0092B-C50C-407E-A947-70E740481C1C}">
                           <a14:useLocalDpi xmlns:a14="http://schemas.microsoft.com/office/drawing/2010/main" val="0"/>
@@ -5785,36 +5401,33 @@
         <w:spacing w:before="100" w:beforeAutospacing="1" w:after="100" w:afterAutospacing="1" w:line="240" w:lineRule="auto"/>
         <w:ind w:left="720"/>
         <w:rPr>
-          <w:rFonts w:ascii="Times New Roman" w:eastAsia="Times New Roman" w:hAnsi="Times New Roman" w:cs="Times New Roman"/>
-          <w:sz w:val="24"/>
-          <w:szCs w:val="24"/>
-        </w:rPr>
-      </w:pPr>
-      <w:r>
-        <w:rPr>
-          <w:rFonts w:ascii="Roboto" w:eastAsia="Times New Roman" w:hAnsi="Roboto" w:cs="Times New Roman"/>
-          <w:noProof/>
+          <w:rFonts w:ascii="Times New Roman" w:hAnsi="Times New Roman" w:eastAsia="Times New Roman" w:cs="Times New Roman"/>
+          <w:sz w:val="24"/>
+          <w:szCs w:val="24"/>
+        </w:rPr>
+      </w:pPr>
+      <w:r>
+        <w:rPr>
+          <w:rFonts w:ascii="Roboto" w:hAnsi="Roboto" w:eastAsia="Times New Roman" w:cs="Times New Roman"/>
           <w:sz w:val="20"/>
           <w:szCs w:val="20"/>
         </w:rPr>
         <mc:AlternateContent>
           <mc:Choice Requires="wps">
             <w:drawing>
-              <wp:anchor distT="45720" distB="45720" distL="114300" distR="114300" simplePos="0" relativeHeight="251738112" behindDoc="0" locked="0" layoutInCell="1" allowOverlap="1" wp14:anchorId="2288C0E5" wp14:editId="735CDBAB">
+              <wp:anchor distT="45720" distB="45720" distL="114300" distR="114300" simplePos="0" relativeHeight="251699200" behindDoc="0" locked="0" layoutInCell="1" allowOverlap="1">
                 <wp:simplePos x="0" y="0"/>
                 <wp:positionH relativeFrom="margin">
-                  <wp:posOffset>2565666</wp:posOffset>
+                  <wp:posOffset>2565400</wp:posOffset>
                 </wp:positionH>
                 <wp:positionV relativeFrom="paragraph">
-                  <wp:posOffset>526341</wp:posOffset>
+                  <wp:posOffset>525780</wp:posOffset>
                 </wp:positionV>
-                <wp:extent cx="505785" cy="381207"/>
+                <wp:extent cx="506095" cy="381000"/>
                 <wp:effectExtent l="0" t="0" r="0" b="0"/>
                 <wp:wrapNone/>
                 <wp:docPr id="55" name="Text Box 2"/>
-                <wp:cNvGraphicFramePr>
-                  <a:graphicFrameLocks xmlns:a="http://schemas.openxmlformats.org/drawingml/2006/main"/>
-                </wp:cNvGraphicFramePr>
+                <wp:cNvGraphicFramePr/>
                 <a:graphic xmlns:a="http://schemas.openxmlformats.org/drawingml/2006/main">
                   <a:graphicData uri="http://schemas.microsoft.com/office/word/2010/wordprocessingShape">
                     <wps:wsp>
@@ -5833,8 +5446,6 @@
                         <a:ln w="9525">
                           <a:noFill/>
                           <a:miter lim="800000"/>
-                          <a:headEnd/>
-                          <a:tailEnd/>
                         </a:ln>
                       </wps:spPr>
                       <wps:txbx>
@@ -5867,18 +5478,16 @@
                     </wps:wsp>
                   </a:graphicData>
                 </a:graphic>
-                <wp14:sizeRelH relativeFrom="margin">
-                  <wp14:pctWidth>0</wp14:pctWidth>
-                </wp14:sizeRelH>
-                <wp14:sizeRelV relativeFrom="margin">
-                  <wp14:pctHeight>0</wp14:pctHeight>
-                </wp14:sizeRelV>
               </wp:anchor>
             </w:drawing>
           </mc:Choice>
           <mc:Fallback>
             <w:pict>
-              <v:shape w14:anchorId="2288C0E5" id="_x0000_s1040" type="#_x0000_t202" style="position:absolute;left:0;text-align:left;margin-left:202pt;margin-top:41.45pt;width:39.85pt;height:30pt;z-index:251738112;visibility:visible;mso-wrap-style:square;mso-width-percent:0;mso-height-percent:0;mso-wrap-distance-left:9pt;mso-wrap-distance-top:3.6pt;mso-wrap-distance-right:9pt;mso-wrap-distance-bottom:3.6pt;mso-position-horizontal:absolute;mso-position-horizontal-relative:margin;mso-position-vertical:absolute;mso-position-vertical-relative:text;mso-width-percent:0;mso-height-percent:0;mso-width-relative:margin;mso-height-relative:margin;v-text-anchor:top" o:gfxdata="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" filled="f" stroked="f">
+              <v:shape id="Text Box 2" o:spid="_x0000_s1026" o:spt="202" type="#_x0000_t202" style="position:absolute;left:0pt;margin-left:202pt;margin-top:41.4pt;height:30pt;width:39.85pt;mso-position-horizontal-relative:margin;z-index:251699200;mso-width-relative:page;mso-height-relative:page;" filled="f" stroked="f" coordsize="21600,21600" o:gfxdata="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">
+                <v:fill on="f" focussize="0,0"/>
+                <v:stroke on="f" miterlimit="8" joinstyle="miter"/>
+                <v:imagedata o:title=""/>
+                <o:lock v:ext="edit" aspectratio="f"/>
                 <v:textbox>
                   <w:txbxContent>
                     <w:p>
@@ -5903,7 +5512,6 @@
                     </w:p>
                   </w:txbxContent>
                 </v:textbox>
-                <w10:wrap anchorx="margin"/>
               </v:shape>
             </w:pict>
           </mc:Fallback>
@@ -5912,22 +5520,21 @@
       <w:r>
         <w:rPr>
           <w:rFonts w:ascii="Times New Roman" w:hAnsi="Times New Roman" w:cs="Times New Roman"/>
-          <w:noProof/>
           <w:sz w:val="24"/>
           <w:szCs w:val="24"/>
         </w:rPr>
         <mc:AlternateContent>
           <mc:Choice Requires="wps">
             <w:drawing>
-              <wp:anchor distT="0" distB="0" distL="114300" distR="114300" simplePos="0" relativeHeight="251736064" behindDoc="0" locked="0" layoutInCell="1" allowOverlap="1" wp14:anchorId="4C641E17" wp14:editId="37E332A5">
+              <wp:anchor distT="0" distB="0" distL="114300" distR="114300" simplePos="0" relativeHeight="251698176" behindDoc="0" locked="0" layoutInCell="1" allowOverlap="1">
                 <wp:simplePos x="0" y="0"/>
                 <wp:positionH relativeFrom="column">
-                  <wp:posOffset>1318437</wp:posOffset>
+                  <wp:posOffset>1318260</wp:posOffset>
                 </wp:positionH>
                 <wp:positionV relativeFrom="paragraph">
-                  <wp:posOffset>873863</wp:posOffset>
+                  <wp:posOffset>873760</wp:posOffset>
                 </wp:positionV>
-                <wp:extent cx="1467293" cy="404038"/>
+                <wp:extent cx="1467485" cy="403860"/>
                 <wp:effectExtent l="19050" t="19050" r="19050" b="15240"/>
                 <wp:wrapNone/>
                 <wp:docPr id="54" name="Oval 54"/>
@@ -5968,28 +5575,22 @@
                         </a:fontRef>
                       </wps:style>
                       <wps:bodyPr rot="0" spcFirstLastPara="0" vertOverflow="overflow" horzOverflow="overflow" vert="horz" wrap="square" lIns="91440" tIns="45720" rIns="91440" bIns="45720" numCol="1" spcCol="0" rtlCol="0" fromWordArt="0" anchor="ctr" anchorCtr="0" forceAA="0" compatLnSpc="1">
-                        <a:prstTxWarp prst="textNoShape">
-                          <a:avLst/>
-                        </a:prstTxWarp>
                         <a:noAutofit/>
                       </wps:bodyPr>
                     </wps:wsp>
                   </a:graphicData>
                 </a:graphic>
-                <wp14:sizeRelH relativeFrom="margin">
-                  <wp14:pctWidth>0</wp14:pctWidth>
-                </wp14:sizeRelH>
-                <wp14:sizeRelV relativeFrom="margin">
-                  <wp14:pctHeight>0</wp14:pctHeight>
-                </wp14:sizeRelV>
               </wp:anchor>
             </w:drawing>
           </mc:Choice>
           <mc:Fallback>
             <w:pict>
-              <v:oval w14:anchorId="272AFBA1" id="Oval 54" o:spid="_x0000_s1026" style="position:absolute;margin-left:103.8pt;margin-top:68.8pt;width:115.55pt;height:31.8pt;z-index:251736064;visibility:visible;mso-wrap-style:square;mso-width-percent:0;mso-height-percent:0;mso-wrap-distance-left:9pt;mso-wrap-distance-top:0;mso-wrap-distance-right:9pt;mso-wrap-distance-bottom:0;mso-position-horizontal:absolute;mso-position-horizontal-relative:text;mso-position-vertical:absolute;mso-position-vertical-relative:text;mso-width-percent:0;mso-height-percent:0;mso-width-relative:margin;mso-height-relative:margin;v-text-anchor:middle" o:gfxdata="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" filled="f" strokecolor="red" strokeweight="3pt">
-                <v:stroke joinstyle="miter"/>
-              </v:oval>
+              <v:shape id="_x0000_s1026" o:spid="_x0000_s1026" o:spt="3" type="#_x0000_t3" style="position:absolute;left:0pt;margin-left:103.8pt;margin-top:68.8pt;height:31.8pt;width:115.55pt;z-index:251698176;v-text-anchor:middle;mso-width-relative:page;mso-height-relative:page;" filled="f" stroked="t" coordsize="21600,21600" o:gfxdata="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">
+                <v:fill on="f" focussize="0,0"/>
+                <v:stroke weight="3pt" color="#FF0000 [3204]" miterlimit="8" joinstyle="miter"/>
+                <v:imagedata o:title=""/>
+                <o:lock v:ext="edit" aspectratio="f"/>
+              </v:shape>
             </w:pict>
           </mc:Fallback>
         </mc:AlternateContent>
@@ -5999,12 +5600,12 @@
       <w:pPr>
         <w:numPr>
           <w:ilvl w:val="0"/>
-          <w:numId w:val="5"/>
+          <w:numId w:val="4"/>
         </w:numPr>
         <w:shd w:val="clear" w:color="auto" w:fill="FFFFFF"/>
         <w:spacing w:before="100" w:beforeAutospacing="1" w:after="100" w:afterAutospacing="1" w:line="240" w:lineRule="auto"/>
         <w:rPr>
-          <w:rFonts w:ascii="Times New Roman" w:eastAsia="Times New Roman" w:hAnsi="Times New Roman" w:cs="Times New Roman"/>
+          <w:rFonts w:ascii="Times New Roman" w:hAnsi="Times New Roman" w:eastAsia="Times New Roman" w:cs="Times New Roman"/>
           <w:sz w:val="24"/>
           <w:szCs w:val="24"/>
         </w:rPr>
@@ -6012,23 +5613,21 @@
       <w:r>
         <w:rPr>
           <w:rFonts w:ascii="Times New Roman" w:hAnsi="Times New Roman" w:cs="Times New Roman"/>
-          <w:noProof/>
-          <w:sz w:val="24"/>
-          <w:szCs w:val="24"/>
-        </w:rPr>
-        <w:lastRenderedPageBreak/>
+          <w:sz w:val="24"/>
+          <w:szCs w:val="24"/>
+        </w:rPr>
         <mc:AlternateContent>
           <mc:Choice Requires="wps">
             <w:drawing>
-              <wp:anchor distT="0" distB="0" distL="114300" distR="114300" simplePos="0" relativeHeight="251744256" behindDoc="0" locked="0" layoutInCell="1" allowOverlap="1" wp14:anchorId="343CD8EE" wp14:editId="1D5ADFAE">
+              <wp:anchor distT="0" distB="0" distL="114300" distR="114300" simplePos="0" relativeHeight="251701248" behindDoc="0" locked="0" layoutInCell="1" allowOverlap="1">
                 <wp:simplePos x="0" y="0"/>
                 <wp:positionH relativeFrom="margin">
-                  <wp:posOffset>2870348</wp:posOffset>
+                  <wp:posOffset>2870200</wp:posOffset>
                 </wp:positionH>
                 <wp:positionV relativeFrom="paragraph">
-                  <wp:posOffset>3274370</wp:posOffset>
+                  <wp:posOffset>3274060</wp:posOffset>
                 </wp:positionV>
-                <wp:extent cx="659219" cy="254960"/>
+                <wp:extent cx="659130" cy="255270"/>
                 <wp:effectExtent l="19050" t="19050" r="26670" b="12065"/>
                 <wp:wrapNone/>
                 <wp:docPr id="60" name="Oval 60"/>
@@ -6069,53 +5668,45 @@
                         </a:fontRef>
                       </wps:style>
                       <wps:bodyPr rot="0" spcFirstLastPara="0" vertOverflow="overflow" horzOverflow="overflow" vert="horz" wrap="square" lIns="91440" tIns="45720" rIns="91440" bIns="45720" numCol="1" spcCol="0" rtlCol="0" fromWordArt="0" anchor="ctr" anchorCtr="0" forceAA="0" compatLnSpc="1">
-                        <a:prstTxWarp prst="textNoShape">
-                          <a:avLst/>
-                        </a:prstTxWarp>
                         <a:noAutofit/>
                       </wps:bodyPr>
                     </wps:wsp>
                   </a:graphicData>
                 </a:graphic>
-                <wp14:sizeRelH relativeFrom="margin">
-                  <wp14:pctWidth>0</wp14:pctWidth>
-                </wp14:sizeRelH>
-                <wp14:sizeRelV relativeFrom="margin">
-                  <wp14:pctHeight>0</wp14:pctHeight>
-                </wp14:sizeRelV>
               </wp:anchor>
             </w:drawing>
           </mc:Choice>
           <mc:Fallback>
             <w:pict>
-              <v:oval w14:anchorId="70F42BF0" id="Oval 60" o:spid="_x0000_s1026" style="position:absolute;margin-left:226pt;margin-top:257.8pt;width:51.9pt;height:20.1pt;z-index:251744256;visibility:visible;mso-wrap-style:square;mso-width-percent:0;mso-height-percent:0;mso-wrap-distance-left:9pt;mso-wrap-distance-top:0;mso-wrap-distance-right:9pt;mso-wrap-distance-bottom:0;mso-position-horizontal:absolute;mso-position-horizontal-relative:margin;mso-position-vertical:absolute;mso-position-vertical-relative:text;mso-width-percent:0;mso-height-percent:0;mso-width-relative:margin;mso-height-relative:margin;v-text-anchor:middle" o:gfxdata="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" filled="f" strokecolor="red" strokeweight="3pt">
-                <v:stroke joinstyle="miter"/>
-                <w10:wrap anchorx="margin"/>
-              </v:oval>
+              <v:shape id="_x0000_s1026" o:spid="_x0000_s1026" o:spt="3" type="#_x0000_t3" style="position:absolute;left:0pt;margin-left:226pt;margin-top:257.8pt;height:20.1pt;width:51.9pt;mso-position-horizontal-relative:margin;z-index:251701248;v-text-anchor:middle;mso-width-relative:page;mso-height-relative:page;" filled="f" stroked="t" coordsize="21600,21600" o:gfxdata="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">
+                <v:fill on="f" focussize="0,0"/>
+                <v:stroke weight="3pt" color="#FF0000 [3204]" miterlimit="8" joinstyle="miter"/>
+                <v:imagedata o:title=""/>
+                <o:lock v:ext="edit" aspectratio="f"/>
+              </v:shape>
             </w:pict>
           </mc:Fallback>
         </mc:AlternateContent>
       </w:r>
       <w:r>
         <w:rPr>
-          <w:rFonts w:ascii="Times New Roman" w:eastAsia="Times New Roman" w:hAnsi="Times New Roman" w:cs="Times New Roman"/>
-          <w:noProof/>
+          <w:rFonts w:ascii="Times New Roman" w:hAnsi="Times New Roman" w:eastAsia="Times New Roman" w:cs="Times New Roman"/>
           <w:sz w:val="24"/>
           <w:szCs w:val="24"/>
         </w:rPr>
         <w:drawing>
-          <wp:anchor distT="0" distB="0" distL="114300" distR="114300" simplePos="0" relativeHeight="251742208" behindDoc="1" locked="0" layoutInCell="1" allowOverlap="1" wp14:anchorId="4243D90C" wp14:editId="3FEA7C19">
+          <wp:anchor distT="0" distB="0" distL="114300" distR="114300" simplePos="0" relativeHeight="251700224" behindDoc="1" locked="0" layoutInCell="1" allowOverlap="1">
             <wp:simplePos x="0" y="0"/>
             <wp:positionH relativeFrom="margin">
               <wp:align>right</wp:align>
             </wp:positionH>
             <wp:positionV relativeFrom="paragraph">
-              <wp:posOffset>403240</wp:posOffset>
+              <wp:posOffset>403225</wp:posOffset>
             </wp:positionV>
             <wp:extent cx="5943600" cy="4324985"/>
             <wp:effectExtent l="0" t="0" r="0" b="0"/>
             <wp:wrapTight wrapText="bothSides">
-              <wp:wrapPolygon edited="0">
+              <wp:wrapPolygon>
                 <wp:start x="0" y="0"/>
                 <wp:lineTo x="0" y="21502"/>
                 <wp:lineTo x="21531" y="21502"/>
@@ -6131,11 +5722,13 @@
               <a:graphicData uri="http://schemas.openxmlformats.org/drawingml/2006/picture">
                 <pic:pic xmlns:pic="http://schemas.openxmlformats.org/drawingml/2006/picture">
                   <pic:nvPicPr>
-                    <pic:cNvPr id="1" name=""/>
-                    <pic:cNvPicPr/>
+                    <pic:cNvPr id="58" name="Picture 58"/>
+                    <pic:cNvPicPr>
+                      <a:picLocks noChangeAspect="1"/>
+                    </pic:cNvPicPr>
                   </pic:nvPicPr>
                   <pic:blipFill>
-                    <a:blip r:embed="rId23">
+                    <a:blip r:embed="rId21">
                       <a:extLst>
                         <a:ext uri="{28A0092B-C50C-407E-A947-70E740481C1C}">
                           <a14:useLocalDpi xmlns:a14="http://schemas.microsoft.com/office/drawing/2010/main" val="0"/>
@@ -6163,7 +5756,7 @@
       </w:r>
       <w:r>
         <w:rPr>
-          <w:rFonts w:ascii="Times New Roman" w:eastAsia="Times New Roman" w:hAnsi="Times New Roman" w:cs="Times New Roman"/>
+          <w:rFonts w:ascii="Times New Roman" w:hAnsi="Times New Roman" w:eastAsia="Times New Roman" w:cs="Times New Roman"/>
           <w:sz w:val="24"/>
           <w:szCs w:val="24"/>
         </w:rPr>
@@ -6171,7 +5764,7 @@
       </w:r>
       <w:r>
         <w:rPr>
-          <w:rFonts w:ascii="Times New Roman" w:eastAsia="Times New Roman" w:hAnsi="Times New Roman" w:cs="Times New Roman"/>
+          <w:rFonts w:ascii="Times New Roman" w:hAnsi="Times New Roman" w:eastAsia="Times New Roman" w:cs="Times New Roman"/>
           <w:b/>
           <w:sz w:val="24"/>
           <w:szCs w:val="24"/>
@@ -6180,7 +5773,7 @@
       </w:r>
       <w:r>
         <w:rPr>
-          <w:rFonts w:ascii="Times New Roman" w:eastAsia="Times New Roman" w:hAnsi="Times New Roman" w:cs="Times New Roman"/>
+          <w:rFonts w:ascii="Times New Roman" w:hAnsi="Times New Roman" w:eastAsia="Times New Roman" w:cs="Times New Roman"/>
           <w:sz w:val="24"/>
           <w:szCs w:val="24"/>
         </w:rPr>
@@ -6188,7 +5781,7 @@
       </w:r>
       <w:r>
         <w:rPr>
-          <w:rFonts w:ascii="Times New Roman" w:eastAsia="Times New Roman" w:hAnsi="Times New Roman" w:cs="Times New Roman"/>
+          <w:rFonts w:ascii="Times New Roman" w:hAnsi="Times New Roman" w:eastAsia="Times New Roman" w:cs="Times New Roman"/>
           <w:b/>
           <w:color w:val="FF0000"/>
           <w:sz w:val="24"/>
@@ -6198,7 +5791,7 @@
       </w:r>
       <w:r>
         <w:rPr>
-          <w:rFonts w:ascii="Times New Roman" w:eastAsia="Times New Roman" w:hAnsi="Times New Roman" w:cs="Times New Roman"/>
+          <w:rFonts w:ascii="Times New Roman" w:hAnsi="Times New Roman" w:eastAsia="Times New Roman" w:cs="Times New Roman"/>
           <w:color w:val="FF0000"/>
           <w:sz w:val="24"/>
           <w:szCs w:val="24"/>
@@ -6207,7 +5800,7 @@
       </w:r>
       <w:r>
         <w:rPr>
-          <w:rFonts w:ascii="Times New Roman" w:eastAsia="Times New Roman" w:hAnsi="Times New Roman" w:cs="Times New Roman"/>
+          <w:rFonts w:ascii="Times New Roman" w:hAnsi="Times New Roman" w:eastAsia="Times New Roman" w:cs="Times New Roman"/>
           <w:sz w:val="24"/>
           <w:szCs w:val="24"/>
         </w:rPr>
@@ -6215,7 +5808,7 @@
       </w:r>
       <w:r>
         <w:rPr>
-          <w:rFonts w:ascii="Times New Roman" w:eastAsia="Times New Roman" w:hAnsi="Times New Roman" w:cs="Times New Roman"/>
+          <w:rFonts w:ascii="Times New Roman" w:hAnsi="Times New Roman" w:eastAsia="Times New Roman" w:cs="Times New Roman"/>
           <w:b/>
           <w:color w:val="FF0000"/>
           <w:sz w:val="24"/>
@@ -6229,7 +5822,7 @@
         <w:shd w:val="clear" w:color="auto" w:fill="FFFFFF"/>
         <w:spacing w:before="100" w:beforeAutospacing="1" w:after="100" w:afterAutospacing="1" w:line="240" w:lineRule="auto"/>
         <w:rPr>
-          <w:rFonts w:ascii="Times New Roman" w:eastAsia="Times New Roman" w:hAnsi="Times New Roman" w:cs="Times New Roman"/>
+          <w:rFonts w:ascii="Times New Roman" w:hAnsi="Times New Roman" w:eastAsia="Times New Roman" w:cs="Times New Roman"/>
           <w:sz w:val="24"/>
           <w:szCs w:val="24"/>
         </w:rPr>
@@ -6240,7 +5833,7 @@
         <w:shd w:val="clear" w:color="auto" w:fill="FFFFFF"/>
         <w:spacing w:before="100" w:beforeAutospacing="1" w:after="100" w:afterAutospacing="1" w:line="240" w:lineRule="auto"/>
         <w:rPr>
-          <w:rFonts w:ascii="Times New Roman" w:eastAsia="Times New Roman" w:hAnsi="Times New Roman" w:cs="Times New Roman"/>
+          <w:rFonts w:ascii="Times New Roman" w:hAnsi="Times New Roman" w:eastAsia="Times New Roman" w:cs="Times New Roman"/>
           <w:sz w:val="24"/>
           <w:szCs w:val="24"/>
         </w:rPr>
@@ -6251,7 +5844,7 @@
         <w:shd w:val="clear" w:color="auto" w:fill="FFFFFF"/>
         <w:spacing w:before="100" w:beforeAutospacing="1" w:after="100" w:afterAutospacing="1" w:line="240" w:lineRule="auto"/>
         <w:rPr>
-          <w:rFonts w:ascii="Times New Roman" w:eastAsia="Times New Roman" w:hAnsi="Times New Roman" w:cs="Times New Roman"/>
+          <w:rFonts w:ascii="Times New Roman" w:hAnsi="Times New Roman" w:eastAsia="Times New Roman" w:cs="Times New Roman"/>
           <w:sz w:val="24"/>
           <w:szCs w:val="24"/>
         </w:rPr>
@@ -6262,7 +5855,7 @@
         <w:shd w:val="clear" w:color="auto" w:fill="FFFFFF"/>
         <w:spacing w:before="100" w:beforeAutospacing="1" w:after="100" w:afterAutospacing="1" w:line="240" w:lineRule="auto"/>
         <w:rPr>
-          <w:rFonts w:ascii="Times New Roman" w:eastAsia="Times New Roman" w:hAnsi="Times New Roman" w:cs="Times New Roman"/>
+          <w:rFonts w:ascii="Times New Roman" w:hAnsi="Times New Roman" w:eastAsia="Times New Roman" w:cs="Times New Roman"/>
           <w:sz w:val="24"/>
           <w:szCs w:val="24"/>
         </w:rPr>
@@ -6273,7 +5866,7 @@
         <w:shd w:val="clear" w:color="auto" w:fill="FFFFFF"/>
         <w:spacing w:before="100" w:beforeAutospacing="1" w:after="100" w:afterAutospacing="1" w:line="240" w:lineRule="auto"/>
         <w:rPr>
-          <w:rFonts w:ascii="Times New Roman" w:eastAsia="Times New Roman" w:hAnsi="Times New Roman" w:cs="Times New Roman"/>
+          <w:rFonts w:ascii="Times New Roman" w:hAnsi="Times New Roman" w:eastAsia="Times New Roman" w:cs="Times New Roman"/>
           <w:sz w:val="24"/>
           <w:szCs w:val="24"/>
         </w:rPr>
@@ -6284,7 +5877,7 @@
         <w:shd w:val="clear" w:color="auto" w:fill="FFFFFF"/>
         <w:spacing w:before="100" w:beforeAutospacing="1" w:after="100" w:afterAutospacing="1" w:line="240" w:lineRule="auto"/>
         <w:rPr>
-          <w:rFonts w:ascii="Times New Roman" w:eastAsia="Times New Roman" w:hAnsi="Times New Roman" w:cs="Times New Roman"/>
+          <w:rFonts w:ascii="Times New Roman" w:hAnsi="Times New Roman" w:eastAsia="Times New Roman" w:cs="Times New Roman"/>
           <w:sz w:val="24"/>
           <w:szCs w:val="24"/>
         </w:rPr>
@@ -6295,7 +5888,7 @@
         <w:shd w:val="clear" w:color="auto" w:fill="FFFFFF"/>
         <w:spacing w:before="100" w:beforeAutospacing="1" w:after="100" w:afterAutospacing="1" w:line="240" w:lineRule="auto"/>
         <w:rPr>
-          <w:rFonts w:ascii="Times New Roman" w:eastAsia="Times New Roman" w:hAnsi="Times New Roman" w:cs="Times New Roman"/>
+          <w:rFonts w:ascii="Times New Roman" w:hAnsi="Times New Roman" w:eastAsia="Times New Roman" w:cs="Times New Roman"/>
           <w:sz w:val="24"/>
           <w:szCs w:val="24"/>
         </w:rPr>
@@ -6306,7 +5899,7 @@
         <w:shd w:val="clear" w:color="auto" w:fill="FFFFFF"/>
         <w:spacing w:before="100" w:beforeAutospacing="1" w:after="100" w:afterAutospacing="1" w:line="240" w:lineRule="auto"/>
         <w:rPr>
-          <w:rFonts w:ascii="Times New Roman" w:eastAsia="Times New Roman" w:hAnsi="Times New Roman" w:cs="Times New Roman"/>
+          <w:rFonts w:ascii="Times New Roman" w:hAnsi="Times New Roman" w:eastAsia="Times New Roman" w:cs="Times New Roman"/>
           <w:sz w:val="24"/>
           <w:szCs w:val="24"/>
         </w:rPr>
@@ -6317,7 +5910,7 @@
         <w:shd w:val="clear" w:color="auto" w:fill="FFFFFF"/>
         <w:spacing w:before="100" w:beforeAutospacing="1" w:after="100" w:afterAutospacing="1" w:line="240" w:lineRule="auto"/>
         <w:rPr>
-          <w:rFonts w:ascii="Times New Roman" w:eastAsia="Times New Roman" w:hAnsi="Times New Roman" w:cs="Times New Roman"/>
+          <w:rFonts w:ascii="Times New Roman" w:hAnsi="Times New Roman" w:eastAsia="Times New Roman" w:cs="Times New Roman"/>
           <w:sz w:val="24"/>
           <w:szCs w:val="24"/>
         </w:rPr>
@@ -6327,42 +5920,38 @@
       <w:pPr>
         <w:numPr>
           <w:ilvl w:val="0"/>
-          <w:numId w:val="6"/>
+          <w:numId w:val="5"/>
         </w:numPr>
         <w:shd w:val="clear" w:color="auto" w:fill="FFFFFF"/>
         <w:spacing w:before="100" w:beforeAutospacing="1" w:after="100" w:afterAutospacing="1" w:line="240" w:lineRule="auto"/>
         <w:rPr>
-          <w:rFonts w:ascii="Times New Roman" w:eastAsia="Times New Roman" w:hAnsi="Times New Roman" w:cs="Times New Roman"/>
-          <w:sz w:val="24"/>
-          <w:szCs w:val="24"/>
-        </w:rPr>
-      </w:pPr>
-      <w:r>
-        <w:rPr>
-          <w:rFonts w:ascii="Roboto" w:eastAsia="Times New Roman" w:hAnsi="Roboto" w:cs="Times New Roman"/>
-          <w:noProof/>
+          <w:rFonts w:ascii="Times New Roman" w:hAnsi="Times New Roman" w:eastAsia="Times New Roman" w:cs="Times New Roman"/>
+          <w:sz w:val="24"/>
+          <w:szCs w:val="24"/>
+        </w:rPr>
+      </w:pPr>
+      <w:r>
+        <w:rPr>
+          <w:rFonts w:ascii="Roboto" w:hAnsi="Roboto" w:eastAsia="Times New Roman" w:cs="Times New Roman"/>
           <w:sz w:val="20"/>
           <w:szCs w:val="20"/>
         </w:rPr>
-        <w:lastRenderedPageBreak/>
         <mc:AlternateContent>
           <mc:Choice Requires="wps">
             <w:drawing>
-              <wp:anchor distT="45720" distB="45720" distL="114300" distR="114300" simplePos="0" relativeHeight="251760640" behindDoc="0" locked="0" layoutInCell="1" allowOverlap="1" wp14:anchorId="6B34F9DD" wp14:editId="6A62956F">
+              <wp:anchor distT="45720" distB="45720" distL="114300" distR="114300" simplePos="0" relativeHeight="251710464" behindDoc="0" locked="0" layoutInCell="1" allowOverlap="1">
                 <wp:simplePos x="0" y="0"/>
                 <wp:positionH relativeFrom="margin">
-                  <wp:posOffset>3157353</wp:posOffset>
+                  <wp:posOffset>3157220</wp:posOffset>
                 </wp:positionH>
                 <wp:positionV relativeFrom="paragraph">
-                  <wp:posOffset>509758</wp:posOffset>
+                  <wp:posOffset>509270</wp:posOffset>
                 </wp:positionV>
-                <wp:extent cx="505785" cy="381207"/>
+                <wp:extent cx="506095" cy="381000"/>
                 <wp:effectExtent l="0" t="0" r="0" b="0"/>
                 <wp:wrapNone/>
                 <wp:docPr id="199" name="Text Box 2"/>
-                <wp:cNvGraphicFramePr>
-                  <a:graphicFrameLocks xmlns:a="http://schemas.openxmlformats.org/drawingml/2006/main"/>
-                </wp:cNvGraphicFramePr>
+                <wp:cNvGraphicFramePr/>
                 <a:graphic xmlns:a="http://schemas.openxmlformats.org/drawingml/2006/main">
                   <a:graphicData uri="http://schemas.microsoft.com/office/word/2010/wordprocessingShape">
                     <wps:wsp>
@@ -6381,8 +5970,6 @@
                         <a:ln w="9525">
                           <a:noFill/>
                           <a:miter lim="800000"/>
-                          <a:headEnd/>
-                          <a:tailEnd/>
                         </a:ln>
                       </wps:spPr>
                       <wps:txbx>
@@ -6415,18 +6002,16 @@
                     </wps:wsp>
                   </a:graphicData>
                 </a:graphic>
-                <wp14:sizeRelH relativeFrom="margin">
-                  <wp14:pctWidth>0</wp14:pctWidth>
-                </wp14:sizeRelH>
-                <wp14:sizeRelV relativeFrom="margin">
-                  <wp14:pctHeight>0</wp14:pctHeight>
-                </wp14:sizeRelV>
               </wp:anchor>
             </w:drawing>
           </mc:Choice>
           <mc:Fallback>
             <w:pict>
-              <v:shape w14:anchorId="6B34F9DD" id="_x0000_s1041" type="#_x0000_t202" style="position:absolute;left:0;text-align:left;margin-left:248.6pt;margin-top:40.15pt;width:39.85pt;height:30pt;z-index:251760640;visibility:visible;mso-wrap-style:square;mso-width-percent:0;mso-height-percent:0;mso-wrap-distance-left:9pt;mso-wrap-distance-top:3.6pt;mso-wrap-distance-right:9pt;mso-wrap-distance-bottom:3.6pt;mso-position-horizontal:absolute;mso-position-horizontal-relative:margin;mso-position-vertical:absolute;mso-position-vertical-relative:text;mso-width-percent:0;mso-height-percent:0;mso-width-relative:margin;mso-height-relative:margin;v-text-anchor:top" o:gfxdata="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" filled="f" stroked="f">
+              <v:shape id="Text Box 2" o:spid="_x0000_s1026" o:spt="202" type="#_x0000_t202" style="position:absolute;left:0pt;margin-left:248.6pt;margin-top:40.1pt;height:30pt;width:39.85pt;mso-position-horizontal-relative:margin;z-index:251710464;mso-width-relative:page;mso-height-relative:page;" filled="f" stroked="f" coordsize="21600,21600" o:gfxdata="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">
+                <v:fill on="f" focussize="0,0"/>
+                <v:stroke on="f" miterlimit="8" joinstyle="miter"/>
+                <v:imagedata o:title=""/>
+                <o:lock v:ext="edit" aspectratio="f"/>
                 <v:textbox>
                   <w:txbxContent>
                     <w:p>
@@ -6451,7 +6036,6 @@
                     </w:p>
                   </w:txbxContent>
                 </v:textbox>
-                <w10:wrap anchorx="margin"/>
               </v:shape>
             </w:pict>
           </mc:Fallback>
@@ -6459,7 +6043,7 @@
       </w:r>
       <w:r>
         <w:rPr>
-          <w:rFonts w:ascii="Times New Roman" w:eastAsia="Times New Roman" w:hAnsi="Times New Roman" w:cs="Times New Roman"/>
+          <w:rFonts w:ascii="Times New Roman" w:hAnsi="Times New Roman" w:eastAsia="Times New Roman" w:cs="Times New Roman"/>
           <w:sz w:val="24"/>
           <w:szCs w:val="24"/>
         </w:rPr>
@@ -6467,7 +6051,7 @@
       </w:r>
       <w:r>
         <w:rPr>
-          <w:rFonts w:ascii="Times New Roman" w:eastAsia="Times New Roman" w:hAnsi="Times New Roman" w:cs="Times New Roman"/>
+          <w:rFonts w:ascii="Times New Roman" w:hAnsi="Times New Roman" w:eastAsia="Times New Roman" w:cs="Times New Roman"/>
           <w:b/>
           <w:sz w:val="24"/>
           <w:szCs w:val="24"/>
@@ -6476,7 +6060,7 @@
       </w:r>
       <w:r>
         <w:rPr>
-          <w:rFonts w:ascii="Times New Roman" w:eastAsia="Times New Roman" w:hAnsi="Times New Roman" w:cs="Times New Roman"/>
+          <w:rFonts w:ascii="Times New Roman" w:hAnsi="Times New Roman" w:eastAsia="Times New Roman" w:cs="Times New Roman"/>
           <w:sz w:val="24"/>
           <w:szCs w:val="24"/>
         </w:rPr>
@@ -6484,7 +6068,7 @@
       </w:r>
       <w:r>
         <w:rPr>
-          <w:rFonts w:ascii="Times New Roman" w:eastAsia="Times New Roman" w:hAnsi="Times New Roman" w:cs="Times New Roman"/>
+          <w:rFonts w:ascii="Times New Roman" w:hAnsi="Times New Roman" w:eastAsia="Times New Roman" w:cs="Times New Roman"/>
           <w:b/>
           <w:color w:val="FF0000"/>
           <w:sz w:val="24"/>
@@ -6494,7 +6078,7 @@
       </w:r>
       <w:r>
         <w:rPr>
-          <w:rFonts w:ascii="Times New Roman" w:eastAsia="Times New Roman" w:hAnsi="Times New Roman" w:cs="Times New Roman"/>
+          <w:rFonts w:ascii="Times New Roman" w:hAnsi="Times New Roman" w:eastAsia="Times New Roman" w:cs="Times New Roman"/>
           <w:color w:val="FF0000"/>
           <w:sz w:val="24"/>
           <w:szCs w:val="24"/>
@@ -6503,7 +6087,7 @@
       </w:r>
       <w:r>
         <w:rPr>
-          <w:rFonts w:ascii="Times New Roman" w:eastAsia="Times New Roman" w:hAnsi="Times New Roman" w:cs="Times New Roman"/>
+          <w:rFonts w:ascii="Times New Roman" w:hAnsi="Times New Roman" w:eastAsia="Times New Roman" w:cs="Times New Roman"/>
           <w:sz w:val="24"/>
           <w:szCs w:val="24"/>
         </w:rPr>
@@ -6511,7 +6095,7 @@
       </w:r>
       <w:r>
         <w:rPr>
-          <w:rFonts w:ascii="Times New Roman" w:eastAsia="Times New Roman" w:hAnsi="Times New Roman" w:cs="Times New Roman"/>
+          <w:rFonts w:ascii="Times New Roman" w:hAnsi="Times New Roman" w:eastAsia="Times New Roman" w:cs="Times New Roman"/>
           <w:b/>
           <w:color w:val="FF0000"/>
           <w:sz w:val="24"/>
@@ -6521,7 +6105,7 @@
       </w:r>
       <w:r>
         <w:rPr>
-          <w:rFonts w:ascii="Times New Roman" w:eastAsia="Times New Roman" w:hAnsi="Times New Roman" w:cs="Times New Roman"/>
+          <w:rFonts w:ascii="Times New Roman" w:hAnsi="Times New Roman" w:eastAsia="Times New Roman" w:cs="Times New Roman"/>
           <w:sz w:val="24"/>
           <w:szCs w:val="24"/>
         </w:rPr>
@@ -6534,7 +6118,7 @@
         <w:spacing w:before="100" w:beforeAutospacing="1" w:after="100" w:afterAutospacing="1" w:line="240" w:lineRule="auto"/>
         <w:ind w:left="720"/>
         <w:rPr>
-          <w:rFonts w:ascii="Times New Roman" w:eastAsia="Times New Roman" w:hAnsi="Times New Roman" w:cs="Times New Roman"/>
+          <w:rFonts w:ascii="Times New Roman" w:hAnsi="Times New Roman" w:eastAsia="Times New Roman" w:cs="Times New Roman"/>
           <w:sz w:val="24"/>
           <w:szCs w:val="24"/>
         </w:rPr>
@@ -6542,22 +6126,21 @@
       <w:r>
         <w:rPr>
           <w:rFonts w:ascii="Times New Roman" w:hAnsi="Times New Roman" w:cs="Times New Roman"/>
-          <w:noProof/>
           <w:sz w:val="24"/>
           <w:szCs w:val="24"/>
         </w:rPr>
         <mc:AlternateContent>
           <mc:Choice Requires="wps">
             <w:drawing>
-              <wp:anchor distT="0" distB="0" distL="114300" distR="114300" simplePos="0" relativeHeight="251758592" behindDoc="0" locked="0" layoutInCell="1" allowOverlap="1" wp14:anchorId="630BB0CB" wp14:editId="528A440C">
+              <wp:anchor distT="0" distB="0" distL="114300" distR="114300" simplePos="0" relativeHeight="251709440" behindDoc="0" locked="0" layoutInCell="1" allowOverlap="1">
                 <wp:simplePos x="0" y="0"/>
                 <wp:positionH relativeFrom="margin">
-                  <wp:posOffset>2636874</wp:posOffset>
+                  <wp:posOffset>2636520</wp:posOffset>
                 </wp:positionH>
                 <wp:positionV relativeFrom="paragraph">
-                  <wp:posOffset>24573</wp:posOffset>
+                  <wp:posOffset>24130</wp:posOffset>
                 </wp:positionV>
-                <wp:extent cx="552450" cy="264810"/>
+                <wp:extent cx="552450" cy="264795"/>
                 <wp:effectExtent l="19050" t="19050" r="19050" b="20955"/>
                 <wp:wrapNone/>
                 <wp:docPr id="198" name="Oval 198"/>
@@ -6598,42 +6181,34 @@
                         </a:fontRef>
                       </wps:style>
                       <wps:bodyPr rot="0" spcFirstLastPara="0" vertOverflow="overflow" horzOverflow="overflow" vert="horz" wrap="square" lIns="91440" tIns="45720" rIns="91440" bIns="45720" numCol="1" spcCol="0" rtlCol="0" fromWordArt="0" anchor="ctr" anchorCtr="0" forceAA="0" compatLnSpc="1">
-                        <a:prstTxWarp prst="textNoShape">
-                          <a:avLst/>
-                        </a:prstTxWarp>
                         <a:noAutofit/>
                       </wps:bodyPr>
                     </wps:wsp>
                   </a:graphicData>
                 </a:graphic>
-                <wp14:sizeRelH relativeFrom="margin">
-                  <wp14:pctWidth>0</wp14:pctWidth>
-                </wp14:sizeRelH>
-                <wp14:sizeRelV relativeFrom="margin">
-                  <wp14:pctHeight>0</wp14:pctHeight>
-                </wp14:sizeRelV>
               </wp:anchor>
             </w:drawing>
           </mc:Choice>
           <mc:Fallback>
             <w:pict>
-              <v:oval w14:anchorId="760D03ED" id="Oval 198" o:spid="_x0000_s1026" style="position:absolute;margin-left:207.65pt;margin-top:1.95pt;width:43.5pt;height:20.85pt;z-index:251758592;visibility:visible;mso-wrap-style:square;mso-width-percent:0;mso-height-percent:0;mso-wrap-distance-left:9pt;mso-wrap-distance-top:0;mso-wrap-distance-right:9pt;mso-wrap-distance-bottom:0;mso-position-horizontal:absolute;mso-position-horizontal-relative:margin;mso-position-vertical:absolute;mso-position-vertical-relative:text;mso-width-percent:0;mso-height-percent:0;mso-width-relative:margin;mso-height-relative:margin;v-text-anchor:middle" o:gfxdata="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" filled="f" strokecolor="red" strokeweight="3pt">
-                <v:stroke joinstyle="miter"/>
-                <w10:wrap anchorx="margin"/>
-              </v:oval>
+              <v:shape id="_x0000_s1026" o:spid="_x0000_s1026" o:spt="3" type="#_x0000_t3" style="position:absolute;left:0pt;margin-left:207.6pt;margin-top:1.9pt;height:20.85pt;width:43.5pt;mso-position-horizontal-relative:margin;z-index:251709440;v-text-anchor:middle;mso-width-relative:page;mso-height-relative:page;" filled="f" stroked="t" coordsize="21600,21600" o:gfxdata="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">
+                <v:fill on="f" focussize="0,0"/>
+                <v:stroke weight="3pt" color="#FF0000 [3204]" miterlimit="8" joinstyle="miter"/>
+                <v:imagedata o:title=""/>
+                <o:lock v:ext="edit" aspectratio="f"/>
+              </v:shape>
             </w:pict>
           </mc:Fallback>
         </mc:AlternateContent>
       </w:r>
       <w:r>
         <w:rPr>
-          <w:rFonts w:ascii="Times New Roman" w:eastAsia="Times New Roman" w:hAnsi="Times New Roman" w:cs="Times New Roman"/>
-          <w:noProof/>
+          <w:rFonts w:ascii="Times New Roman" w:hAnsi="Times New Roman" w:eastAsia="Times New Roman" w:cs="Times New Roman"/>
           <w:sz w:val="24"/>
           <w:szCs w:val="24"/>
         </w:rPr>
         <w:drawing>
-          <wp:anchor distT="0" distB="0" distL="114300" distR="114300" simplePos="0" relativeHeight="251745280" behindDoc="1" locked="0" layoutInCell="1" allowOverlap="1" wp14:anchorId="1D615435" wp14:editId="39E8328C">
+          <wp:anchor distT="0" distB="0" distL="114300" distR="114300" simplePos="0" relativeHeight="251702272" behindDoc="1" locked="0" layoutInCell="1" allowOverlap="1">
             <wp:simplePos x="0" y="0"/>
             <wp:positionH relativeFrom="margin">
               <wp:posOffset>1254125</wp:posOffset>
@@ -6644,7 +6219,7 @@
             <wp:extent cx="3773805" cy="3995420"/>
             <wp:effectExtent l="0" t="0" r="0" b="5080"/>
             <wp:wrapTight wrapText="bothSides">
-              <wp:wrapPolygon edited="0">
+              <wp:wrapPolygon>
                 <wp:start x="0" y="0"/>
                 <wp:lineTo x="0" y="21524"/>
                 <wp:lineTo x="21480" y="21524"/>
@@ -6660,11 +6235,13 @@
               <a:graphicData uri="http://schemas.openxmlformats.org/drawingml/2006/picture">
                 <pic:pic xmlns:pic="http://schemas.openxmlformats.org/drawingml/2006/picture">
                   <pic:nvPicPr>
-                    <pic:cNvPr id="1" name=""/>
-                    <pic:cNvPicPr/>
+                    <pic:cNvPr id="61" name="Picture 61"/>
+                    <pic:cNvPicPr>
+                      <a:picLocks noChangeAspect="1"/>
+                    </pic:cNvPicPr>
                   </pic:nvPicPr>
                   <pic:blipFill>
-                    <a:blip r:embed="rId24">
+                    <a:blip r:embed="rId22">
                       <a:extLst>
                         <a:ext uri="{28A0092B-C50C-407E-A947-70E740481C1C}">
                           <a14:useLocalDpi xmlns:a14="http://schemas.microsoft.com/office/drawing/2010/main" val="0"/>
@@ -6687,12 +6264,6 @@
                 </pic:pic>
               </a:graphicData>
             </a:graphic>
-            <wp14:sizeRelH relativeFrom="margin">
-              <wp14:pctWidth>0</wp14:pctWidth>
-            </wp14:sizeRelH>
-            <wp14:sizeRelV relativeFrom="margin">
-              <wp14:pctHeight>0</wp14:pctHeight>
-            </wp14:sizeRelV>
           </wp:anchor>
         </w:drawing>
       </w:r>
@@ -6703,7 +6274,7 @@
         <w:spacing w:before="100" w:beforeAutospacing="1" w:after="100" w:afterAutospacing="1" w:line="240" w:lineRule="auto"/>
         <w:ind w:left="720"/>
         <w:rPr>
-          <w:rFonts w:ascii="Times New Roman" w:eastAsia="Times New Roman" w:hAnsi="Times New Roman" w:cs="Times New Roman"/>
+          <w:rFonts w:ascii="Times New Roman" w:hAnsi="Times New Roman" w:eastAsia="Times New Roman" w:cs="Times New Roman"/>
           <w:sz w:val="24"/>
           <w:szCs w:val="24"/>
         </w:rPr>
@@ -6715,7 +6286,7 @@
         <w:spacing w:before="100" w:beforeAutospacing="1" w:after="100" w:afterAutospacing="1" w:line="240" w:lineRule="auto"/>
         <w:ind w:left="720"/>
         <w:rPr>
-          <w:rFonts w:ascii="Times New Roman" w:eastAsia="Times New Roman" w:hAnsi="Times New Roman" w:cs="Times New Roman"/>
+          <w:rFonts w:ascii="Times New Roman" w:hAnsi="Times New Roman" w:eastAsia="Times New Roman" w:cs="Times New Roman"/>
           <w:sz w:val="24"/>
           <w:szCs w:val="24"/>
         </w:rPr>
@@ -6727,7 +6298,7 @@
         <w:spacing w:before="100" w:beforeAutospacing="1" w:after="100" w:afterAutospacing="1" w:line="240" w:lineRule="auto"/>
         <w:ind w:left="720"/>
         <w:rPr>
-          <w:rFonts w:ascii="Times New Roman" w:eastAsia="Times New Roman" w:hAnsi="Times New Roman" w:cs="Times New Roman"/>
+          <w:rFonts w:ascii="Times New Roman" w:hAnsi="Times New Roman" w:eastAsia="Times New Roman" w:cs="Times New Roman"/>
           <w:sz w:val="24"/>
           <w:szCs w:val="24"/>
         </w:rPr>
@@ -6739,7 +6310,7 @@
         <w:spacing w:before="100" w:beforeAutospacing="1" w:after="100" w:afterAutospacing="1" w:line="240" w:lineRule="auto"/>
         <w:ind w:left="720"/>
         <w:rPr>
-          <w:rFonts w:ascii="Times New Roman" w:eastAsia="Times New Roman" w:hAnsi="Times New Roman" w:cs="Times New Roman"/>
+          <w:rFonts w:ascii="Times New Roman" w:hAnsi="Times New Roman" w:eastAsia="Times New Roman" w:cs="Times New Roman"/>
           <w:sz w:val="24"/>
           <w:szCs w:val="24"/>
         </w:rPr>
@@ -6751,36 +6322,33 @@
         <w:spacing w:before="100" w:beforeAutospacing="1" w:after="100" w:afterAutospacing="1" w:line="240" w:lineRule="auto"/>
         <w:ind w:left="720"/>
         <w:rPr>
-          <w:rFonts w:ascii="Times New Roman" w:eastAsia="Times New Roman" w:hAnsi="Times New Roman" w:cs="Times New Roman"/>
-          <w:sz w:val="24"/>
-          <w:szCs w:val="24"/>
-        </w:rPr>
-      </w:pPr>
-      <w:r>
-        <w:rPr>
-          <w:rFonts w:ascii="Roboto" w:eastAsia="Times New Roman" w:hAnsi="Roboto" w:cs="Times New Roman"/>
-          <w:noProof/>
+          <w:rFonts w:ascii="Times New Roman" w:hAnsi="Times New Roman" w:eastAsia="Times New Roman" w:cs="Times New Roman"/>
+          <w:sz w:val="24"/>
+          <w:szCs w:val="24"/>
+        </w:rPr>
+      </w:pPr>
+      <w:r>
+        <w:rPr>
+          <w:rFonts w:ascii="Roboto" w:hAnsi="Roboto" w:eastAsia="Times New Roman" w:cs="Times New Roman"/>
           <w:sz w:val="20"/>
           <w:szCs w:val="20"/>
         </w:rPr>
         <mc:AlternateContent>
           <mc:Choice Requires="wps">
             <w:drawing>
-              <wp:anchor distT="45720" distB="45720" distL="114300" distR="114300" simplePos="0" relativeHeight="251762688" behindDoc="0" locked="0" layoutInCell="1" allowOverlap="1" wp14:anchorId="2DA13ADF" wp14:editId="1D5C46BE">
+              <wp:anchor distT="45720" distB="45720" distL="114300" distR="114300" simplePos="0" relativeHeight="251711488" behindDoc="0" locked="0" layoutInCell="1" allowOverlap="1">
                 <wp:simplePos x="0" y="0"/>
                 <wp:positionH relativeFrom="margin">
-                  <wp:posOffset>2551548</wp:posOffset>
+                  <wp:posOffset>2551430</wp:posOffset>
                 </wp:positionH>
                 <wp:positionV relativeFrom="paragraph">
-                  <wp:posOffset>87482</wp:posOffset>
+                  <wp:posOffset>86995</wp:posOffset>
                 </wp:positionV>
-                <wp:extent cx="505785" cy="359735"/>
+                <wp:extent cx="506095" cy="360045"/>
                 <wp:effectExtent l="0" t="0" r="0" b="2540"/>
                 <wp:wrapNone/>
                 <wp:docPr id="200" name="Text Box 2"/>
-                <wp:cNvGraphicFramePr>
-                  <a:graphicFrameLocks xmlns:a="http://schemas.openxmlformats.org/drawingml/2006/main"/>
-                </wp:cNvGraphicFramePr>
+                <wp:cNvGraphicFramePr/>
                 <a:graphic xmlns:a="http://schemas.openxmlformats.org/drawingml/2006/main">
                   <a:graphicData uri="http://schemas.microsoft.com/office/word/2010/wordprocessingShape">
                     <wps:wsp>
@@ -6799,8 +6367,6 @@
                         <a:ln w="9525">
                           <a:noFill/>
                           <a:miter lim="800000"/>
-                          <a:headEnd/>
-                          <a:tailEnd/>
                         </a:ln>
                       </wps:spPr>
                       <wps:txbx>
@@ -6833,18 +6399,16 @@
                     </wps:wsp>
                   </a:graphicData>
                 </a:graphic>
-                <wp14:sizeRelH relativeFrom="margin">
-                  <wp14:pctWidth>0</wp14:pctWidth>
-                </wp14:sizeRelH>
-                <wp14:sizeRelV relativeFrom="margin">
-                  <wp14:pctHeight>0</wp14:pctHeight>
-                </wp14:sizeRelV>
               </wp:anchor>
             </w:drawing>
           </mc:Choice>
           <mc:Fallback>
             <w:pict>
-              <v:shape w14:anchorId="2DA13ADF" id="_x0000_s1042" type="#_x0000_t202" style="position:absolute;left:0;text-align:left;margin-left:200.9pt;margin-top:6.9pt;width:39.85pt;height:28.35pt;z-index:251762688;visibility:visible;mso-wrap-style:square;mso-width-percent:0;mso-height-percent:0;mso-wrap-distance-left:9pt;mso-wrap-distance-top:3.6pt;mso-wrap-distance-right:9pt;mso-wrap-distance-bottom:3.6pt;mso-position-horizontal:absolute;mso-position-horizontal-relative:margin;mso-position-vertical:absolute;mso-position-vertical-relative:text;mso-width-percent:0;mso-height-percent:0;mso-width-relative:margin;mso-height-relative:margin;v-text-anchor:top" o:gfxdata="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" filled="f" stroked="f">
+              <v:shape id="Text Box 2" o:spid="_x0000_s1026" o:spt="202" type="#_x0000_t202" style="position:absolute;left:0pt;margin-left:200.9pt;margin-top:6.85pt;height:28.35pt;width:39.85pt;mso-position-horizontal-relative:margin;z-index:251711488;mso-width-relative:page;mso-height-relative:page;" filled="f" stroked="f" coordsize="21600,21600" o:gfxdata="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">
+                <v:fill on="f" focussize="0,0"/>
+                <v:stroke on="f" miterlimit="8" joinstyle="miter"/>
+                <v:imagedata o:title=""/>
+                <o:lock v:ext="edit" aspectratio="f"/>
                 <v:textbox>
                   <w:txbxContent>
                     <w:p>
@@ -6869,7 +6433,6 @@
                     </w:p>
                   </w:txbxContent>
                 </v:textbox>
-                <w10:wrap anchorx="margin"/>
               </v:shape>
             </w:pict>
           </mc:Fallback>
@@ -6882,7 +6445,7 @@
         <w:spacing w:before="100" w:beforeAutospacing="1" w:after="100" w:afterAutospacing="1" w:line="240" w:lineRule="auto"/>
         <w:ind w:left="720"/>
         <w:rPr>
-          <w:rFonts w:ascii="Times New Roman" w:eastAsia="Times New Roman" w:hAnsi="Times New Roman" w:cs="Times New Roman"/>
+          <w:rFonts w:ascii="Times New Roman" w:hAnsi="Times New Roman" w:eastAsia="Times New Roman" w:cs="Times New Roman"/>
           <w:sz w:val="24"/>
           <w:szCs w:val="24"/>
         </w:rPr>
@@ -6890,20 +6453,19 @@
       <w:r>
         <w:rPr>
           <w:rFonts w:ascii="Times New Roman" w:hAnsi="Times New Roman" w:cs="Times New Roman"/>
-          <w:noProof/>
           <w:sz w:val="24"/>
           <w:szCs w:val="24"/>
         </w:rPr>
         <mc:AlternateContent>
           <mc:Choice Requires="wps">
             <w:drawing>
-              <wp:anchor distT="0" distB="0" distL="114300" distR="114300" simplePos="0" relativeHeight="251747328" behindDoc="0" locked="0" layoutInCell="1" allowOverlap="1" wp14:anchorId="1383A4E0" wp14:editId="3C58F34D">
+              <wp:anchor distT="0" distB="0" distL="114300" distR="114300" simplePos="0" relativeHeight="251703296" behindDoc="0" locked="0" layoutInCell="1" allowOverlap="1">
                 <wp:simplePos x="0" y="0"/>
                 <wp:positionH relativeFrom="margin">
-                  <wp:posOffset>2776619</wp:posOffset>
+                  <wp:posOffset>2776220</wp:posOffset>
                 </wp:positionH>
                 <wp:positionV relativeFrom="paragraph">
-                  <wp:posOffset>13719</wp:posOffset>
+                  <wp:posOffset>13335</wp:posOffset>
                 </wp:positionV>
                 <wp:extent cx="659130" cy="254635"/>
                 <wp:effectExtent l="19050" t="19050" r="26670" b="12065"/>
@@ -6946,29 +6508,22 @@
                         </a:fontRef>
                       </wps:style>
                       <wps:bodyPr rot="0" spcFirstLastPara="0" vertOverflow="overflow" horzOverflow="overflow" vert="horz" wrap="square" lIns="91440" tIns="45720" rIns="91440" bIns="45720" numCol="1" spcCol="0" rtlCol="0" fromWordArt="0" anchor="ctr" anchorCtr="0" forceAA="0" compatLnSpc="1">
-                        <a:prstTxWarp prst="textNoShape">
-                          <a:avLst/>
-                        </a:prstTxWarp>
                         <a:noAutofit/>
                       </wps:bodyPr>
                     </wps:wsp>
                   </a:graphicData>
                 </a:graphic>
-                <wp14:sizeRelH relativeFrom="margin">
-                  <wp14:pctWidth>0</wp14:pctWidth>
-                </wp14:sizeRelH>
-                <wp14:sizeRelV relativeFrom="margin">
-                  <wp14:pctHeight>0</wp14:pctHeight>
-                </wp14:sizeRelV>
               </wp:anchor>
             </w:drawing>
           </mc:Choice>
           <mc:Fallback>
             <w:pict>
-              <v:oval w14:anchorId="7813434B" id="Oval 62" o:spid="_x0000_s1026" style="position:absolute;margin-left:218.65pt;margin-top:1.1pt;width:51.9pt;height:20.05pt;z-index:251747328;visibility:visible;mso-wrap-style:square;mso-width-percent:0;mso-height-percent:0;mso-wrap-distance-left:9pt;mso-wrap-distance-top:0;mso-wrap-distance-right:9pt;mso-wrap-distance-bottom:0;mso-position-horizontal:absolute;mso-position-horizontal-relative:margin;mso-position-vertical:absolute;mso-position-vertical-relative:text;mso-width-percent:0;mso-height-percent:0;mso-width-relative:margin;mso-height-relative:margin;v-text-anchor:middle" o:gfxdata="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" filled="f" strokecolor="red" strokeweight="3pt">
-                <v:stroke joinstyle="miter"/>
-                <w10:wrap anchorx="margin"/>
-              </v:oval>
+              <v:shape id="_x0000_s1026" o:spid="_x0000_s1026" o:spt="3" type="#_x0000_t3" style="position:absolute;left:0pt;margin-left:218.6pt;margin-top:1.05pt;height:20.05pt;width:51.9pt;mso-position-horizontal-relative:margin;z-index:251703296;v-text-anchor:middle;mso-width-relative:page;mso-height-relative:page;" filled="f" stroked="t" coordsize="21600,21600" o:gfxdata="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">
+                <v:fill on="f" focussize="0,0"/>
+                <v:stroke weight="3pt" color="#FF0000 [3204]" miterlimit="8" joinstyle="miter"/>
+                <v:imagedata o:title=""/>
+                <o:lock v:ext="edit" aspectratio="f"/>
+              </v:shape>
             </w:pict>
           </mc:Fallback>
         </mc:AlternateContent>
@@ -6980,7 +6535,7 @@
         <w:spacing w:before="100" w:beforeAutospacing="1" w:after="100" w:afterAutospacing="1" w:line="240" w:lineRule="auto"/>
         <w:ind w:left="720"/>
         <w:rPr>
-          <w:rFonts w:ascii="Times New Roman" w:eastAsia="Times New Roman" w:hAnsi="Times New Roman" w:cs="Times New Roman"/>
+          <w:rFonts w:ascii="Times New Roman" w:hAnsi="Times New Roman" w:eastAsia="Times New Roman" w:cs="Times New Roman"/>
           <w:sz w:val="24"/>
           <w:szCs w:val="24"/>
         </w:rPr>
@@ -6992,7 +6547,7 @@
         <w:spacing w:before="100" w:beforeAutospacing="1" w:after="100" w:afterAutospacing="1" w:line="240" w:lineRule="auto"/>
         <w:ind w:left="720"/>
         <w:rPr>
-          <w:rFonts w:ascii="Times New Roman" w:eastAsia="Times New Roman" w:hAnsi="Times New Roman" w:cs="Times New Roman"/>
+          <w:rFonts w:ascii="Times New Roman" w:hAnsi="Times New Roman" w:eastAsia="Times New Roman" w:cs="Times New Roman"/>
           <w:sz w:val="24"/>
           <w:szCs w:val="24"/>
         </w:rPr>
@@ -7004,7 +6559,7 @@
         <w:spacing w:before="100" w:beforeAutospacing="1" w:after="100" w:afterAutospacing="1" w:line="240" w:lineRule="auto"/>
         <w:ind w:left="720"/>
         <w:rPr>
-          <w:rFonts w:ascii="Times New Roman" w:eastAsia="Times New Roman" w:hAnsi="Times New Roman" w:cs="Times New Roman"/>
+          <w:rFonts w:ascii="Times New Roman" w:hAnsi="Times New Roman" w:eastAsia="Times New Roman" w:cs="Times New Roman"/>
           <w:sz w:val="24"/>
           <w:szCs w:val="24"/>
         </w:rPr>
@@ -7016,7 +6571,7 @@
         <w:spacing w:before="100" w:beforeAutospacing="1" w:after="100" w:afterAutospacing="1" w:line="240" w:lineRule="auto"/>
         <w:ind w:left="720"/>
         <w:rPr>
-          <w:rFonts w:ascii="Times New Roman" w:eastAsia="Times New Roman" w:hAnsi="Times New Roman" w:cs="Times New Roman"/>
+          <w:rFonts w:ascii="Times New Roman" w:hAnsi="Times New Roman" w:eastAsia="Times New Roman" w:cs="Times New Roman"/>
           <w:sz w:val="24"/>
           <w:szCs w:val="24"/>
         </w:rPr>
@@ -7028,20 +6583,19 @@
         <w:spacing w:before="100" w:beforeAutospacing="1" w:after="100" w:afterAutospacing="1" w:line="240" w:lineRule="auto"/>
         <w:ind w:left="720"/>
         <w:rPr>
-          <w:rFonts w:ascii="Times New Roman" w:eastAsia="Times New Roman" w:hAnsi="Times New Roman" w:cs="Times New Roman"/>
-          <w:sz w:val="24"/>
-          <w:szCs w:val="24"/>
-        </w:rPr>
-      </w:pPr>
-      <w:r>
-        <w:rPr>
-          <w:rFonts w:ascii="Times New Roman" w:eastAsia="Times New Roman" w:hAnsi="Times New Roman" w:cs="Times New Roman"/>
-          <w:noProof/>
+          <w:rFonts w:ascii="Times New Roman" w:hAnsi="Times New Roman" w:eastAsia="Times New Roman" w:cs="Times New Roman"/>
+          <w:sz w:val="24"/>
+          <w:szCs w:val="24"/>
+        </w:rPr>
+      </w:pPr>
+      <w:r>
+        <w:rPr>
+          <w:rFonts w:ascii="Times New Roman" w:hAnsi="Times New Roman" w:eastAsia="Times New Roman" w:cs="Times New Roman"/>
           <w:sz w:val="24"/>
           <w:szCs w:val="24"/>
         </w:rPr>
         <w:drawing>
-          <wp:anchor distT="0" distB="0" distL="114300" distR="114300" simplePos="0" relativeHeight="251748352" behindDoc="1" locked="0" layoutInCell="1" allowOverlap="1" wp14:anchorId="367DE8D7" wp14:editId="175A3E60">
+          <wp:anchor distT="0" distB="0" distL="114300" distR="114300" simplePos="0" relativeHeight="251704320" behindDoc="1" locked="0" layoutInCell="1" allowOverlap="1">
             <wp:simplePos x="0" y="0"/>
             <wp:positionH relativeFrom="margin">
               <wp:posOffset>1233170</wp:posOffset>
@@ -7052,7 +6606,7 @@
             <wp:extent cx="3806190" cy="1691640"/>
             <wp:effectExtent l="0" t="0" r="3810" b="3810"/>
             <wp:wrapTight wrapText="bothSides">
-              <wp:wrapPolygon edited="0">
+              <wp:wrapPolygon>
                 <wp:start x="0" y="0"/>
                 <wp:lineTo x="0" y="21405"/>
                 <wp:lineTo x="21514" y="21405"/>
@@ -7068,11 +6622,13 @@
               <a:graphicData uri="http://schemas.openxmlformats.org/drawingml/2006/picture">
                 <pic:pic xmlns:pic="http://schemas.openxmlformats.org/drawingml/2006/picture">
                   <pic:nvPicPr>
-                    <pic:cNvPr id="1" name=""/>
-                    <pic:cNvPicPr/>
+                    <pic:cNvPr id="63" name="Picture 63"/>
+                    <pic:cNvPicPr>
+                      <a:picLocks noChangeAspect="1"/>
+                    </pic:cNvPicPr>
                   </pic:nvPicPr>
                   <pic:blipFill>
-                    <a:blip r:embed="rId25">
+                    <a:blip r:embed="rId23">
                       <a:extLst>
                         <a:ext uri="{28A0092B-C50C-407E-A947-70E740481C1C}">
                           <a14:useLocalDpi xmlns:a14="http://schemas.microsoft.com/office/drawing/2010/main" val="0"/>
@@ -7095,12 +6651,6 @@
                 </pic:pic>
               </a:graphicData>
             </a:graphic>
-            <wp14:sizeRelH relativeFrom="margin">
-              <wp14:pctWidth>0</wp14:pctWidth>
-            </wp14:sizeRelH>
-            <wp14:sizeRelV relativeFrom="margin">
-              <wp14:pctHeight>0</wp14:pctHeight>
-            </wp14:sizeRelV>
           </wp:anchor>
         </w:drawing>
       </w:r>
@@ -7111,7 +6661,7 @@
         <w:spacing w:before="100" w:beforeAutospacing="1" w:after="100" w:afterAutospacing="1" w:line="240" w:lineRule="auto"/>
         <w:ind w:left="720"/>
         <w:rPr>
-          <w:rFonts w:ascii="Times New Roman" w:eastAsia="Times New Roman" w:hAnsi="Times New Roman" w:cs="Times New Roman"/>
+          <w:rFonts w:ascii="Times New Roman" w:hAnsi="Times New Roman" w:eastAsia="Times New Roman" w:cs="Times New Roman"/>
           <w:sz w:val="24"/>
           <w:szCs w:val="24"/>
         </w:rPr>
@@ -7123,7 +6673,7 @@
         <w:spacing w:before="100" w:beforeAutospacing="1" w:after="100" w:afterAutospacing="1" w:line="240" w:lineRule="auto"/>
         <w:ind w:left="720"/>
         <w:rPr>
-          <w:rFonts w:ascii="Times New Roman" w:eastAsia="Times New Roman" w:hAnsi="Times New Roman" w:cs="Times New Roman"/>
+          <w:rFonts w:ascii="Times New Roman" w:hAnsi="Times New Roman" w:eastAsia="Times New Roman" w:cs="Times New Roman"/>
           <w:sz w:val="24"/>
           <w:szCs w:val="24"/>
         </w:rPr>
@@ -7135,36 +6685,33 @@
         <w:spacing w:before="100" w:beforeAutospacing="1" w:after="100" w:afterAutospacing="1" w:line="240" w:lineRule="auto"/>
         <w:ind w:left="720"/>
         <w:rPr>
-          <w:rFonts w:ascii="Times New Roman" w:eastAsia="Times New Roman" w:hAnsi="Times New Roman" w:cs="Times New Roman"/>
-          <w:sz w:val="24"/>
-          <w:szCs w:val="24"/>
-        </w:rPr>
-      </w:pPr>
-      <w:r>
-        <w:rPr>
-          <w:rFonts w:ascii="Roboto" w:eastAsia="Times New Roman" w:hAnsi="Roboto" w:cs="Times New Roman"/>
-          <w:noProof/>
+          <w:rFonts w:ascii="Times New Roman" w:hAnsi="Times New Roman" w:eastAsia="Times New Roman" w:cs="Times New Roman"/>
+          <w:sz w:val="24"/>
+          <w:szCs w:val="24"/>
+        </w:rPr>
+      </w:pPr>
+      <w:r>
+        <w:rPr>
+          <w:rFonts w:ascii="Roboto" w:hAnsi="Roboto" w:eastAsia="Times New Roman" w:cs="Times New Roman"/>
           <w:sz w:val="20"/>
           <w:szCs w:val="20"/>
         </w:rPr>
         <mc:AlternateContent>
           <mc:Choice Requires="wps">
             <w:drawing>
-              <wp:anchor distT="45720" distB="45720" distL="114300" distR="114300" simplePos="0" relativeHeight="251764736" behindDoc="0" locked="0" layoutInCell="1" allowOverlap="1" wp14:anchorId="28A3AD33" wp14:editId="2A383786">
+              <wp:anchor distT="45720" distB="45720" distL="114300" distR="114300" simplePos="0" relativeHeight="251712512" behindDoc="0" locked="0" layoutInCell="1" allowOverlap="1">
                 <wp:simplePos x="0" y="0"/>
                 <wp:positionH relativeFrom="margin">
                   <wp:posOffset>2880995</wp:posOffset>
                 </wp:positionH>
                 <wp:positionV relativeFrom="paragraph">
-                  <wp:posOffset>301920</wp:posOffset>
+                  <wp:posOffset>301625</wp:posOffset>
                 </wp:positionV>
-                <wp:extent cx="505785" cy="435241"/>
+                <wp:extent cx="506095" cy="434975"/>
                 <wp:effectExtent l="0" t="0" r="0" b="3175"/>
                 <wp:wrapNone/>
                 <wp:docPr id="201" name="Text Box 2"/>
-                <wp:cNvGraphicFramePr>
-                  <a:graphicFrameLocks xmlns:a="http://schemas.openxmlformats.org/drawingml/2006/main"/>
-                </wp:cNvGraphicFramePr>
+                <wp:cNvGraphicFramePr/>
                 <a:graphic xmlns:a="http://schemas.openxmlformats.org/drawingml/2006/main">
                   <a:graphicData uri="http://schemas.microsoft.com/office/word/2010/wordprocessingShape">
                     <wps:wsp>
@@ -7183,8 +6730,6 @@
                         <a:ln w="9525">
                           <a:noFill/>
                           <a:miter lim="800000"/>
-                          <a:headEnd/>
-                          <a:tailEnd/>
                         </a:ln>
                       </wps:spPr>
                       <wps:txbx>
@@ -7217,18 +6762,16 @@
                     </wps:wsp>
                   </a:graphicData>
                 </a:graphic>
-                <wp14:sizeRelH relativeFrom="margin">
-                  <wp14:pctWidth>0</wp14:pctWidth>
-                </wp14:sizeRelH>
-                <wp14:sizeRelV relativeFrom="margin">
-                  <wp14:pctHeight>0</wp14:pctHeight>
-                </wp14:sizeRelV>
               </wp:anchor>
             </w:drawing>
           </mc:Choice>
           <mc:Fallback>
             <w:pict>
-              <v:shape w14:anchorId="28A3AD33" id="_x0000_s1043" type="#_x0000_t202" style="position:absolute;left:0;text-align:left;margin-left:226.85pt;margin-top:23.75pt;width:39.85pt;height:34.25pt;z-index:251764736;visibility:visible;mso-wrap-style:square;mso-width-percent:0;mso-height-percent:0;mso-wrap-distance-left:9pt;mso-wrap-distance-top:3.6pt;mso-wrap-distance-right:9pt;mso-wrap-distance-bottom:3.6pt;mso-position-horizontal:absolute;mso-position-horizontal-relative:margin;mso-position-vertical:absolute;mso-position-vertical-relative:text;mso-width-percent:0;mso-height-percent:0;mso-width-relative:margin;mso-height-relative:margin;v-text-anchor:top" o:gfxdata="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" filled="f" stroked="f">
+              <v:shape id="Text Box 2" o:spid="_x0000_s1026" o:spt="202" type="#_x0000_t202" style="position:absolute;left:0pt;margin-left:226.85pt;margin-top:23.75pt;height:34.25pt;width:39.85pt;mso-position-horizontal-relative:margin;z-index:251712512;mso-width-relative:page;mso-height-relative:page;" filled="f" stroked="f" coordsize="21600,21600" o:gfxdata="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">
+                <v:fill on="f" focussize="0,0"/>
+                <v:stroke on="f" miterlimit="8" joinstyle="miter"/>
+                <v:imagedata o:title=""/>
+                <o:lock v:ext="edit" aspectratio="f"/>
                 <v:textbox>
                   <w:txbxContent>
                     <w:p>
@@ -7253,7 +6796,6 @@
                     </w:p>
                   </w:txbxContent>
                 </v:textbox>
-                <w10:wrap anchorx="margin"/>
               </v:shape>
             </w:pict>
           </mc:Fallback>
@@ -7266,7 +6808,7 @@
         <w:spacing w:before="100" w:beforeAutospacing="1" w:after="100" w:afterAutospacing="1" w:line="240" w:lineRule="auto"/>
         <w:ind w:left="720"/>
         <w:rPr>
-          <w:rFonts w:ascii="Times New Roman" w:eastAsia="Times New Roman" w:hAnsi="Times New Roman" w:cs="Times New Roman"/>
+          <w:rFonts w:ascii="Times New Roman" w:hAnsi="Times New Roman" w:eastAsia="Times New Roman" w:cs="Times New Roman"/>
           <w:sz w:val="24"/>
           <w:szCs w:val="24"/>
         </w:rPr>
@@ -7274,22 +6816,21 @@
       <w:r>
         <w:rPr>
           <w:rFonts w:ascii="Times New Roman" w:hAnsi="Times New Roman" w:cs="Times New Roman"/>
-          <w:noProof/>
           <w:sz w:val="24"/>
           <w:szCs w:val="24"/>
         </w:rPr>
         <mc:AlternateContent>
           <mc:Choice Requires="wps">
             <w:drawing>
-              <wp:anchor distT="0" distB="0" distL="114300" distR="114300" simplePos="0" relativeHeight="251756544" behindDoc="0" locked="0" layoutInCell="1" allowOverlap="1" wp14:anchorId="49B6D9C9" wp14:editId="06CDC027">
+              <wp:anchor distT="0" distB="0" distL="114300" distR="114300" simplePos="0" relativeHeight="251708416" behindDoc="0" locked="0" layoutInCell="1" allowOverlap="1">
                 <wp:simplePos x="0" y="0"/>
                 <wp:positionH relativeFrom="margin">
-                  <wp:posOffset>1382233</wp:posOffset>
+                  <wp:posOffset>1381760</wp:posOffset>
                 </wp:positionH>
                 <wp:positionV relativeFrom="paragraph">
-                  <wp:posOffset>34319</wp:posOffset>
+                  <wp:posOffset>34290</wp:posOffset>
                 </wp:positionV>
-                <wp:extent cx="1435395" cy="286547"/>
+                <wp:extent cx="1435100" cy="286385"/>
                 <wp:effectExtent l="19050" t="19050" r="12700" b="18415"/>
                 <wp:wrapNone/>
                 <wp:docPr id="197" name="Oval 197"/>
@@ -7330,29 +6871,22 @@
                         </a:fontRef>
                       </wps:style>
                       <wps:bodyPr rot="0" spcFirstLastPara="0" vertOverflow="overflow" horzOverflow="overflow" vert="horz" wrap="square" lIns="91440" tIns="45720" rIns="91440" bIns="45720" numCol="1" spcCol="0" rtlCol="0" fromWordArt="0" anchor="ctr" anchorCtr="0" forceAA="0" compatLnSpc="1">
-                        <a:prstTxWarp prst="textNoShape">
-                          <a:avLst/>
-                        </a:prstTxWarp>
                         <a:noAutofit/>
                       </wps:bodyPr>
                     </wps:wsp>
                   </a:graphicData>
                 </a:graphic>
-                <wp14:sizeRelH relativeFrom="margin">
-                  <wp14:pctWidth>0</wp14:pctWidth>
-                </wp14:sizeRelH>
-                <wp14:sizeRelV relativeFrom="margin">
-                  <wp14:pctHeight>0</wp14:pctHeight>
-                </wp14:sizeRelV>
               </wp:anchor>
             </w:drawing>
           </mc:Choice>
           <mc:Fallback>
             <w:pict>
-              <v:oval w14:anchorId="317DF08B" id="Oval 197" o:spid="_x0000_s1026" style="position:absolute;margin-left:108.85pt;margin-top:2.7pt;width:113pt;height:22.55pt;z-index:251756544;visibility:visible;mso-wrap-style:square;mso-width-percent:0;mso-height-percent:0;mso-wrap-distance-left:9pt;mso-wrap-distance-top:0;mso-wrap-distance-right:9pt;mso-wrap-distance-bottom:0;mso-position-horizontal:absolute;mso-position-horizontal-relative:margin;mso-position-vertical:absolute;mso-position-vertical-relative:text;mso-width-percent:0;mso-height-percent:0;mso-width-relative:margin;mso-height-relative:margin;v-text-anchor:middle" o:gfxdata="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" filled="f" strokecolor="red" strokeweight="3pt">
-                <v:stroke joinstyle="miter"/>
-                <w10:wrap anchorx="margin"/>
-              </v:oval>
+              <v:shape id="_x0000_s1026" o:spid="_x0000_s1026" o:spt="3" type="#_x0000_t3" style="position:absolute;left:0pt;margin-left:108.8pt;margin-top:2.7pt;height:22.55pt;width:113pt;mso-position-horizontal-relative:margin;z-index:251708416;v-text-anchor:middle;mso-width-relative:page;mso-height-relative:page;" filled="f" stroked="t" coordsize="21600,21600" o:gfxdata="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">
+                <v:fill on="f" focussize="0,0"/>
+                <v:stroke weight="3pt" color="#FF0000 [3204]" miterlimit="8" joinstyle="miter"/>
+                <v:imagedata o:title=""/>
+                <o:lock v:ext="edit" aspectratio="f"/>
+              </v:shape>
             </w:pict>
           </mc:Fallback>
         </mc:AlternateContent>
@@ -7364,7 +6898,7 @@
         <w:spacing w:before="100" w:beforeAutospacing="1" w:after="100" w:afterAutospacing="1" w:line="240" w:lineRule="auto"/>
         <w:ind w:left="720"/>
         <w:rPr>
-          <w:rFonts w:ascii="Times New Roman" w:eastAsia="Times New Roman" w:hAnsi="Times New Roman" w:cs="Times New Roman"/>
+          <w:rFonts w:ascii="Times New Roman" w:hAnsi="Times New Roman" w:eastAsia="Times New Roman" w:cs="Times New Roman"/>
           <w:sz w:val="24"/>
           <w:szCs w:val="24"/>
         </w:rPr>
@@ -7376,20 +6910,19 @@
         <w:spacing w:before="100" w:beforeAutospacing="1" w:after="100" w:afterAutospacing="1" w:line="240" w:lineRule="auto"/>
         <w:ind w:left="720"/>
         <w:rPr>
-          <w:rFonts w:ascii="Times New Roman" w:eastAsia="Times New Roman" w:hAnsi="Times New Roman" w:cs="Times New Roman"/>
-          <w:sz w:val="24"/>
-          <w:szCs w:val="24"/>
-        </w:rPr>
-      </w:pPr>
-      <w:r>
-        <w:rPr>
-          <w:rFonts w:ascii="Times New Roman" w:eastAsia="Times New Roman" w:hAnsi="Times New Roman" w:cs="Times New Roman"/>
-          <w:noProof/>
+          <w:rFonts w:ascii="Times New Roman" w:hAnsi="Times New Roman" w:eastAsia="Times New Roman" w:cs="Times New Roman"/>
+          <w:sz w:val="24"/>
+          <w:szCs w:val="24"/>
+        </w:rPr>
+      </w:pPr>
+      <w:r>
+        <w:rPr>
+          <w:rFonts w:ascii="Times New Roman" w:hAnsi="Times New Roman" w:eastAsia="Times New Roman" w:cs="Times New Roman"/>
           <w:sz w:val="24"/>
           <w:szCs w:val="24"/>
         </w:rPr>
         <w:drawing>
-          <wp:anchor distT="0" distB="0" distL="114300" distR="114300" simplePos="0" relativeHeight="251749376" behindDoc="1" locked="0" layoutInCell="1" allowOverlap="1" wp14:anchorId="1E513A43" wp14:editId="2D34E89E">
+          <wp:anchor distT="0" distB="0" distL="114300" distR="114300" simplePos="0" relativeHeight="251705344" behindDoc="1" locked="0" layoutInCell="1" allowOverlap="1">
             <wp:simplePos x="0" y="0"/>
             <wp:positionH relativeFrom="margin">
               <wp:align>right</wp:align>
@@ -7400,7 +6933,7 @@
             <wp:extent cx="2720340" cy="1668145"/>
             <wp:effectExtent l="0" t="0" r="3810" b="8255"/>
             <wp:wrapTight wrapText="bothSides">
-              <wp:wrapPolygon edited="0">
+              <wp:wrapPolygon>
                 <wp:start x="0" y="0"/>
                 <wp:lineTo x="0" y="21460"/>
                 <wp:lineTo x="21479" y="21460"/>
@@ -7416,11 +6949,13 @@
               <a:graphicData uri="http://schemas.openxmlformats.org/drawingml/2006/picture">
                 <pic:pic xmlns:pic="http://schemas.openxmlformats.org/drawingml/2006/picture">
                   <pic:nvPicPr>
-                    <pic:cNvPr id="1" name=""/>
-                    <pic:cNvPicPr/>
+                    <pic:cNvPr id="192" name="Picture 192"/>
+                    <pic:cNvPicPr>
+                      <a:picLocks noChangeAspect="1"/>
+                    </pic:cNvPicPr>
                   </pic:nvPicPr>
-                  <pic:blipFill rotWithShape="1">
-                    <a:blip r:embed="rId26">
+                  <pic:blipFill>
+                    <a:blip r:embed="rId24">
                       <a:extLst>
                         <a:ext uri="{28A0092B-C50C-407E-A947-70E740481C1C}">
                           <a14:useLocalDpi xmlns:a14="http://schemas.microsoft.com/office/drawing/2010/main" val="0"/>
@@ -7428,9 +6963,11 @@
                       </a:extLst>
                     </a:blip>
                     <a:srcRect r="24024"/>
-                    <a:stretch/>
+                    <a:stretch>
+                      <a:fillRect/>
+                    </a:stretch>
                   </pic:blipFill>
-                  <pic:spPr bwMode="auto">
+                  <pic:spPr>
                     <a:xfrm>
                       <a:off x="0" y="0"/>
                       <a:ext cx="2720340" cy="1668145"/>
@@ -7441,33 +6978,21 @@
                     <a:ln>
                       <a:noFill/>
                     </a:ln>
-                    <a:extLst>
-                      <a:ext uri="{53640926-AAD7-44D8-BBD7-CCE9431645EC}">
-                        <a14:shadowObscured xmlns:a14="http://schemas.microsoft.com/office/drawing/2010/main"/>
-                      </a:ext>
-                    </a:extLst>
                   </pic:spPr>
                 </pic:pic>
               </a:graphicData>
             </a:graphic>
-            <wp14:sizeRelH relativeFrom="margin">
-              <wp14:pctWidth>0</wp14:pctWidth>
-            </wp14:sizeRelH>
-            <wp14:sizeRelV relativeFrom="margin">
-              <wp14:pctHeight>0</wp14:pctHeight>
-            </wp14:sizeRelV>
           </wp:anchor>
         </w:drawing>
       </w:r>
       <w:r>
         <w:rPr>
-          <w:rFonts w:ascii="Times New Roman" w:eastAsia="Times New Roman" w:hAnsi="Times New Roman" w:cs="Times New Roman"/>
-          <w:noProof/>
+          <w:rFonts w:ascii="Times New Roman" w:hAnsi="Times New Roman" w:eastAsia="Times New Roman" w:cs="Times New Roman"/>
           <w:sz w:val="24"/>
           <w:szCs w:val="24"/>
         </w:rPr>
         <w:drawing>
-          <wp:anchor distT="0" distB="0" distL="114300" distR="114300" simplePos="0" relativeHeight="251753472" behindDoc="1" locked="0" layoutInCell="1" allowOverlap="1" wp14:anchorId="61CCCBCA" wp14:editId="08B2EEC9">
+          <wp:anchor distT="0" distB="0" distL="114300" distR="114300" simplePos="0" relativeHeight="251706368" behindDoc="1" locked="0" layoutInCell="1" allowOverlap="1">
             <wp:simplePos x="0" y="0"/>
             <wp:positionH relativeFrom="margin">
               <wp:align>left</wp:align>
@@ -7478,7 +7003,7 @@
             <wp:extent cx="2732405" cy="1670685"/>
             <wp:effectExtent l="0" t="0" r="0" b="5715"/>
             <wp:wrapTight wrapText="bothSides">
-              <wp:wrapPolygon edited="0">
+              <wp:wrapPolygon>
                 <wp:start x="0" y="0"/>
                 <wp:lineTo x="0" y="21428"/>
                 <wp:lineTo x="21384" y="21428"/>
@@ -7494,11 +7019,13 @@
               <a:graphicData uri="http://schemas.openxmlformats.org/drawingml/2006/picture">
                 <pic:pic xmlns:pic="http://schemas.openxmlformats.org/drawingml/2006/picture">
                   <pic:nvPicPr>
-                    <pic:cNvPr id="1" name=""/>
-                    <pic:cNvPicPr/>
+                    <pic:cNvPr id="195" name="Picture 195"/>
+                    <pic:cNvPicPr>
+                      <a:picLocks noChangeAspect="1"/>
+                    </pic:cNvPicPr>
                   </pic:nvPicPr>
-                  <pic:blipFill rotWithShape="1">
-                    <a:blip r:embed="rId22">
+                  <pic:blipFill>
+                    <a:blip r:embed="rId20">
                       <a:extLst>
                         <a:ext uri="{28A0092B-C50C-407E-A947-70E740481C1C}">
                           <a14:useLocalDpi xmlns:a14="http://schemas.microsoft.com/office/drawing/2010/main" val="0"/>
@@ -7506,9 +7033,11 @@
                       </a:extLst>
                     </a:blip>
                     <a:srcRect r="23814"/>
-                    <a:stretch/>
+                    <a:stretch>
+                      <a:fillRect/>
+                    </a:stretch>
                   </pic:blipFill>
-                  <pic:spPr bwMode="auto">
+                  <pic:spPr>
                     <a:xfrm>
                       <a:off x="0" y="0"/>
                       <a:ext cx="2732405" cy="1670685"/>
@@ -7519,21 +7048,10 @@
                     <a:ln>
                       <a:noFill/>
                     </a:ln>
-                    <a:extLst>
-                      <a:ext uri="{53640926-AAD7-44D8-BBD7-CCE9431645EC}">
-                        <a14:shadowObscured xmlns:a14="http://schemas.microsoft.com/office/drawing/2010/main"/>
-                      </a:ext>
-                    </a:extLst>
                   </pic:spPr>
                 </pic:pic>
               </a:graphicData>
             </a:graphic>
-            <wp14:sizeRelH relativeFrom="margin">
-              <wp14:pctWidth>0</wp14:pctWidth>
-            </wp14:sizeRelH>
-            <wp14:sizeRelV relativeFrom="margin">
-              <wp14:pctHeight>0</wp14:pctHeight>
-            </wp14:sizeRelV>
           </wp:anchor>
         </w:drawing>
       </w:r>
@@ -7544,7 +7062,7 @@
         <w:spacing w:before="100" w:beforeAutospacing="1" w:after="100" w:afterAutospacing="1" w:line="240" w:lineRule="auto"/>
         <w:ind w:left="720"/>
         <w:rPr>
-          <w:rFonts w:ascii="Times New Roman" w:eastAsia="Times New Roman" w:hAnsi="Times New Roman" w:cs="Times New Roman"/>
+          <w:rFonts w:ascii="Times New Roman" w:hAnsi="Times New Roman" w:eastAsia="Times New Roman" w:cs="Times New Roman"/>
           <w:sz w:val="24"/>
           <w:szCs w:val="24"/>
         </w:rPr>
@@ -7555,30 +7073,29 @@
         <w:shd w:val="clear" w:color="auto" w:fill="FFFFFF"/>
         <w:spacing w:after="100" w:afterAutospacing="1" w:line="240" w:lineRule="auto"/>
         <w:rPr>
-          <w:rFonts w:ascii="Times New Roman" w:eastAsia="Times New Roman" w:hAnsi="Times New Roman" w:cs="Times New Roman"/>
-          <w:sz w:val="24"/>
-          <w:szCs w:val="24"/>
-        </w:rPr>
-      </w:pPr>
-      <w:r>
-        <w:rPr>
-          <w:rFonts w:ascii="Times New Roman" w:eastAsia="Times New Roman" w:hAnsi="Times New Roman" w:cs="Times New Roman"/>
-          <w:noProof/>
+          <w:rFonts w:ascii="Times New Roman" w:hAnsi="Times New Roman" w:eastAsia="Times New Roman" w:cs="Times New Roman"/>
+          <w:sz w:val="24"/>
+          <w:szCs w:val="24"/>
+        </w:rPr>
+      </w:pPr>
+      <w:r>
+        <w:rPr>
+          <w:rFonts w:ascii="Times New Roman" w:hAnsi="Times New Roman" w:eastAsia="Times New Roman" w:cs="Times New Roman"/>
           <w:sz w:val="24"/>
           <w:szCs w:val="24"/>
         </w:rPr>
         <mc:AlternateContent>
           <mc:Choice Requires="wps">
             <w:drawing>
-              <wp:anchor distT="0" distB="0" distL="114300" distR="114300" simplePos="0" relativeHeight="251754496" behindDoc="0" locked="0" layoutInCell="1" allowOverlap="1" wp14:anchorId="537F45CC" wp14:editId="54A58677">
+              <wp:anchor distT="0" distB="0" distL="114300" distR="114300" simplePos="0" relativeHeight="251707392" behindDoc="0" locked="0" layoutInCell="1" allowOverlap="1">
                 <wp:simplePos x="0" y="0"/>
                 <wp:positionH relativeFrom="column">
                   <wp:posOffset>2732405</wp:posOffset>
                 </wp:positionH>
                 <wp:positionV relativeFrom="paragraph">
-                  <wp:posOffset>89373</wp:posOffset>
+                  <wp:posOffset>88900</wp:posOffset>
                 </wp:positionV>
-                <wp:extent cx="489260" cy="0"/>
+                <wp:extent cx="488950" cy="0"/>
                 <wp:effectExtent l="0" t="95250" r="0" b="95250"/>
                 <wp:wrapNone/>
                 <wp:docPr id="196" name="Straight Arrow Connector 196"/>
@@ -7625,12 +7142,11 @@
           </mc:Choice>
           <mc:Fallback>
             <w:pict>
-              <v:shapetype w14:anchorId="72ADA7B7" id="_x0000_t32" coordsize="21600,21600" o:spt="32" o:oned="t" path="m,l21600,21600e" filled="f">
-                <v:path arrowok="t" fillok="f" o:connecttype="none"/>
-                <o:lock v:ext="edit" shapetype="t"/>
-              </v:shapetype>
-              <v:shape id="Straight Arrow Connector 196" o:spid="_x0000_s1026" type="#_x0000_t32" style="position:absolute;margin-left:215.15pt;margin-top:7.05pt;width:38.5pt;height:0;z-index:251754496;visibility:visible;mso-wrap-style:square;mso-wrap-distance-left:9pt;mso-wrap-distance-top:0;mso-wrap-distance-right:9pt;mso-wrap-distance-bottom:0;mso-position-horizontal:absolute;mso-position-horizontal-relative:text;mso-position-vertical:absolute;mso-position-vertical-relative:text" o:gfxdata="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" strokecolor="red" strokeweight="2.25pt">
-                <v:stroke endarrow="block" joinstyle="miter"/>
+              <v:shape id="_x0000_s1026" o:spid="_x0000_s1026" o:spt="32" type="#_x0000_t32" style="position:absolute;left:0pt;margin-left:215.15pt;margin-top:7pt;height:0pt;width:38.5pt;z-index:251707392;mso-width-relative:page;mso-height-relative:page;" filled="f" stroked="t" coordsize="21600,21600" o:gfxdata="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">
+                <v:fill on="f" focussize="0,0"/>
+                <v:stroke weight="2.25pt" color="#FF0000 [3204]" miterlimit="8" joinstyle="miter" endarrow="block"/>
+                <v:imagedata o:title=""/>
+                <o:lock v:ext="edit" aspectratio="f"/>
               </v:shape>
             </w:pict>
           </mc:Fallback>
@@ -7642,7 +7158,7 @@
         <w:shd w:val="clear" w:color="auto" w:fill="FFFFFF"/>
         <w:spacing w:after="100" w:afterAutospacing="1" w:line="240" w:lineRule="auto"/>
         <w:rPr>
-          <w:rFonts w:ascii="Times New Roman" w:eastAsia="Times New Roman" w:hAnsi="Times New Roman" w:cs="Times New Roman"/>
+          <w:rFonts w:ascii="Times New Roman" w:hAnsi="Times New Roman" w:eastAsia="Times New Roman" w:cs="Times New Roman"/>
           <w:color w:val="FF0000"/>
           <w:sz w:val="24"/>
           <w:szCs w:val="24"/>
@@ -7654,7 +7170,7 @@
         <w:shd w:val="clear" w:color="auto" w:fill="FFFFFF"/>
         <w:spacing w:after="100" w:afterAutospacing="1" w:line="240" w:lineRule="auto"/>
         <w:rPr>
-          <w:rFonts w:ascii="Times New Roman" w:eastAsia="Times New Roman" w:hAnsi="Times New Roman" w:cs="Times New Roman"/>
+          <w:rFonts w:ascii="Times New Roman" w:hAnsi="Times New Roman" w:eastAsia="Times New Roman" w:cs="Times New Roman"/>
           <w:sz w:val="24"/>
           <w:szCs w:val="24"/>
         </w:rPr>
@@ -7665,26 +7181,25 @@
         <w:shd w:val="clear" w:color="auto" w:fill="FFFFFF"/>
         <w:spacing w:after="100" w:afterAutospacing="1" w:line="240" w:lineRule="auto"/>
         <w:rPr>
-          <w:rFonts w:ascii="Times New Roman" w:eastAsia="Times New Roman" w:hAnsi="Times New Roman" w:cs="Times New Roman"/>
-          <w:sz w:val="24"/>
-          <w:szCs w:val="24"/>
-        </w:rPr>
-      </w:pPr>
-      <w:r>
-        <w:rPr>
-          <w:rFonts w:ascii="Times New Roman" w:eastAsia="Times New Roman" w:hAnsi="Times New Roman" w:cs="Times New Roman"/>
+          <w:rFonts w:ascii="Times New Roman" w:hAnsi="Times New Roman" w:eastAsia="Times New Roman" w:cs="Times New Roman"/>
+          <w:sz w:val="24"/>
+          <w:szCs w:val="24"/>
+        </w:rPr>
+      </w:pPr>
+      <w:r>
+        <w:rPr>
+          <w:rFonts w:ascii="Times New Roman" w:hAnsi="Times New Roman" w:eastAsia="Times New Roman" w:cs="Times New Roman"/>
           <w:b/>
           <w:sz w:val="24"/>
           <w:szCs w:val="24"/>
           <w:u w:val="single"/>
           <w:lang w:val="vi-VN"/>
         </w:rPr>
-        <w:lastRenderedPageBreak/>
         <w:t>Bước 10:</w:t>
       </w:r>
       <w:r>
         <w:rPr>
-          <w:rFonts w:ascii="Times New Roman" w:eastAsia="Times New Roman" w:hAnsi="Times New Roman" w:cs="Times New Roman"/>
+          <w:rFonts w:ascii="Times New Roman" w:hAnsi="Times New Roman" w:eastAsia="Times New Roman" w:cs="Times New Roman"/>
           <w:sz w:val="24"/>
           <w:szCs w:val="24"/>
         </w:rPr>
@@ -7692,7 +7207,7 @@
       </w:r>
       <w:r>
         <w:rPr>
-          <w:rFonts w:ascii="Times New Roman" w:eastAsia="Times New Roman" w:hAnsi="Times New Roman" w:cs="Times New Roman"/>
+          <w:rFonts w:ascii="Times New Roman" w:hAnsi="Times New Roman" w:eastAsia="Times New Roman" w:cs="Times New Roman"/>
           <w:b/>
           <w:bCs/>
           <w:sz w:val="24"/>
@@ -7702,7 +7217,7 @@
       </w:r>
       <w:r>
         <w:rPr>
-          <w:rFonts w:ascii="Times New Roman" w:eastAsia="Times New Roman" w:hAnsi="Times New Roman" w:cs="Times New Roman"/>
+          <w:rFonts w:ascii="Times New Roman" w:hAnsi="Times New Roman" w:eastAsia="Times New Roman" w:cs="Times New Roman"/>
           <w:sz w:val="24"/>
           <w:szCs w:val="24"/>
         </w:rPr>
@@ -7710,7 +7225,7 @@
       </w:r>
       <w:r>
         <w:rPr>
-          <w:rFonts w:ascii="Times New Roman" w:eastAsia="Times New Roman" w:hAnsi="Times New Roman" w:cs="Times New Roman"/>
+          <w:rFonts w:ascii="Times New Roman" w:hAnsi="Times New Roman" w:eastAsia="Times New Roman" w:cs="Times New Roman"/>
           <w:b/>
           <w:sz w:val="24"/>
           <w:szCs w:val="24"/>
@@ -7719,7 +7234,7 @@
       </w:r>
       <w:r>
         <w:rPr>
-          <w:rFonts w:ascii="Times New Roman" w:eastAsia="Times New Roman" w:hAnsi="Times New Roman" w:cs="Times New Roman"/>
+          <w:rFonts w:ascii="Times New Roman" w:hAnsi="Times New Roman" w:eastAsia="Times New Roman" w:cs="Times New Roman"/>
           <w:sz w:val="24"/>
           <w:szCs w:val="24"/>
         </w:rPr>
@@ -7727,7 +7242,7 @@
       </w:r>
       <w:r>
         <w:rPr>
-          <w:rFonts w:ascii="Times New Roman" w:eastAsia="Times New Roman" w:hAnsi="Times New Roman" w:cs="Times New Roman"/>
+          <w:rFonts w:ascii="Times New Roman" w:hAnsi="Times New Roman" w:eastAsia="Times New Roman" w:cs="Times New Roman"/>
           <w:b/>
           <w:sz w:val="24"/>
           <w:szCs w:val="24"/>
@@ -7736,7 +7251,7 @@
       </w:r>
       <w:r>
         <w:rPr>
-          <w:rFonts w:ascii="Times New Roman" w:eastAsia="Times New Roman" w:hAnsi="Times New Roman" w:cs="Times New Roman"/>
+          <w:rFonts w:ascii="Times New Roman" w:hAnsi="Times New Roman" w:eastAsia="Times New Roman" w:cs="Times New Roman"/>
           <w:sz w:val="24"/>
           <w:szCs w:val="24"/>
         </w:rPr>
@@ -7744,7 +7259,7 @@
       </w:r>
       <w:r>
         <w:rPr>
-          <w:rFonts w:ascii="Times New Roman" w:eastAsia="Times New Roman" w:hAnsi="Times New Roman" w:cs="Times New Roman"/>
+          <w:rFonts w:ascii="Times New Roman" w:hAnsi="Times New Roman" w:eastAsia="Times New Roman" w:cs="Times New Roman"/>
           <w:b/>
           <w:color w:val="FF0000"/>
           <w:sz w:val="24"/>
@@ -7754,7 +7269,7 @@
       </w:r>
       <w:r>
         <w:rPr>
-          <w:rFonts w:ascii="Times New Roman" w:eastAsia="Times New Roman" w:hAnsi="Times New Roman" w:cs="Times New Roman"/>
+          <w:rFonts w:ascii="Times New Roman" w:hAnsi="Times New Roman" w:eastAsia="Times New Roman" w:cs="Times New Roman"/>
           <w:sz w:val="24"/>
           <w:szCs w:val="24"/>
         </w:rPr>
@@ -7766,36 +7281,33 @@
         <w:shd w:val="clear" w:color="auto" w:fill="FFFFFF"/>
         <w:spacing w:after="100" w:afterAutospacing="1" w:line="240" w:lineRule="auto"/>
         <w:rPr>
-          <w:rFonts w:ascii="Times New Roman" w:eastAsia="Times New Roman" w:hAnsi="Times New Roman" w:cs="Times New Roman"/>
-          <w:sz w:val="24"/>
-          <w:szCs w:val="24"/>
-        </w:rPr>
-      </w:pPr>
-      <w:r>
-        <w:rPr>
-          <w:rFonts w:ascii="Roboto" w:eastAsia="Times New Roman" w:hAnsi="Roboto" w:cs="Times New Roman"/>
-          <w:noProof/>
+          <w:rFonts w:ascii="Times New Roman" w:hAnsi="Times New Roman" w:eastAsia="Times New Roman" w:cs="Times New Roman"/>
+          <w:sz w:val="24"/>
+          <w:szCs w:val="24"/>
+        </w:rPr>
+      </w:pPr>
+      <w:r>
+        <w:rPr>
+          <w:rFonts w:ascii="Roboto" w:hAnsi="Roboto" w:eastAsia="Times New Roman" w:cs="Times New Roman"/>
           <w:sz w:val="20"/>
           <w:szCs w:val="20"/>
         </w:rPr>
         <mc:AlternateContent>
           <mc:Choice Requires="wps">
             <w:drawing>
-              <wp:anchor distT="45720" distB="45720" distL="114300" distR="114300" simplePos="0" relativeHeight="251772928" behindDoc="0" locked="0" layoutInCell="1" allowOverlap="1" wp14:anchorId="4A74A86E" wp14:editId="786E5D7F">
+              <wp:anchor distT="45720" distB="45720" distL="114300" distR="114300" simplePos="0" relativeHeight="251716608" behindDoc="0" locked="0" layoutInCell="1" allowOverlap="1">
                 <wp:simplePos x="0" y="0"/>
                 <wp:positionH relativeFrom="margin">
-                  <wp:posOffset>2242805</wp:posOffset>
+                  <wp:posOffset>2242185</wp:posOffset>
                 </wp:positionH>
                 <wp:positionV relativeFrom="paragraph">
-                  <wp:posOffset>3277899</wp:posOffset>
+                  <wp:posOffset>3277870</wp:posOffset>
                 </wp:positionV>
-                <wp:extent cx="505785" cy="435241"/>
+                <wp:extent cx="506095" cy="434975"/>
                 <wp:effectExtent l="0" t="0" r="0" b="3175"/>
                 <wp:wrapNone/>
                 <wp:docPr id="208" name="Text Box 2"/>
-                <wp:cNvGraphicFramePr>
-                  <a:graphicFrameLocks xmlns:a="http://schemas.openxmlformats.org/drawingml/2006/main"/>
-                </wp:cNvGraphicFramePr>
+                <wp:cNvGraphicFramePr/>
                 <a:graphic xmlns:a="http://schemas.openxmlformats.org/drawingml/2006/main">
                   <a:graphicData uri="http://schemas.microsoft.com/office/word/2010/wordprocessingShape">
                     <wps:wsp>
@@ -7814,8 +7326,6 @@
                         <a:ln w="9525">
                           <a:noFill/>
                           <a:miter lim="800000"/>
-                          <a:headEnd/>
-                          <a:tailEnd/>
                         </a:ln>
                       </wps:spPr>
                       <wps:txbx>
@@ -7848,18 +7358,16 @@
                     </wps:wsp>
                   </a:graphicData>
                 </a:graphic>
-                <wp14:sizeRelH relativeFrom="margin">
-                  <wp14:pctWidth>0</wp14:pctWidth>
-                </wp14:sizeRelH>
-                <wp14:sizeRelV relativeFrom="margin">
-                  <wp14:pctHeight>0</wp14:pctHeight>
-                </wp14:sizeRelV>
               </wp:anchor>
             </w:drawing>
           </mc:Choice>
           <mc:Fallback>
             <w:pict>
-              <v:shape w14:anchorId="4A74A86E" id="_x0000_s1044" type="#_x0000_t202" style="position:absolute;margin-left:176.6pt;margin-top:258.1pt;width:39.85pt;height:34.25pt;z-index:251772928;visibility:visible;mso-wrap-style:square;mso-width-percent:0;mso-height-percent:0;mso-wrap-distance-left:9pt;mso-wrap-distance-top:3.6pt;mso-wrap-distance-right:9pt;mso-wrap-distance-bottom:3.6pt;mso-position-horizontal:absolute;mso-position-horizontal-relative:margin;mso-position-vertical:absolute;mso-position-vertical-relative:text;mso-width-percent:0;mso-height-percent:0;mso-width-relative:margin;mso-height-relative:margin;v-text-anchor:top" o:gfxdata="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" filled="f" stroked="f">
+              <v:shape id="Text Box 2" o:spid="_x0000_s1026" o:spt="202" type="#_x0000_t202" style="position:absolute;left:0pt;margin-left:176.55pt;margin-top:258.1pt;height:34.25pt;width:39.85pt;mso-position-horizontal-relative:margin;z-index:251716608;mso-width-relative:page;mso-height-relative:page;" filled="f" stroked="f" coordsize="21600,21600" o:gfxdata="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">
+                <v:fill on="f" focussize="0,0"/>
+                <v:stroke on="f" miterlimit="8" joinstyle="miter"/>
+                <v:imagedata o:title=""/>
+                <o:lock v:ext="edit" aspectratio="f"/>
                 <v:textbox>
                   <w:txbxContent>
                     <w:p>
@@ -7884,7 +7392,6 @@
                     </w:p>
                   </w:txbxContent>
                 </v:textbox>
-                <w10:wrap anchorx="margin"/>
               </v:shape>
             </w:pict>
           </mc:Fallback>
@@ -7892,29 +7399,26 @@
       </w:r>
       <w:r>
         <w:rPr>
-          <w:rFonts w:ascii="Roboto" w:eastAsia="Times New Roman" w:hAnsi="Roboto" w:cs="Times New Roman"/>
-          <w:noProof/>
+          <w:rFonts w:ascii="Roboto" w:hAnsi="Roboto" w:eastAsia="Times New Roman" w:cs="Times New Roman"/>
           <w:sz w:val="20"/>
           <w:szCs w:val="20"/>
         </w:rPr>
         <mc:AlternateContent>
           <mc:Choice Requires="wps">
             <w:drawing>
-              <wp:anchor distT="45720" distB="45720" distL="114300" distR="114300" simplePos="0" relativeHeight="251770880" behindDoc="0" locked="0" layoutInCell="1" allowOverlap="1" wp14:anchorId="3D05D3AA" wp14:editId="2395E46C">
+              <wp:anchor distT="45720" distB="45720" distL="114300" distR="114300" simplePos="0" relativeHeight="251715584" behindDoc="0" locked="0" layoutInCell="1" allowOverlap="1">
                 <wp:simplePos x="0" y="0"/>
                 <wp:positionH relativeFrom="margin">
-                  <wp:posOffset>1916976</wp:posOffset>
+                  <wp:posOffset>1916430</wp:posOffset>
                 </wp:positionH>
                 <wp:positionV relativeFrom="paragraph">
-                  <wp:posOffset>219444</wp:posOffset>
+                  <wp:posOffset>219075</wp:posOffset>
                 </wp:positionV>
-                <wp:extent cx="505785" cy="435241"/>
+                <wp:extent cx="506095" cy="434975"/>
                 <wp:effectExtent l="0" t="0" r="0" b="3175"/>
                 <wp:wrapNone/>
                 <wp:docPr id="207" name="Text Box 2"/>
-                <wp:cNvGraphicFramePr>
-                  <a:graphicFrameLocks xmlns:a="http://schemas.openxmlformats.org/drawingml/2006/main"/>
-                </wp:cNvGraphicFramePr>
+                <wp:cNvGraphicFramePr/>
                 <a:graphic xmlns:a="http://schemas.openxmlformats.org/drawingml/2006/main">
                   <a:graphicData uri="http://schemas.microsoft.com/office/word/2010/wordprocessingShape">
                     <wps:wsp>
@@ -7933,8 +7437,6 @@
                         <a:ln w="9525">
                           <a:noFill/>
                           <a:miter lim="800000"/>
-                          <a:headEnd/>
-                          <a:tailEnd/>
                         </a:ln>
                       </wps:spPr>
                       <wps:txbx>
@@ -7968,18 +7470,16 @@
                     </wps:wsp>
                   </a:graphicData>
                 </a:graphic>
-                <wp14:sizeRelH relativeFrom="margin">
-                  <wp14:pctWidth>0</wp14:pctWidth>
-                </wp14:sizeRelH>
-                <wp14:sizeRelV relativeFrom="margin">
-                  <wp14:pctHeight>0</wp14:pctHeight>
-                </wp14:sizeRelV>
               </wp:anchor>
             </w:drawing>
           </mc:Choice>
           <mc:Fallback>
             <w:pict>
-              <v:shape w14:anchorId="3D05D3AA" id="_x0000_s1045" type="#_x0000_t202" style="position:absolute;margin-left:150.95pt;margin-top:17.3pt;width:39.85pt;height:34.25pt;z-index:251770880;visibility:visible;mso-wrap-style:square;mso-width-percent:0;mso-height-percent:0;mso-wrap-distance-left:9pt;mso-wrap-distance-top:3.6pt;mso-wrap-distance-right:9pt;mso-wrap-distance-bottom:3.6pt;mso-position-horizontal:absolute;mso-position-horizontal-relative:margin;mso-position-vertical:absolute;mso-position-vertical-relative:text;mso-width-percent:0;mso-height-percent:0;mso-width-relative:margin;mso-height-relative:margin;v-text-anchor:top" o:gfxdata="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" filled="f" stroked="f">
+              <v:shape id="Text Box 2" o:spid="_x0000_s1026" o:spt="202" type="#_x0000_t202" style="position:absolute;left:0pt;margin-left:150.9pt;margin-top:17.25pt;height:34.25pt;width:39.85pt;mso-position-horizontal-relative:margin;z-index:251715584;mso-width-relative:page;mso-height-relative:page;" filled="f" stroked="f" coordsize="21600,21600" o:gfxdata="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">
+                <v:fill on="f" focussize="0,0"/>
+                <v:stroke on="f" miterlimit="8" joinstyle="miter"/>
+                <v:imagedata o:title=""/>
+                <o:lock v:ext="edit" aspectratio="f"/>
                 <v:textbox>
                   <w:txbxContent>
                     <w:p>
@@ -8005,7 +7505,6 @@
                     <w:p/>
                   </w:txbxContent>
                 </v:textbox>
-                <w10:wrap anchorx="margin"/>
               </v:shape>
             </w:pict>
           </mc:Fallback>
@@ -8014,22 +7513,21 @@
       <w:r>
         <w:rPr>
           <w:rFonts w:ascii="Times New Roman" w:hAnsi="Times New Roman" w:cs="Times New Roman"/>
-          <w:noProof/>
           <w:sz w:val="24"/>
           <w:szCs w:val="24"/>
         </w:rPr>
         <mc:AlternateContent>
           <mc:Choice Requires="wps">
             <w:drawing>
-              <wp:anchor distT="0" distB="0" distL="114300" distR="114300" simplePos="0" relativeHeight="251768832" behindDoc="0" locked="0" layoutInCell="1" allowOverlap="1" wp14:anchorId="4868B789" wp14:editId="7455D45D">
+              <wp:anchor distT="0" distB="0" distL="114300" distR="114300" simplePos="0" relativeHeight="251714560" behindDoc="0" locked="0" layoutInCell="1" allowOverlap="1">
                 <wp:simplePos x="0" y="0"/>
                 <wp:positionH relativeFrom="margin">
                   <wp:posOffset>2381250</wp:posOffset>
                 </wp:positionH>
                 <wp:positionV relativeFrom="paragraph">
-                  <wp:posOffset>3607583</wp:posOffset>
+                  <wp:posOffset>3607435</wp:posOffset>
                 </wp:positionV>
-                <wp:extent cx="669851" cy="233518"/>
+                <wp:extent cx="669925" cy="233680"/>
                 <wp:effectExtent l="19050" t="19050" r="16510" b="14605"/>
                 <wp:wrapNone/>
                 <wp:docPr id="206" name="Oval 206"/>
@@ -8070,29 +7568,22 @@
                         </a:fontRef>
                       </wps:style>
                       <wps:bodyPr rot="0" spcFirstLastPara="0" vertOverflow="overflow" horzOverflow="overflow" vert="horz" wrap="square" lIns="91440" tIns="45720" rIns="91440" bIns="45720" numCol="1" spcCol="0" rtlCol="0" fromWordArt="0" anchor="ctr" anchorCtr="0" forceAA="0" compatLnSpc="1">
-                        <a:prstTxWarp prst="textNoShape">
-                          <a:avLst/>
-                        </a:prstTxWarp>
                         <a:noAutofit/>
                       </wps:bodyPr>
                     </wps:wsp>
                   </a:graphicData>
                 </a:graphic>
-                <wp14:sizeRelH relativeFrom="margin">
-                  <wp14:pctWidth>0</wp14:pctWidth>
-                </wp14:sizeRelH>
-                <wp14:sizeRelV relativeFrom="margin">
-                  <wp14:pctHeight>0</wp14:pctHeight>
-                </wp14:sizeRelV>
               </wp:anchor>
             </w:drawing>
           </mc:Choice>
           <mc:Fallback>
             <w:pict>
-              <v:oval w14:anchorId="06BF9E08" id="Oval 206" o:spid="_x0000_s1026" style="position:absolute;margin-left:187.5pt;margin-top:284.05pt;width:52.75pt;height:18.4pt;z-index:251768832;visibility:visible;mso-wrap-style:square;mso-width-percent:0;mso-height-percent:0;mso-wrap-distance-left:9pt;mso-wrap-distance-top:0;mso-wrap-distance-right:9pt;mso-wrap-distance-bottom:0;mso-position-horizontal:absolute;mso-position-horizontal-relative:margin;mso-position-vertical:absolute;mso-position-vertical-relative:text;mso-width-percent:0;mso-height-percent:0;mso-width-relative:margin;mso-height-relative:margin;v-text-anchor:middle" o:gfxdata="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" filled="f" strokecolor="red" strokeweight="3pt">
-                <v:stroke joinstyle="miter"/>
-                <w10:wrap anchorx="margin"/>
-              </v:oval>
+              <v:shape id="_x0000_s1026" o:spid="_x0000_s1026" o:spt="3" type="#_x0000_t3" style="position:absolute;left:0pt;margin-left:187.5pt;margin-top:284.05pt;height:18.4pt;width:52.75pt;mso-position-horizontal-relative:margin;z-index:251714560;v-text-anchor:middle;mso-width-relative:page;mso-height-relative:page;" filled="f" stroked="t" coordsize="21600,21600" o:gfxdata="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">
+                <v:fill on="f" focussize="0,0"/>
+                <v:stroke weight="3pt" color="#FF0000 [3204]" miterlimit="8" joinstyle="miter"/>
+                <v:imagedata o:title=""/>
+                <o:lock v:ext="edit" aspectratio="f"/>
+              </v:shape>
             </w:pict>
           </mc:Fallback>
         </mc:AlternateContent>
@@ -8100,22 +7591,21 @@
       <w:r>
         <w:rPr>
           <w:rFonts w:ascii="Times New Roman" w:hAnsi="Times New Roman" w:cs="Times New Roman"/>
-          <w:noProof/>
           <w:sz w:val="24"/>
           <w:szCs w:val="24"/>
         </w:rPr>
         <mc:AlternateContent>
           <mc:Choice Requires="wps">
             <w:drawing>
-              <wp:anchor distT="0" distB="0" distL="114300" distR="114300" simplePos="0" relativeHeight="251766784" behindDoc="0" locked="0" layoutInCell="1" allowOverlap="1" wp14:anchorId="1BC0EC92" wp14:editId="53406F62">
+              <wp:anchor distT="0" distB="0" distL="114300" distR="114300" simplePos="0" relativeHeight="251713536" behindDoc="0" locked="0" layoutInCell="1" allowOverlap="1">
                 <wp:simplePos x="0" y="0"/>
                 <wp:positionH relativeFrom="margin">
-                  <wp:posOffset>1467293</wp:posOffset>
+                  <wp:posOffset>1466850</wp:posOffset>
                 </wp:positionH>
                 <wp:positionV relativeFrom="paragraph">
-                  <wp:posOffset>35206</wp:posOffset>
+                  <wp:posOffset>34925</wp:posOffset>
                 </wp:positionV>
-                <wp:extent cx="680484" cy="244548"/>
+                <wp:extent cx="680720" cy="244475"/>
                 <wp:effectExtent l="19050" t="19050" r="24765" b="22225"/>
                 <wp:wrapNone/>
                 <wp:docPr id="205" name="Oval 205"/>
@@ -8156,42 +7646,34 @@
                         </a:fontRef>
                       </wps:style>
                       <wps:bodyPr rot="0" spcFirstLastPara="0" vertOverflow="overflow" horzOverflow="overflow" vert="horz" wrap="square" lIns="91440" tIns="45720" rIns="91440" bIns="45720" numCol="1" spcCol="0" rtlCol="0" fromWordArt="0" anchor="ctr" anchorCtr="0" forceAA="0" compatLnSpc="1">
-                        <a:prstTxWarp prst="textNoShape">
-                          <a:avLst/>
-                        </a:prstTxWarp>
                         <a:noAutofit/>
                       </wps:bodyPr>
                     </wps:wsp>
                   </a:graphicData>
                 </a:graphic>
-                <wp14:sizeRelH relativeFrom="margin">
-                  <wp14:pctWidth>0</wp14:pctWidth>
-                </wp14:sizeRelH>
-                <wp14:sizeRelV relativeFrom="margin">
-                  <wp14:pctHeight>0</wp14:pctHeight>
-                </wp14:sizeRelV>
               </wp:anchor>
             </w:drawing>
           </mc:Choice>
           <mc:Fallback>
             <w:pict>
-              <v:oval w14:anchorId="7871041A" id="Oval 205" o:spid="_x0000_s1026" style="position:absolute;margin-left:115.55pt;margin-top:2.75pt;width:53.6pt;height:19.25pt;z-index:251766784;visibility:visible;mso-wrap-style:square;mso-width-percent:0;mso-height-percent:0;mso-wrap-distance-left:9pt;mso-wrap-distance-top:0;mso-wrap-distance-right:9pt;mso-wrap-distance-bottom:0;mso-position-horizontal:absolute;mso-position-horizontal-relative:margin;mso-position-vertical:absolute;mso-position-vertical-relative:text;mso-width-percent:0;mso-height-percent:0;mso-width-relative:margin;mso-height-relative:margin;v-text-anchor:middle" o:gfxdata="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" filled="f" strokecolor="red" strokeweight="3pt">
-                <v:stroke joinstyle="miter"/>
-                <w10:wrap anchorx="margin"/>
-              </v:oval>
+              <v:shape id="_x0000_s1026" o:spid="_x0000_s1026" o:spt="3" type="#_x0000_t3" style="position:absolute;left:0pt;margin-left:115.5pt;margin-top:2.75pt;height:19.25pt;width:53.6pt;mso-position-horizontal-relative:margin;z-index:251713536;v-text-anchor:middle;mso-width-relative:page;mso-height-relative:page;" filled="f" stroked="t" coordsize="21600,21600" o:gfxdata="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">
+                <v:fill on="f" focussize="0,0"/>
+                <v:stroke weight="3pt" color="#FF0000 [3204]" miterlimit="8" joinstyle="miter"/>
+                <v:imagedata o:title=""/>
+                <o:lock v:ext="edit" aspectratio="f"/>
+              </v:shape>
             </w:pict>
           </mc:Fallback>
         </mc:AlternateContent>
       </w:r>
       <w:r>
         <w:rPr>
-          <w:rFonts w:ascii="Times New Roman" w:eastAsia="Times New Roman" w:hAnsi="Times New Roman" w:cs="Times New Roman"/>
-          <w:noProof/>
+          <w:rFonts w:ascii="Times New Roman" w:hAnsi="Times New Roman" w:eastAsia="Times New Roman" w:cs="Times New Roman"/>
           <w:sz w:val="24"/>
           <w:szCs w:val="24"/>
         </w:rPr>
         <w:drawing>
-          <wp:inline distT="0" distB="0" distL="0" distR="0" wp14:anchorId="69FDF457" wp14:editId="4E93A378">
+          <wp:inline distT="0" distB="0" distL="0" distR="0">
             <wp:extent cx="5943600" cy="4385945"/>
             <wp:effectExtent l="0" t="0" r="0" b="0"/>
             <wp:docPr id="204" name="Picture 204"/>
@@ -8202,11 +7684,13 @@
               <a:graphicData uri="http://schemas.openxmlformats.org/drawingml/2006/picture">
                 <pic:pic xmlns:pic="http://schemas.openxmlformats.org/drawingml/2006/picture">
                   <pic:nvPicPr>
-                    <pic:cNvPr id="1" name=""/>
-                    <pic:cNvPicPr/>
+                    <pic:cNvPr id="204" name="Picture 204"/>
+                    <pic:cNvPicPr>
+                      <a:picLocks noChangeAspect="1"/>
+                    </pic:cNvPicPr>
                   </pic:nvPicPr>
                   <pic:blipFill>
-                    <a:blip r:embed="rId27"/>
+                    <a:blip r:embed="rId25"/>
                     <a:stretch>
                       <a:fillRect/>
                     </a:stretch>
@@ -8229,34 +7713,31 @@
     </w:p>
     <w:p>
       <w:pPr>
-        <w:pStyle w:val="NormalWeb"/>
+        <w:pStyle w:val="9"/>
         <w:shd w:val="clear" w:color="auto" w:fill="FFFFFF"/>
         <w:spacing w:before="0" w:beforeAutospacing="0"/>
       </w:pPr>
     </w:p>
     <w:p>
       <w:pPr>
-        <w:pStyle w:val="NormalWeb"/>
+        <w:pStyle w:val="9"/>
         <w:shd w:val="clear" w:color="auto" w:fill="FFFFFF"/>
         <w:spacing w:before="0" w:beforeAutospacing="0"/>
         <w:jc w:val="center"/>
       </w:pPr>
       <w:r>
-        <w:rPr>
-          <w:noProof/>
-        </w:rPr>
         <mc:AlternateContent>
           <mc:Choice Requires="wps">
             <w:drawing>
-              <wp:anchor distT="0" distB="0" distL="114300" distR="114300" simplePos="0" relativeHeight="251777024" behindDoc="0" locked="0" layoutInCell="1" allowOverlap="1">
+              <wp:anchor distT="0" distB="0" distL="114300" distR="114300" simplePos="0" relativeHeight="251719680" behindDoc="0" locked="0" layoutInCell="1" allowOverlap="1">
                 <wp:simplePos x="0" y="0"/>
                 <wp:positionH relativeFrom="column">
-                  <wp:posOffset>2721934</wp:posOffset>
+                  <wp:posOffset>2721610</wp:posOffset>
                 </wp:positionH>
                 <wp:positionV relativeFrom="paragraph">
-                  <wp:posOffset>668596</wp:posOffset>
+                  <wp:posOffset>668020</wp:posOffset>
                 </wp:positionV>
-                <wp:extent cx="286710" cy="297712"/>
+                <wp:extent cx="287020" cy="297815"/>
                 <wp:effectExtent l="38100" t="0" r="18415" b="64770"/>
                 <wp:wrapNone/>
                 <wp:docPr id="213" name="Straight Arrow Connector 213"/>
@@ -8298,40 +7779,34 @@
                     </wps:wsp>
                   </a:graphicData>
                 </a:graphic>
-                <wp14:sizeRelH relativeFrom="margin">
-                  <wp14:pctWidth>0</wp14:pctWidth>
-                </wp14:sizeRelH>
-                <wp14:sizeRelV relativeFrom="margin">
-                  <wp14:pctHeight>0</wp14:pctHeight>
-                </wp14:sizeRelV>
               </wp:anchor>
             </w:drawing>
           </mc:Choice>
           <mc:Fallback>
             <w:pict>
-              <v:shape w14:anchorId="247EEC39" id="Straight Arrow Connector 213" o:spid="_x0000_s1026" type="#_x0000_t32" style="position:absolute;margin-left:214.35pt;margin-top:52.65pt;width:22.6pt;height:23.45pt;flip:x;z-index:251777024;visibility:visible;mso-wrap-style:square;mso-width-percent:0;mso-height-percent:0;mso-wrap-distance-left:9pt;mso-wrap-distance-top:0;mso-wrap-distance-right:9pt;mso-wrap-distance-bottom:0;mso-position-horizontal:absolute;mso-position-horizontal-relative:text;mso-position-vertical:absolute;mso-position-vertical-relative:text;mso-width-percent:0;mso-height-percent:0;mso-width-relative:margin;mso-height-relative:margin" o:gfxdata="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" strokecolor="red" strokeweight="1.5pt">
-                <v:stroke endarrow="block" joinstyle="miter"/>
+              <v:shape id="_x0000_s1026" o:spid="_x0000_s1026" o:spt="32" type="#_x0000_t32" style="position:absolute;left:0pt;flip:x;margin-left:214.3pt;margin-top:52.6pt;height:23.45pt;width:22.6pt;z-index:251719680;mso-width-relative:page;mso-height-relative:page;" filled="f" stroked="t" coordsize="21600,21600" o:gfxdata="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">
+                <v:fill on="f" focussize="0,0"/>
+                <v:stroke weight="1.5pt" color="#FF0000 [3204]" miterlimit="8" joinstyle="miter" endarrow="block"/>
+                <v:imagedata o:title=""/>
+                <o:lock v:ext="edit" aspectratio="f"/>
               </v:shape>
             </w:pict>
           </mc:Fallback>
         </mc:AlternateContent>
       </w:r>
       <w:r>
-        <w:rPr>
-          <w:noProof/>
-        </w:rPr>
         <mc:AlternateContent>
           <mc:Choice Requires="wps">
             <w:drawing>
-              <wp:anchor distT="0" distB="0" distL="114300" distR="114300" simplePos="0" relativeHeight="251776000" behindDoc="0" locked="0" layoutInCell="1" allowOverlap="1" wp14:anchorId="644BED2B" wp14:editId="4FD66848">
+              <wp:anchor distT="0" distB="0" distL="114300" distR="114300" simplePos="0" relativeHeight="251718656" behindDoc="0" locked="0" layoutInCell="1" allowOverlap="1">
                 <wp:simplePos x="0" y="0"/>
                 <wp:positionH relativeFrom="margin">
-                  <wp:posOffset>1520456</wp:posOffset>
+                  <wp:posOffset>1520190</wp:posOffset>
                 </wp:positionH>
                 <wp:positionV relativeFrom="paragraph">
-                  <wp:posOffset>30642</wp:posOffset>
+                  <wp:posOffset>30480</wp:posOffset>
                 </wp:positionV>
-                <wp:extent cx="1062665" cy="361301"/>
+                <wp:extent cx="1062355" cy="361315"/>
                 <wp:effectExtent l="19050" t="19050" r="23495" b="20320"/>
                 <wp:wrapNone/>
                 <wp:docPr id="212" name="Oval 212"/>
@@ -8372,40 +7847,30 @@
                         </a:fontRef>
                       </wps:style>
                       <wps:bodyPr rot="0" spcFirstLastPara="0" vertOverflow="overflow" horzOverflow="overflow" vert="horz" wrap="square" lIns="91440" tIns="45720" rIns="91440" bIns="45720" numCol="1" spcCol="0" rtlCol="0" fromWordArt="0" anchor="ctr" anchorCtr="0" forceAA="0" compatLnSpc="1">
-                        <a:prstTxWarp prst="textNoShape">
-                          <a:avLst/>
-                        </a:prstTxWarp>
                         <a:noAutofit/>
                       </wps:bodyPr>
                     </wps:wsp>
                   </a:graphicData>
                 </a:graphic>
-                <wp14:sizeRelH relativeFrom="margin">
-                  <wp14:pctWidth>0</wp14:pctWidth>
-                </wp14:sizeRelH>
-                <wp14:sizeRelV relativeFrom="margin">
-                  <wp14:pctHeight>0</wp14:pctHeight>
-                </wp14:sizeRelV>
               </wp:anchor>
             </w:drawing>
           </mc:Choice>
           <mc:Fallback>
             <w:pict>
-              <v:oval w14:anchorId="5F5B9BF8" id="Oval 212" o:spid="_x0000_s1026" style="position:absolute;margin-left:119.7pt;margin-top:2.4pt;width:83.65pt;height:28.45pt;z-index:251776000;visibility:visible;mso-wrap-style:square;mso-width-percent:0;mso-height-percent:0;mso-wrap-distance-left:9pt;mso-wrap-distance-top:0;mso-wrap-distance-right:9pt;mso-wrap-distance-bottom:0;mso-position-horizontal:absolute;mso-position-horizontal-relative:margin;mso-position-vertical:absolute;mso-position-vertical-relative:text;mso-width-percent:0;mso-height-percent:0;mso-width-relative:margin;mso-height-relative:margin;v-text-anchor:middle" o:gfxdata="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" filled="f" strokecolor="red" strokeweight="3pt">
-                <v:stroke joinstyle="miter"/>
-                <w10:wrap anchorx="margin"/>
-              </v:oval>
+              <v:shape id="_x0000_s1026" o:spid="_x0000_s1026" o:spt="3" type="#_x0000_t3" style="position:absolute;left:0pt;margin-left:119.7pt;margin-top:2.4pt;height:28.45pt;width:83.65pt;mso-position-horizontal-relative:margin;z-index:251718656;v-text-anchor:middle;mso-width-relative:page;mso-height-relative:page;" filled="f" stroked="t" coordsize="21600,21600" o:gfxdata="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">
+                <v:fill on="f" focussize="0,0"/>
+                <v:stroke weight="3pt" color="#FF0000 [3204]" miterlimit="8" joinstyle="miter"/>
+                <v:imagedata o:title=""/>
+                <o:lock v:ext="edit" aspectratio="f"/>
+              </v:shape>
             </w:pict>
           </mc:Fallback>
         </mc:AlternateContent>
       </w:r>
       <w:r>
-        <w:rPr>
-          <w:noProof/>
-        </w:rPr>
         <w:drawing>
-          <wp:inline distT="0" distB="0" distL="0" distR="0" wp14:anchorId="377AB382" wp14:editId="79455B03">
-            <wp:extent cx="4001058" cy="1286054"/>
+          <wp:inline distT="0" distB="0" distL="0" distR="0">
+            <wp:extent cx="4000500" cy="1285875"/>
             <wp:effectExtent l="0" t="0" r="0" b="9525"/>
             <wp:docPr id="211" name="Picture 211"/>
             <wp:cNvGraphicFramePr>
@@ -8415,11 +7880,13 @@
               <a:graphicData uri="http://schemas.openxmlformats.org/drawingml/2006/picture">
                 <pic:pic xmlns:pic="http://schemas.openxmlformats.org/drawingml/2006/picture">
                   <pic:nvPicPr>
-                    <pic:cNvPr id="1" name=""/>
-                    <pic:cNvPicPr/>
+                    <pic:cNvPr id="211" name="Picture 211"/>
+                    <pic:cNvPicPr>
+                      <a:picLocks noChangeAspect="1"/>
+                    </pic:cNvPicPr>
                   </pic:nvPicPr>
                   <pic:blipFill>
-                    <a:blip r:embed="rId28"/>
+                    <a:blip r:embed="rId26"/>
                     <a:stretch>
                       <a:fillRect/>
                     </a:stretch>
@@ -8442,35 +7909,35 @@
     </w:p>
     <w:p>
       <w:pPr>
-        <w:pStyle w:val="NormalWeb"/>
+        <w:pStyle w:val="9"/>
         <w:shd w:val="clear" w:color="auto" w:fill="FFFFFF"/>
         <w:spacing w:before="0" w:beforeAutospacing="0"/>
       </w:pPr>
     </w:p>
     <w:p>
       <w:pPr>
-        <w:pStyle w:val="NormalWeb"/>
+        <w:pStyle w:val="9"/>
         <w:shd w:val="clear" w:color="auto" w:fill="FFFFFF"/>
         <w:spacing w:before="0" w:beforeAutospacing="0"/>
       </w:pPr>
     </w:p>
     <w:p>
       <w:pPr>
-        <w:pStyle w:val="NormalWeb"/>
+        <w:pStyle w:val="9"/>
         <w:shd w:val="clear" w:color="auto" w:fill="FFFFFF"/>
         <w:spacing w:before="0" w:beforeAutospacing="0"/>
       </w:pPr>
     </w:p>
     <w:p>
       <w:pPr>
-        <w:pStyle w:val="NormalWeb"/>
+        <w:pStyle w:val="9"/>
         <w:shd w:val="clear" w:color="auto" w:fill="FFFFFF"/>
         <w:spacing w:before="0" w:beforeAutospacing="0"/>
       </w:pPr>
     </w:p>
     <w:p>
       <w:pPr>
-        <w:pStyle w:val="NormalWeb"/>
+        <w:pStyle w:val="9"/>
         <w:shd w:val="clear" w:color="auto" w:fill="FFFFFF"/>
         <w:spacing w:before="0" w:beforeAutospacing="0"/>
       </w:pPr>
@@ -8480,7 +7947,6 @@
           <w:u w:val="single"/>
           <w:lang w:val="vi-VN"/>
         </w:rPr>
-        <w:lastRenderedPageBreak/>
         <w:t>Bước 11:</w:t>
       </w:r>
       <w:r>
@@ -8534,26 +8000,23 @@
     </w:p>
     <w:p>
       <w:pPr>
-        <w:pStyle w:val="NormalWeb"/>
+        <w:pStyle w:val="9"/>
         <w:shd w:val="clear" w:color="auto" w:fill="FFFFFF"/>
         <w:spacing w:before="0" w:beforeAutospacing="0"/>
       </w:pPr>
       <w:r>
-        <w:rPr>
-          <w:noProof/>
-        </w:rPr>
         <mc:AlternateContent>
           <mc:Choice Requires="wps">
             <w:drawing>
-              <wp:anchor distT="0" distB="0" distL="114300" distR="114300" simplePos="0" relativeHeight="251779072" behindDoc="0" locked="0" layoutInCell="1" allowOverlap="1" wp14:anchorId="4F02B4E9" wp14:editId="35E31FCB">
+              <wp:anchor distT="0" distB="0" distL="114300" distR="114300" simplePos="0" relativeHeight="251720704" behindDoc="0" locked="0" layoutInCell="1" allowOverlap="1">
                 <wp:simplePos x="0" y="0"/>
                 <wp:positionH relativeFrom="margin">
-                  <wp:posOffset>2083981</wp:posOffset>
+                  <wp:posOffset>2083435</wp:posOffset>
                 </wp:positionH>
                 <wp:positionV relativeFrom="paragraph">
-                  <wp:posOffset>4277596</wp:posOffset>
+                  <wp:posOffset>4277360</wp:posOffset>
                 </wp:positionV>
-                <wp:extent cx="691117" cy="265445"/>
+                <wp:extent cx="690880" cy="265430"/>
                 <wp:effectExtent l="19050" t="19050" r="13970" b="20320"/>
                 <wp:wrapNone/>
                 <wp:docPr id="214" name="Oval 214"/>
@@ -8594,39 +8057,29 @@
                         </a:fontRef>
                       </wps:style>
                       <wps:bodyPr rot="0" spcFirstLastPara="0" vertOverflow="overflow" horzOverflow="overflow" vert="horz" wrap="square" lIns="91440" tIns="45720" rIns="91440" bIns="45720" numCol="1" spcCol="0" rtlCol="0" fromWordArt="0" anchor="ctr" anchorCtr="0" forceAA="0" compatLnSpc="1">
-                        <a:prstTxWarp prst="textNoShape">
-                          <a:avLst/>
-                        </a:prstTxWarp>
                         <a:noAutofit/>
                       </wps:bodyPr>
                     </wps:wsp>
                   </a:graphicData>
                 </a:graphic>
-                <wp14:sizeRelH relativeFrom="margin">
-                  <wp14:pctWidth>0</wp14:pctWidth>
-                </wp14:sizeRelH>
-                <wp14:sizeRelV relativeFrom="margin">
-                  <wp14:pctHeight>0</wp14:pctHeight>
-                </wp14:sizeRelV>
               </wp:anchor>
             </w:drawing>
           </mc:Choice>
           <mc:Fallback>
             <w:pict>
-              <v:oval w14:anchorId="0F84B038" id="Oval 214" o:spid="_x0000_s1026" style="position:absolute;margin-left:164.1pt;margin-top:336.8pt;width:54.4pt;height:20.9pt;z-index:251779072;visibility:visible;mso-wrap-style:square;mso-width-percent:0;mso-height-percent:0;mso-wrap-distance-left:9pt;mso-wrap-distance-top:0;mso-wrap-distance-right:9pt;mso-wrap-distance-bottom:0;mso-position-horizontal:absolute;mso-position-horizontal-relative:margin;mso-position-vertical:absolute;mso-position-vertical-relative:text;mso-width-percent:0;mso-height-percent:0;mso-width-relative:margin;mso-height-relative:margin;v-text-anchor:middle" o:gfxdata="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" filled="f" strokecolor="red" strokeweight="3pt">
-                <v:stroke joinstyle="miter"/>
-                <w10:wrap anchorx="margin"/>
-              </v:oval>
+              <v:shape id="_x0000_s1026" o:spid="_x0000_s1026" o:spt="3" type="#_x0000_t3" style="position:absolute;left:0pt;margin-left:164.05pt;margin-top:336.8pt;height:20.9pt;width:54.4pt;mso-position-horizontal-relative:margin;z-index:251720704;v-text-anchor:middle;mso-width-relative:page;mso-height-relative:page;" filled="f" stroked="t" coordsize="21600,21600" o:gfxdata="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">
+                <v:fill on="f" focussize="0,0"/>
+                <v:stroke weight="3pt" color="#FF0000 [3204]" miterlimit="8" joinstyle="miter"/>
+                <v:imagedata o:title=""/>
+                <o:lock v:ext="edit" aspectratio="f"/>
+              </v:shape>
             </w:pict>
           </mc:Fallback>
         </mc:AlternateContent>
       </w:r>
       <w:r>
-        <w:rPr>
-          <w:noProof/>
-        </w:rPr>
         <w:drawing>
-          <wp:anchor distT="0" distB="0" distL="114300" distR="114300" simplePos="0" relativeHeight="251773952" behindDoc="1" locked="0" layoutInCell="1" allowOverlap="1" wp14:anchorId="65477DB8" wp14:editId="02AEE6EC">
+          <wp:anchor distT="0" distB="0" distL="114300" distR="114300" simplePos="0" relativeHeight="251717632" behindDoc="1" locked="0" layoutInCell="1" allowOverlap="1">
             <wp:simplePos x="0" y="0"/>
             <wp:positionH relativeFrom="margin">
               <wp:posOffset>659130</wp:posOffset>
@@ -8637,7 +8090,7 @@
             <wp:extent cx="4996815" cy="5182870"/>
             <wp:effectExtent l="0" t="0" r="0" b="0"/>
             <wp:wrapTight wrapText="bothSides">
-              <wp:wrapPolygon edited="0">
+              <wp:wrapPolygon>
                 <wp:start x="0" y="0"/>
                 <wp:lineTo x="0" y="21515"/>
                 <wp:lineTo x="21493" y="21515"/>
@@ -8653,11 +8106,13 @@
               <a:graphicData uri="http://schemas.openxmlformats.org/drawingml/2006/picture">
                 <pic:pic xmlns:pic="http://schemas.openxmlformats.org/drawingml/2006/picture">
                   <pic:nvPicPr>
-                    <pic:cNvPr id="1" name=""/>
-                    <pic:cNvPicPr/>
+                    <pic:cNvPr id="209" name="Picture 209"/>
+                    <pic:cNvPicPr>
+                      <a:picLocks noChangeAspect="1"/>
+                    </pic:cNvPicPr>
                   </pic:nvPicPr>
                   <pic:blipFill>
-                    <a:blip r:embed="rId29">
+                    <a:blip r:embed="rId27">
                       <a:extLst>
                         <a:ext uri="{28A0092B-C50C-407E-A947-70E740481C1C}">
                           <a14:useLocalDpi xmlns:a14="http://schemas.microsoft.com/office/drawing/2010/main" val="0"/>
@@ -8680,19 +8135,13 @@
                 </pic:pic>
               </a:graphicData>
             </a:graphic>
-            <wp14:sizeRelH relativeFrom="margin">
-              <wp14:pctWidth>0</wp14:pctWidth>
-            </wp14:sizeRelH>
-            <wp14:sizeRelV relativeFrom="margin">
-              <wp14:pctHeight>0</wp14:pctHeight>
-            </wp14:sizeRelV>
           </wp:anchor>
         </w:drawing>
       </w:r>
     </w:p>
     <w:p>
       <w:pPr>
-        <w:pStyle w:val="NormalWeb"/>
+        <w:pStyle w:val="9"/>
         <w:shd w:val="clear" w:color="auto" w:fill="FFFFFF"/>
         <w:spacing w:before="0" w:beforeAutospacing="0"/>
         <w:rPr>
@@ -8702,7 +8151,7 @@
     </w:p>
     <w:p>
       <w:pPr>
-        <w:pStyle w:val="NormalWeb"/>
+        <w:pStyle w:val="9"/>
         <w:shd w:val="clear" w:color="auto" w:fill="FFFFFF"/>
         <w:spacing w:before="0" w:beforeAutospacing="0"/>
         <w:rPr>
@@ -8712,7 +8161,7 @@
     </w:p>
     <w:p>
       <w:pPr>
-        <w:pStyle w:val="NormalWeb"/>
+        <w:pStyle w:val="9"/>
         <w:shd w:val="clear" w:color="auto" w:fill="FFFFFF"/>
         <w:spacing w:before="0" w:beforeAutospacing="0"/>
         <w:rPr>
@@ -8722,7 +8171,7 @@
     </w:p>
     <w:p>
       <w:pPr>
-        <w:pStyle w:val="NormalWeb"/>
+        <w:pStyle w:val="9"/>
         <w:shd w:val="clear" w:color="auto" w:fill="FFFFFF"/>
         <w:spacing w:before="0" w:beforeAutospacing="0"/>
         <w:rPr>
@@ -8732,7 +8181,7 @@
     </w:p>
     <w:p>
       <w:pPr>
-        <w:pStyle w:val="NormalWeb"/>
+        <w:pStyle w:val="9"/>
         <w:shd w:val="clear" w:color="auto" w:fill="FFFFFF"/>
         <w:spacing w:before="0" w:beforeAutospacing="0"/>
         <w:rPr>
@@ -8742,7 +8191,7 @@
     </w:p>
     <w:p>
       <w:pPr>
-        <w:pStyle w:val="NormalWeb"/>
+        <w:pStyle w:val="9"/>
         <w:shd w:val="clear" w:color="auto" w:fill="FFFFFF"/>
         <w:spacing w:before="0" w:beforeAutospacing="0"/>
         <w:rPr>
@@ -8752,7 +8201,7 @@
     </w:p>
     <w:p>
       <w:pPr>
-        <w:pStyle w:val="NormalWeb"/>
+        <w:pStyle w:val="9"/>
         <w:shd w:val="clear" w:color="auto" w:fill="FFFFFF"/>
         <w:spacing w:before="0" w:beforeAutospacing="0"/>
         <w:rPr>
@@ -8762,7 +8211,7 @@
     </w:p>
     <w:p>
       <w:pPr>
-        <w:pStyle w:val="NormalWeb"/>
+        <w:pStyle w:val="9"/>
         <w:shd w:val="clear" w:color="auto" w:fill="FFFFFF"/>
         <w:spacing w:before="0" w:beforeAutospacing="0"/>
         <w:rPr>
@@ -8772,7 +8221,7 @@
     </w:p>
     <w:p>
       <w:pPr>
-        <w:pStyle w:val="NormalWeb"/>
+        <w:pStyle w:val="9"/>
         <w:shd w:val="clear" w:color="auto" w:fill="FFFFFF"/>
         <w:spacing w:before="0" w:beforeAutospacing="0"/>
         <w:rPr>
@@ -8782,7 +8231,7 @@
     </w:p>
     <w:p>
       <w:pPr>
-        <w:pStyle w:val="NormalWeb"/>
+        <w:pStyle w:val="9"/>
         <w:shd w:val="clear" w:color="auto" w:fill="FFFFFF"/>
         <w:spacing w:before="0" w:beforeAutospacing="0"/>
         <w:rPr>
@@ -8792,7 +8241,7 @@
     </w:p>
     <w:p>
       <w:pPr>
-        <w:pStyle w:val="NormalWeb"/>
+        <w:pStyle w:val="9"/>
         <w:shd w:val="clear" w:color="auto" w:fill="FFFFFF"/>
         <w:spacing w:before="0" w:beforeAutospacing="0"/>
         <w:rPr>
@@ -8802,28 +8251,25 @@
       <w:r>
         <w:rPr>
           <w:rFonts w:ascii="Roboto" w:hAnsi="Roboto"/>
-          <w:noProof/>
           <w:sz w:val="20"/>
           <w:szCs w:val="20"/>
         </w:rPr>
         <mc:AlternateContent>
           <mc:Choice Requires="wps">
             <w:drawing>
-              <wp:anchor distT="45720" distB="45720" distL="114300" distR="114300" simplePos="0" relativeHeight="251781120" behindDoc="0" locked="0" layoutInCell="1" allowOverlap="1" wp14:anchorId="0ADD8E81" wp14:editId="70B0A921">
+              <wp:anchor distT="45720" distB="45720" distL="114300" distR="114300" simplePos="0" relativeHeight="251721728" behindDoc="0" locked="0" layoutInCell="1" allowOverlap="1">
                 <wp:simplePos x="0" y="0"/>
                 <wp:positionH relativeFrom="margin">
-                  <wp:posOffset>1179373</wp:posOffset>
+                  <wp:posOffset>1179195</wp:posOffset>
                 </wp:positionH>
                 <wp:positionV relativeFrom="paragraph">
-                  <wp:posOffset>318917</wp:posOffset>
+                  <wp:posOffset>318770</wp:posOffset>
                 </wp:positionV>
                 <wp:extent cx="1094740" cy="339725"/>
                 <wp:effectExtent l="0" t="0" r="0" b="3175"/>
                 <wp:wrapNone/>
                 <wp:docPr id="215" name="Text Box 2"/>
-                <wp:cNvGraphicFramePr>
-                  <a:graphicFrameLocks xmlns:a="http://schemas.openxmlformats.org/drawingml/2006/main"/>
-                </wp:cNvGraphicFramePr>
+                <wp:cNvGraphicFramePr/>
                 <a:graphic xmlns:a="http://schemas.openxmlformats.org/drawingml/2006/main">
                   <a:graphicData uri="http://schemas.microsoft.com/office/word/2010/wordprocessingShape">
                     <wps:wsp>
@@ -8842,8 +8288,6 @@
                         <a:ln w="9525">
                           <a:noFill/>
                           <a:miter lim="800000"/>
-                          <a:headEnd/>
-                          <a:tailEnd/>
                         </a:ln>
                       </wps:spPr>
                       <wps:txbx>
@@ -8876,18 +8320,16 @@
                     </wps:wsp>
                   </a:graphicData>
                 </a:graphic>
-                <wp14:sizeRelH relativeFrom="margin">
-                  <wp14:pctWidth>0</wp14:pctWidth>
-                </wp14:sizeRelH>
-                <wp14:sizeRelV relativeFrom="margin">
-                  <wp14:pctHeight>0</wp14:pctHeight>
-                </wp14:sizeRelV>
               </wp:anchor>
             </w:drawing>
           </mc:Choice>
           <mc:Fallback>
             <w:pict>
-              <v:shape w14:anchorId="0ADD8E81" id="_x0000_s1046" type="#_x0000_t202" style="position:absolute;margin-left:92.85pt;margin-top:25.1pt;width:86.2pt;height:26.75pt;flip:x;z-index:251781120;visibility:visible;mso-wrap-style:square;mso-width-percent:0;mso-height-percent:0;mso-wrap-distance-left:9pt;mso-wrap-distance-top:3.6pt;mso-wrap-distance-right:9pt;mso-wrap-distance-bottom:3.6pt;mso-position-horizontal:absolute;mso-position-horizontal-relative:margin;mso-position-vertical:absolute;mso-position-vertical-relative:text;mso-width-percent:0;mso-height-percent:0;mso-width-relative:margin;mso-height-relative:margin;v-text-anchor:top" o:gfxdata="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" filled="f" stroked="f">
+              <v:shape id="Text Box 2" o:spid="_x0000_s1026" o:spt="202" type="#_x0000_t202" style="position:absolute;left:0pt;flip:x;margin-left:92.85pt;margin-top:25.1pt;height:26.75pt;width:86.2pt;mso-position-horizontal-relative:margin;z-index:251721728;mso-width-relative:page;mso-height-relative:page;" filled="f" stroked="f" coordsize="21600,21600" o:gfxdata="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">
+                <v:fill on="f" focussize="0,0"/>
+                <v:stroke on="f" miterlimit="8" joinstyle="miter"/>
+                <v:imagedata o:title=""/>
+                <o:lock v:ext="edit" aspectratio="f"/>
                 <v:textbox>
                   <w:txbxContent>
                     <w:p>
@@ -8912,7 +8354,6 @@
                     </w:p>
                   </w:txbxContent>
                 </v:textbox>
-                <w10:wrap anchorx="margin"/>
               </v:shape>
             </w:pict>
           </mc:Fallback>
@@ -8921,7 +8362,7 @@
     </w:p>
     <w:p>
       <w:pPr>
-        <w:pStyle w:val="NormalWeb"/>
+        <w:pStyle w:val="9"/>
         <w:shd w:val="clear" w:color="auto" w:fill="FFFFFF"/>
         <w:spacing w:before="0" w:beforeAutospacing="0"/>
         <w:rPr>
@@ -8931,7 +8372,7 @@
     </w:p>
     <w:p>
       <w:pPr>
-        <w:pStyle w:val="NormalWeb"/>
+        <w:pStyle w:val="9"/>
         <w:shd w:val="clear" w:color="auto" w:fill="FFFFFF"/>
         <w:spacing w:before="0" w:beforeAutospacing="0"/>
         <w:rPr>
@@ -8941,7 +8382,7 @@
     </w:p>
     <w:p>
       <w:pPr>
-        <w:pStyle w:val="NormalWeb"/>
+        <w:pStyle w:val="9"/>
         <w:shd w:val="clear" w:color="auto" w:fill="FFFFFF"/>
         <w:spacing w:before="0" w:beforeAutospacing="0"/>
         <w:rPr>
@@ -8951,7 +8392,7 @@
     </w:p>
     <w:p>
       <w:pPr>
-        <w:pStyle w:val="NormalWeb"/>
+        <w:pStyle w:val="9"/>
         <w:shd w:val="clear" w:color="auto" w:fill="FFFFFF"/>
         <w:spacing w:before="0" w:beforeAutospacing="0"/>
         <w:rPr>
@@ -8959,14 +8400,11 @@
         </w:rPr>
       </w:pPr>
       <w:r>
-        <w:rPr>
-          <w:noProof/>
-        </w:rPr>
         <w:drawing>
-          <wp:anchor distT="0" distB="0" distL="114300" distR="114300" simplePos="0" relativeHeight="251782144" behindDoc="0" locked="0" layoutInCell="1" allowOverlap="1" wp14:anchorId="445545A6" wp14:editId="165DC6CD">
+          <wp:anchor distT="0" distB="0" distL="114300" distR="114300" simplePos="0" relativeHeight="251722752" behindDoc="0" locked="0" layoutInCell="1" allowOverlap="1">
             <wp:simplePos x="0" y="0"/>
             <wp:positionH relativeFrom="column">
-              <wp:posOffset>1020637</wp:posOffset>
+              <wp:posOffset>1020445</wp:posOffset>
             </wp:positionH>
             <wp:positionV relativeFrom="paragraph">
               <wp:posOffset>97790</wp:posOffset>
@@ -8982,11 +8420,13 @@
               <a:graphicData uri="http://schemas.openxmlformats.org/drawingml/2006/picture">
                 <pic:pic xmlns:pic="http://schemas.openxmlformats.org/drawingml/2006/picture">
                   <pic:nvPicPr>
-                    <pic:cNvPr id="1" name=""/>
-                    <pic:cNvPicPr/>
+                    <pic:cNvPr id="216" name="Picture 216"/>
+                    <pic:cNvPicPr>
+                      <a:picLocks noChangeAspect="1"/>
+                    </pic:cNvPicPr>
                   </pic:nvPicPr>
-                  <pic:blipFill rotWithShape="1">
-                    <a:blip r:embed="rId30">
+                  <pic:blipFill>
+                    <a:blip r:embed="rId28">
                       <a:extLst>
                         <a:ext uri="{28A0092B-C50C-407E-A947-70E740481C1C}">
                           <a14:useLocalDpi xmlns:a14="http://schemas.microsoft.com/office/drawing/2010/main" val="0"/>
@@ -8994,9 +8434,11 @@
                       </a:extLst>
                     </a:blip>
                     <a:srcRect l="1466"/>
-                    <a:stretch/>
+                    <a:stretch>
+                      <a:fillRect/>
+                    </a:stretch>
                   </pic:blipFill>
-                  <pic:spPr bwMode="auto">
+                  <pic:spPr>
                     <a:xfrm>
                       <a:off x="0" y="0"/>
                       <a:ext cx="4285615" cy="1981200"/>
@@ -9007,25 +8449,17 @@
                     <a:ln>
                       <a:noFill/>
                     </a:ln>
-                    <a:extLst>
-                      <a:ext uri="{53640926-AAD7-44D8-BBD7-CCE9431645EC}">
-                        <a14:shadowObscured xmlns:a14="http://schemas.microsoft.com/office/drawing/2010/main"/>
-                      </a:ext>
-                    </a:extLst>
                   </pic:spPr>
                 </pic:pic>
               </a:graphicData>
             </a:graphic>
-            <wp14:sizeRelH relativeFrom="margin">
-              <wp14:pctWidth>0</wp14:pctWidth>
-            </wp14:sizeRelH>
           </wp:anchor>
         </w:drawing>
       </w:r>
     </w:p>
     <w:p>
       <w:pPr>
-        <w:pStyle w:val="NormalWeb"/>
+        <w:pStyle w:val="9"/>
         <w:shd w:val="clear" w:color="auto" w:fill="FFFFFF"/>
         <w:spacing w:before="0" w:beforeAutospacing="0"/>
         <w:rPr>
@@ -9035,7 +8469,7 @@
     </w:p>
     <w:p>
       <w:pPr>
-        <w:pStyle w:val="NormalWeb"/>
+        <w:pStyle w:val="9"/>
         <w:shd w:val="clear" w:color="auto" w:fill="FFFFFF"/>
         <w:spacing w:before="0" w:beforeAutospacing="0"/>
         <w:rPr>
@@ -9047,7 +8481,7 @@
     </w:p>
     <w:p>
       <w:pPr>
-        <w:pStyle w:val="NormalWeb"/>
+        <w:pStyle w:val="9"/>
         <w:shd w:val="clear" w:color="auto" w:fill="FFFFFF"/>
         <w:spacing w:before="0" w:beforeAutospacing="0"/>
         <w:rPr>
@@ -9059,21 +8493,20 @@
       <w:r>
         <w:rPr>
           <w:b/>
-          <w:noProof/>
           <w:u w:val="single"/>
         </w:rPr>
         <mc:AlternateContent>
           <mc:Choice Requires="wps">
             <w:drawing>
-              <wp:anchor distT="0" distB="0" distL="114300" distR="114300" simplePos="0" relativeHeight="251783168" behindDoc="0" locked="0" layoutInCell="1" allowOverlap="1">
+              <wp:anchor distT="0" distB="0" distL="114300" distR="114300" simplePos="0" relativeHeight="251723776" behindDoc="0" locked="0" layoutInCell="1" allowOverlap="1">
                 <wp:simplePos x="0" y="0"/>
                 <wp:positionH relativeFrom="column">
-                  <wp:posOffset>4253023</wp:posOffset>
+                  <wp:posOffset>4252595</wp:posOffset>
                 </wp:positionH>
                 <wp:positionV relativeFrom="paragraph">
-                  <wp:posOffset>59660</wp:posOffset>
+                  <wp:posOffset>59055</wp:posOffset>
                 </wp:positionV>
-                <wp:extent cx="382772" cy="520996"/>
+                <wp:extent cx="382905" cy="520700"/>
                 <wp:effectExtent l="38100" t="19050" r="17780" b="50800"/>
                 <wp:wrapNone/>
                 <wp:docPr id="219" name="Straight Arrow Connector 219"/>
@@ -9120,8 +8553,11 @@
           </mc:Choice>
           <mc:Fallback>
             <w:pict>
-              <v:shape w14:anchorId="0667B686" id="Straight Arrow Connector 219" o:spid="_x0000_s1026" type="#_x0000_t32" style="position:absolute;margin-left:334.9pt;margin-top:4.7pt;width:30.15pt;height:41pt;flip:x;z-index:251783168;visibility:visible;mso-wrap-style:square;mso-wrap-distance-left:9pt;mso-wrap-distance-top:0;mso-wrap-distance-right:9pt;mso-wrap-distance-bottom:0;mso-position-horizontal:absolute;mso-position-horizontal-relative:text;mso-position-vertical:absolute;mso-position-vertical-relative:text" o:gfxdata="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" strokecolor="red" strokeweight="2.25pt">
-                <v:stroke endarrow="block" joinstyle="miter"/>
+              <v:shape id="_x0000_s1026" o:spid="_x0000_s1026" o:spt="32" type="#_x0000_t32" style="position:absolute;left:0pt;flip:x;margin-left:334.85pt;margin-top:4.65pt;height:41pt;width:30.15pt;z-index:251723776;mso-width-relative:page;mso-height-relative:page;" filled="f" stroked="t" coordsize="21600,21600" o:gfxdata="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">
+                <v:fill on="f" focussize="0,0"/>
+                <v:stroke weight="2.25pt" color="#FF0000 [3204]" miterlimit="8" joinstyle="miter" endarrow="block"/>
+                <v:imagedata o:title=""/>
+                <o:lock v:ext="edit" aspectratio="f"/>
               </v:shape>
             </w:pict>
           </mc:Fallback>
@@ -9130,7 +8566,7 @@
     </w:p>
     <w:p>
       <w:pPr>
-        <w:pStyle w:val="NormalWeb"/>
+        <w:pStyle w:val="9"/>
         <w:shd w:val="clear" w:color="auto" w:fill="FFFFFF"/>
         <w:spacing w:before="0" w:beforeAutospacing="0"/>
         <w:rPr>
@@ -9142,7 +8578,7 @@
     </w:p>
     <w:p>
       <w:pPr>
-        <w:pStyle w:val="NormalWeb"/>
+        <w:pStyle w:val="9"/>
         <w:shd w:val="clear" w:color="auto" w:fill="FFFFFF"/>
         <w:spacing w:before="0" w:beforeAutospacing="0"/>
         <w:rPr>
@@ -9154,7 +8590,7 @@
     </w:p>
     <w:p>
       <w:pPr>
-        <w:pStyle w:val="NormalWeb"/>
+        <w:pStyle w:val="9"/>
         <w:shd w:val="clear" w:color="auto" w:fill="FFFFFF"/>
         <w:spacing w:before="0" w:beforeAutospacing="0"/>
         <w:rPr>
@@ -9166,7 +8602,7 @@
     </w:p>
     <w:p>
       <w:pPr>
-        <w:pStyle w:val="NormalWeb"/>
+        <w:pStyle w:val="9"/>
         <w:shd w:val="clear" w:color="auto" w:fill="FFFFFF"/>
         <w:spacing w:before="0" w:beforeAutospacing="0"/>
       </w:pPr>
@@ -9176,7 +8612,6 @@
           <w:u w:val="single"/>
           <w:lang w:val="vi-VN"/>
         </w:rPr>
-        <w:lastRenderedPageBreak/>
         <w:t>Bước 12:</w:t>
       </w:r>
       <w:r>
@@ -9222,7 +8657,7 @@
       <w:pPr>
         <w:spacing w:before="100" w:beforeAutospacing="1" w:after="100" w:afterAutospacing="1" w:line="240" w:lineRule="auto"/>
         <w:rPr>
-          <w:rFonts w:ascii="Times New Roman" w:eastAsia="Times New Roman" w:hAnsi="Times New Roman" w:cs="Times New Roman"/>
+          <w:rFonts w:ascii="Times New Roman" w:hAnsi="Times New Roman" w:eastAsia="Times New Roman" w:cs="Times New Roman"/>
           <w:b/>
           <w:sz w:val="24"/>
           <w:szCs w:val="24"/>
@@ -9240,22 +8675,21 @@
       <w:r>
         <w:rPr>
           <w:rFonts w:ascii="Times New Roman" w:hAnsi="Times New Roman" w:cs="Times New Roman"/>
-          <w:noProof/>
           <w:sz w:val="24"/>
           <w:szCs w:val="24"/>
         </w:rPr>
         <mc:AlternateContent>
           <mc:Choice Requires="wps">
             <w:drawing>
-              <wp:anchor distT="0" distB="0" distL="114300" distR="114300" simplePos="0" relativeHeight="251785216" behindDoc="0" locked="0" layoutInCell="1" allowOverlap="1" wp14:anchorId="419EF129" wp14:editId="09968B36">
+              <wp:anchor distT="0" distB="0" distL="114300" distR="114300" simplePos="0" relativeHeight="251724800" behindDoc="0" locked="0" layoutInCell="1" allowOverlap="1">
                 <wp:simplePos x="0" y="0"/>
                 <wp:positionH relativeFrom="margin">
-                  <wp:posOffset>3253562</wp:posOffset>
+                  <wp:posOffset>3253105</wp:posOffset>
                 </wp:positionH>
                 <wp:positionV relativeFrom="paragraph">
-                  <wp:posOffset>1101769</wp:posOffset>
+                  <wp:posOffset>1101725</wp:posOffset>
                 </wp:positionV>
-                <wp:extent cx="829339" cy="329610"/>
+                <wp:extent cx="829310" cy="329565"/>
                 <wp:effectExtent l="19050" t="19050" r="27940" b="13335"/>
                 <wp:wrapNone/>
                 <wp:docPr id="221" name="Oval 221"/>
@@ -9296,29 +8730,22 @@
                         </a:fontRef>
                       </wps:style>
                       <wps:bodyPr rot="0" spcFirstLastPara="0" vertOverflow="overflow" horzOverflow="overflow" vert="horz" wrap="square" lIns="91440" tIns="45720" rIns="91440" bIns="45720" numCol="1" spcCol="0" rtlCol="0" fromWordArt="0" anchor="ctr" anchorCtr="0" forceAA="0" compatLnSpc="1">
-                        <a:prstTxWarp prst="textNoShape">
-                          <a:avLst/>
-                        </a:prstTxWarp>
                         <a:noAutofit/>
                       </wps:bodyPr>
                     </wps:wsp>
                   </a:graphicData>
                 </a:graphic>
-                <wp14:sizeRelH relativeFrom="margin">
-                  <wp14:pctWidth>0</wp14:pctWidth>
-                </wp14:sizeRelH>
-                <wp14:sizeRelV relativeFrom="margin">
-                  <wp14:pctHeight>0</wp14:pctHeight>
-                </wp14:sizeRelV>
               </wp:anchor>
             </w:drawing>
           </mc:Choice>
           <mc:Fallback>
             <w:pict>
-              <v:oval w14:anchorId="35A9D801" id="Oval 221" o:spid="_x0000_s1026" style="position:absolute;margin-left:256.2pt;margin-top:86.75pt;width:65.3pt;height:25.95pt;z-index:251785216;visibility:visible;mso-wrap-style:square;mso-width-percent:0;mso-height-percent:0;mso-wrap-distance-left:9pt;mso-wrap-distance-top:0;mso-wrap-distance-right:9pt;mso-wrap-distance-bottom:0;mso-position-horizontal:absolute;mso-position-horizontal-relative:margin;mso-position-vertical:absolute;mso-position-vertical-relative:text;mso-width-percent:0;mso-height-percent:0;mso-width-relative:margin;mso-height-relative:margin;v-text-anchor:middle" o:gfxdata="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" filled="f" strokecolor="red" strokeweight="3pt">
-                <v:stroke joinstyle="miter"/>
-                <w10:wrap anchorx="margin"/>
-              </v:oval>
+              <v:shape id="_x0000_s1026" o:spid="_x0000_s1026" o:spt="3" type="#_x0000_t3" style="position:absolute;left:0pt;margin-left:256.15pt;margin-top:86.75pt;height:25.95pt;width:65.3pt;mso-position-horizontal-relative:margin;z-index:251724800;v-text-anchor:middle;mso-width-relative:page;mso-height-relative:page;" filled="f" stroked="t" coordsize="21600,21600" o:gfxdata="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">
+                <v:fill on="f" focussize="0,0"/>
+                <v:stroke weight="3pt" color="#FF0000 [3204]" miterlimit="8" joinstyle="miter"/>
+                <v:imagedata o:title=""/>
+                <o:lock v:ext="edit" aspectratio="f"/>
+              </v:shape>
             </w:pict>
           </mc:Fallback>
         </mc:AlternateContent>
@@ -9326,11 +8753,10 @@
       <w:r>
         <w:rPr>
           <w:rFonts w:ascii="Times New Roman" w:hAnsi="Times New Roman" w:cs="Times New Roman"/>
-          <w:noProof/>
         </w:rPr>
         <w:drawing>
-          <wp:inline distT="0" distB="0" distL="0" distR="0" wp14:anchorId="52EF3D83" wp14:editId="279DA307">
-            <wp:extent cx="4525006" cy="2781688"/>
+          <wp:inline distT="0" distB="0" distL="0" distR="0">
+            <wp:extent cx="4524375" cy="2781300"/>
             <wp:effectExtent l="0" t="0" r="9525" b="0"/>
             <wp:docPr id="220" name="Picture 220"/>
             <wp:cNvGraphicFramePr>
@@ -9340,11 +8766,13 @@
               <a:graphicData uri="http://schemas.openxmlformats.org/drawingml/2006/picture">
                 <pic:pic xmlns:pic="http://schemas.openxmlformats.org/drawingml/2006/picture">
                   <pic:nvPicPr>
-                    <pic:cNvPr id="1" name=""/>
-                    <pic:cNvPicPr/>
+                    <pic:cNvPr id="220" name="Picture 220"/>
+                    <pic:cNvPicPr>
+                      <a:picLocks noChangeAspect="1"/>
+                    </pic:cNvPicPr>
                   </pic:nvPicPr>
                   <pic:blipFill>
-                    <a:blip r:embed="rId31"/>
+                    <a:blip r:embed="rId29"/>
                     <a:stretch>
                       <a:fillRect/>
                     </a:stretch>
@@ -9383,10 +8811,9 @@
       <w:r>
         <w:rPr>
           <w:rFonts w:ascii="Times New Roman" w:hAnsi="Times New Roman" w:cs="Times New Roman"/>
-          <w:noProof/>
         </w:rPr>
         <w:drawing>
-          <wp:anchor distT="0" distB="0" distL="114300" distR="114300" simplePos="0" relativeHeight="251786240" behindDoc="1" locked="0" layoutInCell="1" allowOverlap="1" wp14:anchorId="1D125DD5" wp14:editId="64A668E7">
+          <wp:anchor distT="0" distB="0" distL="114300" distR="114300" simplePos="0" relativeHeight="251725824" behindDoc="1" locked="0" layoutInCell="1" allowOverlap="1">
             <wp:simplePos x="0" y="0"/>
             <wp:positionH relativeFrom="margin">
               <wp:align>center</wp:align>
@@ -9397,7 +8824,7 @@
             <wp:extent cx="3949700" cy="1371600"/>
             <wp:effectExtent l="0" t="0" r="0" b="0"/>
             <wp:wrapTight wrapText="bothSides">
-              <wp:wrapPolygon edited="0">
+              <wp:wrapPolygon>
                 <wp:start x="0" y="0"/>
                 <wp:lineTo x="0" y="21300"/>
                 <wp:lineTo x="21461" y="21300"/>
@@ -9413,11 +8840,13 @@
               <a:graphicData uri="http://schemas.openxmlformats.org/drawingml/2006/picture">
                 <pic:pic xmlns:pic="http://schemas.openxmlformats.org/drawingml/2006/picture">
                   <pic:nvPicPr>
-                    <pic:cNvPr id="1" name=""/>
-                    <pic:cNvPicPr/>
+                    <pic:cNvPr id="224" name="Picture 224"/>
+                    <pic:cNvPicPr>
+                      <a:picLocks noChangeAspect="1"/>
+                    </pic:cNvPicPr>
                   </pic:nvPicPr>
-                  <pic:blipFill rotWithShape="1">
-                    <a:blip r:embed="rId32">
+                  <pic:blipFill>
+                    <a:blip r:embed="rId30">
                       <a:extLst>
                         <a:ext uri="{28A0092B-C50C-407E-A947-70E740481C1C}">
                           <a14:useLocalDpi xmlns:a14="http://schemas.microsoft.com/office/drawing/2010/main" val="0"/>
@@ -9425,9 +8854,11 @@
                       </a:extLst>
                     </a:blip>
                     <a:srcRect t="67958"/>
-                    <a:stretch/>
+                    <a:stretch>
+                      <a:fillRect/>
+                    </a:stretch>
                   </pic:blipFill>
-                  <pic:spPr bwMode="auto">
+                  <pic:spPr>
                     <a:xfrm>
                       <a:off x="0" y="0"/>
                       <a:ext cx="3949700" cy="1371600"/>
@@ -9438,21 +8869,10 @@
                     <a:ln>
                       <a:noFill/>
                     </a:ln>
-                    <a:extLst>
-                      <a:ext uri="{53640926-AAD7-44D8-BBD7-CCE9431645EC}">
-                        <a14:shadowObscured xmlns:a14="http://schemas.microsoft.com/office/drawing/2010/main"/>
-                      </a:ext>
-                    </a:extLst>
                   </pic:spPr>
                 </pic:pic>
               </a:graphicData>
             </a:graphic>
-            <wp14:sizeRelH relativeFrom="margin">
-              <wp14:pctWidth>0</wp14:pctWidth>
-            </wp14:sizeRelH>
-            <wp14:sizeRelV relativeFrom="margin">
-              <wp14:pctHeight>0</wp14:pctHeight>
-            </wp14:sizeRelV>
           </wp:anchor>
         </w:drawing>
       </w:r>
@@ -9467,20 +8887,19 @@
       <w:r>
         <w:rPr>
           <w:rFonts w:ascii="Times New Roman" w:hAnsi="Times New Roman" w:cs="Times New Roman"/>
-          <w:noProof/>
         </w:rPr>
         <mc:AlternateContent>
           <mc:Choice Requires="wps">
             <w:drawing>
-              <wp:anchor distT="0" distB="0" distL="114300" distR="114300" simplePos="0" relativeHeight="251787264" behindDoc="0" locked="0" layoutInCell="1" allowOverlap="1">
+              <wp:anchor distT="0" distB="0" distL="114300" distR="114300" simplePos="0" relativeHeight="251726848" behindDoc="0" locked="0" layoutInCell="1" allowOverlap="1">
                 <wp:simplePos x="0" y="0"/>
                 <wp:positionH relativeFrom="column">
-                  <wp:posOffset>3125971</wp:posOffset>
+                  <wp:posOffset>3125470</wp:posOffset>
                 </wp:positionH>
                 <wp:positionV relativeFrom="paragraph">
-                  <wp:posOffset>218706</wp:posOffset>
+                  <wp:posOffset>218440</wp:posOffset>
                 </wp:positionV>
-                <wp:extent cx="669393" cy="478465"/>
+                <wp:extent cx="669290" cy="478155"/>
                 <wp:effectExtent l="38100" t="19050" r="16510" b="55245"/>
                 <wp:wrapNone/>
                 <wp:docPr id="225" name="Straight Arrow Connector 225"/>
@@ -9522,19 +8941,16 @@
                     </wps:wsp>
                   </a:graphicData>
                 </a:graphic>
-                <wp14:sizeRelH relativeFrom="margin">
-                  <wp14:pctWidth>0</wp14:pctWidth>
-                </wp14:sizeRelH>
-                <wp14:sizeRelV relativeFrom="margin">
-                  <wp14:pctHeight>0</wp14:pctHeight>
-                </wp14:sizeRelV>
               </wp:anchor>
             </w:drawing>
           </mc:Choice>
           <mc:Fallback>
             <w:pict>
-              <v:shape w14:anchorId="09682395" id="Straight Arrow Connector 225" o:spid="_x0000_s1026" type="#_x0000_t32" style="position:absolute;margin-left:246.15pt;margin-top:17.2pt;width:52.7pt;height:37.65pt;flip:x;z-index:251787264;visibility:visible;mso-wrap-style:square;mso-width-percent:0;mso-height-percent:0;mso-wrap-distance-left:9pt;mso-wrap-distance-top:0;mso-wrap-distance-right:9pt;mso-wrap-distance-bottom:0;mso-position-horizontal:absolute;mso-position-horizontal-relative:text;mso-position-vertical:absolute;mso-position-vertical-relative:text;mso-width-percent:0;mso-height-percent:0;mso-width-relative:margin;mso-height-relative:margin" o:gfxdata="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" strokecolor="red" strokeweight="2.25pt">
-                <v:stroke endarrow="block" joinstyle="miter"/>
+              <v:shape id="_x0000_s1026" o:spid="_x0000_s1026" o:spt="32" type="#_x0000_t32" style="position:absolute;left:0pt;flip:x;margin-left:246.1pt;margin-top:17.2pt;height:37.65pt;width:52.7pt;z-index:251726848;mso-width-relative:page;mso-height-relative:page;" filled="f" stroked="t" coordsize="21600,21600" o:gfxdata="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">
+                <v:fill on="f" focussize="0,0"/>
+                <v:stroke weight="2.25pt" color="#FF0000 [3204]" miterlimit="8" joinstyle="miter" endarrow="block"/>
+                <v:imagedata o:title=""/>
+                <o:lock v:ext="edit" aspectratio="f"/>
               </v:shape>
             </w:pict>
           </mc:Fallback>
@@ -9544,29 +8960,29 @@
     <w:sectPr>
       <w:pgSz w:w="12240" w:h="15840"/>
       <w:pgMar w:top="1440" w:right="1440" w:bottom="1440" w:left="1440" w:header="720" w:footer="720" w:gutter="0"/>
-      <w:cols w:space="720"/>
-      <w:docGrid w:linePitch="360"/>
+      <w:cols w:space="720" w:num="1"/>
+      <w:docGrid w:linePitch="360" w:charSpace="0"/>
     </w:sectPr>
   </w:body>
 </w:document>
 </file>
 
 <file path=word/endnotes.xml><?xml version="1.0" encoding="utf-8"?>
-<w:endnotes xmlns:wpc="http://schemas.microsoft.com/office/word/2010/wordprocessingCanvas" xmlns:cx="http://schemas.microsoft.com/office/drawing/2014/chartex" xmlns:mc="http://schemas.openxmlformats.org/markup-compatibility/2006" xmlns:o="urn:schemas-microsoft-com:office:office" xmlns:r="http://schemas.openxmlformats.org/officeDocument/2006/relationships" xmlns:m="http://schemas.openxmlformats.org/officeDocument/2006/math" xmlns:v="urn:schemas-microsoft-com:vml" xmlns:wp14="http://schemas.microsoft.com/office/word/2010/wordprocessingDrawing" xmlns:wp="http://schemas.openxmlformats.org/drawingml/2006/wordprocessingDrawing" xmlns:w10="urn:schemas-microsoft-com:office:word" xmlns:w="http://schemas.openxmlformats.org/wordprocessingml/2006/main" xmlns:w14="http://schemas.microsoft.com/office/word/2010/wordml" xmlns:w15="http://schemas.microsoft.com/office/word/2012/wordml" xmlns:w16se="http://schemas.microsoft.com/office/word/2015/wordml/symex" xmlns:wpg="http://schemas.microsoft.com/office/word/2010/wordprocessingGroup" xmlns:wpi="http://schemas.microsoft.com/office/word/2010/wordprocessingInk" xmlns:wne="http://schemas.microsoft.com/office/word/2006/wordml" xmlns:wps="http://schemas.microsoft.com/office/word/2010/wordprocessingShape" mc:Ignorable="w14 w15 w16se wp14">
-  <w:endnote w:type="separator" w:id="-1">
-    <w:p>
-      <w:pPr>
-        <w:spacing w:after="0" w:line="240" w:lineRule="auto"/>
+<w:endnotes xmlns:wpc="http://schemas.microsoft.com/office/word/2010/wordprocessingCanvas" xmlns:mc="http://schemas.openxmlformats.org/markup-compatibility/2006" xmlns:o="urn:schemas-microsoft-com:office:office" xmlns:r="http://schemas.openxmlformats.org/officeDocument/2006/relationships" xmlns:m="http://schemas.openxmlformats.org/officeDocument/2006/math" xmlns:v="urn:schemas-microsoft-com:vml" xmlns:wp14="http://schemas.microsoft.com/office/word/2010/wordprocessingDrawing" xmlns:wp="http://schemas.openxmlformats.org/drawingml/2006/wordprocessingDrawing" xmlns:w="http://schemas.openxmlformats.org/wordprocessingml/2006/main" xmlns:w14="http://schemas.microsoft.com/office/word/2010/wordml" xmlns:w15="http://schemas.microsoft.com/office/word/2012/wordml" xmlns:w10="urn:schemas-microsoft-com:office:word" xmlns:wpg="http://schemas.microsoft.com/office/word/2010/wordprocessingGroup" xmlns:wpi="http://schemas.microsoft.com/office/word/2010/wordprocessingInk" xmlns:wne="http://schemas.microsoft.com/office/word/2006/wordml" xmlns:wps="http://schemas.microsoft.com/office/word/2010/wordprocessingShape" xmlns:wpsCustomData="http://www.wps.cn/officeDocument/2013/wpsCustomData" mc:Ignorable="w14 w15 wp14">
+  <w:endnote w:type="separator" w:id="0">
+    <w:p>
+      <w:pPr>
+        <w:spacing w:line="240" w:lineRule="auto"/>
       </w:pPr>
       <w:r>
         <w:separator/>
       </w:r>
     </w:p>
   </w:endnote>
-  <w:endnote w:type="continuationSeparator" w:id="0">
-    <w:p>
-      <w:pPr>
-        <w:spacing w:after="0" w:line="240" w:lineRule="auto"/>
+  <w:endnote w:type="continuationSeparator" w:id="1">
+    <w:p>
+      <w:pPr>
+        <w:spacing w:line="240" w:lineRule="auto"/>
       </w:pPr>
       <w:r>
         <w:continuationSeparator/>
@@ -9577,21 +8993,21 @@
 </file>
 
 <file path=word/footnotes.xml><?xml version="1.0" encoding="utf-8"?>
-<w:footnotes xmlns:wpc="http://schemas.microsoft.com/office/word/2010/wordprocessingCanvas" xmlns:cx="http://schemas.microsoft.com/office/drawing/2014/chartex" xmlns:mc="http://schemas.openxmlformats.org/markup-compatibility/2006" xmlns:o="urn:schemas-microsoft-com:office:office" xmlns:r="http://schemas.openxmlformats.org/officeDocument/2006/relationships" xmlns:m="http://schemas.openxmlformats.org/officeDocument/2006/math" xmlns:v="urn:schemas-microsoft-com:vml" xmlns:wp14="http://schemas.microsoft.com/office/word/2010/wordprocessingDrawing" xmlns:wp="http://schemas.openxmlformats.org/drawingml/2006/wordprocessingDrawing" xmlns:w10="urn:schemas-microsoft-com:office:word" xmlns:w="http://schemas.openxmlformats.org/wordprocessingml/2006/main" xmlns:w14="http://schemas.microsoft.com/office/word/2010/wordml" xmlns:w15="http://schemas.microsoft.com/office/word/2012/wordml" xmlns:w16se="http://schemas.microsoft.com/office/word/2015/wordml/symex" xmlns:wpg="http://schemas.microsoft.com/office/word/2010/wordprocessingGroup" xmlns:wpi="http://schemas.microsoft.com/office/word/2010/wordprocessingInk" xmlns:wne="http://schemas.microsoft.com/office/word/2006/wordml" xmlns:wps="http://schemas.microsoft.com/office/word/2010/wordprocessingShape" mc:Ignorable="w14 w15 w16se wp14">
-  <w:footnote w:type="separator" w:id="-1">
-    <w:p>
-      <w:pPr>
-        <w:spacing w:after="0" w:line="240" w:lineRule="auto"/>
+<w:footnotes xmlns:wpc="http://schemas.microsoft.com/office/word/2010/wordprocessingCanvas" xmlns:mc="http://schemas.openxmlformats.org/markup-compatibility/2006" xmlns:o="urn:schemas-microsoft-com:office:office" xmlns:r="http://schemas.openxmlformats.org/officeDocument/2006/relationships" xmlns:m="http://schemas.openxmlformats.org/officeDocument/2006/math" xmlns:v="urn:schemas-microsoft-com:vml" xmlns:wp14="http://schemas.microsoft.com/office/word/2010/wordprocessingDrawing" xmlns:wp="http://schemas.openxmlformats.org/drawingml/2006/wordprocessingDrawing" xmlns:w="http://schemas.openxmlformats.org/wordprocessingml/2006/main" xmlns:w14="http://schemas.microsoft.com/office/word/2010/wordml" xmlns:w15="http://schemas.microsoft.com/office/word/2012/wordml" xmlns:w10="urn:schemas-microsoft-com:office:word" xmlns:wpg="http://schemas.microsoft.com/office/word/2010/wordprocessingGroup" xmlns:wpi="http://schemas.microsoft.com/office/word/2010/wordprocessingInk" xmlns:wne="http://schemas.microsoft.com/office/word/2006/wordml" xmlns:wps="http://schemas.microsoft.com/office/word/2010/wordprocessingShape" xmlns:wpsCustomData="http://www.wps.cn/officeDocument/2013/wpsCustomData" mc:Ignorable="w14 w15 wp14">
+  <w:footnote w:type="separator" w:id="0">
+    <w:p>
+      <w:pPr>
+        <w:spacing w:before="0" w:after="0" w:line="259" w:lineRule="auto"/>
       </w:pPr>
       <w:r>
         <w:separator/>
       </w:r>
     </w:p>
   </w:footnote>
-  <w:footnote w:type="continuationSeparator" w:id="0">
-    <w:p>
-      <w:pPr>
-        <w:spacing w:after="0" w:line="240" w:lineRule="auto"/>
+  <w:footnote w:type="continuationSeparator" w:id="1">
+    <w:p>
+      <w:pPr>
+        <w:spacing w:before="0" w:after="0" w:line="259" w:lineRule="auto"/>
       </w:pPr>
       <w:r>
         <w:continuationSeparator/>
@@ -9602,1345 +9018,1071 @@
 </file>
 
 <file path=word/numbering.xml><?xml version="1.0" encoding="utf-8"?>
-<w:numbering xmlns:wpc="http://schemas.microsoft.com/office/word/2010/wordprocessingCanvas" xmlns:cx="http://schemas.microsoft.com/office/drawing/2014/chartex" xmlns:mc="http://schemas.openxmlformats.org/markup-compatibility/2006" xmlns:o="urn:schemas-microsoft-com:office:office" xmlns:r="http://schemas.openxmlformats.org/officeDocument/2006/relationships" xmlns:m="http://schemas.openxmlformats.org/officeDocument/2006/math" xmlns:v="urn:schemas-microsoft-com:vml" xmlns:wp14="http://schemas.microsoft.com/office/word/2010/wordprocessingDrawing" xmlns:wp="http://schemas.openxmlformats.org/drawingml/2006/wordprocessingDrawing" xmlns:w10="urn:schemas-microsoft-com:office:word" xmlns:w="http://schemas.openxmlformats.org/wordprocessingml/2006/main" xmlns:w14="http://schemas.microsoft.com/office/word/2010/wordml" xmlns:w15="http://schemas.microsoft.com/office/word/2012/wordml" xmlns:w16se="http://schemas.microsoft.com/office/word/2015/wordml/symex" xmlns:wpg="http://schemas.microsoft.com/office/word/2010/wordprocessingGroup" xmlns:wpi="http://schemas.microsoft.com/office/word/2010/wordprocessingInk" xmlns:wne="http://schemas.microsoft.com/office/word/2006/wordml" xmlns:wps="http://schemas.microsoft.com/office/word/2010/wordprocessingShape" mc:Ignorable="w14 w15 w16se wp14">
-  <w:abstractNum w:abstractNumId="0" w15:restartNumberingAfterBreak="0">
+<w:numbering xmlns:wpc="http://schemas.microsoft.com/office/word/2010/wordprocessingCanvas" xmlns:mc="http://schemas.openxmlformats.org/markup-compatibility/2006" xmlns:o="urn:schemas-microsoft-com:office:office" xmlns:r="http://schemas.openxmlformats.org/officeDocument/2006/relationships" xmlns:m="http://schemas.openxmlformats.org/officeDocument/2006/math" xmlns:v="urn:schemas-microsoft-com:vml" xmlns:wp14="http://schemas.microsoft.com/office/word/2010/wordprocessingDrawing" xmlns:wp="http://schemas.openxmlformats.org/drawingml/2006/wordprocessingDrawing" xmlns:w10="urn:schemas-microsoft-com:office:word" xmlns:w="http://schemas.openxmlformats.org/wordprocessingml/2006/main" xmlns:w14="http://schemas.microsoft.com/office/word/2010/wordml" xmlns:wpg="http://schemas.microsoft.com/office/word/2010/wordprocessingGroup" xmlns:wpi="http://schemas.microsoft.com/office/word/2010/wordprocessingInk" xmlns:wne="http://schemas.microsoft.com/office/word/2006/wordml" xmlns:wps="http://schemas.microsoft.com/office/word/2010/wordprocessingShape" xmlns:wpsCustomData="http://www.wps.cn/officeDocument/2013/wpsCustomData" mc:Ignorable="w14 wp14">
+  <w:abstractNum w:abstractNumId="0">
     <w:nsid w:val="00904A45"/>
     <w:multiLevelType w:val="multilevel"/>
-    <w:tmpl w:val="0C32469C"/>
-    <w:lvl w:ilvl="0">
+    <w:tmpl w:val="00904A45"/>
+    <w:lvl w:ilvl="0" w:tentative="0">
       <w:start w:val="1"/>
       <w:numFmt w:val="bullet"/>
       <w:lvlText w:val=""/>
       <w:lvlJc w:val="left"/>
       <w:pPr>
         <w:tabs>
-          <w:tab w:val="num" w:pos="720"/>
+          <w:tab w:val="left" w:pos="720"/>
         </w:tabs>
         <w:ind w:left="720" w:hanging="360"/>
       </w:pPr>
       <w:rPr>
-        <w:rFonts w:ascii="Wingdings" w:hAnsi="Wingdings" w:hint="default"/>
+        <w:rFonts w:hint="default" w:ascii="Wingdings" w:hAnsi="Wingdings"/>
         <w:sz w:val="20"/>
       </w:rPr>
     </w:lvl>
-    <w:lvl w:ilvl="1" w:tentative="1">
+    <w:lvl w:ilvl="1" w:tentative="0">
       <w:start w:val="1"/>
       <w:numFmt w:val="bullet"/>
       <w:lvlText w:val=""/>
       <w:lvlJc w:val="left"/>
       <w:pPr>
         <w:tabs>
-          <w:tab w:val="num" w:pos="1440"/>
+          <w:tab w:val="left" w:pos="1440"/>
         </w:tabs>
         <w:ind w:left="1440" w:hanging="360"/>
       </w:pPr>
       <w:rPr>
-        <w:rFonts w:ascii="Wingdings" w:hAnsi="Wingdings" w:hint="default"/>
+        <w:rFonts w:hint="default" w:ascii="Wingdings" w:hAnsi="Wingdings"/>
         <w:sz w:val="20"/>
       </w:rPr>
     </w:lvl>
-    <w:lvl w:ilvl="2" w:tentative="1">
+    <w:lvl w:ilvl="2" w:tentative="0">
       <w:start w:val="1"/>
       <w:numFmt w:val="bullet"/>
       <w:lvlText w:val=""/>
       <w:lvlJc w:val="left"/>
       <w:pPr>
         <w:tabs>
-          <w:tab w:val="num" w:pos="2160"/>
+          <w:tab w:val="left" w:pos="2160"/>
         </w:tabs>
         <w:ind w:left="2160" w:hanging="360"/>
       </w:pPr>
       <w:rPr>
-        <w:rFonts w:ascii="Wingdings" w:hAnsi="Wingdings" w:hint="default"/>
+        <w:rFonts w:hint="default" w:ascii="Wingdings" w:hAnsi="Wingdings"/>
         <w:sz w:val="20"/>
       </w:rPr>
     </w:lvl>
-    <w:lvl w:ilvl="3" w:tentative="1">
+    <w:lvl w:ilvl="3" w:tentative="0">
       <w:start w:val="1"/>
       <w:numFmt w:val="bullet"/>
       <w:lvlText w:val=""/>
       <w:lvlJc w:val="left"/>
       <w:pPr>
         <w:tabs>
-          <w:tab w:val="num" w:pos="2880"/>
+          <w:tab w:val="left" w:pos="2880"/>
         </w:tabs>
         <w:ind w:left="2880" w:hanging="360"/>
       </w:pPr>
       <w:rPr>
-        <w:rFonts w:ascii="Wingdings" w:hAnsi="Wingdings" w:hint="default"/>
+        <w:rFonts w:hint="default" w:ascii="Wingdings" w:hAnsi="Wingdings"/>
         <w:sz w:val="20"/>
       </w:rPr>
     </w:lvl>
-    <w:lvl w:ilvl="4" w:tentative="1">
+    <w:lvl w:ilvl="4" w:tentative="0">
       <w:start w:val="1"/>
       <w:numFmt w:val="bullet"/>
       <w:lvlText w:val=""/>
       <w:lvlJc w:val="left"/>
       <w:pPr>
         <w:tabs>
-          <w:tab w:val="num" w:pos="3600"/>
+          <w:tab w:val="left" w:pos="3600"/>
         </w:tabs>
         <w:ind w:left="3600" w:hanging="360"/>
       </w:pPr>
       <w:rPr>
-        <w:rFonts w:ascii="Wingdings" w:hAnsi="Wingdings" w:hint="default"/>
+        <w:rFonts w:hint="default" w:ascii="Wingdings" w:hAnsi="Wingdings"/>
         <w:sz w:val="20"/>
       </w:rPr>
     </w:lvl>
-    <w:lvl w:ilvl="5" w:tentative="1">
+    <w:lvl w:ilvl="5" w:tentative="0">
       <w:start w:val="1"/>
       <w:numFmt w:val="bullet"/>
       <w:lvlText w:val=""/>
       <w:lvlJc w:val="left"/>
       <w:pPr>
         <w:tabs>
-          <w:tab w:val="num" w:pos="4320"/>
+          <w:tab w:val="left" w:pos="4320"/>
         </w:tabs>
         <w:ind w:left="4320" w:hanging="360"/>
       </w:pPr>
       <w:rPr>
-        <w:rFonts w:ascii="Wingdings" w:hAnsi="Wingdings" w:hint="default"/>
+        <w:rFonts w:hint="default" w:ascii="Wingdings" w:hAnsi="Wingdings"/>
         <w:sz w:val="20"/>
       </w:rPr>
     </w:lvl>
-    <w:lvl w:ilvl="6" w:tentative="1">
+    <w:lvl w:ilvl="6" w:tentative="0">
       <w:start w:val="1"/>
       <w:numFmt w:val="bullet"/>
       <w:lvlText w:val=""/>
       <w:lvlJc w:val="left"/>
       <w:pPr>
         <w:tabs>
-          <w:tab w:val="num" w:pos="5040"/>
+          <w:tab w:val="left" w:pos="5040"/>
         </w:tabs>
         <w:ind w:left="5040" w:hanging="360"/>
       </w:pPr>
       <w:rPr>
-        <w:rFonts w:ascii="Wingdings" w:hAnsi="Wingdings" w:hint="default"/>
+        <w:rFonts w:hint="default" w:ascii="Wingdings" w:hAnsi="Wingdings"/>
         <w:sz w:val="20"/>
       </w:rPr>
     </w:lvl>
-    <w:lvl w:ilvl="7" w:tentative="1">
+    <w:lvl w:ilvl="7" w:tentative="0">
       <w:start w:val="1"/>
       <w:numFmt w:val="bullet"/>
       <w:lvlText w:val=""/>
       <w:lvlJc w:val="left"/>
       <w:pPr>
         <w:tabs>
-          <w:tab w:val="num" w:pos="5760"/>
+          <w:tab w:val="left" w:pos="5760"/>
         </w:tabs>
         <w:ind w:left="5760" w:hanging="360"/>
       </w:pPr>
       <w:rPr>
-        <w:rFonts w:ascii="Wingdings" w:hAnsi="Wingdings" w:hint="default"/>
+        <w:rFonts w:hint="default" w:ascii="Wingdings" w:hAnsi="Wingdings"/>
         <w:sz w:val="20"/>
       </w:rPr>
     </w:lvl>
-    <w:lvl w:ilvl="8" w:tentative="1">
+    <w:lvl w:ilvl="8" w:tentative="0">
       <w:start w:val="1"/>
       <w:numFmt w:val="bullet"/>
       <w:lvlText w:val=""/>
       <w:lvlJc w:val="left"/>
       <w:pPr>
         <w:tabs>
-          <w:tab w:val="num" w:pos="6480"/>
+          <w:tab w:val="left" w:pos="6480"/>
         </w:tabs>
         <w:ind w:left="6480" w:hanging="360"/>
       </w:pPr>
       <w:rPr>
-        <w:rFonts w:ascii="Wingdings" w:hAnsi="Wingdings" w:hint="default"/>
+        <w:rFonts w:hint="default" w:ascii="Wingdings" w:hAnsi="Wingdings"/>
         <w:sz w:val="20"/>
       </w:rPr>
     </w:lvl>
   </w:abstractNum>
-  <w:abstractNum w:abstractNumId="1" w15:restartNumberingAfterBreak="0">
+  <w:abstractNum w:abstractNumId="1">
     <w:nsid w:val="05A41838"/>
     <w:multiLevelType w:val="multilevel"/>
-    <w:tmpl w:val="97A4F57A"/>
-    <w:lvl w:ilvl="0">
+    <w:tmpl w:val="05A41838"/>
+    <w:lvl w:ilvl="0" w:tentative="0">
       <w:start w:val="1"/>
       <w:numFmt w:val="bullet"/>
       <w:lvlText w:val=""/>
       <w:lvlJc w:val="left"/>
       <w:pPr>
         <w:tabs>
-          <w:tab w:val="num" w:pos="720"/>
+          <w:tab w:val="left" w:pos="720"/>
         </w:tabs>
         <w:ind w:left="720" w:hanging="360"/>
       </w:pPr>
       <w:rPr>
-        <w:rFonts w:ascii="Wingdings" w:hAnsi="Wingdings" w:hint="default"/>
+        <w:rFonts w:hint="default" w:ascii="Wingdings" w:hAnsi="Wingdings"/>
         <w:sz w:val="20"/>
       </w:rPr>
     </w:lvl>
-    <w:lvl w:ilvl="1" w:tentative="1">
+    <w:lvl w:ilvl="1" w:tentative="0">
       <w:start w:val="1"/>
       <w:numFmt w:val="bullet"/>
       <w:lvlText w:val=""/>
       <w:lvlJc w:val="left"/>
       <w:pPr>
         <w:tabs>
-          <w:tab w:val="num" w:pos="1440"/>
+          <w:tab w:val="left" w:pos="1440"/>
         </w:tabs>
         <w:ind w:left="1440" w:hanging="360"/>
       </w:pPr>
       <w:rPr>
-        <w:rFonts w:ascii="Wingdings" w:hAnsi="Wingdings" w:hint="default"/>
+        <w:rFonts w:hint="default" w:ascii="Wingdings" w:hAnsi="Wingdings"/>
         <w:sz w:val="20"/>
       </w:rPr>
     </w:lvl>
-    <w:lvl w:ilvl="2" w:tentative="1">
+    <w:lvl w:ilvl="2" w:tentative="0">
       <w:start w:val="1"/>
       <w:numFmt w:val="bullet"/>
       <w:lvlText w:val=""/>
       <w:lvlJc w:val="left"/>
       <w:pPr>
         <w:tabs>
-          <w:tab w:val="num" w:pos="2160"/>
+          <w:tab w:val="left" w:pos="2160"/>
         </w:tabs>
         <w:ind w:left="2160" w:hanging="360"/>
       </w:pPr>
       <w:rPr>
-        <w:rFonts w:ascii="Wingdings" w:hAnsi="Wingdings" w:hint="default"/>
+        <w:rFonts w:hint="default" w:ascii="Wingdings" w:hAnsi="Wingdings"/>
         <w:sz w:val="20"/>
       </w:rPr>
     </w:lvl>
-    <w:lvl w:ilvl="3" w:tentative="1">
+    <w:lvl w:ilvl="3" w:tentative="0">
       <w:start w:val="1"/>
       <w:numFmt w:val="bullet"/>
       <w:lvlText w:val=""/>
       <w:lvlJc w:val="left"/>
       <w:pPr>
         <w:tabs>
-          <w:tab w:val="num" w:pos="2880"/>
+          <w:tab w:val="left" w:pos="2880"/>
         </w:tabs>
         <w:ind w:left="2880" w:hanging="360"/>
       </w:pPr>
       <w:rPr>
-        <w:rFonts w:ascii="Wingdings" w:hAnsi="Wingdings" w:hint="default"/>
+        <w:rFonts w:hint="default" w:ascii="Wingdings" w:hAnsi="Wingdings"/>
         <w:sz w:val="20"/>
       </w:rPr>
     </w:lvl>
-    <w:lvl w:ilvl="4" w:tentative="1">
+    <w:lvl w:ilvl="4" w:tentative="0">
       <w:start w:val="1"/>
       <w:numFmt w:val="bullet"/>
       <w:lvlText w:val=""/>
       <w:lvlJc w:val="left"/>
       <w:pPr>
         <w:tabs>
-          <w:tab w:val="num" w:pos="3600"/>
+          <w:tab w:val="left" w:pos="3600"/>
         </w:tabs>
         <w:ind w:left="3600" w:hanging="360"/>
       </w:pPr>
       <w:rPr>
-        <w:rFonts w:ascii="Wingdings" w:hAnsi="Wingdings" w:hint="default"/>
+        <w:rFonts w:hint="default" w:ascii="Wingdings" w:hAnsi="Wingdings"/>
         <w:sz w:val="20"/>
       </w:rPr>
     </w:lvl>
-    <w:lvl w:ilvl="5" w:tentative="1">
+    <w:lvl w:ilvl="5" w:tentative="0">
       <w:start w:val="1"/>
       <w:numFmt w:val="bullet"/>
       <w:lvlText w:val=""/>
       <w:lvlJc w:val="left"/>
       <w:pPr>
         <w:tabs>
-          <w:tab w:val="num" w:pos="4320"/>
+          <w:tab w:val="left" w:pos="4320"/>
         </w:tabs>
         <w:ind w:left="4320" w:hanging="360"/>
       </w:pPr>
       <w:rPr>
-        <w:rFonts w:ascii="Wingdings" w:hAnsi="Wingdings" w:hint="default"/>
+        <w:rFonts w:hint="default" w:ascii="Wingdings" w:hAnsi="Wingdings"/>
         <w:sz w:val="20"/>
       </w:rPr>
     </w:lvl>
-    <w:lvl w:ilvl="6" w:tentative="1">
+    <w:lvl w:ilvl="6" w:tentative="0">
       <w:start w:val="1"/>
       <w:numFmt w:val="bullet"/>
       <w:lvlText w:val=""/>
       <w:lvlJc w:val="left"/>
       <w:pPr>
         <w:tabs>
-          <w:tab w:val="num" w:pos="5040"/>
+          <w:tab w:val="left" w:pos="5040"/>
         </w:tabs>
         <w:ind w:left="5040" w:hanging="360"/>
       </w:pPr>
       <w:rPr>
-        <w:rFonts w:ascii="Wingdings" w:hAnsi="Wingdings" w:hint="default"/>
+        <w:rFonts w:hint="default" w:ascii="Wingdings" w:hAnsi="Wingdings"/>
         <w:sz w:val="20"/>
       </w:rPr>
     </w:lvl>
-    <w:lvl w:ilvl="7" w:tentative="1">
+    <w:lvl w:ilvl="7" w:tentative="0">
       <w:start w:val="1"/>
       <w:numFmt w:val="bullet"/>
       <w:lvlText w:val=""/>
       <w:lvlJc w:val="left"/>
       <w:pPr>
         <w:tabs>
-          <w:tab w:val="num" w:pos="5760"/>
+          <w:tab w:val="left" w:pos="5760"/>
         </w:tabs>
         <w:ind w:left="5760" w:hanging="360"/>
       </w:pPr>
       <w:rPr>
-        <w:rFonts w:ascii="Wingdings" w:hAnsi="Wingdings" w:hint="default"/>
+        <w:rFonts w:hint="default" w:ascii="Wingdings" w:hAnsi="Wingdings"/>
         <w:sz w:val="20"/>
       </w:rPr>
     </w:lvl>
-    <w:lvl w:ilvl="8" w:tentative="1">
+    <w:lvl w:ilvl="8" w:tentative="0">
       <w:start w:val="1"/>
       <w:numFmt w:val="bullet"/>
       <w:lvlText w:val=""/>
       <w:lvlJc w:val="left"/>
       <w:pPr>
         <w:tabs>
-          <w:tab w:val="num" w:pos="6480"/>
+          <w:tab w:val="left" w:pos="6480"/>
         </w:tabs>
         <w:ind w:left="6480" w:hanging="360"/>
       </w:pPr>
       <w:rPr>
-        <w:rFonts w:ascii="Wingdings" w:hAnsi="Wingdings" w:hint="default"/>
+        <w:rFonts w:hint="default" w:ascii="Wingdings" w:hAnsi="Wingdings"/>
         <w:sz w:val="20"/>
       </w:rPr>
     </w:lvl>
   </w:abstractNum>
-  <w:abstractNum w:abstractNumId="2" w15:restartNumberingAfterBreak="0">
+  <w:abstractNum w:abstractNumId="2">
     <w:nsid w:val="26D4441E"/>
     <w:multiLevelType w:val="multilevel"/>
-    <w:tmpl w:val="C6E48A8C"/>
-    <w:lvl w:ilvl="0">
+    <w:tmpl w:val="26D4441E"/>
+    <w:lvl w:ilvl="0" w:tentative="0">
       <w:start w:val="1"/>
       <w:numFmt w:val="bullet"/>
       <w:lvlText w:val=""/>
       <w:lvlJc w:val="left"/>
       <w:pPr>
         <w:tabs>
-          <w:tab w:val="num" w:pos="720"/>
+          <w:tab w:val="left" w:pos="720"/>
         </w:tabs>
         <w:ind w:left="720" w:hanging="360"/>
       </w:pPr>
       <w:rPr>
-        <w:rFonts w:ascii="Wingdings" w:hAnsi="Wingdings" w:hint="default"/>
+        <w:rFonts w:hint="default" w:ascii="Wingdings" w:hAnsi="Wingdings"/>
         <w:sz w:val="20"/>
       </w:rPr>
     </w:lvl>
-    <w:lvl w:ilvl="1" w:tentative="1">
+    <w:lvl w:ilvl="1" w:tentative="0">
       <w:start w:val="1"/>
       <w:numFmt w:val="bullet"/>
       <w:lvlText w:val=""/>
       <w:lvlJc w:val="left"/>
       <w:pPr>
         <w:tabs>
-          <w:tab w:val="num" w:pos="1440"/>
+          <w:tab w:val="left" w:pos="1440"/>
         </w:tabs>
         <w:ind w:left="1440" w:hanging="360"/>
       </w:pPr>
       <w:rPr>
-        <w:rFonts w:ascii="Wingdings" w:hAnsi="Wingdings" w:hint="default"/>
+        <w:rFonts w:hint="default" w:ascii="Wingdings" w:hAnsi="Wingdings"/>
         <w:sz w:val="20"/>
       </w:rPr>
     </w:lvl>
-    <w:lvl w:ilvl="2" w:tentative="1">
+    <w:lvl w:ilvl="2" w:tentative="0">
       <w:start w:val="1"/>
       <w:numFmt w:val="bullet"/>
       <w:lvlText w:val=""/>
       <w:lvlJc w:val="left"/>
       <w:pPr>
         <w:tabs>
-          <w:tab w:val="num" w:pos="2160"/>
+          <w:tab w:val="left" w:pos="2160"/>
         </w:tabs>
         <w:ind w:left="2160" w:hanging="360"/>
       </w:pPr>
       <w:rPr>
-        <w:rFonts w:ascii="Wingdings" w:hAnsi="Wingdings" w:hint="default"/>
+        <w:rFonts w:hint="default" w:ascii="Wingdings" w:hAnsi="Wingdings"/>
         <w:sz w:val="20"/>
       </w:rPr>
     </w:lvl>
-    <w:lvl w:ilvl="3" w:tentative="1">
+    <w:lvl w:ilvl="3" w:tentative="0">
       <w:start w:val="1"/>
       <w:numFmt w:val="bullet"/>
       <w:lvlText w:val=""/>
       <w:lvlJc w:val="left"/>
       <w:pPr>
         <w:tabs>
-          <w:tab w:val="num" w:pos="2880"/>
+          <w:tab w:val="left" w:pos="2880"/>
         </w:tabs>
         <w:ind w:left="2880" w:hanging="360"/>
       </w:pPr>
       <w:rPr>
-        <w:rFonts w:ascii="Wingdings" w:hAnsi="Wingdings" w:hint="default"/>
+        <w:rFonts w:hint="default" w:ascii="Wingdings" w:hAnsi="Wingdings"/>
         <w:sz w:val="20"/>
       </w:rPr>
     </w:lvl>
-    <w:lvl w:ilvl="4" w:tentative="1">
+    <w:lvl w:ilvl="4" w:tentative="0">
       <w:start w:val="1"/>
       <w:numFmt w:val="bullet"/>
       <w:lvlText w:val=""/>
       <w:lvlJc w:val="left"/>
       <w:pPr>
         <w:tabs>
-          <w:tab w:val="num" w:pos="3600"/>
+          <w:tab w:val="left" w:pos="3600"/>
         </w:tabs>
         <w:ind w:left="3600" w:hanging="360"/>
       </w:pPr>
       <w:rPr>
-        <w:rFonts w:ascii="Wingdings" w:hAnsi="Wingdings" w:hint="default"/>
+        <w:rFonts w:hint="default" w:ascii="Wingdings" w:hAnsi="Wingdings"/>
         <w:sz w:val="20"/>
       </w:rPr>
     </w:lvl>
-    <w:lvl w:ilvl="5" w:tentative="1">
+    <w:lvl w:ilvl="5" w:tentative="0">
       <w:start w:val="1"/>
       <w:numFmt w:val="bullet"/>
       <w:lvlText w:val=""/>
       <w:lvlJc w:val="left"/>
       <w:pPr>
         <w:tabs>
-          <w:tab w:val="num" w:pos="4320"/>
+          <w:tab w:val="left" w:pos="4320"/>
         </w:tabs>
         <w:ind w:left="4320" w:hanging="360"/>
       </w:pPr>
       <w:rPr>
-        <w:rFonts w:ascii="Wingdings" w:hAnsi="Wingdings" w:hint="default"/>
+        <w:rFonts w:hint="default" w:ascii="Wingdings" w:hAnsi="Wingdings"/>
         <w:sz w:val="20"/>
       </w:rPr>
     </w:lvl>
-    <w:lvl w:ilvl="6" w:tentative="1">
+    <w:lvl w:ilvl="6" w:tentative="0">
       <w:start w:val="1"/>
       <w:numFmt w:val="bullet"/>
       <w:lvlText w:val=""/>
       <w:lvlJc w:val="left"/>
       <w:pPr>
         <w:tabs>
-          <w:tab w:val="num" w:pos="5040"/>
+          <w:tab w:val="left" w:pos="5040"/>
         </w:tabs>
         <w:ind w:left="5040" w:hanging="360"/>
       </w:pPr>
       <w:rPr>
-        <w:rFonts w:ascii="Wingdings" w:hAnsi="Wingdings" w:hint="default"/>
+        <w:rFonts w:hint="default" w:ascii="Wingdings" w:hAnsi="Wingdings"/>
         <w:sz w:val="20"/>
       </w:rPr>
     </w:lvl>
-    <w:lvl w:ilvl="7" w:tentative="1">
+    <w:lvl w:ilvl="7" w:tentative="0">
       <w:start w:val="1"/>
       <w:numFmt w:val="bullet"/>
       <w:lvlText w:val=""/>
       <w:lvlJc w:val="left"/>
       <w:pPr>
         <w:tabs>
-          <w:tab w:val="num" w:pos="5760"/>
+          <w:tab w:val="left" w:pos="5760"/>
         </w:tabs>
         <w:ind w:left="5760" w:hanging="360"/>
       </w:pPr>
       <w:rPr>
-        <w:rFonts w:ascii="Wingdings" w:hAnsi="Wingdings" w:hint="default"/>
+        <w:rFonts w:hint="default" w:ascii="Wingdings" w:hAnsi="Wingdings"/>
         <w:sz w:val="20"/>
       </w:rPr>
     </w:lvl>
-    <w:lvl w:ilvl="8" w:tentative="1">
+    <w:lvl w:ilvl="8" w:tentative="0">
       <w:start w:val="1"/>
       <w:numFmt w:val="bullet"/>
       <w:lvlText w:val=""/>
       <w:lvlJc w:val="left"/>
       <w:pPr>
         <w:tabs>
-          <w:tab w:val="num" w:pos="6480"/>
+          <w:tab w:val="left" w:pos="6480"/>
         </w:tabs>
         <w:ind w:left="6480" w:hanging="360"/>
       </w:pPr>
       <w:rPr>
-        <w:rFonts w:ascii="Wingdings" w:hAnsi="Wingdings" w:hint="default"/>
+        <w:rFonts w:hint="default" w:ascii="Wingdings" w:hAnsi="Wingdings"/>
         <w:sz w:val="20"/>
       </w:rPr>
     </w:lvl>
   </w:abstractNum>
-  <w:abstractNum w:abstractNumId="3" w15:restartNumberingAfterBreak="0">
-    <w:nsid w:val="3B5A1B38"/>
+  <w:abstractNum w:abstractNumId="3">
+    <w:nsid w:val="413E1988"/>
     <w:multiLevelType w:val="multilevel"/>
-    <w:tmpl w:val="C65A093C"/>
-    <w:lvl w:ilvl="0">
-      <w:start w:val="1"/>
-      <w:numFmt w:val="bullet"/>
-      <w:lvlText w:val=""/>
-      <w:lvlJc w:val="left"/>
-      <w:pPr>
-        <w:tabs>
-          <w:tab w:val="num" w:pos="720"/>
-        </w:tabs>
-        <w:ind w:left="720" w:hanging="360"/>
-      </w:pPr>
-      <w:rPr>
-        <w:rFonts w:ascii="Symbol" w:hAnsi="Symbol" w:hint="default"/>
-        <w:sz w:val="20"/>
-      </w:rPr>
-    </w:lvl>
-    <w:lvl w:ilvl="1">
-      <w:start w:val="1"/>
-      <w:numFmt w:val="bullet"/>
-      <w:lvlText w:val="o"/>
-      <w:lvlJc w:val="left"/>
-      <w:pPr>
-        <w:tabs>
-          <w:tab w:val="num" w:pos="1440"/>
-        </w:tabs>
-        <w:ind w:left="1440" w:hanging="360"/>
-      </w:pPr>
-      <w:rPr>
-        <w:rFonts w:ascii="Courier New" w:hAnsi="Courier New" w:hint="default"/>
-        <w:sz w:val="20"/>
-      </w:rPr>
-    </w:lvl>
-    <w:lvl w:ilvl="2" w:tentative="1">
+    <w:tmpl w:val="413E1988"/>
+    <w:lvl w:ilvl="0" w:tentative="0">
       <w:start w:val="1"/>
       <w:numFmt w:val="bullet"/>
       <w:lvlText w:val=""/>
       <w:lvlJc w:val="left"/>
       <w:pPr>
         <w:tabs>
-          <w:tab w:val="num" w:pos="2160"/>
+          <w:tab w:val="left" w:pos="720"/>
         </w:tabs>
-        <w:ind w:left="2160" w:hanging="360"/>
+        <w:ind w:left="720" w:hanging="360"/>
       </w:pPr>
       <w:rPr>
-        <w:rFonts w:ascii="Wingdings" w:hAnsi="Wingdings" w:hint="default"/>
+        <w:rFonts w:hint="default" w:ascii="Wingdings" w:hAnsi="Wingdings"/>
         <w:sz w:val="20"/>
       </w:rPr>
     </w:lvl>
-    <w:lvl w:ilvl="3" w:tentative="1">
+    <w:lvl w:ilvl="1" w:tentative="0">
       <w:start w:val="1"/>
       <w:numFmt w:val="bullet"/>
       <w:lvlText w:val=""/>
       <w:lvlJc w:val="left"/>
       <w:pPr>
         <w:tabs>
-          <w:tab w:val="num" w:pos="2880"/>
+          <w:tab w:val="left" w:pos="1440"/>
         </w:tabs>
-        <w:ind w:left="2880" w:hanging="360"/>
+        <w:ind w:left="1440" w:hanging="360"/>
       </w:pPr>
       <w:rPr>
-        <w:rFonts w:ascii="Wingdings" w:hAnsi="Wingdings" w:hint="default"/>
+        <w:rFonts w:hint="default" w:ascii="Wingdings" w:hAnsi="Wingdings"/>
         <w:sz w:val="20"/>
       </w:rPr>
     </w:lvl>
-    <w:lvl w:ilvl="4" w:tentative="1">
+    <w:lvl w:ilvl="2" w:tentative="0">
       <w:start w:val="1"/>
       <w:numFmt w:val="bullet"/>
       <w:lvlText w:val=""/>
       <w:lvlJc w:val="left"/>
       <w:pPr>
         <w:tabs>
-          <w:tab w:val="num" w:pos="3600"/>
+          <w:tab w:val="left" w:pos="2160"/>
         </w:tabs>
-        <w:ind w:left="3600" w:hanging="360"/>
+        <w:ind w:left="2160" w:hanging="360"/>
       </w:pPr>
       <w:rPr>
-        <w:rFonts w:ascii="Wingdings" w:hAnsi="Wingdings" w:hint="default"/>
+        <w:rFonts w:hint="default" w:ascii="Wingdings" w:hAnsi="Wingdings"/>
         <w:sz w:val="20"/>
       </w:rPr>
     </w:lvl>
-    <w:lvl w:ilvl="5" w:tentative="1">
+    <w:lvl w:ilvl="3" w:tentative="0">
       <w:start w:val="1"/>
       <w:numFmt w:val="bullet"/>
       <w:lvlText w:val=""/>
       <w:lvlJc w:val="left"/>
       <w:pPr>
         <w:tabs>
-          <w:tab w:val="num" w:pos="4320"/>
+          <w:tab w:val="left" w:pos="2880"/>
         </w:tabs>
-        <w:ind w:left="4320" w:hanging="360"/>
+        <w:ind w:left="2880" w:hanging="360"/>
       </w:pPr>
       <w:rPr>
-        <w:rFonts w:ascii="Wingdings" w:hAnsi="Wingdings" w:hint="default"/>
+        <w:rFonts w:hint="default" w:ascii="Wingdings" w:hAnsi="Wingdings"/>
         <w:sz w:val="20"/>
       </w:rPr>
     </w:lvl>
-    <w:lvl w:ilvl="6" w:tentative="1">
+    <w:lvl w:ilvl="4" w:tentative="0">
       <w:start w:val="1"/>
       <w:numFmt w:val="bullet"/>
       <w:lvlText w:val=""/>
       <w:lvlJc w:val="left"/>
       <w:pPr>
         <w:tabs>
-          <w:tab w:val="num" w:pos="5040"/>
+          <w:tab w:val="left" w:pos="3600"/>
         </w:tabs>
-        <w:ind w:left="5040" w:hanging="360"/>
+        <w:ind w:left="3600" w:hanging="360"/>
       </w:pPr>
       <w:rPr>
-        <w:rFonts w:ascii="Wingdings" w:hAnsi="Wingdings" w:hint="default"/>
+        <w:rFonts w:hint="default" w:ascii="Wingdings" w:hAnsi="Wingdings"/>
         <w:sz w:val="20"/>
       </w:rPr>
     </w:lvl>
-    <w:lvl w:ilvl="7" w:tentative="1">
+    <w:lvl w:ilvl="5" w:tentative="0">
       <w:start w:val="1"/>
       <w:numFmt w:val="bullet"/>
       <w:lvlText w:val=""/>
       <w:lvlJc w:val="left"/>
       <w:pPr>
         <w:tabs>
-          <w:tab w:val="num" w:pos="5760"/>
+          <w:tab w:val="left" w:pos="4320"/>
         </w:tabs>
-        <w:ind w:left="5760" w:hanging="360"/>
+        <w:ind w:left="4320" w:hanging="360"/>
       </w:pPr>
       <w:rPr>
-        <w:rFonts w:ascii="Wingdings" w:hAnsi="Wingdings" w:hint="default"/>
+        <w:rFonts w:hint="default" w:ascii="Wingdings" w:hAnsi="Wingdings"/>
         <w:sz w:val="20"/>
       </w:rPr>
     </w:lvl>
-    <w:lvl w:ilvl="8" w:tentative="1">
+    <w:lvl w:ilvl="6" w:tentative="0">
       <w:start w:val="1"/>
       <w:numFmt w:val="bullet"/>
       <w:lvlText w:val=""/>
       <w:lvlJc w:val="left"/>
       <w:pPr>
         <w:tabs>
-          <w:tab w:val="num" w:pos="6480"/>
+          <w:tab w:val="left" w:pos="5040"/>
+        </w:tabs>
+        <w:ind w:left="5040" w:hanging="360"/>
+      </w:pPr>
+      <w:rPr>
+        <w:rFonts w:hint="default" w:ascii="Wingdings" w:hAnsi="Wingdings"/>
+        <w:sz w:val="20"/>
+      </w:rPr>
+    </w:lvl>
+    <w:lvl w:ilvl="7" w:tentative="0">
+      <w:start w:val="1"/>
+      <w:numFmt w:val="bullet"/>
+      <w:lvlText w:val=""/>
+      <w:lvlJc w:val="left"/>
+      <w:pPr>
+        <w:tabs>
+          <w:tab w:val="left" w:pos="5760"/>
+        </w:tabs>
+        <w:ind w:left="5760" w:hanging="360"/>
+      </w:pPr>
+      <w:rPr>
+        <w:rFonts w:hint="default" w:ascii="Wingdings" w:hAnsi="Wingdings"/>
+        <w:sz w:val="20"/>
+      </w:rPr>
+    </w:lvl>
+    <w:lvl w:ilvl="8" w:tentative="0">
+      <w:start w:val="1"/>
+      <w:numFmt w:val="bullet"/>
+      <w:lvlText w:val=""/>
+      <w:lvlJc w:val="left"/>
+      <w:pPr>
+        <w:tabs>
+          <w:tab w:val="left" w:pos="6480"/>
         </w:tabs>
         <w:ind w:left="6480" w:hanging="360"/>
       </w:pPr>
       <w:rPr>
-        <w:rFonts w:ascii="Wingdings" w:hAnsi="Wingdings" w:hint="default"/>
+        <w:rFonts w:hint="default" w:ascii="Wingdings" w:hAnsi="Wingdings"/>
         <w:sz w:val="20"/>
       </w:rPr>
     </w:lvl>
   </w:abstractNum>
-  <w:abstractNum w:abstractNumId="4" w15:restartNumberingAfterBreak="0">
-    <w:nsid w:val="413E1988"/>
+  <w:abstractNum w:abstractNumId="4">
+    <w:nsid w:val="59DD3CB7"/>
     <w:multiLevelType w:val="multilevel"/>
-    <w:tmpl w:val="50FAF888"/>
-    <w:lvl w:ilvl="0">
+    <w:tmpl w:val="59DD3CB7"/>
+    <w:lvl w:ilvl="0" w:tentative="0">
       <w:start w:val="1"/>
       <w:numFmt w:val="bullet"/>
       <w:lvlText w:val=""/>
       <w:lvlJc w:val="left"/>
       <w:pPr>
         <w:tabs>
-          <w:tab w:val="num" w:pos="720"/>
+          <w:tab w:val="left" w:pos="720"/>
         </w:tabs>
         <w:ind w:left="720" w:hanging="360"/>
       </w:pPr>
       <w:rPr>
-        <w:rFonts w:ascii="Wingdings" w:hAnsi="Wingdings" w:hint="default"/>
+        <w:rFonts w:hint="default" w:ascii="Wingdings" w:hAnsi="Wingdings"/>
         <w:sz w:val="20"/>
       </w:rPr>
     </w:lvl>
-    <w:lvl w:ilvl="1" w:tentative="1">
+    <w:lvl w:ilvl="1" w:tentative="0">
       <w:start w:val="1"/>
       <w:numFmt w:val="bullet"/>
       <w:lvlText w:val=""/>
       <w:lvlJc w:val="left"/>
       <w:pPr>
         <w:tabs>
-          <w:tab w:val="num" w:pos="1440"/>
+          <w:tab w:val="left" w:pos="1440"/>
         </w:tabs>
         <w:ind w:left="1440" w:hanging="360"/>
       </w:pPr>
       <w:rPr>
-        <w:rFonts w:ascii="Wingdings" w:hAnsi="Wingdings" w:hint="default"/>
+        <w:rFonts w:hint="default" w:ascii="Wingdings" w:hAnsi="Wingdings"/>
         <w:sz w:val="20"/>
       </w:rPr>
     </w:lvl>
-    <w:lvl w:ilvl="2" w:tentative="1">
+    <w:lvl w:ilvl="2" w:tentative="0">
       <w:start w:val="1"/>
       <w:numFmt w:val="bullet"/>
       <w:lvlText w:val=""/>
       <w:lvlJc w:val="left"/>
       <w:pPr>
         <w:tabs>
-          <w:tab w:val="num" w:pos="2160"/>
+          <w:tab w:val="left" w:pos="2160"/>
         </w:tabs>
         <w:ind w:left="2160" w:hanging="360"/>
       </w:pPr>
       <w:rPr>
-        <w:rFonts w:ascii="Wingdings" w:hAnsi="Wingdings" w:hint="default"/>
+        <w:rFonts w:hint="default" w:ascii="Wingdings" w:hAnsi="Wingdings"/>
         <w:sz w:val="20"/>
       </w:rPr>
     </w:lvl>
-    <w:lvl w:ilvl="3" w:tentative="1">
+    <w:lvl w:ilvl="3" w:tentative="0">
       <w:start w:val="1"/>
       <w:numFmt w:val="bullet"/>
       <w:lvlText w:val=""/>
       <w:lvlJc w:val="left"/>
       <w:pPr>
         <w:tabs>
-          <w:tab w:val="num" w:pos="2880"/>
+          <w:tab w:val="left" w:pos="2880"/>
         </w:tabs>
         <w:ind w:left="2880" w:hanging="360"/>
       </w:pPr>
       <w:rPr>
-        <w:rFonts w:ascii="Wingdings" w:hAnsi="Wingdings" w:hint="default"/>
+        <w:rFonts w:hint="default" w:ascii="Wingdings" w:hAnsi="Wingdings"/>
         <w:sz w:val="20"/>
       </w:rPr>
     </w:lvl>
-    <w:lvl w:ilvl="4" w:tentative="1">
+    <w:lvl w:ilvl="4" w:tentative="0">
       <w:start w:val="1"/>
       <w:numFmt w:val="bullet"/>
       <w:lvlText w:val=""/>
       <w:lvlJc w:val="left"/>
       <w:pPr>
         <w:tabs>
-          <w:tab w:val="num" w:pos="3600"/>
+          <w:tab w:val="left" w:pos="3600"/>
         </w:tabs>
         <w:ind w:left="3600" w:hanging="360"/>
       </w:pPr>
       <w:rPr>
-        <w:rFonts w:ascii="Wingdings" w:hAnsi="Wingdings" w:hint="default"/>
+        <w:rFonts w:hint="default" w:ascii="Wingdings" w:hAnsi="Wingdings"/>
         <w:sz w:val="20"/>
       </w:rPr>
     </w:lvl>
-    <w:lvl w:ilvl="5" w:tentative="1">
+    <w:lvl w:ilvl="5" w:tentative="0">
       <w:start w:val="1"/>
       <w:numFmt w:val="bullet"/>
       <w:lvlText w:val=""/>
       <w:lvlJc w:val="left"/>
       <w:pPr>
         <w:tabs>
-          <w:tab w:val="num" w:pos="4320"/>
+          <w:tab w:val="left" w:pos="4320"/>
         </w:tabs>
         <w:ind w:left="4320" w:hanging="360"/>
       </w:pPr>
       <w:rPr>
-        <w:rFonts w:ascii="Wingdings" w:hAnsi="Wingdings" w:hint="default"/>
+        <w:rFonts w:hint="default" w:ascii="Wingdings" w:hAnsi="Wingdings"/>
         <w:sz w:val="20"/>
       </w:rPr>
     </w:lvl>
-    <w:lvl w:ilvl="6" w:tentative="1">
+    <w:lvl w:ilvl="6" w:tentative="0">
       <w:start w:val="1"/>
       <w:numFmt w:val="bullet"/>
       <w:lvlText w:val=""/>
       <w:lvlJc w:val="left"/>
       <w:pPr>
         <w:tabs>
-          <w:tab w:val="num" w:pos="5040"/>
+          <w:tab w:val="left" w:pos="5040"/>
         </w:tabs>
         <w:ind w:left="5040" w:hanging="360"/>
       </w:pPr>
       <w:rPr>
-        <w:rFonts w:ascii="Wingdings" w:hAnsi="Wingdings" w:hint="default"/>
+        <w:rFonts w:hint="default" w:ascii="Wingdings" w:hAnsi="Wingdings"/>
         <w:sz w:val="20"/>
       </w:rPr>
     </w:lvl>
-    <w:lvl w:ilvl="7" w:tentative="1">
+    <w:lvl w:ilvl="7" w:tentative="0">
       <w:start w:val="1"/>
       <w:numFmt w:val="bullet"/>
       <w:lvlText w:val=""/>
       <w:lvlJc w:val="left"/>
       <w:pPr>
         <w:tabs>
-          <w:tab w:val="num" w:pos="5760"/>
+          <w:tab w:val="left" w:pos="5760"/>
         </w:tabs>
         <w:ind w:left="5760" w:hanging="360"/>
       </w:pPr>
       <w:rPr>
-        <w:rFonts w:ascii="Wingdings" w:hAnsi="Wingdings" w:hint="default"/>
+        <w:rFonts w:hint="default" w:ascii="Wingdings" w:hAnsi="Wingdings"/>
         <w:sz w:val="20"/>
       </w:rPr>
     </w:lvl>
-    <w:lvl w:ilvl="8" w:tentative="1">
+    <w:lvl w:ilvl="8" w:tentative="0">
       <w:start w:val="1"/>
       <w:numFmt w:val="bullet"/>
       <w:lvlText w:val=""/>
       <w:lvlJc w:val="left"/>
       <w:pPr>
         <w:tabs>
-          <w:tab w:val="num" w:pos="6480"/>
+          <w:tab w:val="left" w:pos="6480"/>
         </w:tabs>
         <w:ind w:left="6480" w:hanging="360"/>
       </w:pPr>
       <w:rPr>
-        <w:rFonts w:ascii="Wingdings" w:hAnsi="Wingdings" w:hint="default"/>
-        <w:sz w:val="20"/>
-      </w:rPr>
-    </w:lvl>
-  </w:abstractNum>
-  <w:abstractNum w:abstractNumId="5" w15:restartNumberingAfterBreak="0">
-    <w:nsid w:val="59DD3CB7"/>
-    <w:multiLevelType w:val="multilevel"/>
-    <w:tmpl w:val="CEF4FA90"/>
-    <w:lvl w:ilvl="0">
-      <w:start w:val="1"/>
-      <w:numFmt w:val="bullet"/>
-      <w:lvlText w:val=""/>
-      <w:lvlJc w:val="left"/>
-      <w:pPr>
-        <w:tabs>
-          <w:tab w:val="num" w:pos="720"/>
-        </w:tabs>
-        <w:ind w:left="720" w:hanging="360"/>
-      </w:pPr>
-      <w:rPr>
-        <w:rFonts w:ascii="Wingdings" w:hAnsi="Wingdings" w:hint="default"/>
-        <w:sz w:val="20"/>
-      </w:rPr>
-    </w:lvl>
-    <w:lvl w:ilvl="1" w:tentative="1">
-      <w:start w:val="1"/>
-      <w:numFmt w:val="bullet"/>
-      <w:lvlText w:val=""/>
-      <w:lvlJc w:val="left"/>
-      <w:pPr>
-        <w:tabs>
-          <w:tab w:val="num" w:pos="1440"/>
-        </w:tabs>
-        <w:ind w:left="1440" w:hanging="360"/>
-      </w:pPr>
-      <w:rPr>
-        <w:rFonts w:ascii="Wingdings" w:hAnsi="Wingdings" w:hint="default"/>
-        <w:sz w:val="20"/>
-      </w:rPr>
-    </w:lvl>
-    <w:lvl w:ilvl="2" w:tentative="1">
-      <w:start w:val="1"/>
-      <w:numFmt w:val="bullet"/>
-      <w:lvlText w:val=""/>
-      <w:lvlJc w:val="left"/>
-      <w:pPr>
-        <w:tabs>
-          <w:tab w:val="num" w:pos="2160"/>
-        </w:tabs>
-        <w:ind w:left="2160" w:hanging="360"/>
-      </w:pPr>
-      <w:rPr>
-        <w:rFonts w:ascii="Wingdings" w:hAnsi="Wingdings" w:hint="default"/>
-        <w:sz w:val="20"/>
-      </w:rPr>
-    </w:lvl>
-    <w:lvl w:ilvl="3" w:tentative="1">
-      <w:start w:val="1"/>
-      <w:numFmt w:val="bullet"/>
-      <w:lvlText w:val=""/>
-      <w:lvlJc w:val="left"/>
-      <w:pPr>
-        <w:tabs>
-          <w:tab w:val="num" w:pos="2880"/>
-        </w:tabs>
-        <w:ind w:left="2880" w:hanging="360"/>
-      </w:pPr>
-      <w:rPr>
-        <w:rFonts w:ascii="Wingdings" w:hAnsi="Wingdings" w:hint="default"/>
-        <w:sz w:val="20"/>
-      </w:rPr>
-    </w:lvl>
-    <w:lvl w:ilvl="4" w:tentative="1">
-      <w:start w:val="1"/>
-      <w:numFmt w:val="bullet"/>
-      <w:lvlText w:val=""/>
-      <w:lvlJc w:val="left"/>
-      <w:pPr>
-        <w:tabs>
-          <w:tab w:val="num" w:pos="3600"/>
-        </w:tabs>
-        <w:ind w:left="3600" w:hanging="360"/>
-      </w:pPr>
-      <w:rPr>
-        <w:rFonts w:ascii="Wingdings" w:hAnsi="Wingdings" w:hint="default"/>
-        <w:sz w:val="20"/>
-      </w:rPr>
-    </w:lvl>
-    <w:lvl w:ilvl="5" w:tentative="1">
-      <w:start w:val="1"/>
-      <w:numFmt w:val="bullet"/>
-      <w:lvlText w:val=""/>
-      <w:lvlJc w:val="left"/>
-      <w:pPr>
-        <w:tabs>
-          <w:tab w:val="num" w:pos="4320"/>
-        </w:tabs>
-        <w:ind w:left="4320" w:hanging="360"/>
-      </w:pPr>
-      <w:rPr>
-        <w:rFonts w:ascii="Wingdings" w:hAnsi="Wingdings" w:hint="default"/>
-        <w:sz w:val="20"/>
-      </w:rPr>
-    </w:lvl>
-    <w:lvl w:ilvl="6" w:tentative="1">
-      <w:start w:val="1"/>
-      <w:numFmt w:val="bullet"/>
-      <w:lvlText w:val=""/>
-      <w:lvlJc w:val="left"/>
-      <w:pPr>
-        <w:tabs>
-          <w:tab w:val="num" w:pos="5040"/>
-        </w:tabs>
-        <w:ind w:left="5040" w:hanging="360"/>
-      </w:pPr>
-      <w:rPr>
-        <w:rFonts w:ascii="Wingdings" w:hAnsi="Wingdings" w:hint="default"/>
-        <w:sz w:val="20"/>
-      </w:rPr>
-    </w:lvl>
-    <w:lvl w:ilvl="7" w:tentative="1">
-      <w:start w:val="1"/>
-      <w:numFmt w:val="bullet"/>
-      <w:lvlText w:val=""/>
-      <w:lvlJc w:val="left"/>
-      <w:pPr>
-        <w:tabs>
-          <w:tab w:val="num" w:pos="5760"/>
-        </w:tabs>
-        <w:ind w:left="5760" w:hanging="360"/>
-      </w:pPr>
-      <w:rPr>
-        <w:rFonts w:ascii="Wingdings" w:hAnsi="Wingdings" w:hint="default"/>
-        <w:sz w:val="20"/>
-      </w:rPr>
-    </w:lvl>
-    <w:lvl w:ilvl="8" w:tentative="1">
-      <w:start w:val="1"/>
-      <w:numFmt w:val="bullet"/>
-      <w:lvlText w:val=""/>
-      <w:lvlJc w:val="left"/>
-      <w:pPr>
-        <w:tabs>
-          <w:tab w:val="num" w:pos="6480"/>
-        </w:tabs>
-        <w:ind w:left="6480" w:hanging="360"/>
-      </w:pPr>
-      <w:rPr>
-        <w:rFonts w:ascii="Wingdings" w:hAnsi="Wingdings" w:hint="default"/>
+        <w:rFonts w:hint="default" w:ascii="Wingdings" w:hAnsi="Wingdings"/>
         <w:sz w:val="20"/>
       </w:rPr>
     </w:lvl>
   </w:abstractNum>
   <w:num w:numId="1">
-    <w:abstractNumId w:val="3"/>
+    <w:abstractNumId w:val="4"/>
   </w:num>
   <w:num w:numId="2">
-    <w:abstractNumId w:val="5"/>
+    <w:abstractNumId w:val="1"/>
   </w:num>
   <w:num w:numId="3">
-    <w:abstractNumId w:val="1"/>
+    <w:abstractNumId w:val="0"/>
   </w:num>
   <w:num w:numId="4">
-    <w:abstractNumId w:val="0"/>
+    <w:abstractNumId w:val="2"/>
   </w:num>
   <w:num w:numId="5">
-    <w:abstractNumId w:val="2"/>
-  </w:num>
-  <w:num w:numId="6">
-    <w:abstractNumId w:val="4"/>
+    <w:abstractNumId w:val="3"/>
   </w:num>
 </w:numbering>
 </file>
 
 <file path=word/styles.xml><?xml version="1.0" encoding="utf-8"?>
-<w:styles xmlns:mc="http://schemas.openxmlformats.org/markup-compatibility/2006" xmlns:r="http://schemas.openxmlformats.org/officeDocument/2006/relationships" xmlns:w="http://schemas.openxmlformats.org/wordprocessingml/2006/main" xmlns:w14="http://schemas.microsoft.com/office/word/2010/wordml" xmlns:w15="http://schemas.microsoft.com/office/word/2012/wordml" xmlns:w16se="http://schemas.microsoft.com/office/word/2015/wordml/symex" mc:Ignorable="w14 w15 w16se">
+<w:styles xmlns:mc="http://schemas.openxmlformats.org/markup-compatibility/2006" xmlns:o="urn:schemas-microsoft-com:office:office" xmlns:r="http://schemas.openxmlformats.org/officeDocument/2006/relationships" xmlns:m="http://schemas.openxmlformats.org/officeDocument/2006/math" xmlns:v="urn:schemas-microsoft-com:vml" xmlns:w="http://schemas.openxmlformats.org/wordprocessingml/2006/main" xmlns:w14="http://schemas.microsoft.com/office/word/2010/wordml" xmlns:w10="urn:schemas-microsoft-com:office:word" xmlns:sl="http://schemas.openxmlformats.org/schemaLibrary/2006/main" xmlns:wpsCustomData="http://www.wps.cn/officeDocument/2013/wpsCustomData" mc:Ignorable="w14">
   <w:docDefaults>
     <w:rPrDefault>
       <w:rPr>
-        <w:rFonts w:asciiTheme="minorHAnsi" w:eastAsiaTheme="minorHAnsi" w:hAnsiTheme="minorHAnsi" w:cstheme="minorBidi"/>
-        <w:sz w:val="22"/>
-        <w:szCs w:val="22"/>
-        <w:lang w:val="en-US" w:eastAsia="en-US" w:bidi="ar-SA"/>
+        <w:rFonts w:asciiTheme="minorHAnsi" w:hAnsiTheme="minorHAnsi" w:eastAsiaTheme="minorHAnsi" w:cstheme="minorBidi"/>
       </w:rPr>
     </w:rPrDefault>
-    <w:pPrDefault>
-      <w:pPr>
-        <w:spacing w:after="160" w:line="259" w:lineRule="auto"/>
-      </w:pPr>
-    </w:pPrDefault>
+    <w:pPrDefault/>
   </w:docDefaults>
-  <w:latentStyles w:defLockedState="0" w:defUIPriority="99" w:defSemiHidden="0" w:defUnhideWhenUsed="0" w:defQFormat="0" w:count="371">
-    <w:lsdException w:name="Normal" w:uiPriority="0" w:qFormat="1"/>
-    <w:lsdException w:name="heading 1" w:uiPriority="9" w:qFormat="1"/>
-    <w:lsdException w:name="heading 2" w:semiHidden="1" w:uiPriority="9" w:unhideWhenUsed="1" w:qFormat="1"/>
-    <w:lsdException w:name="heading 3" w:semiHidden="1" w:uiPriority="9" w:unhideWhenUsed="1" w:qFormat="1"/>
-    <w:lsdException w:name="heading 4" w:semiHidden="1" w:uiPriority="9" w:unhideWhenUsed="1" w:qFormat="1"/>
-    <w:lsdException w:name="heading 5" w:semiHidden="1" w:uiPriority="9" w:unhideWhenUsed="1" w:qFormat="1"/>
-    <w:lsdException w:name="heading 6" w:semiHidden="1" w:uiPriority="9" w:unhideWhenUsed="1" w:qFormat="1"/>
-    <w:lsdException w:name="heading 7" w:semiHidden="1" w:uiPriority="9" w:unhideWhenUsed="1" w:qFormat="1"/>
-    <w:lsdException w:name="heading 8" w:semiHidden="1" w:uiPriority="9" w:unhideWhenUsed="1" w:qFormat="1"/>
-    <w:lsdException w:name="heading 9" w:semiHidden="1" w:uiPriority="9" w:unhideWhenUsed="1" w:qFormat="1"/>
-    <w:lsdException w:name="index 1" w:semiHidden="1" w:unhideWhenUsed="1"/>
-    <w:lsdException w:name="index 2" w:semiHidden="1" w:unhideWhenUsed="1"/>
-    <w:lsdException w:name="index 3" w:semiHidden="1" w:unhideWhenUsed="1"/>
-    <w:lsdException w:name="index 4" w:semiHidden="1" w:unhideWhenUsed="1"/>
-    <w:lsdException w:name="index 5" w:semiHidden="1" w:unhideWhenUsed="1"/>
-    <w:lsdException w:name="index 6" w:semiHidden="1" w:unhideWhenUsed="1"/>
-    <w:lsdException w:name="index 7" w:semiHidden="1" w:unhideWhenUsed="1"/>
-    <w:lsdException w:name="index 8" w:semiHidden="1" w:unhideWhenUsed="1"/>
-    <w:lsdException w:name="index 9" w:semiHidden="1" w:unhideWhenUsed="1"/>
-    <w:lsdException w:name="toc 1" w:semiHidden="1" w:uiPriority="39" w:unhideWhenUsed="1"/>
-    <w:lsdException w:name="toc 2" w:semiHidden="1" w:uiPriority="39" w:unhideWhenUsed="1"/>
-    <w:lsdException w:name="toc 3" w:semiHidden="1" w:uiPriority="39" w:unhideWhenUsed="1"/>
-    <w:lsdException w:name="toc 4" w:semiHidden="1" w:uiPriority="39" w:unhideWhenUsed="1"/>
-    <w:lsdException w:name="toc 5" w:semiHidden="1" w:uiPriority="39" w:unhideWhenUsed="1"/>
-    <w:lsdException w:name="toc 6" w:semiHidden="1" w:uiPriority="39" w:unhideWhenUsed="1"/>
-    <w:lsdException w:name="toc 7" w:semiHidden="1" w:uiPriority="39" w:unhideWhenUsed="1"/>
-    <w:lsdException w:name="toc 8" w:semiHidden="1" w:uiPriority="39" w:unhideWhenUsed="1"/>
-    <w:lsdException w:name="toc 9" w:semiHidden="1" w:uiPriority="39" w:unhideWhenUsed="1"/>
-    <w:lsdException w:name="Normal Indent" w:semiHidden="1" w:unhideWhenUsed="1"/>
-    <w:lsdException w:name="footnote text" w:semiHidden="1" w:unhideWhenUsed="1"/>
-    <w:lsdException w:name="annotation text" w:semiHidden="1" w:unhideWhenUsed="1"/>
-    <w:lsdException w:name="header" w:semiHidden="1" w:unhideWhenUsed="1"/>
-    <w:lsdException w:name="footer" w:semiHidden="1" w:unhideWhenUsed="1"/>
-    <w:lsdException w:name="index heading" w:semiHidden="1" w:unhideWhenUsed="1"/>
-    <w:lsdException w:name="caption" w:semiHidden="1" w:uiPriority="35" w:unhideWhenUsed="1" w:qFormat="1"/>
-    <w:lsdException w:name="table of figures" w:semiHidden="1" w:unhideWhenUsed="1"/>
-    <w:lsdException w:name="envelope address" w:semiHidden="1" w:unhideWhenUsed="1"/>
-    <w:lsdException w:name="envelope return" w:semiHidden="1" w:unhideWhenUsed="1"/>
-    <w:lsdException w:name="footnote reference" w:semiHidden="1" w:unhideWhenUsed="1"/>
-    <w:lsdException w:name="annotation reference" w:semiHidden="1" w:unhideWhenUsed="1"/>
-    <w:lsdException w:name="line number" w:semiHidden="1" w:unhideWhenUsed="1"/>
-    <w:lsdException w:name="page number" w:semiHidden="1" w:unhideWhenUsed="1"/>
-    <w:lsdException w:name="endnote reference" w:semiHidden="1" w:unhideWhenUsed="1"/>
-    <w:lsdException w:name="endnote text" w:semiHidden="1" w:unhideWhenUsed="1"/>
-    <w:lsdException w:name="table of authorities" w:semiHidden="1" w:unhideWhenUsed="1"/>
-    <w:lsdException w:name="macro" w:semiHidden="1" w:unhideWhenUsed="1"/>
-    <w:lsdException w:name="toa heading" w:semiHidden="1" w:unhideWhenUsed="1"/>
-    <w:lsdException w:name="List" w:semiHidden="1" w:unhideWhenUsed="1"/>
-    <w:lsdException w:name="List Bullet" w:semiHidden="1" w:unhideWhenUsed="1"/>
-    <w:lsdException w:name="List Number" w:semiHidden="1" w:unhideWhenUsed="1"/>
-    <w:lsdException w:name="List 2" w:semiHidden="1" w:unhideWhenUsed="1"/>
-    <w:lsdException w:name="List 3" w:semiHidden="1" w:unhideWhenUsed="1"/>
-    <w:lsdException w:name="List 4" w:semiHidden="1" w:unhideWhenUsed="1"/>
-    <w:lsdException w:name="List 5" w:semiHidden="1" w:unhideWhenUsed="1"/>
-    <w:lsdException w:name="List Bullet 2" w:semiHidden="1" w:unhideWhenUsed="1"/>
-    <w:lsdException w:name="List Bullet 3" w:semiHidden="1" w:unhideWhenUsed="1"/>
-    <w:lsdException w:name="List Bullet 4" w:semiHidden="1" w:unhideWhenUsed="1"/>
-    <w:lsdException w:name="List Bullet 5" w:semiHidden="1" w:unhideWhenUsed="1"/>
-    <w:lsdException w:name="List Number 2" w:semiHidden="1" w:unhideWhenUsed="1"/>
-    <w:lsdException w:name="List Number 3" w:semiHidden="1" w:unhideWhenUsed="1"/>
-    <w:lsdException w:name="List Number 4" w:semiHidden="1" w:unhideWhenUsed="1"/>
-    <w:lsdException w:name="List Number 5" w:semiHidden="1" w:unhideWhenUsed="1"/>
-    <w:lsdException w:name="Title" w:uiPriority="10" w:qFormat="1"/>
-    <w:lsdException w:name="Closing" w:semiHidden="1" w:unhideWhenUsed="1"/>
-    <w:lsdException w:name="Signature" w:semiHidden="1" w:unhideWhenUsed="1"/>
-    <w:lsdException w:name="Default Paragraph Font" w:semiHidden="1" w:uiPriority="1" w:unhideWhenUsed="1"/>
-    <w:lsdException w:name="Body Text" w:semiHidden="1" w:unhideWhenUsed="1"/>
-    <w:lsdException w:name="Body Text Indent" w:semiHidden="1" w:unhideWhenUsed="1"/>
-    <w:lsdException w:name="List Continue" w:semiHidden="1" w:unhideWhenUsed="1"/>
-    <w:lsdException w:name="List Continue 2" w:semiHidden="1" w:unhideWhenUsed="1"/>
-    <w:lsdException w:name="List Continue 3" w:semiHidden="1" w:unhideWhenUsed="1"/>
-    <w:lsdException w:name="List Continue 4" w:semiHidden="1" w:unhideWhenUsed="1"/>
-    <w:lsdException w:name="List Continue 5" w:semiHidden="1" w:unhideWhenUsed="1"/>
-    <w:lsdException w:name="Message Header" w:semiHidden="1" w:unhideWhenUsed="1"/>
-    <w:lsdException w:name="Subtitle" w:uiPriority="11" w:qFormat="1"/>
-    <w:lsdException w:name="Salutation" w:semiHidden="1" w:unhideWhenUsed="1"/>
-    <w:lsdException w:name="Date" w:semiHidden="1" w:unhideWhenUsed="1"/>
-    <w:lsdException w:name="Body Text First Indent" w:semiHidden="1" w:unhideWhenUsed="1"/>
-    <w:lsdException w:name="Body Text First Indent 2" w:semiHidden="1" w:unhideWhenUsed="1"/>
-    <w:lsdException w:name="Note Heading" w:semiHidden="1" w:unhideWhenUsed="1"/>
-    <w:lsdException w:name="Body Text 2" w:semiHidden="1" w:unhideWhenUsed="1"/>
-    <w:lsdException w:name="Body Text 3" w:semiHidden="1" w:unhideWhenUsed="1"/>
-    <w:lsdException w:name="Body Text Indent 2" w:semiHidden="1" w:unhideWhenUsed="1"/>
-    <w:lsdException w:name="Body Text Indent 3" w:semiHidden="1" w:unhideWhenUsed="1"/>
-    <w:lsdException w:name="Block Text" w:semiHidden="1" w:unhideWhenUsed="1"/>
-    <w:lsdException w:name="Hyperlink" w:semiHidden="1" w:unhideWhenUsed="1"/>
-    <w:lsdException w:name="FollowedHyperlink" w:semiHidden="1" w:unhideWhenUsed="1"/>
-    <w:lsdException w:name="Strong" w:uiPriority="22" w:qFormat="1"/>
-    <w:lsdException w:name="Emphasis" w:uiPriority="20" w:qFormat="1"/>
-    <w:lsdException w:name="Document Map" w:semiHidden="1" w:unhideWhenUsed="1"/>
-    <w:lsdException w:name="Plain Text" w:semiHidden="1" w:unhideWhenUsed="1"/>
-    <w:lsdException w:name="E-mail Signature" w:semiHidden="1" w:unhideWhenUsed="1"/>
-    <w:lsdException w:name="HTML Top of Form" w:semiHidden="1" w:unhideWhenUsed="1"/>
-    <w:lsdException w:name="HTML Bottom of Form" w:semiHidden="1" w:unhideWhenUsed="1"/>
-    <w:lsdException w:name="Normal (Web)" w:semiHidden="1" w:unhideWhenUsed="1"/>
-    <w:lsdException w:name="HTML Acronym" w:semiHidden="1" w:unhideWhenUsed="1"/>
-    <w:lsdException w:name="HTML Address" w:semiHidden="1" w:unhideWhenUsed="1"/>
-    <w:lsdException w:name="HTML Cite" w:semiHidden="1" w:unhideWhenUsed="1"/>
-    <w:lsdException w:name="HTML Code" w:semiHidden="1" w:unhideWhenUsed="1"/>
-    <w:lsdException w:name="HTML Definition" w:semiHidden="1" w:unhideWhenUsed="1"/>
-    <w:lsdException w:name="HTML Keyboard" w:semiHidden="1" w:unhideWhenUsed="1"/>
-    <w:lsdException w:name="HTML Preformatted" w:semiHidden="1" w:unhideWhenUsed="1"/>
-    <w:lsdException w:name="HTML Sample" w:semiHidden="1" w:unhideWhenUsed="1"/>
-    <w:lsdException w:name="HTML Typewriter" w:semiHidden="1" w:unhideWhenUsed="1"/>
-    <w:lsdException w:name="HTML Variable" w:semiHidden="1" w:unhideWhenUsed="1"/>
-    <w:lsdException w:name="Normal Table" w:semiHidden="1" w:unhideWhenUsed="1"/>
-    <w:lsdException w:name="annotation subject" w:semiHidden="1" w:unhideWhenUsed="1"/>
-    <w:lsdException w:name="No List" w:semiHidden="1" w:unhideWhenUsed="1"/>
-    <w:lsdException w:name="Outline List 1" w:semiHidden="1" w:unhideWhenUsed="1"/>
-    <w:lsdException w:name="Outline List 2" w:semiHidden="1" w:unhideWhenUsed="1"/>
-    <w:lsdException w:name="Outline List 3" w:semiHidden="1" w:unhideWhenUsed="1"/>
-    <w:lsdException w:name="Table Simple 1" w:semiHidden="1" w:unhideWhenUsed="1"/>
-    <w:lsdException w:name="Table Simple 2" w:semiHidden="1" w:unhideWhenUsed="1"/>
-    <w:lsdException w:name="Table Simple 3" w:semiHidden="1" w:unhideWhenUsed="1"/>
-    <w:lsdException w:name="Table Classic 1" w:semiHidden="1" w:unhideWhenUsed="1"/>
-    <w:lsdException w:name="Table Classic 2" w:semiHidden="1" w:unhideWhenUsed="1"/>
-    <w:lsdException w:name="Table Classic 3" w:semiHidden="1" w:unhideWhenUsed="1"/>
-    <w:lsdException w:name="Table Classic 4" w:semiHidden="1" w:unhideWhenUsed="1"/>
-    <w:lsdException w:name="Table Colorful 1" w:semiHidden="1" w:unhideWhenUsed="1"/>
-    <w:lsdException w:name="Table Colorful 2" w:semiHidden="1" w:unhideWhenUsed="1"/>
-    <w:lsdException w:name="Table Colorful 3" w:semiHidden="1" w:unhideWhenUsed="1"/>
-    <w:lsdException w:name="Table Columns 1" w:semiHidden="1" w:unhideWhenUsed="1"/>
-    <w:lsdException w:name="Table Columns 2" w:semiHidden="1" w:unhideWhenUsed="1"/>
-    <w:lsdException w:name="Table Columns 3" w:semiHidden="1" w:unhideWhenUsed="1"/>
-    <w:lsdException w:name="Table Columns 4" w:semiHidden="1" w:unhideWhenUsed="1"/>
-    <w:lsdException w:name="Table Columns 5" w:semiHidden="1" w:unhideWhenUsed="1"/>
-    <w:lsdException w:name="Table Grid 1" w:semiHidden="1" w:unhideWhenUsed="1"/>
-    <w:lsdException w:name="Table Grid 2" w:semiHidden="1" w:unhideWhenUsed="1"/>
-    <w:lsdException w:name="Table Grid 3" w:semiHidden="1" w:unhideWhenUsed="1"/>
-    <w:lsdException w:name="Table Grid 4" w:semiHidden="1" w:unhideWhenUsed="1"/>
-    <w:lsdException w:name="Table Grid 5" w:semiHidden="1" w:unhideWhenUsed="1"/>
-    <w:lsdException w:name="Table Grid 6" w:semiHidden="1" w:unhideWhenUsed="1"/>
-    <w:lsdException w:name="Table Grid 7" w:semiHidden="1" w:unhideWhenUsed="1"/>
-    <w:lsdException w:name="Table Grid 8" w:semiHidden="1" w:unhideWhenUsed="1"/>
-    <w:lsdException w:name="Table List 1" w:semiHidden="1" w:unhideWhenUsed="1"/>
-    <w:lsdException w:name="Table List 2" w:semiHidden="1" w:unhideWhenUsed="1"/>
-    <w:lsdException w:name="Table List 3" w:semiHidden="1" w:unhideWhenUsed="1"/>
-    <w:lsdException w:name="Table List 4" w:semiHidden="1" w:unhideWhenUsed="1"/>
-    <w:lsdException w:name="Table List 5" w:semiHidden="1" w:unhideWhenUsed="1"/>
-    <w:lsdException w:name="Table List 6" w:semiHidden="1" w:unhideWhenUsed="1"/>
-    <w:lsdException w:name="Table List 7" w:semiHidden="1" w:unhideWhenUsed="1"/>
-    <w:lsdException w:name="Table List 8" w:semiHidden="1" w:unhideWhenUsed="1"/>
-    <w:lsdException w:name="Table 3D effects 1" w:semiHidden="1" w:unhideWhenUsed="1"/>
-    <w:lsdException w:name="Table 3D effects 2" w:semiHidden="1" w:unhideWhenUsed="1"/>
-    <w:lsdException w:name="Table 3D effects 3" w:semiHidden="1" w:unhideWhenUsed="1"/>
-    <w:lsdException w:name="Table Contemporary" w:semiHidden="1" w:unhideWhenUsed="1"/>
-    <w:lsdException w:name="Table Elegant" w:semiHidden="1" w:unhideWhenUsed="1"/>
-    <w:lsdException w:name="Table Professional" w:semiHidden="1" w:unhideWhenUsed="1"/>
-    <w:lsdException w:name="Table Subtle 1" w:semiHidden="1" w:unhideWhenUsed="1"/>
-    <w:lsdException w:name="Table Subtle 2" w:semiHidden="1" w:unhideWhenUsed="1"/>
-    <w:lsdException w:name="Table Web 1" w:semiHidden="1" w:unhideWhenUsed="1"/>
-    <w:lsdException w:name="Table Web 2" w:semiHidden="1" w:unhideWhenUsed="1"/>
-    <w:lsdException w:name="Table Web 3" w:semiHidden="1" w:unhideWhenUsed="1"/>
-    <w:lsdException w:name="Balloon Text" w:semiHidden="1" w:unhideWhenUsed="1"/>
-    <w:lsdException w:name="Table Grid" w:uiPriority="39"/>
-    <w:lsdException w:name="Table Theme" w:semiHidden="1" w:unhideWhenUsed="1"/>
-    <w:lsdException w:name="Placeholder Text" w:semiHidden="1"/>
-    <w:lsdException w:name="No Spacing" w:uiPriority="1" w:qFormat="1"/>
-    <w:lsdException w:name="Light Shading" w:uiPriority="60"/>
-    <w:lsdException w:name="Light List" w:uiPriority="61"/>
-    <w:lsdException w:name="Light Grid" w:uiPriority="62"/>
-    <w:lsdException w:name="Medium Shading 1" w:uiPriority="63"/>
-    <w:lsdException w:name="Medium Shading 2" w:uiPriority="64"/>
-    <w:lsdException w:name="Medium List 1" w:uiPriority="65"/>
-    <w:lsdException w:name="Medium List 2" w:uiPriority="66"/>
-    <w:lsdException w:name="Medium Grid 1" w:uiPriority="67"/>
-    <w:lsdException w:name="Medium Grid 2" w:uiPriority="68"/>
-    <w:lsdException w:name="Medium Grid 3" w:uiPriority="69"/>
-    <w:lsdException w:name="Dark List" w:uiPriority="70"/>
-    <w:lsdException w:name="Colorful Shading" w:uiPriority="71"/>
-    <w:lsdException w:name="Colorful List" w:uiPriority="72"/>
-    <w:lsdException w:name="Colorful Grid" w:uiPriority="73"/>
-    <w:lsdException w:name="Light Shading Accent 1" w:uiPriority="60"/>
-    <w:lsdException w:name="Light List Accent 1" w:uiPriority="61"/>
-    <w:lsdException w:name="Light Grid Accent 1" w:uiPriority="62"/>
-    <w:lsdException w:name="Medium Shading 1 Accent 1" w:uiPriority="63"/>
-    <w:lsdException w:name="Medium Shading 2 Accent 1" w:uiPriority="64"/>
-    <w:lsdException w:name="Medium List 1 Accent 1" w:uiPriority="65"/>
-    <w:lsdException w:name="Revision" w:semiHidden="1"/>
-    <w:lsdException w:name="List Paragraph" w:uiPriority="34" w:qFormat="1"/>
-    <w:lsdException w:name="Quote" w:uiPriority="29" w:qFormat="1"/>
-    <w:lsdException w:name="Intense Quote" w:uiPriority="30" w:qFormat="1"/>
-    <w:lsdException w:name="Medium List 2 Accent 1" w:uiPriority="66"/>
-    <w:lsdException w:name="Medium Grid 1 Accent 1" w:uiPriority="67"/>
-    <w:lsdException w:name="Medium Grid 2 Accent 1" w:uiPriority="68"/>
-    <w:lsdException w:name="Medium Grid 3 Accent 1" w:uiPriority="69"/>
-    <w:lsdException w:name="Dark List Accent 1" w:uiPriority="70"/>
-    <w:lsdException w:name="Colorful Shading Accent 1" w:uiPriority="71"/>
-    <w:lsdException w:name="Colorful List Accent 1" w:uiPriority="72"/>
-    <w:lsdException w:name="Colorful Grid Accent 1" w:uiPriority="73"/>
-    <w:lsdException w:name="Light Shading Accent 2" w:uiPriority="60"/>
-    <w:lsdException w:name="Light List Accent 2" w:uiPriority="61"/>
-    <w:lsdException w:name="Light Grid Accent 2" w:uiPriority="62"/>
-    <w:lsdException w:name="Medium Shading 1 Accent 2" w:uiPriority="63"/>
-    <w:lsdException w:name="Medium Shading 2 Accent 2" w:uiPriority="64"/>
-    <w:lsdException w:name="Medium List 1 Accent 2" w:uiPriority="65"/>
-    <w:lsdException w:name="Medium List 2 Accent 2" w:uiPriority="66"/>
-    <w:lsdException w:name="Medium Grid 1 Accent 2" w:uiPriority="67"/>
-    <w:lsdException w:name="Medium Grid 2 Accent 2" w:uiPriority="68"/>
-    <w:lsdException w:name="Medium Grid 3 Accent 2" w:uiPriority="69"/>
-    <w:lsdException w:name="Dark List Accent 2" w:uiPriority="70"/>
-    <w:lsdException w:name="Colorful Shading Accent 2" w:uiPriority="71"/>
-    <w:lsdException w:name="Colorful List Accent 2" w:uiPriority="72"/>
-    <w:lsdException w:name="Colorful Grid Accent 2" w:uiPriority="73"/>
-    <w:lsdException w:name="Light Shading Accent 3" w:uiPriority="60"/>
-    <w:lsdException w:name="Light List Accent 3" w:uiPriority="61"/>
-    <w:lsdException w:name="Light Grid Accent 3" w:uiPriority="62"/>
-    <w:lsdException w:name="Medium Shading 1 Accent 3" w:uiPriority="63"/>
-    <w:lsdException w:name="Medium Shading 2 Accent 3" w:uiPriority="64"/>
-    <w:lsdException w:name="Medium List 1 Accent 3" w:uiPriority="65"/>
-    <w:lsdException w:name="Medium List 2 Accent 3" w:uiPriority="66"/>
-    <w:lsdException w:name="Medium Grid 1 Accent 3" w:uiPriority="67"/>
-    <w:lsdException w:name="Medium Grid 2 Accent 3" w:uiPriority="68"/>
-    <w:lsdException w:name="Medium Grid 3 Accent 3" w:uiPriority="69"/>
-    <w:lsdException w:name="Dark List Accent 3" w:uiPriority="70"/>
-    <w:lsdException w:name="Colorful Shading Accent 3" w:uiPriority="71"/>
-    <w:lsdException w:name="Colorful List Accent 3" w:uiPriority="72"/>
-    <w:lsdException w:name="Colorful Grid Accent 3" w:uiPriority="73"/>
-    <w:lsdException w:name="Light Shading Accent 4" w:uiPriority="60"/>
-    <w:lsdException w:name="Light List Accent 4" w:uiPriority="61"/>
-    <w:lsdException w:name="Light Grid Accent 4" w:uiPriority="62"/>
-    <w:lsdException w:name="Medium Shading 1 Accent 4" w:uiPriority="63"/>
-    <w:lsdException w:name="Medium Shading 2 Accent 4" w:uiPriority="64"/>
-    <w:lsdException w:name="Medium List 1 Accent 4" w:uiPriority="65"/>
-    <w:lsdException w:name="Medium List 2 Accent 4" w:uiPriority="66"/>
-    <w:lsdException w:name="Medium Grid 1 Accent 4" w:uiPriority="67"/>
-    <w:lsdException w:name="Medium Grid 2 Accent 4" w:uiPriority="68"/>
-    <w:lsdException w:name="Medium Grid 3 Accent 4" w:uiPriority="69"/>
-    <w:lsdException w:name="Dark List Accent 4" w:uiPriority="70"/>
-    <w:lsdException w:name="Colorful Shading Accent 4" w:uiPriority="71"/>
-    <w:lsdException w:name="Colorful List Accent 4" w:uiPriority="72"/>
-    <w:lsdException w:name="Colorful Grid Accent 4" w:uiPriority="73"/>
-    <w:lsdException w:name="Light Shading Accent 5" w:uiPriority="60"/>
-    <w:lsdException w:name="Light List Accent 5" w:uiPriority="61"/>
-    <w:lsdException w:name="Light Grid Accent 5" w:uiPriority="62"/>
-    <w:lsdException w:name="Medium Shading 1 Accent 5" w:uiPriority="63"/>
-    <w:lsdException w:name="Medium Shading 2 Accent 5" w:uiPriority="64"/>
-    <w:lsdException w:name="Medium List 1 Accent 5" w:uiPriority="65"/>
-    <w:lsdException w:name="Medium List 2 Accent 5" w:uiPriority="66"/>
-    <w:lsdException w:name="Medium Grid 1 Accent 5" w:uiPriority="67"/>
-    <w:lsdException w:name="Medium Grid 2 Accent 5" w:uiPriority="68"/>
-    <w:lsdException w:name="Medium Grid 3 Accent 5" w:uiPriority="69"/>
-    <w:lsdException w:name="Dark List Accent 5" w:uiPriority="70"/>
-    <w:lsdException w:name="Colorful Shading Accent 5" w:uiPriority="71"/>
-    <w:lsdException w:name="Colorful List Accent 5" w:uiPriority="72"/>
-    <w:lsdException w:name="Colorful Grid Accent 5" w:uiPriority="73"/>
-    <w:lsdException w:name="Light Shading Accent 6" w:uiPriority="60"/>
-    <w:lsdException w:name="Light List Accent 6" w:uiPriority="61"/>
-    <w:lsdException w:name="Light Grid Accent 6" w:uiPriority="62"/>
-    <w:lsdException w:name="Medium Shading 1 Accent 6" w:uiPriority="63"/>
-    <w:lsdException w:name="Medium Shading 2 Accent 6" w:uiPriority="64"/>
-    <w:lsdException w:name="Medium List 1 Accent 6" w:uiPriority="65"/>
-    <w:lsdException w:name="Medium List 2 Accent 6" w:uiPriority="66"/>
-    <w:lsdException w:name="Medium Grid 1 Accent 6" w:uiPriority="67"/>
-    <w:lsdException w:name="Medium Grid 2 Accent 6" w:uiPriority="68"/>
-    <w:lsdException w:name="Medium Grid 3 Accent 6" w:uiPriority="69"/>
-    <w:lsdException w:name="Dark List Accent 6" w:uiPriority="70"/>
-    <w:lsdException w:name="Colorful Shading Accent 6" w:uiPriority="71"/>
-    <w:lsdException w:name="Colorful List Accent 6" w:uiPriority="72"/>
-    <w:lsdException w:name="Colorful Grid Accent 6" w:uiPriority="73"/>
-    <w:lsdException w:name="Subtle Emphasis" w:uiPriority="19" w:qFormat="1"/>
-    <w:lsdException w:name="Intense Emphasis" w:uiPriority="21" w:qFormat="1"/>
-    <w:lsdException w:name="Subtle Reference" w:uiPriority="31" w:qFormat="1"/>
-    <w:lsdException w:name="Intense Reference" w:uiPriority="32" w:qFormat="1"/>
-    <w:lsdException w:name="Book Title" w:uiPriority="33" w:qFormat="1"/>
-    <w:lsdException w:name="Bibliography" w:semiHidden="1" w:uiPriority="37" w:unhideWhenUsed="1"/>
-    <w:lsdException w:name="TOC Heading" w:semiHidden="1" w:uiPriority="39" w:unhideWhenUsed="1" w:qFormat="1"/>
-    <w:lsdException w:name="Plain Table 1" w:uiPriority="41"/>
-    <w:lsdException w:name="Plain Table 2" w:uiPriority="42"/>
-    <w:lsdException w:name="Plain Table 3" w:uiPriority="43"/>
-    <w:lsdException w:name="Plain Table 4" w:uiPriority="44"/>
-    <w:lsdException w:name="Plain Table 5" w:uiPriority="45"/>
-    <w:lsdException w:name="Grid Table Light" w:uiPriority="40"/>
-    <w:lsdException w:name="Grid Table 1 Light" w:uiPriority="46"/>
-    <w:lsdException w:name="Grid Table 2" w:uiPriority="47"/>
-    <w:lsdException w:name="Grid Table 3" w:uiPriority="48"/>
-    <w:lsdException w:name="Grid Table 4" w:uiPriority="49"/>
-    <w:lsdException w:name="Grid Table 5 Dark" w:uiPriority="50"/>
-    <w:lsdException w:name="Grid Table 6 Colorful" w:uiPriority="51"/>
-    <w:lsdException w:name="Grid Table 7 Colorful" w:uiPriority="52"/>
-    <w:lsdException w:name="Grid Table 1 Light Accent 1" w:uiPriority="46"/>
-    <w:lsdException w:name="Grid Table 2 Accent 1" w:uiPriority="47"/>
-    <w:lsdException w:name="Grid Table 3 Accent 1" w:uiPriority="48"/>
-    <w:lsdException w:name="Grid Table 4 Accent 1" w:uiPriority="49"/>
-    <w:lsdException w:name="Grid Table 5 Dark Accent 1" w:uiPriority="50"/>
-    <w:lsdException w:name="Grid Table 6 Colorful Accent 1" w:uiPriority="51"/>
-    <w:lsdException w:name="Grid Table 7 Colorful Accent 1" w:uiPriority="52"/>
-    <w:lsdException w:name="Grid Table 1 Light Accent 2" w:uiPriority="46"/>
-    <w:lsdException w:name="Grid Table 2 Accent 2" w:uiPriority="47"/>
-    <w:lsdException w:name="Grid Table 3 Accent 2" w:uiPriority="48"/>
-    <w:lsdException w:name="Grid Table 4 Accent 2" w:uiPriority="49"/>
-    <w:lsdException w:name="Grid Table 5 Dark Accent 2" w:uiPriority="50"/>
-    <w:lsdException w:name="Grid Table 6 Colorful Accent 2" w:uiPriority="51"/>
-    <w:lsdException w:name="Grid Table 7 Colorful Accent 2" w:uiPriority="52"/>
-    <w:lsdException w:name="Grid Table 1 Light Accent 3" w:uiPriority="46"/>
-    <w:lsdException w:name="Grid Table 2 Accent 3" w:uiPriority="47"/>
-    <w:lsdException w:name="Grid Table 3 Accent 3" w:uiPriority="48"/>
-    <w:lsdException w:name="Grid Table 4 Accent 3" w:uiPriority="49"/>
-    <w:lsdException w:name="Grid Table 5 Dark Accent 3" w:uiPriority="50"/>
-    <w:lsdException w:name="Grid Table 6 Colorful Accent 3" w:uiPriority="51"/>
-    <w:lsdException w:name="Grid Table 7 Colorful Accent 3" w:uiPriority="52"/>
-    <w:lsdException w:name="Grid Table 1 Light Accent 4" w:uiPriority="46"/>
-    <w:lsdException w:name="Grid Table 2 Accent 4" w:uiPriority="47"/>
-    <w:lsdException w:name="Grid Table 3 Accent 4" w:uiPriority="48"/>
-    <w:lsdException w:name="Grid Table 4 Accent 4" w:uiPriority="49"/>
-    <w:lsdException w:name="Grid Table 5 Dark Accent 4" w:uiPriority="50"/>
-    <w:lsdException w:name="Grid Table 6 Colorful Accent 4" w:uiPriority="51"/>
-    <w:lsdException w:name="Grid Table 7 Colorful Accent 4" w:uiPriority="52"/>
-    <w:lsdException w:name="Grid Table 1 Light Accent 5" w:uiPriority="46"/>
-    <w:lsdException w:name="Grid Table 2 Accent 5" w:uiPriority="47"/>
-    <w:lsdException w:name="Grid Table 3 Accent 5" w:uiPriority="48"/>
-    <w:lsdException w:name="Grid Table 4 Accent 5" w:uiPriority="49"/>
-    <w:lsdException w:name="Grid Table 5 Dark Accent 5" w:uiPriority="50"/>
-    <w:lsdException w:name="Grid Table 6 Colorful Accent 5" w:uiPriority="51"/>
-    <w:lsdException w:name="Grid Table 7 Colorful Accent 5" w:uiPriority="52"/>
-    <w:lsdException w:name="Grid Table 1 Light Accent 6" w:uiPriority="46"/>
-    <w:lsdException w:name="Grid Table 2 Accent 6" w:uiPriority="47"/>
-    <w:lsdException w:name="Grid Table 3 Accent 6" w:uiPriority="48"/>
-    <w:lsdException w:name="Grid Table 4 Accent 6" w:uiPriority="49"/>
-    <w:lsdException w:name="Grid Table 5 Dark Accent 6" w:uiPriority="50"/>
-    <w:lsdException w:name="Grid Table 6 Colorful Accent 6" w:uiPriority="51"/>
-    <w:lsdException w:name="Grid Table 7 Colorful Accent 6" w:uiPriority="52"/>
-    <w:lsdException w:name="List Table 1 Light" w:uiPriority="46"/>
-    <w:lsdException w:name="List Table 2" w:uiPriority="47"/>
-    <w:lsdException w:name="List Table 3" w:uiPriority="48"/>
-    <w:lsdException w:name="List Table 4" w:uiPriority="49"/>
-    <w:lsdException w:name="List Table 5 Dark" w:uiPriority="50"/>
-    <w:lsdException w:name="List Table 6 Colorful" w:uiPriority="51"/>
-    <w:lsdException w:name="List Table 7 Colorful" w:uiPriority="52"/>
-    <w:lsdException w:name="List Table 1 Light Accent 1" w:uiPriority="46"/>
-    <w:lsdException w:name="List Table 2 Accent 1" w:uiPriority="47"/>
-    <w:lsdException w:name="List Table 3 Accent 1" w:uiPriority="48"/>
-    <w:lsdException w:name="List Table 4 Accent 1" w:uiPriority="49"/>
-    <w:lsdException w:name="List Table 5 Dark Accent 1" w:uiPriority="50"/>
-    <w:lsdException w:name="List Table 6 Colorful Accent 1" w:uiPriority="51"/>
-    <w:lsdException w:name="List Table 7 Colorful Accent 1" w:uiPriority="52"/>
-    <w:lsdException w:name="List Table 1 Light Accent 2" w:uiPriority="46"/>
-    <w:lsdException w:name="List Table 2 Accent 2" w:uiPriority="47"/>
-    <w:lsdException w:name="List Table 3 Accent 2" w:uiPriority="48"/>
-    <w:lsdException w:name="List Table 4 Accent 2" w:uiPriority="49"/>
-    <w:lsdException w:name="List Table 5 Dark Accent 2" w:uiPriority="50"/>
-    <w:lsdException w:name="List Table 6 Colorful Accent 2" w:uiPriority="51"/>
-    <w:lsdException w:name="List Table 7 Colorful Accent 2" w:uiPriority="52"/>
-    <w:lsdException w:name="List Table 1 Light Accent 3" w:uiPriority="46"/>
-    <w:lsdException w:name="List Table 2 Accent 3" w:uiPriority="47"/>
-    <w:lsdException w:name="List Table 3 Accent 3" w:uiPriority="48"/>
-    <w:lsdException w:name="List Table 4 Accent 3" w:uiPriority="49"/>
-    <w:lsdException w:name="List Table 5 Dark Accent 3" w:uiPriority="50"/>
-    <w:lsdException w:name="List Table 6 Colorful Accent 3" w:uiPriority="51"/>
-    <w:lsdException w:name="List Table 7 Colorful Accent 3" w:uiPriority="52"/>
-    <w:lsdException w:name="List Table 1 Light Accent 4" w:uiPriority="46"/>
-    <w:lsdException w:name="List Table 2 Accent 4" w:uiPriority="47"/>
-    <w:lsdException w:name="List Table 3 Accent 4" w:uiPriority="48"/>
-    <w:lsdException w:name="List Table 4 Accent 4" w:uiPriority="49"/>
-    <w:lsdException w:name="List Table 5 Dark Accent 4" w:uiPriority="50"/>
-    <w:lsdException w:name="List Table 6 Colorful Accent 4" w:uiPriority="51"/>
-    <w:lsdException w:name="List Table 7 Colorful Accent 4" w:uiPriority="52"/>
-    <w:lsdException w:name="List Table 1 Light Accent 5" w:uiPriority="46"/>
-    <w:lsdException w:name="List Table 2 Accent 5" w:uiPriority="47"/>
-    <w:lsdException w:name="List Table 3 Accent 5" w:uiPriority="48"/>
-    <w:lsdException w:name="List Table 4 Accent 5" w:uiPriority="49"/>
-    <w:lsdException w:name="List Table 5 Dark Accent 5" w:uiPriority="50"/>
-    <w:lsdException w:name="List Table 6 Colorful Accent 5" w:uiPriority="51"/>
-    <w:lsdException w:name="List Table 7 Colorful Accent 5" w:uiPriority="52"/>
-    <w:lsdException w:name="List Table 1 Light Accent 6" w:uiPriority="46"/>
-    <w:lsdException w:name="List Table 2 Accent 6" w:uiPriority="47"/>
-    <w:lsdException w:name="List Table 3 Accent 6" w:uiPriority="48"/>
-    <w:lsdException w:name="List Table 4 Accent 6" w:uiPriority="49"/>
-    <w:lsdException w:name="List Table 5 Dark Accent 6" w:uiPriority="50"/>
-    <w:lsdException w:name="List Table 6 Colorful Accent 6" w:uiPriority="51"/>
-    <w:lsdException w:name="List Table 7 Colorful Accent 6" w:uiPriority="52"/>
+  <w:latentStyles w:count="260" w:defQFormat="0" w:defUnhideWhenUsed="1" w:defSemiHidden="1" w:defUIPriority="99" w:defLockedState="0">
+    <w:lsdException w:qFormat="1" w:unhideWhenUsed="0" w:uiPriority="0" w:semiHidden="0" w:name="Normal"/>
+    <w:lsdException w:qFormat="1" w:unhideWhenUsed="0" w:uiPriority="9" w:semiHidden="0" w:name="heading 1"/>
+    <w:lsdException w:qFormat="1" w:unhideWhenUsed="0" w:uiPriority="9" w:semiHidden="0" w:name="heading 2"/>
+    <w:lsdException w:qFormat="1" w:uiPriority="9" w:name="heading 3"/>
+    <w:lsdException w:qFormat="1" w:uiPriority="9" w:name="heading 4"/>
+    <w:lsdException w:qFormat="1" w:uiPriority="9" w:name="heading 5"/>
+    <w:lsdException w:qFormat="1" w:uiPriority="9" w:name="heading 6"/>
+    <w:lsdException w:qFormat="1" w:uiPriority="9" w:name="heading 7"/>
+    <w:lsdException w:qFormat="1" w:uiPriority="9" w:name="heading 8"/>
+    <w:lsdException w:qFormat="1" w:uiPriority="9" w:name="heading 9"/>
+    <w:lsdException w:uiPriority="99" w:name="index 1"/>
+    <w:lsdException w:uiPriority="99" w:name="index 2"/>
+    <w:lsdException w:uiPriority="99" w:name="index 3"/>
+    <w:lsdException w:uiPriority="99" w:name="index 4"/>
+    <w:lsdException w:uiPriority="99" w:name="index 5"/>
+    <w:lsdException w:uiPriority="99" w:name="index 6"/>
+    <w:lsdException w:uiPriority="99" w:name="index 7"/>
+    <w:lsdException w:uiPriority="99" w:name="index 8"/>
+    <w:lsdException w:uiPriority="99" w:name="index 9"/>
+    <w:lsdException w:uiPriority="39" w:name="toc 1"/>
+    <w:lsdException w:uiPriority="39" w:name="toc 2"/>
+    <w:lsdException w:uiPriority="39" w:name="toc 3"/>
+    <w:lsdException w:uiPriority="39" w:name="toc 4"/>
+    <w:lsdException w:uiPriority="39" w:name="toc 5"/>
+    <w:lsdException w:uiPriority="39" w:name="toc 6"/>
+    <w:lsdException w:uiPriority="39" w:name="toc 7"/>
+    <w:lsdException w:uiPriority="39" w:name="toc 8"/>
+    <w:lsdException w:uiPriority="39" w:name="toc 9"/>
+    <w:lsdException w:uiPriority="99" w:name="Normal Indent"/>
+    <w:lsdException w:uiPriority="99" w:name="footnote text"/>
+    <w:lsdException w:uiPriority="99" w:name="annotation text"/>
+    <w:lsdException w:uiPriority="99" w:semiHidden="0" w:name="header"/>
+    <w:lsdException w:uiPriority="99" w:semiHidden="0" w:name="footer"/>
+    <w:lsdException w:uiPriority="99" w:name="index heading"/>
+    <w:lsdException w:qFormat="1" w:uiPriority="35" w:name="caption"/>
+    <w:lsdException w:uiPriority="99" w:name="table of figures"/>
+    <w:lsdException w:uiPriority="99" w:name="envelope address"/>
+    <w:lsdException w:uiPriority="99" w:name="envelope return"/>
+    <w:lsdException w:uiPriority="99" w:name="footnote reference"/>
+    <w:lsdException w:uiPriority="99" w:name="annotation reference"/>
+    <w:lsdException w:uiPriority="99" w:name="line number"/>
+    <w:lsdException w:uiPriority="99" w:name="page number"/>
+    <w:lsdException w:uiPriority="99" w:name="endnote reference"/>
+    <w:lsdException w:uiPriority="99" w:name="endnote text"/>
+    <w:lsdException w:uiPriority="99" w:name="table of authorities"/>
+    <w:lsdException w:uiPriority="99" w:name="macro"/>
+    <w:lsdException w:uiPriority="99" w:name="toa heading"/>
+    <w:lsdException w:uiPriority="99" w:name="List"/>
+    <w:lsdException w:uiPriority="99" w:name="List Bullet"/>
+    <w:lsdException w:uiPriority="99" w:name="List Number"/>
+    <w:lsdException w:uiPriority="99" w:name="List 2"/>
+    <w:lsdException w:uiPriority="99" w:name="List 3"/>
+    <w:lsdException w:uiPriority="99" w:name="List 4"/>
+    <w:lsdException w:uiPriority="99" w:name="List 5"/>
+    <w:lsdException w:uiPriority="99" w:name="List Bullet 2"/>
+    <w:lsdException w:uiPriority="99" w:name="List Bullet 3"/>
+    <w:lsdException w:uiPriority="99" w:name="List Bullet 4"/>
+    <w:lsdException w:uiPriority="99" w:name="List Bullet 5"/>
+    <w:lsdException w:uiPriority="99" w:name="List Number 2"/>
+    <w:lsdException w:uiPriority="99" w:name="List Number 3"/>
+    <w:lsdException w:uiPriority="99" w:name="List Number 4"/>
+    <w:lsdException w:uiPriority="99" w:name="List Number 5"/>
+    <w:lsdException w:qFormat="1" w:unhideWhenUsed="0" w:uiPriority="10" w:semiHidden="0" w:name="Title"/>
+    <w:lsdException w:uiPriority="99" w:name="Closing"/>
+    <w:lsdException w:uiPriority="99" w:name="Signature"/>
+    <w:lsdException w:qFormat="1" w:uiPriority="1" w:name="Default Paragraph Font"/>
+    <w:lsdException w:uiPriority="99" w:name="Body Text"/>
+    <w:lsdException w:uiPriority="99" w:name="Body Text Indent"/>
+    <w:lsdException w:uiPriority="99" w:name="List Continue"/>
+    <w:lsdException w:uiPriority="99" w:name="List Continue 2"/>
+    <w:lsdException w:uiPriority="99" w:name="List Continue 3"/>
+    <w:lsdException w:uiPriority="99" w:name="List Continue 4"/>
+    <w:lsdException w:uiPriority="99" w:name="List Continue 5"/>
+    <w:lsdException w:uiPriority="99" w:name="Message Header"/>
+    <w:lsdException w:qFormat="1" w:unhideWhenUsed="0" w:uiPriority="11" w:semiHidden="0" w:name="Subtitle"/>
+    <w:lsdException w:uiPriority="99" w:name="Salutation"/>
+    <w:lsdException w:uiPriority="99" w:name="Date"/>
+    <w:lsdException w:uiPriority="99" w:name="Body Text First Indent"/>
+    <w:lsdException w:uiPriority="99" w:name="Body Text First Indent 2"/>
+    <w:lsdException w:uiPriority="99" w:name="Note Heading"/>
+    <w:lsdException w:uiPriority="99" w:name="Body Text 2"/>
+    <w:lsdException w:uiPriority="99" w:name="Body Text 3"/>
+    <w:lsdException w:uiPriority="99" w:name="Body Text Indent 2"/>
+    <w:lsdException w:uiPriority="99" w:name="Body Text Indent 3"/>
+    <w:lsdException w:uiPriority="99" w:name="Block Text"/>
+    <w:lsdException w:uiPriority="99" w:name="Hyperlink"/>
+    <w:lsdException w:uiPriority="99" w:name="FollowedHyperlink"/>
+    <w:lsdException w:qFormat="1" w:unhideWhenUsed="0" w:uiPriority="22" w:semiHidden="0" w:name="Strong"/>
+    <w:lsdException w:qFormat="1" w:unhideWhenUsed="0" w:uiPriority="20" w:semiHidden="0" w:name="Emphasis"/>
+    <w:lsdException w:uiPriority="99" w:name="Document Map"/>
+    <w:lsdException w:uiPriority="99" w:name="Plain Text"/>
+    <w:lsdException w:uiPriority="99" w:name="E-mail Signature"/>
+    <w:lsdException w:uiPriority="99" w:name="Normal (Web)"/>
+    <w:lsdException w:uiPriority="99" w:name="HTML Acronym"/>
+    <w:lsdException w:uiPriority="99" w:name="HTML Address"/>
+    <w:lsdException w:uiPriority="99" w:name="HTML Cite"/>
+    <w:lsdException w:uiPriority="99" w:name="HTML Code"/>
+    <w:lsdException w:uiPriority="99" w:name="HTML Definition"/>
+    <w:lsdException w:uiPriority="99" w:name="HTML Keyboard"/>
+    <w:lsdException w:uiPriority="99" w:name="HTML Preformatted"/>
+    <w:lsdException w:uiPriority="99" w:name="HTML Sample"/>
+    <w:lsdException w:uiPriority="99" w:name="HTML Typewriter"/>
+    <w:lsdException w:uiPriority="99" w:name="HTML Variable"/>
+    <w:lsdException w:qFormat="1" w:uiPriority="99" w:name="Normal Table"/>
+    <w:lsdException w:uiPriority="99" w:name="annotation subject"/>
+    <w:lsdException w:uiPriority="99" w:name="Table Simple 1"/>
+    <w:lsdException w:uiPriority="99" w:name="Table Simple 2"/>
+    <w:lsdException w:uiPriority="99" w:name="Table Simple 3"/>
+    <w:lsdException w:uiPriority="99" w:name="Table Classic 1"/>
+    <w:lsdException w:uiPriority="99" w:name="Table Classic 2"/>
+    <w:lsdException w:uiPriority="99" w:name="Table Classic 3"/>
+    <w:lsdException w:uiPriority="99" w:name="Table Classic 4"/>
+    <w:lsdException w:uiPriority="99" w:name="Table Colorful 1"/>
+    <w:lsdException w:uiPriority="99" w:name="Table Colorful 2"/>
+    <w:lsdException w:uiPriority="99" w:name="Table Colorful 3"/>
+    <w:lsdException w:uiPriority="99" w:name="Table Columns 1"/>
+    <w:lsdException w:uiPriority="99" w:name="Table Columns 2"/>
+    <w:lsdException w:uiPriority="99" w:name="Table Columns 3"/>
+    <w:lsdException w:uiPriority="99" w:name="Table Columns 4"/>
+    <w:lsdException w:uiPriority="99" w:name="Table Columns 5"/>
+    <w:lsdException w:uiPriority="99" w:name="Table Grid 1"/>
+    <w:lsdException w:uiPriority="99" w:name="Table Grid 2"/>
+    <w:lsdException w:uiPriority="99" w:name="Table Grid 3"/>
+    <w:lsdException w:uiPriority="99" w:name="Table Grid 4"/>
+    <w:lsdException w:uiPriority="99" w:name="Table Grid 5"/>
+    <w:lsdException w:uiPriority="99" w:name="Table Grid 6"/>
+    <w:lsdException w:uiPriority="99" w:name="Table Grid 7"/>
+    <w:lsdException w:uiPriority="99" w:name="Table Grid 8"/>
+    <w:lsdException w:uiPriority="99" w:name="Table List 1"/>
+    <w:lsdException w:uiPriority="99" w:name="Table List 2"/>
+    <w:lsdException w:uiPriority="99" w:name="Table List 3"/>
+    <w:lsdException w:uiPriority="99" w:name="Table List 4"/>
+    <w:lsdException w:uiPriority="99" w:name="Table List 5"/>
+    <w:lsdException w:uiPriority="99" w:name="Table List 6"/>
+    <w:lsdException w:uiPriority="99" w:name="Table List 7"/>
+    <w:lsdException w:uiPriority="99" w:name="Table List 8"/>
+    <w:lsdException w:uiPriority="99" w:name="Table 3D effects 1"/>
+    <w:lsdException w:uiPriority="99" w:name="Table 3D effects 2"/>
+    <w:lsdException w:uiPriority="99" w:name="Table 3D effects 3"/>
+    <w:lsdException w:uiPriority="99" w:name="Table Contemporary"/>
+    <w:lsdException w:uiPriority="99" w:name="Table Elegant"/>
+    <w:lsdException w:uiPriority="99" w:name="Table Professional"/>
+    <w:lsdException w:uiPriority="99" w:name="Table Subtle 1"/>
+    <w:lsdException w:uiPriority="99" w:name="Table Subtle 2"/>
+    <w:lsdException w:uiPriority="99" w:name="Table Web 1"/>
+    <w:lsdException w:uiPriority="99" w:name="Table Web 2"/>
+    <w:lsdException w:uiPriority="99" w:name="Table Web 3"/>
+    <w:lsdException w:uiPriority="99" w:name="Balloon Text"/>
+    <w:lsdException w:unhideWhenUsed="0" w:uiPriority="39" w:semiHidden="0" w:name="Table Grid"/>
+    <w:lsdException w:uiPriority="99" w:name="Table Theme"/>
+    <w:lsdException w:unhideWhenUsed="0" w:uiPriority="60" w:semiHidden="0" w:name="Light Shading"/>
+    <w:lsdException w:unhideWhenUsed="0" w:uiPriority="61" w:semiHidden="0" w:name="Light List"/>
+    <w:lsdException w:unhideWhenUsed="0" w:uiPriority="62" w:semiHidden="0" w:name="Light Grid"/>
+    <w:lsdException w:unhideWhenUsed="0" w:uiPriority="63" w:semiHidden="0" w:name="Medium Shading 1"/>
+    <w:lsdException w:unhideWhenUsed="0" w:uiPriority="64" w:semiHidden="0" w:name="Medium Shading 2"/>
+    <w:lsdException w:unhideWhenUsed="0" w:uiPriority="65" w:semiHidden="0" w:name="Medium List 1"/>
+    <w:lsdException w:unhideWhenUsed="0" w:uiPriority="66" w:semiHidden="0" w:name="Medium List 2"/>
+    <w:lsdException w:unhideWhenUsed="0" w:uiPriority="67" w:semiHidden="0" w:name="Medium Grid 1"/>
+    <w:lsdException w:unhideWhenUsed="0" w:uiPriority="68" w:semiHidden="0" w:name="Medium Grid 2"/>
+    <w:lsdException w:unhideWhenUsed="0" w:uiPriority="69" w:semiHidden="0" w:name="Medium Grid 3"/>
+    <w:lsdException w:unhideWhenUsed="0" w:uiPriority="70" w:semiHidden="0" w:name="Dark List"/>
+    <w:lsdException w:unhideWhenUsed="0" w:uiPriority="71" w:semiHidden="0" w:name="Colorful Shading"/>
+    <w:lsdException w:unhideWhenUsed="0" w:uiPriority="72" w:semiHidden="0" w:name="Colorful List"/>
+    <w:lsdException w:unhideWhenUsed="0" w:uiPriority="73" w:semiHidden="0" w:name="Colorful Grid"/>
+    <w:lsdException w:unhideWhenUsed="0" w:uiPriority="60" w:semiHidden="0" w:name="Light Shading Accent 1"/>
+    <w:lsdException w:unhideWhenUsed="0" w:uiPriority="61" w:semiHidden="0" w:name="Light List Accent 1"/>
+    <w:lsdException w:unhideWhenUsed="0" w:uiPriority="62" w:semiHidden="0" w:name="Light Grid Accent 1"/>
+    <w:lsdException w:unhideWhenUsed="0" w:uiPriority="63" w:semiHidden="0" w:name="Medium Shading 1 Accent 1"/>
+    <w:lsdException w:unhideWhenUsed="0" w:uiPriority="64" w:semiHidden="0" w:name="Medium Shading 2 Accent 1"/>
+    <w:lsdException w:unhideWhenUsed="0" w:uiPriority="65" w:semiHidden="0" w:name="Medium List 1 Accent 1"/>
+    <w:lsdException w:unhideWhenUsed="0" w:uiPriority="66" w:semiHidden="0" w:name="Medium List 2 Accent 1"/>
+    <w:lsdException w:unhideWhenUsed="0" w:uiPriority="67" w:semiHidden="0" w:name="Medium Grid 1 Accent 1"/>
+    <w:lsdException w:unhideWhenUsed="0" w:uiPriority="68" w:semiHidden="0" w:name="Medium Grid 2 Accent 1"/>
+    <w:lsdException w:unhideWhenUsed="0" w:uiPriority="69" w:semiHidden="0" w:name="Medium Grid 3 Accent 1"/>
+    <w:lsdException w:unhideWhenUsed="0" w:uiPriority="70" w:semiHidden="0" w:name="Dark List Accent 1"/>
+    <w:lsdException w:unhideWhenUsed="0" w:uiPriority="71" w:semiHidden="0" w:name="Colorful Shading Accent 1"/>
+    <w:lsdException w:unhideWhenUsed="0" w:uiPriority="72" w:semiHidden="0" w:name="Colorful List Accent 1"/>
+    <w:lsdException w:unhideWhenUsed="0" w:uiPriority="73" w:semiHidden="0" w:name="Colorful Grid Accent 1"/>
+    <w:lsdException w:unhideWhenUsed="0" w:uiPriority="60" w:semiHidden="0" w:name="Light Shading Accent 2"/>
+    <w:lsdException w:unhideWhenUsed="0" w:uiPriority="61" w:semiHidden="0" w:name="Light List Accent 2"/>
+    <w:lsdException w:unhideWhenUsed="0" w:uiPriority="62" w:semiHidden="0" w:name="Light Grid Accent 2"/>
+    <w:lsdException w:unhideWhenUsed="0" w:uiPriority="63" w:semiHidden="0" w:name="Medium Shading 1 Accent 2"/>
+    <w:lsdException w:unhideWhenUsed="0" w:uiPriority="64" w:semiHidden="0" w:name="Medium Shading 2 Accent 2"/>
+    <w:lsdException w:unhideWhenUsed="0" w:uiPriority="65" w:semiHidden="0" w:name="Medium List 1 Accent 2"/>
+    <w:lsdException w:unhideWhenUsed="0" w:uiPriority="66" w:semiHidden="0" w:name="Medium List 2 Accent 2"/>
+    <w:lsdException w:unhideWhenUsed="0" w:uiPriority="67" w:semiHidden="0" w:name="Medium Grid 1 Accent 2"/>
+    <w:lsdException w:unhideWhenUsed="0" w:uiPriority="68" w:semiHidden="0" w:name="Medium Grid 2 Accent 2"/>
+    <w:lsdException w:unhideWhenUsed="0" w:uiPriority="69" w:semiHidden="0" w:name="Medium Grid 3 Accent 2"/>
+    <w:lsdException w:unhideWhenUsed="0" w:uiPriority="70" w:semiHidden="0" w:name="Dark List Accent 2"/>
+    <w:lsdException w:unhideWhenUsed="0" w:uiPriority="71" w:semiHidden="0" w:name="Colorful Shading Accent 2"/>
+    <w:lsdException w:unhideWhenUsed="0" w:uiPriority="72" w:semiHidden="0" w:name="Colorful List Accent 2"/>
+    <w:lsdException w:unhideWhenUsed="0" w:uiPriority="73" w:semiHidden="0" w:name="Colorful Grid Accent 2"/>
+    <w:lsdException w:unhideWhenUsed="0" w:uiPriority="60" w:semiHidden="0" w:name="Light Shading Accent 3"/>
+    <w:lsdException w:unhideWhenUsed="0" w:uiPriority="61" w:semiHidden="0" w:name="Light List Accent 3"/>
+    <w:lsdException w:unhideWhenUsed="0" w:uiPriority="62" w:semiHidden="0" w:name="Light Grid Accent 3"/>
+    <w:lsdException w:unhideWhenUsed="0" w:uiPriority="63" w:semiHidden="0" w:name="Medium Shading 1 Accent 3"/>
+    <w:lsdException w:unhideWhenUsed="0" w:uiPriority="64" w:semiHidden="0" w:name="Medium Shading 2 Accent 3"/>
+    <w:lsdException w:unhideWhenUsed="0" w:uiPriority="65" w:semiHidden="0" w:name="Medium List 1 Accent 3"/>
+    <w:lsdException w:unhideWhenUsed="0" w:uiPriority="66" w:semiHidden="0" w:name="Medium List 2 Accent 3"/>
+    <w:lsdException w:unhideWhenUsed="0" w:uiPriority="67" w:semiHidden="0" w:name="Medium Grid 1 Accent 3"/>
+    <w:lsdException w:unhideWhenUsed="0" w:uiPriority="68" w:semiHidden="0" w:name="Medium Grid 2 Accent 3"/>
+    <w:lsdException w:unhideWhenUsed="0" w:uiPriority="69" w:semiHidden="0" w:name="Medium Grid 3 Accent 3"/>
+    <w:lsdException w:unhideWhenUsed="0" w:uiPriority="70" w:semiHidden="0" w:name="Dark List Accent 3"/>
+    <w:lsdException w:unhideWhenUsed="0" w:uiPriority="71" w:semiHidden="0" w:name="Colorful Shading Accent 3"/>
+    <w:lsdException w:unhideWhenUsed="0" w:uiPriority="72" w:semiHidden="0" w:name="Colorful List Accent 3"/>
+    <w:lsdException w:unhideWhenUsed="0" w:uiPriority="73" w:semiHidden="0" w:name="Colorful Grid Accent 3"/>
+    <w:lsdException w:unhideWhenUsed="0" w:uiPriority="60" w:semiHidden="0" w:name="Light Shading Accent 4"/>
+    <w:lsdException w:unhideWhenUsed="0" w:uiPriority="61" w:semiHidden="0" w:name="Light List Accent 4"/>
+    <w:lsdException w:unhideWhenUsed="0" w:uiPriority="62" w:semiHidden="0" w:name="Light Grid Accent 4"/>
+    <w:lsdException w:unhideWhenUsed="0" w:uiPriority="63" w:semiHidden="0" w:name="Medium Shading 1 Accent 4"/>
+    <w:lsdException w:unhideWhenUsed="0" w:uiPriority="64" w:semiHidden="0" w:name="Medium Shading 2 Accent 4"/>
+    <w:lsdException w:unhideWhenUsed="0" w:uiPriority="65" w:semiHidden="0" w:name="Medium List 1 Accent 4"/>
+    <w:lsdException w:unhideWhenUsed="0" w:uiPriority="66" w:semiHidden="0" w:name="Medium List 2 Accent 4"/>
+    <w:lsdException w:unhideWhenUsed="0" w:uiPriority="67" w:semiHidden="0" w:name="Medium Grid 1 Accent 4"/>
+    <w:lsdException w:unhideWhenUsed="0" w:uiPriority="68" w:semiHidden="0" w:name="Medium Grid 2 Accent 4"/>
+    <w:lsdException w:unhideWhenUsed="0" w:uiPriority="69" w:semiHidden="0" w:name="Medium Grid 3 Accent 4"/>
+    <w:lsdException w:unhideWhenUsed="0" w:uiPriority="70" w:semiHidden="0" w:name="Dark List Accent 4"/>
+    <w:lsdException w:unhideWhenUsed="0" w:uiPriority="71" w:semiHidden="0" w:name="Colorful Shading Accent 4"/>
+    <w:lsdException w:unhideWhenUsed="0" w:uiPriority="72" w:semiHidden="0" w:name="Colorful List Accent 4"/>
+    <w:lsdException w:unhideWhenUsed="0" w:uiPriority="73" w:semiHidden="0" w:name="Colorful Grid Accent 4"/>
+    <w:lsdException w:unhideWhenUsed="0" w:uiPriority="60" w:semiHidden="0" w:name="Light Shading Accent 5"/>
+    <w:lsdException w:unhideWhenUsed="0" w:uiPriority="61" w:semiHidden="0" w:name="Light List Accent 5"/>
+    <w:lsdException w:unhideWhenUsed="0" w:uiPriority="62" w:semiHidden="0" w:name="Light Grid Accent 5"/>
+    <w:lsdException w:unhideWhenUsed="0" w:uiPriority="63" w:semiHidden="0" w:name="Medium Shading 1 Accent 5"/>
+    <w:lsdException w:unhideWhenUsed="0" w:uiPriority="64" w:semiHidden="0" w:name="Medium Shading 2 Accent 5"/>
+    <w:lsdException w:unhideWhenUsed="0" w:uiPriority="65" w:semiHidden="0" w:name="Medium List 1 Accent 5"/>
+    <w:lsdException w:unhideWhenUsed="0" w:uiPriority="66" w:semiHidden="0" w:name="Medium List 2 Accent 5"/>
+    <w:lsdException w:unhideWhenUsed="0" w:uiPriority="67" w:semiHidden="0" w:name="Medium Grid 1 Accent 5"/>
+    <w:lsdException w:unhideWhenUsed="0" w:uiPriority="68" w:semiHidden="0" w:name="Medium Grid 2 Accent 5"/>
+    <w:lsdException w:unhideWhenUsed="0" w:uiPriority="69" w:semiHidden="0" w:name="Medium Grid 3 Accent 5"/>
+    <w:lsdException w:unhideWhenUsed="0" w:uiPriority="70" w:semiHidden="0" w:name="Dark List Accent 5"/>
+    <w:lsdException w:unhideWhenUsed="0" w:uiPriority="71" w:semiHidden="0" w:name="Colorful Shading Accent 5"/>
+    <w:lsdException w:unhideWhenUsed="0" w:uiPriority="72" w:semiHidden="0" w:name="Colorful List Accent 5"/>
+    <w:lsdException w:unhideWhenUsed="0" w:uiPriority="73" w:semiHidden="0" w:name="Colorful Grid Accent 5"/>
+    <w:lsdException w:unhideWhenUsed="0" w:uiPriority="60" w:semiHidden="0" w:name="Light Shading Accent 6"/>
+    <w:lsdException w:unhideWhenUsed="0" w:uiPriority="61" w:semiHidden="0" w:name="Light List Accent 6"/>
+    <w:lsdException w:unhideWhenUsed="0" w:uiPriority="62" w:semiHidden="0" w:name="Light Grid Accent 6"/>
+    <w:lsdException w:unhideWhenUsed="0" w:uiPriority="63" w:semiHidden="0" w:name="Medium Shading 1 Accent 6"/>
+    <w:lsdException w:unhideWhenUsed="0" w:uiPriority="64" w:semiHidden="0" w:name="Medium Shading 2 Accent 6"/>
+    <w:lsdException w:unhideWhenUsed="0" w:uiPriority="65" w:semiHidden="0" w:name="Medium List 1 Accent 6"/>
+    <w:lsdException w:unhideWhenUsed="0" w:uiPriority="66" w:semiHidden="0" w:name="Medium List 2 Accent 6"/>
+    <w:lsdException w:unhideWhenUsed="0" w:uiPriority="67" w:semiHidden="0" w:name="Medium Grid 1 Accent 6"/>
+    <w:lsdException w:unhideWhenUsed="0" w:uiPriority="68" w:semiHidden="0" w:name="Medium Grid 2 Accent 6"/>
+    <w:lsdException w:unhideWhenUsed="0" w:uiPriority="69" w:semiHidden="0" w:name="Medium Grid 3 Accent 6"/>
+    <w:lsdException w:unhideWhenUsed="0" w:uiPriority="70" w:semiHidden="0" w:name="Dark List Accent 6"/>
+    <w:lsdException w:unhideWhenUsed="0" w:uiPriority="71" w:semiHidden="0" w:name="Colorful Shading Accent 6"/>
+    <w:lsdException w:unhideWhenUsed="0" w:uiPriority="72" w:semiHidden="0" w:name="Colorful List Accent 6"/>
+    <w:lsdException w:unhideWhenUsed="0" w:uiPriority="73" w:semiHidden="0" w:name="Colorful Grid Accent 6"/>
   </w:latentStyles>
-  <w:style w:type="paragraph" w:default="1" w:styleId="Normal">
+  <w:style w:type="paragraph" w:default="1" w:styleId="1">
     <w:name w:val="Normal"/>
     <w:qFormat/>
+    <w:uiPriority w:val="0"/>
+    <w:pPr>
+      <w:spacing w:after="160" w:line="259" w:lineRule="auto"/>
+    </w:pPr>
+    <w:rPr>
+      <w:rFonts w:asciiTheme="minorHAnsi" w:hAnsiTheme="minorHAnsi" w:eastAsiaTheme="minorHAnsi" w:cstheme="minorBidi"/>
+      <w:sz w:val="22"/>
+      <w:szCs w:val="22"/>
+      <w:lang w:val="en-US" w:eastAsia="en-US" w:bidi="ar-SA"/>
+    </w:rPr>
   </w:style>
-  <w:style w:type="paragraph" w:styleId="Heading2">
+  <w:style w:type="paragraph" w:styleId="2">
     <w:name w:val="heading 2"/>
-    <w:basedOn w:val="Normal"/>
-    <w:link w:val="Heading2Char"/>
+    <w:basedOn w:val="1"/>
+    <w:link w:val="10"/>
+    <w:qFormat/>
     <w:uiPriority w:val="9"/>
-    <w:qFormat/>
-    <w:rsid w:val="00F304C7"/>
     <w:pPr>
       <w:spacing w:before="100" w:beforeAutospacing="1" w:after="100" w:afterAutospacing="1" w:line="240" w:lineRule="auto"/>
       <w:outlineLvl w:val="1"/>
     </w:pPr>
     <w:rPr>
-      <w:rFonts w:ascii="Times New Roman" w:eastAsia="Times New Roman" w:hAnsi="Times New Roman" w:cs="Times New Roman"/>
+      <w:rFonts w:ascii="Times New Roman" w:hAnsi="Times New Roman" w:eastAsia="Times New Roman" w:cs="Times New Roman"/>
       <w:b/>
       <w:bCs/>
       <w:sz w:val="36"/>
       <w:szCs w:val="36"/>
     </w:rPr>
   </w:style>
-  <w:style w:type="paragraph" w:styleId="Heading3">
+  <w:style w:type="paragraph" w:styleId="3">
     <w:name w:val="heading 3"/>
-    <w:basedOn w:val="Normal"/>
-    <w:next w:val="Normal"/>
-    <w:link w:val="Heading3Char"/>
-    <w:uiPriority w:val="9"/>
+    <w:basedOn w:val="1"/>
+    <w:next w:val="1"/>
+    <w:link w:val="11"/>
     <w:semiHidden/>
     <w:unhideWhenUsed/>
     <w:qFormat/>
-    <w:rsid w:val="00F304C7"/>
+    <w:uiPriority w:val="9"/>
     <w:pPr>
       <w:keepNext/>
       <w:keepLines/>
@@ -10948,25 +10090,26 @@
       <w:outlineLvl w:val="2"/>
     </w:pPr>
     <w:rPr>
-      <w:rFonts w:asciiTheme="majorHAnsi" w:eastAsiaTheme="majorEastAsia" w:hAnsiTheme="majorHAnsi" w:cstheme="majorBidi"/>
-      <w:color w:val="1F4D78" w:themeColor="accent1" w:themeShade="7F"/>
+      <w:rFonts w:asciiTheme="majorHAnsi" w:hAnsiTheme="majorHAnsi" w:eastAsiaTheme="majorEastAsia" w:cstheme="majorBidi"/>
+      <w:color w:val="1F4E79" w:themeColor="accent1" w:themeShade="80"/>
       <w:sz w:val="24"/>
       <w:szCs w:val="24"/>
     </w:rPr>
   </w:style>
-  <w:style w:type="character" w:default="1" w:styleId="DefaultParagraphFont">
+  <w:style w:type="character" w:default="1" w:styleId="4">
     <w:name w:val="Default Paragraph Font"/>
-    <w:uiPriority w:val="1"/>
     <w:semiHidden/>
     <w:unhideWhenUsed/>
+    <w:qFormat/>
+    <w:uiPriority w:val="1"/>
   </w:style>
-  <w:style w:type="table" w:default="1" w:styleId="TableNormal">
+  <w:style w:type="table" w:default="1" w:styleId="5">
     <w:name w:val="Normal Table"/>
-    <w:uiPriority w:val="99"/>
     <w:semiHidden/>
     <w:unhideWhenUsed/>
+    <w:qFormat/>
+    <w:uiPriority w:val="99"/>
     <w:tblPr>
-      <w:tblInd w:w="0" w:type="dxa"/>
       <w:tblCellMar>
         <w:top w:w="0" w:type="dxa"/>
         <w:left w:w="108" w:type="dxa"/>
@@ -10975,76 +10118,12 @@
       </w:tblCellMar>
     </w:tblPr>
   </w:style>
-  <w:style w:type="numbering" w:default="1" w:styleId="NoList">
-    <w:name w:val="No List"/>
+  <w:style w:type="paragraph" w:styleId="6">
+    <w:name w:val="footer"/>
+    <w:basedOn w:val="1"/>
+    <w:link w:val="13"/>
+    <w:unhideWhenUsed/>
     <w:uiPriority w:val="99"/>
-    <w:semiHidden/>
-    <w:unhideWhenUsed/>
-  </w:style>
-  <w:style w:type="character" w:customStyle="1" w:styleId="Heading2Char">
-    <w:name w:val="Heading 2 Char"/>
-    <w:basedOn w:val="DefaultParagraphFont"/>
-    <w:link w:val="Heading2"/>
-    <w:uiPriority w:val="9"/>
-    <w:rsid w:val="00F304C7"/>
-    <w:rPr>
-      <w:rFonts w:ascii="Times New Roman" w:eastAsia="Times New Roman" w:hAnsi="Times New Roman" w:cs="Times New Roman"/>
-      <w:b/>
-      <w:bCs/>
-      <w:sz w:val="36"/>
-      <w:szCs w:val="36"/>
-    </w:rPr>
-  </w:style>
-  <w:style w:type="paragraph" w:styleId="NormalWeb">
-    <w:name w:val="Normal (Web)"/>
-    <w:basedOn w:val="Normal"/>
-    <w:uiPriority w:val="99"/>
-    <w:semiHidden/>
-    <w:unhideWhenUsed/>
-    <w:rsid w:val="00F304C7"/>
-    <w:pPr>
-      <w:spacing w:before="100" w:beforeAutospacing="1" w:after="100" w:afterAutospacing="1" w:line="240" w:lineRule="auto"/>
-    </w:pPr>
-    <w:rPr>
-      <w:rFonts w:ascii="Times New Roman" w:eastAsia="Times New Roman" w:hAnsi="Times New Roman" w:cs="Times New Roman"/>
-      <w:sz w:val="24"/>
-      <w:szCs w:val="24"/>
-    </w:rPr>
-  </w:style>
-  <w:style w:type="character" w:customStyle="1" w:styleId="Heading3Char">
-    <w:name w:val="Heading 3 Char"/>
-    <w:basedOn w:val="DefaultParagraphFont"/>
-    <w:link w:val="Heading3"/>
-    <w:uiPriority w:val="9"/>
-    <w:semiHidden/>
-    <w:rsid w:val="00F304C7"/>
-    <w:rPr>
-      <w:rFonts w:asciiTheme="majorHAnsi" w:eastAsiaTheme="majorEastAsia" w:hAnsiTheme="majorHAnsi" w:cstheme="majorBidi"/>
-      <w:color w:val="1F4D78" w:themeColor="accent1" w:themeShade="7F"/>
-      <w:sz w:val="24"/>
-      <w:szCs w:val="24"/>
-    </w:rPr>
-  </w:style>
-  <w:style w:type="character" w:styleId="HTMLCode">
-    <w:name w:val="HTML Code"/>
-    <w:basedOn w:val="DefaultParagraphFont"/>
-    <w:uiPriority w:val="99"/>
-    <w:semiHidden/>
-    <w:unhideWhenUsed/>
-    <w:rsid w:val="00F304C7"/>
-    <w:rPr>
-      <w:rFonts w:ascii="Courier New" w:eastAsia="Times New Roman" w:hAnsi="Courier New" w:cs="Courier New"/>
-      <w:sz w:val="20"/>
-      <w:szCs w:val="20"/>
-    </w:rPr>
-  </w:style>
-  <w:style w:type="paragraph" w:styleId="Header">
-    <w:name w:val="header"/>
-    <w:basedOn w:val="Normal"/>
-    <w:link w:val="HeaderChar"/>
-    <w:uiPriority w:val="99"/>
-    <w:unhideWhenUsed/>
-    <w:rsid w:val="00C14A33"/>
     <w:pPr>
       <w:tabs>
         <w:tab w:val="center" w:pos="4680"/>
@@ -11053,20 +10132,12 @@
       <w:spacing w:after="0" w:line="240" w:lineRule="auto"/>
     </w:pPr>
   </w:style>
-  <w:style w:type="character" w:customStyle="1" w:styleId="HeaderChar">
-    <w:name w:val="Header Char"/>
-    <w:basedOn w:val="DefaultParagraphFont"/>
-    <w:link w:val="Header"/>
+  <w:style w:type="paragraph" w:styleId="7">
+    <w:name w:val="header"/>
+    <w:basedOn w:val="1"/>
+    <w:link w:val="12"/>
+    <w:unhideWhenUsed/>
     <w:uiPriority w:val="99"/>
-    <w:rsid w:val="00C14A33"/>
-  </w:style>
-  <w:style w:type="paragraph" w:styleId="Footer">
-    <w:name w:val="footer"/>
-    <w:basedOn w:val="Normal"/>
-    <w:link w:val="FooterChar"/>
-    <w:uiPriority w:val="99"/>
-    <w:unhideWhenUsed/>
-    <w:rsid w:val="00C14A33"/>
     <w:pPr>
       <w:tabs>
         <w:tab w:val="center" w:pos="4680"/>
@@ -11075,12 +10146,71 @@
       <w:spacing w:after="0" w:line="240" w:lineRule="auto"/>
     </w:pPr>
   </w:style>
-  <w:style w:type="character" w:customStyle="1" w:styleId="FooterChar">
+  <w:style w:type="character" w:styleId="8">
+    <w:name w:val="HTML Code"/>
+    <w:basedOn w:val="4"/>
+    <w:semiHidden/>
+    <w:unhideWhenUsed/>
+    <w:uiPriority w:val="99"/>
+    <w:rPr>
+      <w:rFonts w:ascii="Courier New" w:hAnsi="Courier New" w:eastAsia="Times New Roman" w:cs="Courier New"/>
+      <w:sz w:val="20"/>
+      <w:szCs w:val="20"/>
+    </w:rPr>
+  </w:style>
+  <w:style w:type="paragraph" w:styleId="9">
+    <w:name w:val="Normal (Web)"/>
+    <w:basedOn w:val="1"/>
+    <w:semiHidden/>
+    <w:unhideWhenUsed/>
+    <w:uiPriority w:val="99"/>
+    <w:pPr>
+      <w:spacing w:before="100" w:beforeAutospacing="1" w:after="100" w:afterAutospacing="1" w:line="240" w:lineRule="auto"/>
+    </w:pPr>
+    <w:rPr>
+      <w:rFonts w:ascii="Times New Roman" w:hAnsi="Times New Roman" w:eastAsia="Times New Roman" w:cs="Times New Roman"/>
+      <w:sz w:val="24"/>
+      <w:szCs w:val="24"/>
+    </w:rPr>
+  </w:style>
+  <w:style w:type="character" w:customStyle="1" w:styleId="10">
+    <w:name w:val="Heading 2 Char"/>
+    <w:basedOn w:val="4"/>
+    <w:link w:val="2"/>
+    <w:qFormat/>
+    <w:uiPriority w:val="9"/>
+    <w:rPr>
+      <w:rFonts w:ascii="Times New Roman" w:hAnsi="Times New Roman" w:eastAsia="Times New Roman" w:cs="Times New Roman"/>
+      <w:b/>
+      <w:bCs/>
+      <w:sz w:val="36"/>
+      <w:szCs w:val="36"/>
+    </w:rPr>
+  </w:style>
+  <w:style w:type="character" w:customStyle="1" w:styleId="11">
+    <w:name w:val="Heading 3 Char"/>
+    <w:basedOn w:val="4"/>
+    <w:link w:val="3"/>
+    <w:semiHidden/>
+    <w:uiPriority w:val="9"/>
+    <w:rPr>
+      <w:rFonts w:asciiTheme="majorHAnsi" w:hAnsiTheme="majorHAnsi" w:eastAsiaTheme="majorEastAsia" w:cstheme="majorBidi"/>
+      <w:color w:val="1F4E79" w:themeColor="accent1" w:themeShade="80"/>
+      <w:sz w:val="24"/>
+      <w:szCs w:val="24"/>
+    </w:rPr>
+  </w:style>
+  <w:style w:type="character" w:customStyle="1" w:styleId="12">
+    <w:name w:val="Header Char"/>
+    <w:basedOn w:val="4"/>
+    <w:link w:val="7"/>
+    <w:uiPriority w:val="99"/>
+  </w:style>
+  <w:style w:type="character" w:customStyle="1" w:styleId="13">
     <w:name w:val="Footer Char"/>
-    <w:basedOn w:val="DefaultParagraphFont"/>
-    <w:link w:val="Footer"/>
+    <w:basedOn w:val="4"/>
+    <w:link w:val="6"/>
     <w:uiPriority w:val="99"/>
-    <w:rsid w:val="00C14A33"/>
   </w:style>
 </w:styles>
 </file>
@@ -11128,7 +10258,7 @@
     </a:clrScheme>
     <a:fontScheme name="Office">
       <a:majorFont>
-        <a:latin typeface="Calibri Light" panose="020F0302020204030204"/>
+        <a:latin typeface="Calibri Light"/>
         <a:ea typeface=""/>
         <a:cs typeface=""/>
         <a:font script="Jpan" typeface="游ゴシック Light"/>
@@ -11163,7 +10293,7 @@
         <a:font script="Geor" typeface="Sylfaen"/>
       </a:majorFont>
       <a:minorFont>
-        <a:latin typeface="Calibri" panose="020F0502020204030204"/>
+        <a:latin typeface="Calibri"/>
         <a:ea typeface=""/>
         <a:cs typeface=""/>
         <a:font script="Jpan" typeface="游明朝"/>
@@ -11337,23 +10467,32 @@
     </a:fmtScheme>
   </a:themeElements>
   <a:objectDefaults/>
-  <a:extraClrSchemeLst/>
-  <a:extLst>
-    <a:ext uri="{05A4C25C-085E-4340-85A3-A5531E510DB2}">
-      <thm15:themeFamily xmlns:thm15="http://schemas.microsoft.com/office/thememl/2012/main" name="Office Theme" id="{62F939B6-93AF-4DB8-9C6B-D6C7DFDC589F}" vid="{4A3C46E8-61CC-4603-A589-7422A47A8E4A}"/>
-    </a:ext>
-  </a:extLst>
 </a:theme>
 </file>
 
 <file path=customXml/item1.xml><?xml version="1.0" encoding="utf-8"?>
+<s:customData xmlns="http://www.wps.cn/officeDocument/2013/wpsCustomData" xmlns:s="http://www.wps.cn/officeDocument/2013/wpsCustomData">
+  <customSectProps/>
+  <customShpExts>
+    <customShpInfo spid="_x0000_s1026" textRotate="1"/>
+  </customShpExts>
+</s:customData>
+</file>
+
+<file path=customXml/item2.xml><?xml version="1.0" encoding="utf-8"?>
 <b:Sources xmlns:b="http://schemas.openxmlformats.org/officeDocument/2006/bibliography" xmlns="http://schemas.openxmlformats.org/officeDocument/2006/bibliography" SelectedStyle="\APASixthEditionOfficeOnline.xsl" StyleName="APA" Version="6"/>
 </file>
 
 <file path=customXml/itemProps1.xml><?xml version="1.0" encoding="utf-8"?>
-<ds:datastoreItem xmlns:ds="http://schemas.openxmlformats.org/officeDocument/2006/customXml" ds:itemID="{7F7A3BA4-7C9B-4E3D-ABDD-7CF91E3641DF}">
+<ds:datastoreItem xmlns:ds="http://schemas.openxmlformats.org/officeDocument/2006/customXml" ds:itemID="{B1977F7D-205B-4081-913C-38D41E755F92}">
   <ds:schemaRefs>
-    <ds:schemaRef ds:uri="http://schemas.openxmlformats.org/officeDocument/2006/bibliography"/>
+    <ds:schemaRef ds:uri="http://www.wps.cn/officeDocument/2013/wpsCustomData"/>
   </ds:schemaRefs>
 </ds:datastoreItem>
+</file>
+
+<file path=customXml/itemProps2.xml><?xml version="1.0" encoding="utf-8"?>
+<ds:datastoreItem xmlns:ds="http://schemas.openxmlformats.org/officeDocument/2006/customXml" ds:itemID="{7F7A3BA4-7C9B-4E3D-ABDD-7CF91E3641DF}">
+  <ds:schemaRefs/>
+</ds:datastoreItem>
 </file>